--- a/docs/week-12/cen429-week-12-ders-notu.en.docx
+++ b/docs/week-12/cen429-week-12-ders-notu.en.docx
@@ -2,7 +2,7 @@
 <file path=word/document.xml><?xml version="1.0" encoding="utf-8"?>
 <w:document xmlns:w="http://schemas.openxmlformats.org/wordprocessingml/2006/main" xmlns:m="http://schemas.openxmlformats.org/officeDocument/2006/math" xmlns:r="http://schemas.openxmlformats.org/officeDocument/2006/relationships" xmlns:o="urn:schemas-microsoft-com:office:office" xmlns:v="urn:schemas-microsoft-com:vml" xmlns:w10="urn:schemas-microsoft-com:office:word" xmlns:a="http://schemas.openxmlformats.org/drawingml/2006/main" xmlns:pic="http://schemas.openxmlformats.org/drawingml/2006/picture" xmlns:wp="http://schemas.openxmlformats.org/drawingml/2006/wordprocessingDrawing">
   <w:body>
-    <w:bookmarkStart w:id="45" w:name="X3a110c4cd234bc6fa63419f9408234c73f9f53f"/>
+    <w:bookmarkStart w:id="48" w:name="X3a110c4cd234bc6fa63419f9408234c73f9f53f"/>
     <w:p>
       <w:pPr>
         <w:pStyle w:val="Heading1"/>
@@ -192,6 +192,402 @@
       </w:r>
       <w:r>
         <w:t xml:space="preserve">altından. Tümüyle sentetik ve güvenlidir; öğrenci bilgisayarına zarar vermez.</w:t>
+      </w:r>
+    </w:p>
+    <w:p>
+      <w:pPr>
+        <w:pStyle w:val="BlockText"/>
+      </w:pPr>
+      <w:r>
+        <w:rPr>
+          <w:b/>
+          <w:bCs/>
+        </w:rPr>
+        <w:t xml:space="preserve">Demoyu kendiniz çalıştırın — adım adım (kopyala-yapıştır)</w:t>
+      </w:r>
+    </w:p>
+    <w:p>
+      <w:pPr>
+        <w:pStyle w:val="BlockText"/>
+      </w:pPr>
+      <w:r>
+        <w:t xml:space="preserve">İlk derleme</w:t>
+      </w:r>
+      <w:r>
+        <w:t xml:space="preserve"> </w:t>
+      </w:r>
+      <w:r>
+        <w:rPr>
+          <w:rStyle w:val="VerbatimChar"/>
+        </w:rPr>
+        <w:t xml:space="preserve">code/README.md</w:t>
+      </w:r>
+      <w:r>
+        <w:t xml:space="preserve">’de anlatılır.</w:t>
+      </w:r>
+      <w:r>
+        <w:t xml:space="preserve"> </w:t>
+      </w:r>
+      <w:r>
+        <w:rPr>
+          <w:rStyle w:val="VerbatimChar"/>
+          <w:b/>
+          <w:bCs/>
+        </w:rPr>
+        <w:t xml:space="preserve">code</w:t>
+      </w:r>
+      <w:r>
+        <w:t xml:space="preserve"> </w:t>
+      </w:r>
+      <w:r>
+        <w:t xml:space="preserve">klasöründen:</w:t>
+      </w:r>
+    </w:p>
+    <w:p>
+      <w:pPr>
+        <w:pStyle w:val="SourceCode"/>
+      </w:pPr>
+      <w:r>
+        <w:rPr>
+          <w:rStyle w:val="CommentTok"/>
+        </w:rPr>
+        <w:t xml:space="preserve"># Windows (PowerShell)</w:t>
+      </w:r>
+      <w:r>
+        <w:br/>
+      </w:r>
+      <w:r>
+        <w:rPr>
+          <w:rStyle w:val="OperatorTok"/>
+        </w:rPr>
+        <w:t xml:space="preserve">.</w:t>
+      </w:r>
+      <w:r>
+        <w:rPr>
+          <w:rStyle w:val="NormalTok"/>
+        </w:rPr>
+        <w:t xml:space="preserve">\build</w:t>
+      </w:r>
+      <w:r>
+        <w:rPr>
+          <w:rStyle w:val="OperatorTok"/>
+        </w:rPr>
+        <w:t xml:space="preserve">.</w:t>
+      </w:r>
+      <w:r>
+        <w:rPr>
+          <w:rStyle w:val="FunctionTok"/>
+        </w:rPr>
+        <w:t xml:space="preserve">ps1</w:t>
+      </w:r>
+      <w:r>
+        <w:br/>
+      </w:r>
+      <w:r>
+        <w:rPr>
+          <w:rStyle w:val="FunctionTok"/>
+        </w:rPr>
+        <w:t xml:space="preserve">cd</w:t>
+      </w:r>
+      <w:r>
+        <w:rPr>
+          <w:rStyle w:val="NormalTok"/>
+        </w:rPr>
+        <w:t xml:space="preserve"> week-12\</w:t>
+      </w:r>
+      <w:r>
+        <w:rPr>
+          <w:rStyle w:val="DecValTok"/>
+        </w:rPr>
+        <w:t xml:space="preserve">01</w:t>
+      </w:r>
+      <w:r>
+        <w:rPr>
+          <w:rStyle w:val="OperatorTok"/>
+        </w:rPr>
+        <w:t xml:space="preserve">-</w:t>
+      </w:r>
+      <w:r>
+        <w:rPr>
+          <w:rStyle w:val="NormalTok"/>
+        </w:rPr>
+        <w:t xml:space="preserve">birim-test</w:t>
+      </w:r>
+      <w:r>
+        <w:br/>
+      </w:r>
+      <w:r>
+        <w:rPr>
+          <w:rStyle w:val="OperatorTok"/>
+        </w:rPr>
+        <w:t xml:space="preserve">.</w:t>
+      </w:r>
+      <w:r>
+        <w:rPr>
+          <w:rStyle w:val="NormalTok"/>
+        </w:rPr>
+        <w:t xml:space="preserve">\bin\windows\birim_test</w:t>
+      </w:r>
+      <w:r>
+        <w:rPr>
+          <w:rStyle w:val="OperatorTok"/>
+        </w:rPr>
+        <w:t xml:space="preserve">.</w:t>
+      </w:r>
+      <w:r>
+        <w:rPr>
+          <w:rStyle w:val="FunctionTok"/>
+        </w:rPr>
+        <w:t xml:space="preserve">exe</w:t>
+      </w:r>
+      <w:r>
+        <w:br/>
+      </w:r>
+      <w:r>
+        <w:rPr>
+          <w:rStyle w:val="FunctionTok"/>
+        </w:rPr>
+        <w:t xml:space="preserve">cd</w:t>
+      </w:r>
+      <w:r>
+        <w:rPr>
+          <w:rStyle w:val="NormalTok"/>
+        </w:rPr>
+        <w:t xml:space="preserve"> </w:t>
+      </w:r>
+      <w:r>
+        <w:rPr>
+          <w:rStyle w:val="OperatorTok"/>
+        </w:rPr>
+        <w:t xml:space="preserve">..</w:t>
+      </w:r>
+      <w:r>
+        <w:rPr>
+          <w:rStyle w:val="NormalTok"/>
+        </w:rPr>
+        <w:t xml:space="preserve">\</w:t>
+      </w:r>
+      <w:r>
+        <w:rPr>
+          <w:rStyle w:val="DecValTok"/>
+        </w:rPr>
+        <w:t xml:space="preserve">02</w:t>
+      </w:r>
+      <w:r>
+        <w:rPr>
+          <w:rStyle w:val="OperatorTok"/>
+        </w:rPr>
+        <w:t xml:space="preserve">-</w:t>
+      </w:r>
+      <w:r>
+        <w:rPr>
+          <w:rStyle w:val="NormalTok"/>
+        </w:rPr>
+        <w:t xml:space="preserve">saldiri-potansiyeli</w:t>
+      </w:r>
+      <w:r>
+        <w:br/>
+      </w:r>
+      <w:r>
+        <w:rPr>
+          <w:rStyle w:val="OperatorTok"/>
+        </w:rPr>
+        <w:t xml:space="preserve">.</w:t>
+      </w:r>
+      <w:r>
+        <w:rPr>
+          <w:rStyle w:val="NormalTok"/>
+        </w:rPr>
+        <w:t xml:space="preserve">\bin\windows\saldiri_potansiyeli</w:t>
+      </w:r>
+      <w:r>
+        <w:rPr>
+          <w:rStyle w:val="OperatorTok"/>
+        </w:rPr>
+        <w:t xml:space="preserve">.</w:t>
+      </w:r>
+      <w:r>
+        <w:rPr>
+          <w:rStyle w:val="FunctionTok"/>
+        </w:rPr>
+        <w:t xml:space="preserve">exe</w:t>
+      </w:r>
+    </w:p>
+    <w:p>
+      <w:pPr>
+        <w:pStyle w:val="SourceCode"/>
+      </w:pPr>
+      <w:r>
+        <w:rPr>
+          <w:rStyle w:val="CommentTok"/>
+        </w:rPr>
+        <w:t xml:space="preserve"># WSL / Linux</w:t>
+      </w:r>
+      <w:r>
+        <w:br/>
+      </w:r>
+      <w:r>
+        <w:rPr>
+          <w:rStyle w:val="ExtensionTok"/>
+        </w:rPr>
+        <w:t xml:space="preserve">./build.sh</w:t>
+      </w:r>
+      <w:r>
+        <w:br/>
+      </w:r>
+      <w:r>
+        <w:rPr>
+          <w:rStyle w:val="BuiltInTok"/>
+        </w:rPr>
+        <w:t xml:space="preserve">cd</w:t>
+      </w:r>
+      <w:r>
+        <w:rPr>
+          <w:rStyle w:val="NormalTok"/>
+        </w:rPr>
+        <w:t xml:space="preserve"> week-12/01-birim-test </w:t>
+      </w:r>
+      <w:r>
+        <w:rPr>
+          <w:rStyle w:val="KeywordTok"/>
+        </w:rPr>
+        <w:t xml:space="preserve">&amp;&amp;</w:t>
+      </w:r>
+      <w:r>
+        <w:rPr>
+          <w:rStyle w:val="NormalTok"/>
+        </w:rPr>
+        <w:t xml:space="preserve"> </w:t>
+      </w:r>
+      <w:r>
+        <w:rPr>
+          <w:rStyle w:val="ExtensionTok"/>
+        </w:rPr>
+        <w:t xml:space="preserve">./bin/linux/birim_test</w:t>
+      </w:r>
+      <w:r>
+        <w:br/>
+      </w:r>
+      <w:r>
+        <w:rPr>
+          <w:rStyle w:val="BuiltInTok"/>
+        </w:rPr>
+        <w:t xml:space="preserve">cd</w:t>
+      </w:r>
+      <w:r>
+        <w:rPr>
+          <w:rStyle w:val="NormalTok"/>
+        </w:rPr>
+        <w:t xml:space="preserve"> ../02-saldiri-potansiyeli </w:t>
+      </w:r>
+      <w:r>
+        <w:rPr>
+          <w:rStyle w:val="KeywordTok"/>
+        </w:rPr>
+        <w:t xml:space="preserve">&amp;&amp;</w:t>
+      </w:r>
+      <w:r>
+        <w:rPr>
+          <w:rStyle w:val="NormalTok"/>
+        </w:rPr>
+        <w:t xml:space="preserve"> </w:t>
+      </w:r>
+      <w:r>
+        <w:rPr>
+          <w:rStyle w:val="ExtensionTok"/>
+        </w:rPr>
+        <w:t xml:space="preserve">./bin/linux/saldiri_potansiyeli</w:t>
+      </w:r>
+    </w:p>
+    <w:p>
+      <w:pPr>
+        <w:pStyle w:val="BlockText"/>
+      </w:pPr>
+      <w:r>
+        <w:rPr>
+          <w:b/>
+          <w:bCs/>
+        </w:rPr>
+        <w:t xml:space="preserve">Beklenen çıktı:</w:t>
+      </w:r>
+      <w:r>
+        <w:t xml:space="preserve"> </w:t>
+      </w:r>
+      <w:r>
+        <w:t xml:space="preserve">Birim test koşucusu iki güvenlik fonksiyonunu</w:t>
+      </w:r>
+      <w:r>
+        <w:t xml:space="preserve"> </w:t>
+      </w:r>
+      <w:r>
+        <w:rPr>
+          <w:b/>
+          <w:bCs/>
+        </w:rPr>
+        <w:t xml:space="preserve">test kartlarıyla</w:t>
+      </w:r>
+      <w:r>
+        <w:t xml:space="preserve"> </w:t>
+      </w:r>
+      <w:r>
+        <w:t xml:space="preserve">sınar; her test için amaç/gözlenen/karar basar ve</w:t>
+      </w:r>
+      <w:r>
+        <w:t xml:space="preserve"> </w:t>
+      </w:r>
+      <w:r>
+        <w:rPr>
+          <w:b/>
+          <w:bCs/>
+        </w:rPr>
+        <w:t xml:space="preserve">çıkış kodu = başarısız test sayısıdır</w:t>
+      </w:r>
+      <w:r>
+        <w:t xml:space="preserve"> </w:t>
+      </w:r>
+      <w:r>
+        <w:t xml:space="preserve">(hepsi geçerse 0 — S16’nın</w:t>
+      </w:r>
+      <w:r>
+        <w:t xml:space="preserve"> </w:t>
+      </w:r>
+      <w:r>
+        <w:t xml:space="preserve">“plan değil</w:t>
+      </w:r>
+      <w:r>
+        <w:t xml:space="preserve"> </w:t>
+      </w:r>
+      <w:r>
+        <w:rPr>
+          <w:b/>
+          <w:bCs/>
+        </w:rPr>
+        <w:t xml:space="preserve">sonuç</w:t>
+      </w:r>
+      <w:r>
+        <w:t xml:space="preserve">”</w:t>
+      </w:r>
+      <w:r>
+        <w:t xml:space="preserve"> </w:t>
+      </w:r>
+      <w:r>
+        <w:t xml:space="preserve">mantığı). İkinci demo beş faktörden (zaman · uzmanlık · bilgi · fırsat · ekipman)</w:t>
+      </w:r>
+      <w:r>
+        <w:t xml:space="preserve"> </w:t>
+      </w:r>
+      <w:r>
+        <w:rPr>
+          <w:b/>
+          <w:bCs/>
+        </w:rPr>
+        <w:t xml:space="preserve">toplam puanı ve dereceyi</w:t>
+      </w:r>
+      <w:r>
+        <w:t xml:space="preserve"> </w:t>
+      </w:r>
+      <w:r>
+        <w:t xml:space="preserve">hesaplar.</w:t>
       </w:r>
     </w:p>
     <w:p>
@@ -918,7 +1314,348 @@
     </w:p>
     <w:p>
       <w:pPr>
-        <w:pStyle w:val="BodyText"/>
+        <w:pStyle w:val="BlockText"/>
+      </w:pPr>
+      <w:r>
+        <w:rPr>
+          <w:b/>
+          <w:bCs/>
+        </w:rPr>
+        <w:t xml:space="preserve">Kısa tarihçe: güvenlik değerlendirmesi ve sertifikasyon</w:t>
+      </w:r>
+    </w:p>
+    <w:p>
+      <w:pPr>
+        <w:pStyle w:val="Compact"/>
+        <w:numPr>
+          <w:ilvl w:val="0"/>
+          <w:numId w:val="1002"/>
+        </w:numPr>
+      </w:pPr>
+      <w:r>
+        <w:rPr>
+          <w:b/>
+          <w:bCs/>
+        </w:rPr>
+        <w:t xml:space="preserve">1985</w:t>
+      </w:r>
+      <w:r>
+        <w:t xml:space="preserve"> </w:t>
+      </w:r>
+      <w:r>
+        <w:t xml:space="preserve">— ABD</w:t>
+      </w:r>
+      <w:r>
+        <w:t xml:space="preserve"> </w:t>
+      </w:r>
+      <w:r>
+        <w:rPr>
+          <w:b/>
+          <w:bCs/>
+        </w:rPr>
+        <w:t xml:space="preserve">TCSEC</w:t>
+      </w:r>
+      <w:r>
+        <w:t xml:space="preserve"> </w:t>
+      </w:r>
+      <w:r>
+        <w:t xml:space="preserve">(</w:t>
+      </w:r>
+      <w:r>
+        <w:t xml:space="preserve">“Orange Book”</w:t>
+      </w:r>
+      <w:r>
+        <w:t xml:space="preserve">): ilk resmi güvenlik değerlendirme ölçütleri.</w:t>
+      </w:r>
+    </w:p>
+    <w:p>
+      <w:pPr>
+        <w:pStyle w:val="Compact"/>
+        <w:numPr>
+          <w:ilvl w:val="0"/>
+          <w:numId w:val="1002"/>
+        </w:numPr>
+      </w:pPr>
+      <w:r>
+        <w:rPr>
+          <w:b/>
+          <w:bCs/>
+        </w:rPr>
+        <w:t xml:space="preserve">1991–1993</w:t>
+      </w:r>
+      <w:r>
+        <w:t xml:space="preserve"> </w:t>
+      </w:r>
+      <w:r>
+        <w:t xml:space="preserve">— Avrupa</w:t>
+      </w:r>
+      <w:r>
+        <w:t xml:space="preserve"> </w:t>
+      </w:r>
+      <w:r>
+        <w:rPr>
+          <w:b/>
+          <w:bCs/>
+        </w:rPr>
+        <w:t xml:space="preserve">ITSEC</w:t>
+      </w:r>
+      <w:r>
+        <w:t xml:space="preserve"> </w:t>
+      </w:r>
+      <w:r>
+        <w:t xml:space="preserve">ve Kanada</w:t>
+      </w:r>
+      <w:r>
+        <w:t xml:space="preserve"> </w:t>
+      </w:r>
+      <w:r>
+        <w:rPr>
+          <w:b/>
+          <w:bCs/>
+        </w:rPr>
+        <w:t xml:space="preserve">CTCPEC</w:t>
+      </w:r>
+      <w:r>
+        <w:t xml:space="preserve">.</w:t>
+      </w:r>
+    </w:p>
+    <w:p>
+      <w:pPr>
+        <w:pStyle w:val="Compact"/>
+        <w:numPr>
+          <w:ilvl w:val="0"/>
+          <w:numId w:val="1002"/>
+        </w:numPr>
+      </w:pPr>
+      <w:r>
+        <w:rPr>
+          <w:b/>
+          <w:bCs/>
+        </w:rPr>
+        <w:t xml:space="preserve">1999</w:t>
+      </w:r>
+      <w:r>
+        <w:t xml:space="preserve"> </w:t>
+      </w:r>
+      <w:r>
+        <w:t xml:space="preserve">— bunlar</w:t>
+      </w:r>
+      <w:r>
+        <w:t xml:space="preserve"> </w:t>
+      </w:r>
+      <w:r>
+        <w:rPr>
+          <w:b/>
+          <w:bCs/>
+        </w:rPr>
+        <w:t xml:space="preserve">Ortak Kriterler (ISO/IEC 15408)</w:t>
+      </w:r>
+      <w:r>
+        <w:t xml:space="preserve"> </w:t>
+      </w:r>
+      <w:r>
+        <w:t xml:space="preserve">altında birleşir;</w:t>
+      </w:r>
+      <w:r>
+        <w:t xml:space="preserve"> </w:t>
+      </w:r>
+      <w:r>
+        <w:rPr>
+          <w:b/>
+          <w:bCs/>
+        </w:rPr>
+        <w:t xml:space="preserve">EAL</w:t>
+      </w:r>
+      <w:r>
+        <w:t xml:space="preserve"> </w:t>
+      </w:r>
+      <w:r>
+        <w:t xml:space="preserve">güvence ölçeği buradan gelir (13. hafta).</w:t>
+      </w:r>
+    </w:p>
+    <w:p>
+      <w:pPr>
+        <w:pStyle w:val="Compact"/>
+        <w:numPr>
+          <w:ilvl w:val="0"/>
+          <w:numId w:val="1002"/>
+        </w:numPr>
+      </w:pPr>
+      <w:r>
+        <w:rPr>
+          <w:b/>
+          <w:bCs/>
+        </w:rPr>
+        <w:t xml:space="preserve">2001</w:t>
+      </w:r>
+      <w:r>
+        <w:t xml:space="preserve"> </w:t>
+      </w:r>
+      <w:r>
+        <w:t xml:space="preserve">—</w:t>
+      </w:r>
+      <w:r>
+        <w:t xml:space="preserve"> </w:t>
+      </w:r>
+      <w:r>
+        <w:rPr>
+          <w:b/>
+          <w:bCs/>
+        </w:rPr>
+        <w:t xml:space="preserve">OWASP</w:t>
+      </w:r>
+      <w:r>
+        <w:t xml:space="preserve"> </w:t>
+      </w:r>
+      <w:r>
+        <w:t xml:space="preserve">kurulur (uygulama güvenliği testi kültürü); sonra</w:t>
+      </w:r>
+      <w:r>
+        <w:t xml:space="preserve"> </w:t>
+      </w:r>
+      <w:r>
+        <w:rPr>
+          <w:b/>
+          <w:bCs/>
+        </w:rPr>
+        <w:t xml:space="preserve">PTES</w:t>
+      </w:r>
+      <w:r>
+        <w:t xml:space="preserve"> </w:t>
+      </w:r>
+      <w:r>
+        <w:t xml:space="preserve">ve</w:t>
+      </w:r>
+      <w:r>
+        <w:t xml:space="preserve"> </w:t>
+      </w:r>
+      <w:r>
+        <w:rPr>
+          <w:b/>
+          <w:bCs/>
+        </w:rPr>
+        <w:t xml:space="preserve">NIST SP 800-115</w:t>
+      </w:r>
+      <w:r>
+        <w:t xml:space="preserve"> </w:t>
+      </w:r>
+      <w:r>
+        <w:t xml:space="preserve">sızma testi metodolojilerini standartlaştırır.</w:t>
+      </w:r>
+    </w:p>
+    <w:p>
+      <w:pPr>
+        <w:pStyle w:val="Compact"/>
+        <w:numPr>
+          <w:ilvl w:val="0"/>
+          <w:numId w:val="1002"/>
+        </w:numPr>
+      </w:pPr>
+      <w:r>
+        <w:rPr>
+          <w:b/>
+          <w:bCs/>
+        </w:rPr>
+        <w:t xml:space="preserve">2005 → 2023</w:t>
+      </w:r>
+      <w:r>
+        <w:t xml:space="preserve"> </w:t>
+      </w:r>
+      <w:r>
+        <w:t xml:space="preserve">—</w:t>
+      </w:r>
+      <w:r>
+        <w:t xml:space="preserve"> </w:t>
+      </w:r>
+      <w:r>
+        <w:rPr>
+          <w:b/>
+          <w:bCs/>
+        </w:rPr>
+        <w:t xml:space="preserve">CVSS</w:t>
+      </w:r>
+      <w:r>
+        <w:t xml:space="preserve"> </w:t>
+      </w:r>
+      <w:r>
+        <w:t xml:space="preserve">zafiyet ciddiyet puanı (v2 → v3.1 → v4.0).</w:t>
+      </w:r>
+    </w:p>
+    <w:p>
+      <w:pPr>
+        <w:pStyle w:val="Compact"/>
+        <w:numPr>
+          <w:ilvl w:val="0"/>
+          <w:numId w:val="1002"/>
+        </w:numPr>
+      </w:pPr>
+      <w:r>
+        <w:rPr>
+          <w:b/>
+          <w:bCs/>
+        </w:rPr>
+        <w:t xml:space="preserve">2010’lar</w:t>
+      </w:r>
+      <w:r>
+        <w:t xml:space="preserve"> </w:t>
+      </w:r>
+      <w:r>
+        <w:t xml:space="preserve">— mobil için</w:t>
+      </w:r>
+      <w:r>
+        <w:t xml:space="preserve"> </w:t>
+      </w:r>
+      <w:r>
+        <w:rPr>
+          <w:b/>
+          <w:bCs/>
+        </w:rPr>
+        <w:t xml:space="preserve">OWASP MASVS/MASTG</w:t>
+      </w:r>
+      <w:r>
+        <w:t xml:space="preserve">, tüketici IoT için</w:t>
+      </w:r>
+      <w:r>
+        <w:t xml:space="preserve"> </w:t>
+      </w:r>
+      <w:r>
+        <w:rPr>
+          <w:b/>
+          <w:bCs/>
+        </w:rPr>
+        <w:t xml:space="preserve">ETSI EN 303 645</w:t>
+      </w:r>
+      <w:r>
+        <w:t xml:space="preserve">.</w:t>
+      </w:r>
+    </w:p>
+    <w:p>
+      <w:pPr>
+        <w:pStyle w:val="BlockText"/>
+      </w:pPr>
+      <w:r>
+        <w:t xml:space="preserve">Ortak fikir tek cümlede:</w:t>
+      </w:r>
+      <w:r>
+        <w:t xml:space="preserve"> </w:t>
+      </w:r>
+      <w:r>
+        <w:rPr>
+          <w:b/>
+          <w:bCs/>
+        </w:rPr>
+        <w:t xml:space="preserve">üretici kendi ürününü onaylayamaz</w:t>
+      </w:r>
+      <w:r>
+        <w:t xml:space="preserve"> </w:t>
+      </w:r>
+      <w:r>
+        <w:t xml:space="preserve">— bağımsız, kanıta dayalı değerlendirme gerekir.</w:t>
+      </w:r>
+    </w:p>
+    <w:p>
+      <w:pPr>
+        <w:pStyle w:val="FirstParagraph"/>
       </w:pPr>
       <w:r>
         <w:t xml:space="preserve">Bu dersin projesini baştan beri</w:t>
@@ -1520,7 +2257,7 @@
     </w:p>
     <w:bookmarkEnd w:id="20"/>
     <w:bookmarkEnd w:id="21"/>
-    <w:bookmarkStart w:id="26" w:name="değerlendirme-süreci-13-adım"/>
+    <w:bookmarkStart w:id="29" w:name="değerlendirme-süreci-13-adım"/>
     <w:p>
       <w:pPr>
         <w:pStyle w:val="Heading2"/>
@@ -1556,7 +2293,7 @@
       <w:r>
         <w:drawing>
           <wp:inline>
-            <wp:extent cx="5759999" cy="2100194"/>
+            <wp:extent cx="5759999" cy="1115956"/>
             <wp:effectExtent b="0" l="0" r="0" t="0"/>
             <wp:docPr descr="" title="" id="23" name="Picture"/>
             <a:graphic>
@@ -1570,6 +2307,53 @@
                   </pic:nvPicPr>
                   <pic:blipFill>
                     <a:blip r:embed="rId22"/>
+                    <a:stretch>
+                      <a:fillRect/>
+                    </a:stretch>
+                  </pic:blipFill>
+                  <pic:spPr bwMode="auto">
+                    <a:xfrm>
+                      <a:off x="0" y="0"/>
+                      <a:ext cx="5759999" cy="1115956"/>
+                    </a:xfrm>
+                    <a:prstGeom prst="rect">
+                      <a:avLst/>
+                    </a:prstGeom>
+                    <a:noFill/>
+                    <a:ln w="9525">
+                      <a:noFill/>
+                      <a:headEnd/>
+                      <a:tailEnd/>
+                    </a:ln>
+                  </pic:spPr>
+                </pic:pic>
+              </a:graphicData>
+            </a:graphic>
+          </wp:inline>
+        </w:drawing>
+      </w:r>
+    </w:p>
+    <w:p>
+      <w:pPr>
+        <w:pStyle w:val="BodyText"/>
+      </w:pPr>
+      <w:r>
+        <w:drawing>
+          <wp:inline>
+            <wp:extent cx="5759999" cy="2100194"/>
+            <wp:effectExtent b="0" l="0" r="0" t="0"/>
+            <wp:docPr descr="" title="" id="26" name="Picture"/>
+            <a:graphic>
+              <a:graphicData uri="http://schemas.openxmlformats.org/drawingml/2006/picture">
+                <pic:pic>
+                  <pic:nvPicPr>
+                    <pic:cNvPr descr="diyagram-2.png" id="27" name="Picture"/>
+                    <pic:cNvPicPr>
+                      <a:picLocks noChangeArrowheads="1" noChangeAspect="1"/>
+                    </pic:cNvPicPr>
+                  </pic:nvPicPr>
+                  <pic:blipFill>
+                    <a:blip r:embed="rId25"/>
                     <a:stretch>
                       <a:fillRect/>
                     </a:stretch>
@@ -2509,7 +3293,7 @@
         <w:t xml:space="preserve">projenizde yazdığınız kılavuz, bu belgenin küçültülmüş halidir.</w:t>
       </w:r>
     </w:p>
-    <w:bookmarkStart w:id="25" w:name="değerlendiricinin-temel-tutumu"/>
+    <w:bookmarkStart w:id="28" w:name="değerlendiricinin-temel-tutumu"/>
     <w:p>
       <w:pPr>
         <w:pStyle w:val="Heading3"/>
@@ -2622,9 +3406,9 @@
         </w:pict>
       </w:r>
     </w:p>
-    <w:bookmarkEnd w:id="25"/>
-    <w:bookmarkEnd w:id="26"/>
-    <w:bookmarkStart w:id="29" w:name="zafiyet-değerlendirmesinin-yöntemleri"/>
+    <w:bookmarkEnd w:id="28"/>
+    <w:bookmarkEnd w:id="29"/>
+    <w:bookmarkStart w:id="32" w:name="zafiyet-değerlendirmesinin-yöntemleri"/>
     <w:p>
       <w:pPr>
         <w:pStyle w:val="Heading2"/>
@@ -3069,7 +3853,7 @@
         <w:t xml:space="preserve">nın (CI’da SAST + sanitizer + fuzz) değerlendirmedeki karşılığıdır.</w:t>
       </w:r>
     </w:p>
-    <w:bookmarkStart w:id="27" w:name="Xf53c6f958001aa0a99d6000a332bcb3e05c48ca"/>
+    <w:bookmarkStart w:id="30" w:name="Xf53c6f958001aa0a99d6000a332bcb3e05c48ca"/>
     <w:p>
       <w:pPr>
         <w:pStyle w:val="Heading3"/>
@@ -3113,7 +3897,7 @@
         <w:pStyle w:val="Compact"/>
         <w:numPr>
           <w:ilvl w:val="0"/>
-          <w:numId w:val="1002"/>
+          <w:numId w:val="1003"/>
         </w:numPr>
       </w:pPr>
       <w:r>
@@ -3141,7 +3925,7 @@
         <w:pStyle w:val="Compact"/>
         <w:numPr>
           <w:ilvl w:val="0"/>
-          <w:numId w:val="1002"/>
+          <w:numId w:val="1003"/>
         </w:numPr>
       </w:pPr>
       <w:r>
@@ -3163,7 +3947,7 @@
         <w:pStyle w:val="Compact"/>
         <w:numPr>
           <w:ilvl w:val="0"/>
-          <w:numId w:val="1002"/>
+          <w:numId w:val="1003"/>
         </w:numPr>
       </w:pPr>
       <w:r>
@@ -3185,7 +3969,7 @@
         <w:pStyle w:val="Compact"/>
         <w:numPr>
           <w:ilvl w:val="0"/>
-          <w:numId w:val="1002"/>
+          <w:numId w:val="1003"/>
         </w:numPr>
       </w:pPr>
       <w:r>
@@ -3208,8 +3992,8 @@
         <w:t xml:space="preserve">(9. hafta opak boolean, rastgele çıkış).</w:t>
       </w:r>
     </w:p>
-    <w:bookmarkEnd w:id="27"/>
-    <w:bookmarkStart w:id="28" w:name="statik-ve-dinamik-analiz-fuzzing"/>
+    <w:bookmarkEnd w:id="30"/>
+    <w:bookmarkStart w:id="31" w:name="statik-ve-dinamik-analiz-fuzzing"/>
     <w:p>
       <w:pPr>
         <w:pStyle w:val="Heading3"/>
@@ -3294,9 +4078,9 @@
         <w:t xml:space="preserve">arasında büyük fark görür.</w:t>
       </w:r>
     </w:p>
-    <w:bookmarkEnd w:id="28"/>
-    <w:bookmarkEnd w:id="29"/>
-    <w:bookmarkStart w:id="30" w:name="standartların-istediği-testler"/>
+    <w:bookmarkEnd w:id="31"/>
+    <w:bookmarkEnd w:id="32"/>
+    <w:bookmarkStart w:id="33" w:name="standartların-istediği-testler"/>
     <w:p>
       <w:pPr>
         <w:pStyle w:val="Heading2"/>
@@ -3771,8 +4555,8 @@
         </w:pict>
       </w:r>
     </w:p>
-    <w:bookmarkEnd w:id="30"/>
-    <w:bookmarkStart w:id="33" w:name="Xd3d906c58774463637bcc369177bfca839a3606"/>
+    <w:bookmarkEnd w:id="33"/>
+    <w:bookmarkStart w:id="36" w:name="Xd3d906c58774463637bcc369177bfca839a3606"/>
     <w:p>
       <w:pPr>
         <w:pStyle w:val="Heading2"/>
@@ -3865,7 +4649,7 @@
         <w:t xml:space="preserve">(güç, dayanıklılık) çerçevesinin değerlendirmedeki resmî halidir.</w:t>
       </w:r>
     </w:p>
-    <w:bookmarkStart w:id="31" w:name="saldırı-potansiyeli-faktörleri"/>
+    <w:bookmarkStart w:id="34" w:name="saldırı-potansiyeli-faktörleri"/>
     <w:p>
       <w:pPr>
         <w:pStyle w:val="Heading3"/>
@@ -4329,8 +5113,8 @@
         <w:t xml:space="preserve">(9. hafta) ve sunucu tarafı denetim.</w:t>
       </w:r>
     </w:p>
-    <w:bookmarkEnd w:id="31"/>
-    <w:bookmarkStart w:id="32" w:name="cvss-ile-derecelendirme"/>
+    <w:bookmarkEnd w:id="34"/>
+    <w:bookmarkStart w:id="35" w:name="cvss-ile-derecelendirme"/>
     <w:p>
       <w:pPr>
         <w:pStyle w:val="Heading3"/>
@@ -4431,9 +5215,9 @@
         <w:t xml:space="preserve">çoğunlukla ikisi birden verilir; önceliklendirme buna göre yapılır.</w:t>
       </w:r>
     </w:p>
-    <w:bookmarkEnd w:id="32"/>
-    <w:bookmarkEnd w:id="33"/>
-    <w:bookmarkStart w:id="35" w:name="bulgu-öneri-aksiyon-ve-etki-analizi"/>
+    <w:bookmarkEnd w:id="35"/>
+    <w:bookmarkEnd w:id="36"/>
+    <w:bookmarkStart w:id="38" w:name="bulgu-öneri-aksiyon-ve-etki-analizi"/>
     <w:p>
       <w:pPr>
         <w:pStyle w:val="Heading2"/>
@@ -4473,153 +5257,6 @@
       </w:r>
       <w:r>
         <w:t xml:space="preserve">. Her bulgu için:</w:t>
-      </w:r>
-    </w:p>
-    <w:p>
-      <w:pPr>
-        <w:pStyle w:val="Compact"/>
-        <w:numPr>
-          <w:ilvl w:val="0"/>
-          <w:numId w:val="1003"/>
-        </w:numPr>
-      </w:pPr>
-      <w:r>
-        <w:rPr>
-          <w:b/>
-          <w:bCs/>
-        </w:rPr>
-        <w:t xml:space="preserve">Bulgu:</w:t>
-      </w:r>
-      <w:r>
-        <w:t xml:space="preserve"> </w:t>
-      </w:r>
-      <w:r>
-        <w:t xml:space="preserve">laboratuvar ne buldu (kanıtla, tekrarlanabilir biçimde).</w:t>
-      </w:r>
-    </w:p>
-    <w:p>
-      <w:pPr>
-        <w:pStyle w:val="Compact"/>
-        <w:numPr>
-          <w:ilvl w:val="0"/>
-          <w:numId w:val="1003"/>
-        </w:numPr>
-      </w:pPr>
-      <w:r>
-        <w:rPr>
-          <w:b/>
-          <w:bCs/>
-        </w:rPr>
-        <w:t xml:space="preserve">Öneri:</w:t>
-      </w:r>
-      <w:r>
-        <w:t xml:space="preserve"> </w:t>
-      </w:r>
-      <w:r>
-        <w:t xml:space="preserve">laboratuvarın önerdiği düzeltme yönü.</w:t>
-      </w:r>
-    </w:p>
-    <w:p>
-      <w:pPr>
-        <w:pStyle w:val="Compact"/>
-        <w:numPr>
-          <w:ilvl w:val="0"/>
-          <w:numId w:val="1003"/>
-        </w:numPr>
-      </w:pPr>
-      <w:r>
-        <w:rPr>
-          <w:b/>
-          <w:bCs/>
-        </w:rPr>
-        <w:t xml:space="preserve">Aksiyon:</w:t>
-      </w:r>
-      <w:r>
-        <w:t xml:space="preserve"> </w:t>
-      </w:r>
-      <w:r>
-        <w:t xml:space="preserve">geliştiricinin ne yaptığı (ya da neden yapmadığı — gerekçeli kabul de bir aksiyondur).</w:t>
-      </w:r>
-    </w:p>
-    <w:p>
-      <w:pPr>
-        <w:pStyle w:val="Compact"/>
-        <w:numPr>
-          <w:ilvl w:val="0"/>
-          <w:numId w:val="1003"/>
-        </w:numPr>
-      </w:pPr>
-      <w:r>
-        <w:rPr>
-          <w:b/>
-          <w:bCs/>
-        </w:rPr>
-        <w:t xml:space="preserve">Kapanış:</w:t>
-      </w:r>
-      <w:r>
-        <w:t xml:space="preserve"> </w:t>
-      </w:r>
-      <w:r>
-        <w:t xml:space="preserve">bazı bulgular</w:t>
-      </w:r>
-      <w:r>
-        <w:t xml:space="preserve"> </w:t>
-      </w:r>
-      <w:r>
-        <w:t xml:space="preserve">“güvenlik açığı değil, iyi uygulama önerisi”</w:t>
-      </w:r>
-      <w:r>
-        <w:t xml:space="preserve"> </w:t>
-      </w:r>
-      <w:r>
-        <w:t xml:space="preserve">olarak da kapanabilir.</w:t>
-      </w:r>
-    </w:p>
-    <w:p>
-      <w:pPr>
-        <w:pStyle w:val="FirstParagraph"/>
-      </w:pPr>
-      <w:r>
-        <w:t xml:space="preserve">Bu döngü, vize sonrası projenizde beklediğimiz</w:t>
-      </w:r>
-      <w:r>
-        <w:t xml:space="preserve"> </w:t>
-      </w:r>
-      <w:r>
-        <w:rPr>
-          <w:b/>
-          <w:bCs/>
-        </w:rPr>
-        <w:t xml:space="preserve">bulgu–aksiyon listesinin</w:t>
-      </w:r>
-      <w:r>
-        <w:t xml:space="preserve"> </w:t>
-      </w:r>
-      <w:r>
-        <w:t xml:space="preserve">(7. hafta) kaynağıdır.</w:t>
-      </w:r>
-    </w:p>
-    <w:bookmarkStart w:id="34" w:name="X0ebbba240bf6730cfb505e597d49bc8b2c60efc"/>
-    <w:p>
-      <w:pPr>
-        <w:pStyle w:val="Heading3"/>
-      </w:pPr>
-      <w:r>
-        <w:t xml:space="preserve">Güvenlik etki analizi ve delta değerlendirme</w:t>
-      </w:r>
-    </w:p>
-    <w:p>
-      <w:pPr>
-        <w:pStyle w:val="FirstParagraph"/>
-      </w:pPr>
-      <w:r>
-        <w:t xml:space="preserve">Düzeltmeler yeni bir sürüm doğurduğunda, her şeyi baştan değerlendirmek pahalıdır. Bu yüzden iki belge devreye girer</w:t>
-      </w:r>
-      <w:r>
-        <w:t xml:space="preserve"> </w:t>
-      </w:r>
-      <w:r>
-        <w:t xml:space="preserve">(süreçteki 10. ve 11. adımlar):</w:t>
       </w:r>
     </w:p>
     <w:p>
@@ -4635,35 +5272,13 @@
           <w:b/>
           <w:bCs/>
         </w:rPr>
-        <w:t xml:space="preserve">Güvenlik etki analizi (security impact analysis):</w:t>
-      </w:r>
-      <w:r>
-        <w:t xml:space="preserve"> </w:t>
-      </w:r>
-      <w:r>
-        <w:t xml:space="preserve">Yeni sürümdeki değişiklikleri sınıflandırır (yeni özellik /</w:t>
-      </w:r>
-      <w:r>
-        <w:t xml:space="preserve"> </w:t>
-      </w:r>
-      <w:r>
-        <w:t xml:space="preserve">iyileştirme / hata düzeltmesi), etkilenen dosyaları listeler ve her değişikliğin</w:t>
-      </w:r>
-      <w:r>
-        <w:t xml:space="preserve"> </w:t>
-      </w:r>
-      <w:r>
-        <w:rPr>
-          <w:b/>
-          <w:bCs/>
-        </w:rPr>
-        <w:t xml:space="preserve">güvenlik etkisini</w:t>
-      </w:r>
-      <w:r>
-        <w:t xml:space="preserve"> </w:t>
-      </w:r>
-      <w:r>
-        <w:t xml:space="preserve">yazar.</w:t>
+        <w:t xml:space="preserve">Bulgu:</w:t>
+      </w:r>
+      <w:r>
+        <w:t xml:space="preserve"> </w:t>
+      </w:r>
+      <w:r>
+        <w:t xml:space="preserve">laboratuvar ne buldu (kanıtla, tekrarlanabilir biçimde).</w:t>
       </w:r>
     </w:p>
     <w:p>
@@ -4679,161 +5294,69 @@
           <w:b/>
           <w:bCs/>
         </w:rPr>
-        <w:t xml:space="preserve">Delta değerlendirme:</w:t>
-      </w:r>
-      <w:r>
-        <w:t xml:space="preserve"> </w:t>
-      </w:r>
-      <w:r>
-        <w:t xml:space="preserve">Laboratuvar, bu belgeye dayanarak</w:t>
-      </w:r>
-      <w:r>
-        <w:t xml:space="preserve"> </w:t>
-      </w:r>
-      <w:r>
-        <w:rPr>
-          <w:b/>
-          <w:bCs/>
-        </w:rPr>
-        <w:t xml:space="preserve">yalnız değişen kısmı</w:t>
-      </w:r>
-      <w:r>
-        <w:t xml:space="preserve"> </w:t>
-      </w:r>
-      <w:r>
-        <w:t xml:space="preserve">yeniden değerlendirir; işaretli</w:t>
-      </w:r>
-      <w:r>
-        <w:t xml:space="preserve"> </w:t>
-      </w:r>
-      <w:r>
-        <w:t xml:space="preserve">belgeleri, değişiklik dizinini, dosya listesini ve</w:t>
-      </w:r>
-      <w:r>
-        <w:t xml:space="preserve"> </w:t>
-      </w:r>
-      <w:r>
-        <w:rPr>
-          <w:b/>
-          <w:bCs/>
-        </w:rPr>
-        <w:t xml:space="preserve">yeni TOE kimliğini</w:t>
-      </w:r>
-      <w:r>
-        <w:t xml:space="preserve"> </w:t>
-      </w:r>
-      <w:r>
-        <w:t xml:space="preserve">ister.</w:t>
-      </w:r>
-    </w:p>
-    <w:p>
-      <w:pPr>
-        <w:pStyle w:val="BlockText"/>
-      </w:pPr>
-      <w:r>
-        <w:rPr>
-          <w:b/>
-          <w:bCs/>
-        </w:rPr>
-        <w:t xml:space="preserve">Karıştırılan iki kavram</w:t>
-      </w:r>
-    </w:p>
-    <w:p>
-      <w:pPr>
-        <w:pStyle w:val="BlockText"/>
-      </w:pPr>
-      <w:r>
-        <w:rPr>
-          <w:b/>
-          <w:bCs/>
-        </w:rPr>
-        <w:t xml:space="preserve">Etki analizi</w:t>
-      </w:r>
-      <w:r>
-        <w:t xml:space="preserve"> </w:t>
-      </w:r>
-      <w:r>
-        <w:t xml:space="preserve">değişikliğin güvenlik etkisini</w:t>
-      </w:r>
-      <w:r>
-        <w:t xml:space="preserve"> </w:t>
-      </w:r>
-      <w:r>
-        <w:rPr>
-          <w:i/>
-          <w:iCs/>
-        </w:rPr>
-        <w:t xml:space="preserve">belgeler</w:t>
-      </w:r>
-      <w:r>
-        <w:t xml:space="preserve">;</w:t>
-      </w:r>
-      <w:r>
-        <w:t xml:space="preserve"> </w:t>
-      </w:r>
-      <w:r>
-        <w:rPr>
-          <w:b/>
-          <w:bCs/>
-        </w:rPr>
-        <w:t xml:space="preserve">delta değerlendirme</w:t>
-      </w:r>
-      <w:r>
-        <w:t xml:space="preserve"> </w:t>
-      </w:r>
-      <w:r>
-        <w:t xml:space="preserve">bu belgeye dayanıp</w:t>
-      </w:r>
-      <w:r>
-        <w:t xml:space="preserve"> </w:t>
-      </w:r>
-      <w:r>
-        <w:rPr>
-          <w:i/>
-          <w:iCs/>
-        </w:rPr>
-        <w:t xml:space="preserve">yalnız</w:t>
-      </w:r>
-      <w:r>
-        <w:rPr>
-          <w:i/>
-          <w:iCs/>
-        </w:rPr>
-        <w:t xml:space="preserve"> </w:t>
-      </w:r>
-      <w:r>
-        <w:rPr>
-          <w:i/>
-          <w:iCs/>
-        </w:rPr>
-        <w:t xml:space="preserve">değişeni yeniden değerlendirir</w:t>
-      </w:r>
-      <w:r>
-        <w:t xml:space="preserve">. Biri geliştiricinin çıktısı, öteki laboratuvarın işidir. Sürüm kimliği ve özet</w:t>
-      </w:r>
-      <w:r>
-        <w:t xml:space="preserve"> </w:t>
-      </w:r>
-      <w:r>
-        <w:t xml:space="preserve">değerleri tutarlı olmazsa delta değerlendirme yapılamaz (değerlendirilen ürün belirsizleşir).</w:t>
-      </w:r>
-    </w:p>
-    <w:p>
-      <w:r>
-        <w:pict>
-          <v:rect style="width:0;height:1.5pt" o:hralign="center" o:hrstd="t" o:hr="t"/>
-        </w:pict>
-      </w:r>
-    </w:p>
-    <w:bookmarkEnd w:id="34"/>
-    <w:bookmarkEnd w:id="35"/>
-    <w:bookmarkStart w:id="40" w:name="sızma-testi-planı"/>
-    <w:p>
-      <w:pPr>
-        <w:pStyle w:val="Heading2"/>
-      </w:pPr>
-      <w:r>
-        <w:t xml:space="preserve">7. Sızma testi planı</w:t>
+        <w:t xml:space="preserve">Öneri:</w:t>
+      </w:r>
+      <w:r>
+        <w:t xml:space="preserve"> </w:t>
+      </w:r>
+      <w:r>
+        <w:t xml:space="preserve">laboratuvarın önerdiği düzeltme yönü.</w:t>
+      </w:r>
+    </w:p>
+    <w:p>
+      <w:pPr>
+        <w:pStyle w:val="Compact"/>
+        <w:numPr>
+          <w:ilvl w:val="0"/>
+          <w:numId w:val="1004"/>
+        </w:numPr>
+      </w:pPr>
+      <w:r>
+        <w:rPr>
+          <w:b/>
+          <w:bCs/>
+        </w:rPr>
+        <w:t xml:space="preserve">Aksiyon:</w:t>
+      </w:r>
+      <w:r>
+        <w:t xml:space="preserve"> </w:t>
+      </w:r>
+      <w:r>
+        <w:t xml:space="preserve">geliştiricinin ne yaptığı (ya da neden yapmadığı — gerekçeli kabul de bir aksiyondur).</w:t>
+      </w:r>
+    </w:p>
+    <w:p>
+      <w:pPr>
+        <w:pStyle w:val="Compact"/>
+        <w:numPr>
+          <w:ilvl w:val="0"/>
+          <w:numId w:val="1004"/>
+        </w:numPr>
+      </w:pPr>
+      <w:r>
+        <w:rPr>
+          <w:b/>
+          <w:bCs/>
+        </w:rPr>
+        <w:t xml:space="preserve">Kapanış:</w:t>
+      </w:r>
+      <w:r>
+        <w:t xml:space="preserve"> </w:t>
+      </w:r>
+      <w:r>
+        <w:t xml:space="preserve">bazı bulgular</w:t>
+      </w:r>
+      <w:r>
+        <w:t xml:space="preserve"> </w:t>
+      </w:r>
+      <w:r>
+        <w:t xml:space="preserve">“güvenlik açığı değil, iyi uygulama önerisi”</w:t>
+      </w:r>
+      <w:r>
+        <w:t xml:space="preserve"> </w:t>
+      </w:r>
+      <w:r>
+        <w:t xml:space="preserve">olarak da kapanabilir.</w:t>
       </w:r>
     </w:p>
     <w:p>
@@ -4841,78 +5364,32 @@
         <w:pStyle w:val="FirstParagraph"/>
       </w:pPr>
       <w:r>
-        <w:t xml:space="preserve">Sızma testi, yukarıdaki yöntemleri saldırgan bakışıyla birleştiren,</w:t>
-      </w:r>
-      <w:r>
-        <w:t xml:space="preserve"> </w:t>
-      </w:r>
-      <w:r>
-        <w:rPr>
-          <w:b/>
-          <w:bCs/>
-        </w:rPr>
-        <w:t xml:space="preserve">planlı</w:t>
-      </w:r>
-      <w:r>
-        <w:t xml:space="preserve"> </w:t>
-      </w:r>
-      <w:r>
-        <w:t xml:space="preserve">ve</w:t>
-      </w:r>
-      <w:r>
-        <w:t xml:space="preserve"> </w:t>
-      </w:r>
-      <w:r>
-        <w:rPr>
-          <w:b/>
-          <w:bCs/>
-        </w:rPr>
-        <w:t xml:space="preserve">izinli</w:t>
-      </w:r>
-      <w:r>
-        <w:t xml:space="preserve"> </w:t>
-      </w:r>
-      <w:r>
-        <w:t xml:space="preserve">bir etkinliktir.</w:t>
-      </w:r>
-      <w:r>
-        <w:t xml:space="preserve"> </w:t>
-      </w:r>
-      <w:r>
-        <w:t xml:space="preserve">“Planlı”</w:t>
-      </w:r>
-      <w:r>
-        <w:t xml:space="preserve"> </w:t>
-      </w:r>
-      <w:r>
-        <w:t xml:space="preserve">ve</w:t>
-      </w:r>
-      <w:r>
-        <w:t xml:space="preserve"> </w:t>
-      </w:r>
-      <w:r>
-        <w:t xml:space="preserve">“izinli”</w:t>
-      </w:r>
-      <w:r>
-        <w:t xml:space="preserve"> </w:t>
-      </w:r>
-      <w:r>
-        <w:t xml:space="preserve">sözcükleri isteğe bağlı değildir: kapsamı ve kuralları yazılı olmayan bir test, meşru bir</w:t>
-      </w:r>
-      <w:r>
-        <w:t xml:space="preserve"> </w:t>
-      </w:r>
-      <w:r>
-        <w:t xml:space="preserve">güvenlik çalışması değildir. Bir plan en az şu dört başlığı içerir.</w:t>
-      </w:r>
-    </w:p>
-    <w:bookmarkStart w:id="36" w:name="kapsam-scope"/>
+        <w:t xml:space="preserve">Bu döngü, vize sonrası projenizde beklediğimiz</w:t>
+      </w:r>
+      <w:r>
+        <w:t xml:space="preserve"> </w:t>
+      </w:r>
+      <w:r>
+        <w:rPr>
+          <w:b/>
+          <w:bCs/>
+        </w:rPr>
+        <w:t xml:space="preserve">bulgu–aksiyon listesinin</w:t>
+      </w:r>
+      <w:r>
+        <w:t xml:space="preserve"> </w:t>
+      </w:r>
+      <w:r>
+        <w:t xml:space="preserve">(7. hafta) kaynağıdır.</w:t>
+      </w:r>
+    </w:p>
+    <w:bookmarkStart w:id="37" w:name="X0ebbba240bf6730cfb505e597d49bc8b2c60efc"/>
     <w:p>
       <w:pPr>
         <w:pStyle w:val="Heading3"/>
       </w:pPr>
       <w:r>
-        <w:t xml:space="preserve">1. Kapsam (scope)</w:t>
+        <w:t xml:space="preserve">Güvenlik etki analizi ve delta değerlendirme</w:t>
       </w:r>
     </w:p>
     <w:p>
@@ -4920,45 +5397,13 @@
         <w:pStyle w:val="FirstParagraph"/>
       </w:pPr>
       <w:r>
-        <w:t xml:space="preserve">Neyin test edileceği ve neyin</w:t>
-      </w:r>
-      <w:r>
-        <w:t xml:space="preserve"> </w:t>
-      </w:r>
-      <w:r>
-        <w:rPr>
-          <w:b/>
-          <w:bCs/>
-        </w:rPr>
-        <w:t xml:space="preserve">edilmeyeceği</w:t>
-      </w:r>
-      <w:r>
-        <w:t xml:space="preserve"> </w:t>
-      </w:r>
-      <w:r>
-        <w:t xml:space="preserve">açıkça yazılır: hangi ikili dosya/sürüm, hangi bileşenler, hangi</w:t>
-      </w:r>
-      <w:r>
-        <w:t xml:space="preserve"> </w:t>
-      </w:r>
-      <w:r>
-        <w:t xml:space="preserve">ortam (test ortamı mı, üretim mi), hangi veriler (yalnız sentetik). Kapsam dışı bırakılanlar da yazılır (ör. üçüncü</w:t>
-      </w:r>
-      <w:r>
-        <w:t xml:space="preserve"> </w:t>
-      </w:r>
-      <w:r>
-        <w:t xml:space="preserve">taraf sunucular, gerçek kullanıcı verisi).</w:t>
-      </w:r>
-    </w:p>
-    <w:bookmarkEnd w:id="36"/>
-    <w:bookmarkStart w:id="37" w:name="angajman-kuralları-rules-of-engagement"/>
-    <w:p>
-      <w:pPr>
-        <w:pStyle w:val="Heading3"/>
-      </w:pPr>
-      <w:r>
-        <w:t xml:space="preserve">2. Angajman kuralları (rules of engagement)</w:t>
+        <w:t xml:space="preserve">Düzeltmeler yeni bir sürüm doğurduğunda, her şeyi baştan değerlendirmek pahalıdır. Bu yüzden iki belge devreye girer</w:t>
+      </w:r>
+      <w:r>
+        <w:t xml:space="preserve"> </w:t>
+      </w:r>
+      <w:r>
+        <w:t xml:space="preserve">(süreçteki 10. ve 11. adımlar):</w:t>
       </w:r>
     </w:p>
     <w:p>
@@ -4974,13 +5419,35 @@
           <w:b/>
           <w:bCs/>
         </w:rPr>
-        <w:t xml:space="preserve">Yazılı izin</w:t>
-      </w:r>
-      <w:r>
-        <w:t xml:space="preserve"> </w:t>
-      </w:r>
-      <w:r>
-        <w:t xml:space="preserve">ve yetkili imzası; test penceresi (tarih/saat).</w:t>
+        <w:t xml:space="preserve">Güvenlik etki analizi (security impact analysis):</w:t>
+      </w:r>
+      <w:r>
+        <w:t xml:space="preserve"> </w:t>
+      </w:r>
+      <w:r>
+        <w:t xml:space="preserve">Yeni sürümdeki değişiklikleri sınıflandırır (yeni özellik /</w:t>
+      </w:r>
+      <w:r>
+        <w:t xml:space="preserve"> </w:t>
+      </w:r>
+      <w:r>
+        <w:t xml:space="preserve">iyileştirme / hata düzeltmesi), etkilenen dosyaları listeler ve her değişikliğin</w:t>
+      </w:r>
+      <w:r>
+        <w:t xml:space="preserve"> </w:t>
+      </w:r>
+      <w:r>
+        <w:rPr>
+          <w:b/>
+          <w:bCs/>
+        </w:rPr>
+        <w:t xml:space="preserve">güvenlik etkisini</w:t>
+      </w:r>
+      <w:r>
+        <w:t xml:space="preserve"> </w:t>
+      </w:r>
+      <w:r>
+        <w:t xml:space="preserve">yazar.</w:t>
       </w:r>
     </w:p>
     <w:p>
@@ -4992,23 +5459,290 @@
         </w:numPr>
       </w:pPr>
       <w:r>
-        <w:t xml:space="preserve">İzin verilen ve</w:t>
-      </w:r>
-      <w:r>
-        <w:t xml:space="preserve"> </w:t>
-      </w:r>
-      <w:r>
-        <w:rPr>
-          <w:b/>
-          <w:bCs/>
-        </w:rPr>
-        <w:t xml:space="preserve">yasak</w:t>
-      </w:r>
-      <w:r>
-        <w:t xml:space="preserve"> </w:t>
-      </w:r>
-      <w:r>
-        <w:t xml:space="preserve">yöntemler (ör. hizmet kesintisine yol açacak testler hariç).</w:t>
+        <w:rPr>
+          <w:b/>
+          <w:bCs/>
+        </w:rPr>
+        <w:t xml:space="preserve">Delta değerlendirme:</w:t>
+      </w:r>
+      <w:r>
+        <w:t xml:space="preserve"> </w:t>
+      </w:r>
+      <w:r>
+        <w:t xml:space="preserve">Laboratuvar, bu belgeye dayanarak</w:t>
+      </w:r>
+      <w:r>
+        <w:t xml:space="preserve"> </w:t>
+      </w:r>
+      <w:r>
+        <w:rPr>
+          <w:b/>
+          <w:bCs/>
+        </w:rPr>
+        <w:t xml:space="preserve">yalnız değişen kısmı</w:t>
+      </w:r>
+      <w:r>
+        <w:t xml:space="preserve"> </w:t>
+      </w:r>
+      <w:r>
+        <w:t xml:space="preserve">yeniden değerlendirir; işaretli</w:t>
+      </w:r>
+      <w:r>
+        <w:t xml:space="preserve"> </w:t>
+      </w:r>
+      <w:r>
+        <w:t xml:space="preserve">belgeleri, değişiklik dizinini, dosya listesini ve</w:t>
+      </w:r>
+      <w:r>
+        <w:t xml:space="preserve"> </w:t>
+      </w:r>
+      <w:r>
+        <w:rPr>
+          <w:b/>
+          <w:bCs/>
+        </w:rPr>
+        <w:t xml:space="preserve">yeni TOE kimliğini</w:t>
+      </w:r>
+      <w:r>
+        <w:t xml:space="preserve"> </w:t>
+      </w:r>
+      <w:r>
+        <w:t xml:space="preserve">ister.</w:t>
+      </w:r>
+    </w:p>
+    <w:p>
+      <w:pPr>
+        <w:pStyle w:val="BlockText"/>
+      </w:pPr>
+      <w:r>
+        <w:rPr>
+          <w:b/>
+          <w:bCs/>
+        </w:rPr>
+        <w:t xml:space="preserve">Karıştırılan iki kavram</w:t>
+      </w:r>
+    </w:p>
+    <w:p>
+      <w:pPr>
+        <w:pStyle w:val="BlockText"/>
+      </w:pPr>
+      <w:r>
+        <w:rPr>
+          <w:b/>
+          <w:bCs/>
+        </w:rPr>
+        <w:t xml:space="preserve">Etki analizi</w:t>
+      </w:r>
+      <w:r>
+        <w:t xml:space="preserve"> </w:t>
+      </w:r>
+      <w:r>
+        <w:t xml:space="preserve">değişikliğin güvenlik etkisini</w:t>
+      </w:r>
+      <w:r>
+        <w:t xml:space="preserve"> </w:t>
+      </w:r>
+      <w:r>
+        <w:rPr>
+          <w:i/>
+          <w:iCs/>
+        </w:rPr>
+        <w:t xml:space="preserve">belgeler</w:t>
+      </w:r>
+      <w:r>
+        <w:t xml:space="preserve">;</w:t>
+      </w:r>
+      <w:r>
+        <w:t xml:space="preserve"> </w:t>
+      </w:r>
+      <w:r>
+        <w:rPr>
+          <w:b/>
+          <w:bCs/>
+        </w:rPr>
+        <w:t xml:space="preserve">delta değerlendirme</w:t>
+      </w:r>
+      <w:r>
+        <w:t xml:space="preserve"> </w:t>
+      </w:r>
+      <w:r>
+        <w:t xml:space="preserve">bu belgeye dayanıp</w:t>
+      </w:r>
+      <w:r>
+        <w:t xml:space="preserve"> </w:t>
+      </w:r>
+      <w:r>
+        <w:rPr>
+          <w:i/>
+          <w:iCs/>
+        </w:rPr>
+        <w:t xml:space="preserve">yalnız</w:t>
+      </w:r>
+      <w:r>
+        <w:rPr>
+          <w:i/>
+          <w:iCs/>
+        </w:rPr>
+        <w:t xml:space="preserve"> </w:t>
+      </w:r>
+      <w:r>
+        <w:rPr>
+          <w:i/>
+          <w:iCs/>
+        </w:rPr>
+        <w:t xml:space="preserve">değişeni yeniden değerlendirir</w:t>
+      </w:r>
+      <w:r>
+        <w:t xml:space="preserve">. Biri geliştiricinin çıktısı, öteki laboratuvarın işidir. Sürüm kimliği ve özet</w:t>
+      </w:r>
+      <w:r>
+        <w:t xml:space="preserve"> </w:t>
+      </w:r>
+      <w:r>
+        <w:t xml:space="preserve">değerleri tutarlı olmazsa delta değerlendirme yapılamaz (değerlendirilen ürün belirsizleşir).</w:t>
+      </w:r>
+    </w:p>
+    <w:p>
+      <w:r>
+        <w:pict>
+          <v:rect style="width:0;height:1.5pt" o:hralign="center" o:hrstd="t" o:hr="t"/>
+        </w:pict>
+      </w:r>
+    </w:p>
+    <w:bookmarkEnd w:id="37"/>
+    <w:bookmarkEnd w:id="38"/>
+    <w:bookmarkStart w:id="43" w:name="sızma-testi-planı"/>
+    <w:p>
+      <w:pPr>
+        <w:pStyle w:val="Heading2"/>
+      </w:pPr>
+      <w:r>
+        <w:t xml:space="preserve">7. Sızma testi planı</w:t>
+      </w:r>
+    </w:p>
+    <w:p>
+      <w:pPr>
+        <w:pStyle w:val="FirstParagraph"/>
+      </w:pPr>
+      <w:r>
+        <w:t xml:space="preserve">Sızma testi, yukarıdaki yöntemleri saldırgan bakışıyla birleştiren,</w:t>
+      </w:r>
+      <w:r>
+        <w:t xml:space="preserve"> </w:t>
+      </w:r>
+      <w:r>
+        <w:rPr>
+          <w:b/>
+          <w:bCs/>
+        </w:rPr>
+        <w:t xml:space="preserve">planlı</w:t>
+      </w:r>
+      <w:r>
+        <w:t xml:space="preserve"> </w:t>
+      </w:r>
+      <w:r>
+        <w:t xml:space="preserve">ve</w:t>
+      </w:r>
+      <w:r>
+        <w:t xml:space="preserve"> </w:t>
+      </w:r>
+      <w:r>
+        <w:rPr>
+          <w:b/>
+          <w:bCs/>
+        </w:rPr>
+        <w:t xml:space="preserve">izinli</w:t>
+      </w:r>
+      <w:r>
+        <w:t xml:space="preserve"> </w:t>
+      </w:r>
+      <w:r>
+        <w:t xml:space="preserve">bir etkinliktir.</w:t>
+      </w:r>
+      <w:r>
+        <w:t xml:space="preserve"> </w:t>
+      </w:r>
+      <w:r>
+        <w:t xml:space="preserve">“Planlı”</w:t>
+      </w:r>
+      <w:r>
+        <w:t xml:space="preserve"> </w:t>
+      </w:r>
+      <w:r>
+        <w:t xml:space="preserve">ve</w:t>
+      </w:r>
+      <w:r>
+        <w:t xml:space="preserve"> </w:t>
+      </w:r>
+      <w:r>
+        <w:t xml:space="preserve">“izinli”</w:t>
+      </w:r>
+      <w:r>
+        <w:t xml:space="preserve"> </w:t>
+      </w:r>
+      <w:r>
+        <w:t xml:space="preserve">sözcükleri isteğe bağlı değildir: kapsamı ve kuralları yazılı olmayan bir test, meşru bir</w:t>
+      </w:r>
+      <w:r>
+        <w:t xml:space="preserve"> </w:t>
+      </w:r>
+      <w:r>
+        <w:t xml:space="preserve">güvenlik çalışması değildir. Bir plan en az şu dört başlığı içerir.</w:t>
+      </w:r>
+    </w:p>
+    <w:bookmarkStart w:id="39" w:name="kapsam-scope"/>
+    <w:p>
+      <w:pPr>
+        <w:pStyle w:val="Heading3"/>
+      </w:pPr>
+      <w:r>
+        <w:t xml:space="preserve">1. Kapsam (scope)</w:t>
+      </w:r>
+    </w:p>
+    <w:p>
+      <w:pPr>
+        <w:pStyle w:val="FirstParagraph"/>
+      </w:pPr>
+      <w:r>
+        <w:t xml:space="preserve">Neyin test edileceği ve neyin</w:t>
+      </w:r>
+      <w:r>
+        <w:t xml:space="preserve"> </w:t>
+      </w:r>
+      <w:r>
+        <w:rPr>
+          <w:b/>
+          <w:bCs/>
+        </w:rPr>
+        <w:t xml:space="preserve">edilmeyeceği</w:t>
+      </w:r>
+      <w:r>
+        <w:t xml:space="preserve"> </w:t>
+      </w:r>
+      <w:r>
+        <w:t xml:space="preserve">açıkça yazılır: hangi ikili dosya/sürüm, hangi bileşenler, hangi</w:t>
+      </w:r>
+      <w:r>
+        <w:t xml:space="preserve"> </w:t>
+      </w:r>
+      <w:r>
+        <w:t xml:space="preserve">ortam (test ortamı mı, üretim mi), hangi veriler (yalnız sentetik). Kapsam dışı bırakılanlar da yazılır (ör. üçüncü</w:t>
+      </w:r>
+      <w:r>
+        <w:t xml:space="preserve"> </w:t>
+      </w:r>
+      <w:r>
+        <w:t xml:space="preserve">taraf sunucular, gerçek kullanıcı verisi).</w:t>
+      </w:r>
+    </w:p>
+    <w:bookmarkEnd w:id="39"/>
+    <w:bookmarkStart w:id="40" w:name="angajman-kuralları-rules-of-engagement"/>
+    <w:p>
+      <w:pPr>
+        <w:pStyle w:val="Heading3"/>
+      </w:pPr>
+      <w:r>
+        <w:t xml:space="preserve">2. Angajman kuralları (rules of engagement)</w:t>
       </w:r>
     </w:p>
     <w:p>
@@ -5016,11 +5750,21 @@
         <w:pStyle w:val="Compact"/>
         <w:numPr>
           <w:ilvl w:val="0"/>
-          <w:numId w:val="1005"/>
+          <w:numId w:val="1006"/>
         </w:numPr>
       </w:pPr>
       <w:r>
-        <w:t xml:space="preserve">Veri işleme kuralı: gerçek kişisel veri kullanılmaz; bulgular gizli tutulur.</w:t>
+        <w:rPr>
+          <w:b/>
+          <w:bCs/>
+        </w:rPr>
+        <w:t xml:space="preserve">Yazılı izin</w:t>
+      </w:r>
+      <w:r>
+        <w:t xml:space="preserve"> </w:t>
+      </w:r>
+      <w:r>
+        <w:t xml:space="preserve">ve yetkili imzası; test penceresi (tarih/saat).</w:t>
       </w:r>
     </w:p>
     <w:p>
@@ -5028,11 +5772,27 @@
         <w:pStyle w:val="Compact"/>
         <w:numPr>
           <w:ilvl w:val="0"/>
-          <w:numId w:val="1005"/>
+          <w:numId w:val="1006"/>
         </w:numPr>
       </w:pPr>
       <w:r>
-        <w:t xml:space="preserve">Durdurma koşulu (kill switch): kritik bir etki görülürse test durur ve derhal bildirilir.</w:t>
+        <w:t xml:space="preserve">İzin verilen ve</w:t>
+      </w:r>
+      <w:r>
+        <w:t xml:space="preserve"> </w:t>
+      </w:r>
+      <w:r>
+        <w:rPr>
+          <w:b/>
+          <w:bCs/>
+        </w:rPr>
+        <w:t xml:space="preserve">yasak</w:t>
+      </w:r>
+      <w:r>
+        <w:t xml:space="preserve"> </w:t>
+      </w:r>
+      <w:r>
+        <w:t xml:space="preserve">yöntemler (ör. hizmet kesintisine yol açacak testler hariç).</w:t>
       </w:r>
     </w:p>
     <w:p>
@@ -5040,15 +5800,39 @@
         <w:pStyle w:val="Compact"/>
         <w:numPr>
           <w:ilvl w:val="0"/>
-          <w:numId w:val="1005"/>
+          <w:numId w:val="1006"/>
         </w:numPr>
       </w:pPr>
       <w:r>
+        <w:t xml:space="preserve">Veri işleme kuralı: gerçek kişisel veri kullanılmaz; bulgular gizli tutulur.</w:t>
+      </w:r>
+    </w:p>
+    <w:p>
+      <w:pPr>
+        <w:pStyle w:val="Compact"/>
+        <w:numPr>
+          <w:ilvl w:val="0"/>
+          <w:numId w:val="1006"/>
+        </w:numPr>
+      </w:pPr>
+      <w:r>
+        <w:t xml:space="preserve">Durdurma koşulu (kill switch): kritik bir etki görülürse test durur ve derhal bildirilir.</w:t>
+      </w:r>
+    </w:p>
+    <w:p>
+      <w:pPr>
+        <w:pStyle w:val="Compact"/>
+        <w:numPr>
+          <w:ilvl w:val="0"/>
+          <w:numId w:val="1006"/>
+        </w:numPr>
+      </w:pPr>
+      <w:r>
         <w:t xml:space="preserve">İletişim ve yükseltme (escalation) noktaları.</w:t>
       </w:r>
     </w:p>
-    <w:bookmarkEnd w:id="37"/>
-    <w:bookmarkStart w:id="38" w:name="yöntem-methodology"/>
+    <w:bookmarkEnd w:id="40"/>
+    <w:bookmarkStart w:id="41" w:name="yöntem-methodology"/>
     <w:p>
       <w:pPr>
         <w:pStyle w:val="Heading3"/>
@@ -5158,8 +5942,8 @@
         <w:t xml:space="preserve">olmasını sağlar.</w:t>
       </w:r>
     </w:p>
-    <w:bookmarkEnd w:id="38"/>
-    <w:bookmarkStart w:id="39" w:name="test-şablonu-sekiz-başlık"/>
+    <w:bookmarkEnd w:id="41"/>
+    <w:bookmarkStart w:id="42" w:name="test-şablonu-sekiz-başlık"/>
     <w:p>
       <w:pPr>
         <w:pStyle w:val="Heading3"/>
@@ -5464,9 +6248,9 @@
         <w:t xml:space="preserve">öğrenmektir.</w:t>
       </w:r>
     </w:p>
-    <w:bookmarkEnd w:id="39"/>
-    <w:bookmarkEnd w:id="40"/>
-    <w:bookmarkStart w:id="41" w:name="raporlama"/>
+    <w:bookmarkEnd w:id="42"/>
+    <w:bookmarkEnd w:id="43"/>
+    <w:bookmarkStart w:id="44" w:name="raporlama"/>
     <w:p>
       <w:pPr>
         <w:pStyle w:val="Heading2"/>
@@ -5509,170 +6293,6 @@
       </w:r>
       <w:r>
         <w:t xml:space="preserve">bir belgedir:</w:t>
-      </w:r>
-    </w:p>
-    <w:p>
-      <w:pPr>
-        <w:pStyle w:val="Compact"/>
-        <w:numPr>
-          <w:ilvl w:val="0"/>
-          <w:numId w:val="1006"/>
-        </w:numPr>
-      </w:pPr>
-      <w:r>
-        <w:rPr>
-          <w:b/>
-          <w:bCs/>
-        </w:rPr>
-        <w:t xml:space="preserve">Yönetici özeti:</w:t>
-      </w:r>
-      <w:r>
-        <w:t xml:space="preserve"> </w:t>
-      </w:r>
-      <w:r>
-        <w:t xml:space="preserve">teknik olmayan okur için genel durum ve en kritik üç bulgu.</w:t>
-      </w:r>
-    </w:p>
-    <w:p>
-      <w:pPr>
-        <w:pStyle w:val="Compact"/>
-        <w:numPr>
-          <w:ilvl w:val="0"/>
-          <w:numId w:val="1006"/>
-        </w:numPr>
-      </w:pPr>
-      <w:r>
-        <w:rPr>
-          <w:b/>
-          <w:bCs/>
-        </w:rPr>
-        <w:t xml:space="preserve">Yöntem ve kapsam:</w:t>
-      </w:r>
-      <w:r>
-        <w:t xml:space="preserve"> </w:t>
-      </w:r>
-      <w:r>
-        <w:t xml:space="preserve">ne test edildi, ne edilmedi, hangi metodolojiyle.</w:t>
-      </w:r>
-    </w:p>
-    <w:p>
-      <w:pPr>
-        <w:pStyle w:val="Compact"/>
-        <w:numPr>
-          <w:ilvl w:val="0"/>
-          <w:numId w:val="1006"/>
-        </w:numPr>
-      </w:pPr>
-      <w:r>
-        <w:rPr>
-          <w:b/>
-          <w:bCs/>
-        </w:rPr>
-        <w:t xml:space="preserve">Bulgular:</w:t>
-      </w:r>
-      <w:r>
-        <w:t xml:space="preserve"> </w:t>
-      </w:r>
-      <w:r>
-        <w:t xml:space="preserve">her biri kanıt, saldırı potansiyeli ve CVSS, öneri ile.</w:t>
-      </w:r>
-    </w:p>
-    <w:p>
-      <w:pPr>
-        <w:pStyle w:val="Compact"/>
-        <w:numPr>
-          <w:ilvl w:val="0"/>
-          <w:numId w:val="1006"/>
-        </w:numPr>
-      </w:pPr>
-      <w:r>
-        <w:rPr>
-          <w:b/>
-          <w:bCs/>
-        </w:rPr>
-        <w:t xml:space="preserve">Bulgu–aksiyon tablosu:</w:t>
-      </w:r>
-      <w:r>
-        <w:t xml:space="preserve"> </w:t>
-      </w:r>
-      <w:r>
-        <w:t xml:space="preserve">geliştiricinin yanıtı ve kapanış durumu.</w:t>
-      </w:r>
-    </w:p>
-    <w:p>
-      <w:pPr>
-        <w:pStyle w:val="Compact"/>
-        <w:numPr>
-          <w:ilvl w:val="0"/>
-          <w:numId w:val="1006"/>
-        </w:numPr>
-      </w:pPr>
-      <w:r>
-        <w:rPr>
-          <w:b/>
-          <w:bCs/>
-        </w:rPr>
-        <w:t xml:space="preserve">Kalan risk:</w:t>
-      </w:r>
-      <w:r>
-        <w:t xml:space="preserve"> </w:t>
-      </w:r>
-      <w:r>
-        <w:t xml:space="preserve">kapatılmayan ya da devredilen riskler, gerekçesiyle.</w:t>
-      </w:r>
-    </w:p>
-    <w:p>
-      <w:pPr>
-        <w:pStyle w:val="BlockText"/>
-      </w:pPr>
-      <w:r>
-        <w:rPr>
-          <w:b/>
-          <w:bCs/>
-        </w:rPr>
-        <w:t xml:space="preserve">Eleştirel okuma alıştırması</w:t>
-      </w:r>
-    </w:p>
-    <w:p>
-      <w:pPr>
-        <w:pStyle w:val="BlockText"/>
-      </w:pPr>
-      <w:r>
-        <w:t xml:space="preserve">Size verilen kısa bir bulgu metnini birlikte okuyun: bu bulgunun saldırı potansiyeli doğru mu derecelendirilmiş?</w:t>
-      </w:r>
-      <w:r>
-        <w:t xml:space="preserve"> </w:t>
-      </w:r>
-      <w:r>
-        <w:t xml:space="preserve">Öneri uygulanabilir mi?</w:t>
-      </w:r>
-      <w:r>
-        <w:t xml:space="preserve"> </w:t>
-      </w:r>
-      <w:r>
-        <w:t xml:space="preserve">“Karşılandı”</w:t>
-      </w:r>
-      <w:r>
-        <w:t xml:space="preserve"> </w:t>
-      </w:r>
-      <w:r>
-        <w:t xml:space="preserve">diyen bir satırın kanıtı var mı? Bu okuma, 13. haftadaki uyum matrisi</w:t>
-      </w:r>
-      <w:r>
-        <w:t xml:space="preserve"> </w:t>
-      </w:r>
-      <w:r>
-        <w:t xml:space="preserve">okumasının provasıdır.</w:t>
-      </w:r>
-    </w:p>
-    <w:bookmarkEnd w:id="41"/>
-    <w:bookmarkStart w:id="42" w:name="X01faa71bf369c6e4f364494165b0a152f22fa5f"/>
-    <w:p>
-      <w:pPr>
-        <w:pStyle w:val="Heading2"/>
-      </w:pPr>
-      <w:r>
-        <w:t xml:space="preserve">9. Dönem projesi: bu hafta (S16 — test planı ve sonuçları)</w:t>
       </w:r>
     </w:p>
     <w:p>
@@ -5688,13 +6308,13 @@
           <w:b/>
           <w:bCs/>
         </w:rPr>
-        <w:t xml:space="preserve">Test planı:</w:t>
-      </w:r>
-      <w:r>
-        <w:t xml:space="preserve"> </w:t>
-      </w:r>
-      <w:r>
-        <w:t xml:space="preserve">En kritik iki–üç varlık/gereksinim için sekiz başlıklı test kartları yazın (S17 ile bağlı).</w:t>
+        <w:t xml:space="preserve">Yönetici özeti:</w:t>
+      </w:r>
+      <w:r>
+        <w:t xml:space="preserve"> </w:t>
+      </w:r>
+      <w:r>
+        <w:t xml:space="preserve">teknik olmayan okur için genel durum ve en kritik üç bulgu.</w:t>
       </w:r>
     </w:p>
     <w:p>
@@ -5710,13 +6330,13 @@
           <w:b/>
           <w:bCs/>
         </w:rPr>
-        <w:t xml:space="preserve">Yöntem:</w:t>
-      </w:r>
-      <w:r>
-        <w:t xml:space="preserve"> </w:t>
-      </w:r>
-      <w:r>
-        <w:t xml:space="preserve">Hangi metodolojiyi (MASTG/WSTG/PTES/NIST SP 800-115) temel aldığınızı belirtin.</w:t>
+        <w:t xml:space="preserve">Yöntem ve kapsam:</w:t>
+      </w:r>
+      <w:r>
+        <w:t xml:space="preserve"> </w:t>
+      </w:r>
+      <w:r>
+        <w:t xml:space="preserve">ne test edildi, ne edilmedi, hangi metodolojiyle.</w:t>
       </w:r>
     </w:p>
     <w:p>
@@ -5732,45 +6352,13 @@
           <w:b/>
           <w:bCs/>
         </w:rPr>
-        <w:t xml:space="preserve">Sonuçlar:</w:t>
-      </w:r>
-      <w:r>
-        <w:t xml:space="preserve"> </w:t>
-      </w:r>
-      <w:r>
-        <w:t xml:space="preserve">Testleri çalıştırıp</w:t>
-      </w:r>
-      <w:r>
-        <w:t xml:space="preserve"> </w:t>
-      </w:r>
-      <w:r>
-        <w:rPr>
-          <w:b/>
-          <w:bCs/>
-        </w:rPr>
-        <w:t xml:space="preserve">gözlenen sonuçları</w:t>
-      </w:r>
-      <w:r>
-        <w:t xml:space="preserve"> </w:t>
-      </w:r>
-      <w:r>
-        <w:t xml:space="preserve">yazın — finalde plan değil,</w:t>
-      </w:r>
-      <w:r>
-        <w:t xml:space="preserve"> </w:t>
-      </w:r>
-      <w:r>
-        <w:rPr>
-          <w:b/>
-          <w:bCs/>
-        </w:rPr>
-        <w:t xml:space="preserve">sonuç</w:t>
-      </w:r>
-      <w:r>
-        <w:t xml:space="preserve"> </w:t>
-      </w:r>
-      <w:r>
-        <w:t xml:space="preserve">beklenir.</w:t>
+        <w:t xml:space="preserve">Bulgular:</w:t>
+      </w:r>
+      <w:r>
+        <w:t xml:space="preserve"> </w:t>
+      </w:r>
+      <w:r>
+        <w:t xml:space="preserve">her biri kanıt, saldırı potansiyeli ve CVSS, öneri ile.</w:t>
       </w:r>
     </w:p>
     <w:p>
@@ -5786,13 +6374,13 @@
           <w:b/>
           <w:bCs/>
         </w:rPr>
-        <w:t xml:space="preserve">Bulgu–aksiyon:</w:t>
-      </w:r>
-      <w:r>
-        <w:t xml:space="preserve"> </w:t>
-      </w:r>
-      <w:r>
-        <w:t xml:space="preserve">Vize geri bildirimlerini bir bulgu–aksiyon tablosuna dökün.</w:t>
+        <w:t xml:space="preserve">Bulgu–aksiyon tablosu:</w:t>
+      </w:r>
+      <w:r>
+        <w:t xml:space="preserve"> </w:t>
+      </w:r>
+      <w:r>
+        <w:t xml:space="preserve">geliştiricinin yanıtı ve kapanış durumu.</w:t>
       </w:r>
     </w:p>
     <w:p>
@@ -5814,7 +6402,7 @@
         <w:t xml:space="preserve"> </w:t>
       </w:r>
       <w:r>
-        <w:t xml:space="preserve">Kapatmadığınız riskleri ve gerekçesini yazın.</w:t>
+        <w:t xml:space="preserve">kapatılmayan ya da devredilen riskler, gerekçesiyle.</w:t>
       </w:r>
     </w:p>
     <w:p>
@@ -5826,7 +6414,7 @@
           <w:b/>
           <w:bCs/>
         </w:rPr>
-        <w:t xml:space="preserve">Etik ve hukuki çerçeve (tekrar)</w:t>
+        <w:t xml:space="preserve">Eleştirel okuma alıştırması</w:t>
       </w:r>
     </w:p>
     <w:p>
@@ -5834,147 +6422,41 @@
         <w:pStyle w:val="BlockText"/>
       </w:pPr>
       <w:r>
-        <w:t xml:space="preserve">Sızma testi yalnız</w:t>
-      </w:r>
-      <w:r>
-        <w:t xml:space="preserve"> </w:t>
-      </w:r>
-      <w:r>
-        <w:rPr>
-          <w:b/>
-          <w:bCs/>
-        </w:rPr>
-        <w:t xml:space="preserve">kendi</w:t>
-      </w:r>
-      <w:r>
-        <w:t xml:space="preserve"> </w:t>
-      </w:r>
-      <w:r>
-        <w:t xml:space="preserve">projeniz ve yetkili olduğunuz sistemler üzerinde yapılır. Başkasının sistemine izinsiz</w:t>
-      </w:r>
-      <w:r>
-        <w:t xml:space="preserve"> </w:t>
-      </w:r>
-      <w:r>
-        <w:t xml:space="preserve">test, amacı ne olursa olsun suçtur. Bütün veriler sentetik olmalı; depoda gerçek sır ya da kişisel veri</w:t>
-      </w:r>
-      <w:r>
-        <w:t xml:space="preserve"> </w:t>
-      </w:r>
-      <w:r>
-        <w:t xml:space="preserve">bulunmamalıdır.</w:t>
-      </w:r>
-    </w:p>
-    <w:bookmarkEnd w:id="42"/>
-    <w:bookmarkStart w:id="43" w:name="kendini-sınama"/>
+        <w:t xml:space="preserve">Size verilen kısa bir bulgu metnini birlikte okuyun: bu bulgunun saldırı potansiyeli doğru mu derecelendirilmiş?</w:t>
+      </w:r>
+      <w:r>
+        <w:t xml:space="preserve"> </w:t>
+      </w:r>
+      <w:r>
+        <w:t xml:space="preserve">Öneri uygulanabilir mi?</w:t>
+      </w:r>
+      <w:r>
+        <w:t xml:space="preserve"> </w:t>
+      </w:r>
+      <w:r>
+        <w:t xml:space="preserve">“Karşılandı”</w:t>
+      </w:r>
+      <w:r>
+        <w:t xml:space="preserve"> </w:t>
+      </w:r>
+      <w:r>
+        <w:t xml:space="preserve">diyen bir satırın kanıtı var mı? Bu okuma, 13. haftadaki uyum matrisi</w:t>
+      </w:r>
+      <w:r>
+        <w:t xml:space="preserve"> </w:t>
+      </w:r>
+      <w:r>
+        <w:t xml:space="preserve">okumasının provasıdır.</w:t>
+      </w:r>
+    </w:p>
+    <w:bookmarkEnd w:id="44"/>
+    <w:bookmarkStart w:id="45" w:name="X01faa71bf369c6e4f364494165b0a152f22fa5f"/>
     <w:p>
       <w:pPr>
         <w:pStyle w:val="Heading2"/>
       </w:pPr>
       <w:r>
-        <w:t xml:space="preserve">10. Kendini sınama</w:t>
-      </w:r>
-    </w:p>
-    <w:p>
-      <w:pPr>
-        <w:pStyle w:val="BlockText"/>
-      </w:pPr>
-      <w:r>
-        <w:rPr>
-          <w:b/>
-          <w:bCs/>
-        </w:rPr>
-        <w:t xml:space="preserve">1. Bir ürünün bağımsız değerlendirmesindeki 13 adımı ana hatlarıyla sıralayın. Hazırlık, değerlendirme ve süreklilik aşamaları neleri kapsar?</w:t>
-      </w:r>
-    </w:p>
-    <w:p>
-      <w:pPr>
-        <w:pStyle w:val="BlockText"/>
-      </w:pPr>
-      <w:r>
-        <w:rPr>
-          <w:b/>
-          <w:bCs/>
-        </w:rPr>
-        <w:t xml:space="preserve">Hazırlık (1–4):</w:t>
-      </w:r>
-      <w:r>
-        <w:t xml:space="preserve"> </w:t>
-      </w:r>
-      <w:r>
-        <w:t xml:space="preserve">değerlendirme hedefini (TOE) tanımlama, kapsam, güvenlik hedefi/gereksinimler, plan.</w:t>
-      </w:r>
-      <w:r>
-        <w:t xml:space="preserve"> </w:t>
-      </w:r>
-      <w:r>
-        <w:rPr>
-          <w:b/>
-          <w:bCs/>
-        </w:rPr>
-        <w:t xml:space="preserve">Değerlendirme:</w:t>
-      </w:r>
-      <w:r>
-        <w:t xml:space="preserve"> </w:t>
-      </w:r>
-      <w:r>
-        <w:t xml:space="preserve">yöntemleri uygulama (kod inceleme → SAST → DAST → fuzzing → sızma testi), bulguları saldırı potansiyeliyle derecelendirme, raporlama.</w:t>
-      </w:r>
-      <w:r>
-        <w:t xml:space="preserve"> </w:t>
-      </w:r>
-      <w:r>
-        <w:rPr>
-          <w:b/>
-          <w:bCs/>
-        </w:rPr>
-        <w:t xml:space="preserve">Süreklilik:</w:t>
-      </w:r>
-      <w:r>
-        <w:t xml:space="preserve"> </w:t>
-      </w:r>
-      <w:r>
-        <w:t xml:space="preserve">karar/sertifika, sonra her değişiklikte etki analizi + delta değerlendirme ve sürüm bakımı.</w:t>
-      </w:r>
-    </w:p>
-    <w:p>
-      <w:pPr>
-        <w:pStyle w:val="BlockText"/>
-      </w:pPr>
-      <w:r>
-        <w:rPr>
-          <w:b/>
-          <w:bCs/>
-        </w:rPr>
-        <w:t xml:space="preserve">2. Değerlendirici hangi iki varsayımla çalışır? Bu neden</w:t>
-      </w:r>
-      <w:r>
-        <w:rPr>
-          <w:b/>
-          <w:bCs/>
-        </w:rPr>
-        <w:t xml:space="preserve"> </w:t>
-      </w:r>
-      <w:r>
-        <w:rPr>
-          <w:b/>
-          <w:bCs/>
-        </w:rPr>
-        <w:t xml:space="preserve">‘korumanın var olması yetmez’</w:t>
-      </w:r>
-      <w:r>
-        <w:rPr>
-          <w:b/>
-          <w:bCs/>
-        </w:rPr>
-        <w:t xml:space="preserve"> </w:t>
-      </w:r>
-      <w:r>
-        <w:rPr>
-          <w:b/>
-          <w:bCs/>
-        </w:rPr>
-        <w:t xml:space="preserve">sonucunu doğurur?</w:t>
+        <w:t xml:space="preserve">9. Dönem projesi: bu hafta (S16 — test planı ve sonuçları)</w:t>
       </w:r>
     </w:p>
     <w:p>
@@ -5986,68 +6468,137 @@
         </w:numPr>
       </w:pPr>
       <w:r>
-        <w:t xml:space="preserve">Saldırgan sistemi</w:t>
-      </w:r>
-      <w:r>
-        <w:t xml:space="preserve"> </w:t>
-      </w:r>
-      <w:r>
-        <w:rPr>
-          <w:b/>
-          <w:bCs/>
-        </w:rPr>
-        <w:t xml:space="preserve">tam bilir</w:t>
-      </w:r>
-      <w:r>
-        <w:t xml:space="preserve"> </w:t>
-      </w:r>
-      <w:r>
-        <w:t xml:space="preserve">(Kerckhoffs), (2) saldırgan</w:t>
-      </w:r>
-      <w:r>
-        <w:t xml:space="preserve"> </w:t>
-      </w:r>
-      <w:r>
-        <w:rPr>
-          <w:b/>
-          <w:bCs/>
-        </w:rPr>
-        <w:t xml:space="preserve">yetenekli ve kaynaklıdır</w:t>
-      </w:r>
-      <w:r>
-        <w:t xml:space="preserve">. Bu yüzden bir korumanın sadece bulunması değil; belirli bir</w:t>
-      </w:r>
-      <w:r>
-        <w:t xml:space="preserve"> </w:t>
-      </w:r>
-      <w:r>
-        <w:rPr>
-          <w:b/>
-          <w:bCs/>
-        </w:rPr>
-        <w:t xml:space="preserve">saldırı potansiyeline</w:t>
-      </w:r>
-      <w:r>
-        <w:t xml:space="preserve"> </w:t>
-      </w:r>
-      <w:r>
-        <w:t xml:space="preserve">dayanması ve bunun</w:t>
-      </w:r>
-      <w:r>
-        <w:t xml:space="preserve"> </w:t>
-      </w:r>
-      <w:r>
-        <w:rPr>
-          <w:b/>
-          <w:bCs/>
-        </w:rPr>
-        <w:t xml:space="preserve">kanıtla</w:t>
-      </w:r>
-      <w:r>
-        <w:t xml:space="preserve"> </w:t>
-      </w:r>
-      <w:r>
-        <w:t xml:space="preserve">gösterilmesi gerekir.</w:t>
+        <w:rPr>
+          <w:b/>
+          <w:bCs/>
+        </w:rPr>
+        <w:t xml:space="preserve">Test planı:</w:t>
+      </w:r>
+      <w:r>
+        <w:t xml:space="preserve"> </w:t>
+      </w:r>
+      <w:r>
+        <w:t xml:space="preserve">En kritik iki–üç varlık/gereksinim için sekiz başlıklı test kartları yazın (S17 ile bağlı).</w:t>
+      </w:r>
+    </w:p>
+    <w:p>
+      <w:pPr>
+        <w:pStyle w:val="Compact"/>
+        <w:numPr>
+          <w:ilvl w:val="0"/>
+          <w:numId w:val="1008"/>
+        </w:numPr>
+      </w:pPr>
+      <w:r>
+        <w:rPr>
+          <w:b/>
+          <w:bCs/>
+        </w:rPr>
+        <w:t xml:space="preserve">Yöntem:</w:t>
+      </w:r>
+      <w:r>
+        <w:t xml:space="preserve"> </w:t>
+      </w:r>
+      <w:r>
+        <w:t xml:space="preserve">Hangi metodolojiyi (MASTG/WSTG/PTES/NIST SP 800-115) temel aldığınızı belirtin.</w:t>
+      </w:r>
+    </w:p>
+    <w:p>
+      <w:pPr>
+        <w:pStyle w:val="Compact"/>
+        <w:numPr>
+          <w:ilvl w:val="0"/>
+          <w:numId w:val="1008"/>
+        </w:numPr>
+      </w:pPr>
+      <w:r>
+        <w:rPr>
+          <w:b/>
+          <w:bCs/>
+        </w:rPr>
+        <w:t xml:space="preserve">Sonuçlar:</w:t>
+      </w:r>
+      <w:r>
+        <w:t xml:space="preserve"> </w:t>
+      </w:r>
+      <w:r>
+        <w:t xml:space="preserve">Testleri çalıştırıp</w:t>
+      </w:r>
+      <w:r>
+        <w:t xml:space="preserve"> </w:t>
+      </w:r>
+      <w:r>
+        <w:rPr>
+          <w:b/>
+          <w:bCs/>
+        </w:rPr>
+        <w:t xml:space="preserve">gözlenen sonuçları</w:t>
+      </w:r>
+      <w:r>
+        <w:t xml:space="preserve"> </w:t>
+      </w:r>
+      <w:r>
+        <w:t xml:space="preserve">yazın — finalde plan değil,</w:t>
+      </w:r>
+      <w:r>
+        <w:t xml:space="preserve"> </w:t>
+      </w:r>
+      <w:r>
+        <w:rPr>
+          <w:b/>
+          <w:bCs/>
+        </w:rPr>
+        <w:t xml:space="preserve">sonuç</w:t>
+      </w:r>
+      <w:r>
+        <w:t xml:space="preserve"> </w:t>
+      </w:r>
+      <w:r>
+        <w:t xml:space="preserve">beklenir.</w:t>
+      </w:r>
+    </w:p>
+    <w:p>
+      <w:pPr>
+        <w:pStyle w:val="Compact"/>
+        <w:numPr>
+          <w:ilvl w:val="0"/>
+          <w:numId w:val="1008"/>
+        </w:numPr>
+      </w:pPr>
+      <w:r>
+        <w:rPr>
+          <w:b/>
+          <w:bCs/>
+        </w:rPr>
+        <w:t xml:space="preserve">Bulgu–aksiyon:</w:t>
+      </w:r>
+      <w:r>
+        <w:t xml:space="preserve"> </w:t>
+      </w:r>
+      <w:r>
+        <w:t xml:space="preserve">Vize geri bildirimlerini bir bulgu–aksiyon tablosuna dökün.</w:t>
+      </w:r>
+    </w:p>
+    <w:p>
+      <w:pPr>
+        <w:pStyle w:val="Compact"/>
+        <w:numPr>
+          <w:ilvl w:val="0"/>
+          <w:numId w:val="1008"/>
+        </w:numPr>
+      </w:pPr>
+      <w:r>
+        <w:rPr>
+          <w:b/>
+          <w:bCs/>
+        </w:rPr>
+        <w:t xml:space="preserve">Kalan risk:</w:t>
+      </w:r>
+      <w:r>
+        <w:t xml:space="preserve"> </w:t>
+      </w:r>
+      <w:r>
+        <w:t xml:space="preserve">Kapatmadığınız riskleri ve gerekçesini yazın.</w:t>
       </w:r>
     </w:p>
     <w:p>
@@ -6059,7 +6610,7 @@
           <w:b/>
           <w:bCs/>
         </w:rPr>
-        <w:t xml:space="preserve">3. Zafiyet değerlendirmesinin yöntemlerini (kod incelemesi, SAST, DAST, fuzzing, sızma testi) neden bu sırada uygularız?</w:t>
+        <w:t xml:space="preserve">Etik ve hukuki çerçeve (tekrar)</w:t>
       </w:r>
     </w:p>
     <w:p>
@@ -6067,7 +6618,45 @@
         <w:pStyle w:val="BlockText"/>
       </w:pPr>
       <w:r>
-        <w:t xml:space="preserve">Ucuz/otomatik/geniş kapsamlı yöntemlerden pahalı/el emeği/derin yöntemlere doğru. Erken ucuz taramalar kolay bulguları eler; pahalı el emeği (fuzzing, sızma testi) yalnız kalan derin sorunlara harcanır → bütçe ve zaman verimli kullanılır.</w:t>
+        <w:t xml:space="preserve">Sızma testi yalnız</w:t>
+      </w:r>
+      <w:r>
+        <w:t xml:space="preserve"> </w:t>
+      </w:r>
+      <w:r>
+        <w:rPr>
+          <w:b/>
+          <w:bCs/>
+        </w:rPr>
+        <w:t xml:space="preserve">kendi</w:t>
+      </w:r>
+      <w:r>
+        <w:t xml:space="preserve"> </w:t>
+      </w:r>
+      <w:r>
+        <w:t xml:space="preserve">projeniz ve yetkili olduğunuz sistemler üzerinde yapılır. Başkasının sistemine izinsiz</w:t>
+      </w:r>
+      <w:r>
+        <w:t xml:space="preserve"> </w:t>
+      </w:r>
+      <w:r>
+        <w:t xml:space="preserve">test, amacı ne olursa olsun suçtur. Bütün veriler sentetik olmalı; depoda gerçek sır ya da kişisel veri</w:t>
+      </w:r>
+      <w:r>
+        <w:t xml:space="preserve"> </w:t>
+      </w:r>
+      <w:r>
+        <w:t xml:space="preserve">bulunmamalıdır.</w:t>
+      </w:r>
+    </w:p>
+    <w:bookmarkEnd w:id="45"/>
+    <w:bookmarkStart w:id="46" w:name="kendini-sınama"/>
+    <w:p>
+      <w:pPr>
+        <w:pStyle w:val="Heading2"/>
+      </w:pPr>
+      <w:r>
+        <w:t xml:space="preserve">10. Kendini sınama</w:t>
       </w:r>
     </w:p>
     <w:p>
@@ -6079,7 +6668,7 @@
           <w:b/>
           <w:bCs/>
         </w:rPr>
-        <w:t xml:space="preserve">4. ISO/IEC 27001 ile Ortak Kriterler’in test beklentisi nasıl ayrılır? Biri neyi, öteki neyi sertifikalar?</w:t>
+        <w:t xml:space="preserve">1. Bir ürünün bağımsız değerlendirmesindeki 13 adımı ana hatlarıyla sıralayın. Hazırlık, değerlendirme ve süreklilik aşamaları neleri kapsar?</w:t>
       </w:r>
     </w:p>
     <w:p>
@@ -6087,39 +6676,49 @@
         <w:pStyle w:val="BlockText"/>
       </w:pPr>
       <w:r>
-        <w:t xml:space="preserve">ISO/IEC 27001</w:t>
-      </w:r>
-      <w:r>
-        <w:t xml:space="preserve"> </w:t>
-      </w:r>
-      <w:r>
-        <w:rPr>
-          <w:b/>
-          <w:bCs/>
-        </w:rPr>
-        <w:t xml:space="preserve">kurumun bilgi güvenliği yönetim sistemini</w:t>
-      </w:r>
-      <w:r>
-        <w:t xml:space="preserve"> </w:t>
-      </w:r>
-      <w:r>
-        <w:t xml:space="preserve">(süreç/organizasyon) denetler ve sertifikalar. Ortak Kriterler (ISO/IEC 15408)</w:t>
-      </w:r>
-      <w:r>
-        <w:t xml:space="preserve"> </w:t>
-      </w:r>
-      <w:r>
-        <w:rPr>
-          <w:b/>
-          <w:bCs/>
-        </w:rPr>
-        <w:t xml:space="preserve">belirli bir ürünü (TOE)</w:t>
-      </w:r>
-      <w:r>
-        <w:t xml:space="preserve"> </w:t>
-      </w:r>
-      <w:r>
-        <w:t xml:space="preserve">tanımlı bir güvence düzeyinde teknik olarak değerlendirir ve sertifikalar.</w:t>
+        <w:rPr>
+          <w:b/>
+          <w:bCs/>
+        </w:rPr>
+        <w:t xml:space="preserve">Hazırlık (1–4):</w:t>
+      </w:r>
+      <w:r>
+        <w:t xml:space="preserve"> </w:t>
+      </w:r>
+      <w:r>
+        <w:t xml:space="preserve">değerlendirme hedefini (TOE) tanımlama, kapsam, güvenlik hedefi/gereksinimler, plan.</w:t>
+      </w:r>
+      <w:r>
+        <w:t xml:space="preserve"> </w:t>
+      </w:r>
+      <w:r>
+        <w:rPr>
+          <w:b/>
+          <w:bCs/>
+        </w:rPr>
+        <w:t xml:space="preserve">Değerlendirme:</w:t>
+      </w:r>
+      <w:r>
+        <w:t xml:space="preserve"> </w:t>
+      </w:r>
+      <w:r>
+        <w:t xml:space="preserve">yöntemleri uygulama (kod inceleme → SAST → DAST → fuzzing → sızma testi), bulguları saldırı potansiyeliyle derecelendirme, raporlama.</w:t>
+      </w:r>
+      <w:r>
+        <w:t xml:space="preserve"> </w:t>
+      </w:r>
+      <w:r>
+        <w:rPr>
+          <w:b/>
+          <w:bCs/>
+        </w:rPr>
+        <w:t xml:space="preserve">Süreklilik:</w:t>
+      </w:r>
+      <w:r>
+        <w:t xml:space="preserve"> </w:t>
+      </w:r>
+      <w:r>
+        <w:t xml:space="preserve">karar/sertifika, sonra her değişiklikte etki analizi + delta değerlendirme ve sürüm bakımı.</w:t>
       </w:r>
     </w:p>
     <w:p>
@@ -6131,606 +6730,35 @@
           <w:b/>
           <w:bCs/>
         </w:rPr>
-        <w:t xml:space="preserve">5. Saldırı potansiyelinin beş faktörünü sayın. Düşük saldırı potansiyeli neden ciddi bir bulgudur?</w:t>
-      </w:r>
-    </w:p>
-    <w:p>
-      <w:pPr>
-        <w:pStyle w:val="BlockText"/>
-      </w:pPr>
-      <w:r>
-        <w:rPr>
-          <w:b/>
-          <w:bCs/>
-        </w:rPr>
-        <w:t xml:space="preserve">Geçen zaman, uzmanlık, ürün hakkında bilgi, fırsat (erişim/pencere), ekipman.</w:t>
-      </w:r>
-      <w:r>
-        <w:t xml:space="preserve"> </w:t>
-      </w:r>
-      <w:r>
-        <w:t xml:space="preserve">Düşük saldırı potansiyeli, az zaman/beceri/araçla sömürülebilir demektir → çok sayıda saldırgan başarabilir → geniş ve olası tehdit, yani yüksek risk.</w:t>
-      </w:r>
-    </w:p>
-    <w:p>
-      <w:pPr>
-        <w:pStyle w:val="BlockText"/>
-      </w:pPr>
-      <w:r>
-        <w:rPr>
-          <w:b/>
-          <w:bCs/>
-        </w:rPr>
-        <w:t xml:space="preserve">6. Saldırı potansiyeli ile CVSS neyi ölçer? İkisi neden birlikte verilir?</w:t>
-      </w:r>
-    </w:p>
-    <w:p>
-      <w:pPr>
-        <w:pStyle w:val="BlockText"/>
-      </w:pPr>
-      <w:r>
-        <w:rPr>
-          <w:b/>
-          <w:bCs/>
-        </w:rPr>
-        <w:t xml:space="preserve">Saldırı potansiyeli</w:t>
-      </w:r>
-      <w:r>
-        <w:t xml:space="preserve"> </w:t>
-      </w:r>
-      <w:r>
-        <w:t xml:space="preserve">saldırıyı gerçekleştirmenin</w:t>
-      </w:r>
-      <w:r>
-        <w:t xml:space="preserve"> </w:t>
-      </w:r>
-      <w:r>
-        <w:rPr>
-          <w:b/>
-          <w:bCs/>
-        </w:rPr>
-        <w:t xml:space="preserve">zorluğunu/maliyetini</w:t>
-      </w:r>
-      <w:r>
-        <w:t xml:space="preserve">;</w:t>
-      </w:r>
-      <w:r>
-        <w:t xml:space="preserve"> </w:t>
-      </w:r>
-      <w:r>
-        <w:rPr>
-          <w:b/>
-          <w:bCs/>
-        </w:rPr>
-        <w:t xml:space="preserve">CVSS</w:t>
-      </w:r>
-      <w:r>
-        <w:t xml:space="preserve"> </w:t>
-      </w:r>
-      <w:r>
-        <w:t xml:space="preserve">açığın</w:t>
-      </w:r>
-      <w:r>
-        <w:t xml:space="preserve"> </w:t>
-      </w:r>
-      <w:r>
-        <w:rPr>
-          <w:b/>
-          <w:bCs/>
-        </w:rPr>
-        <w:t xml:space="preserve">ciddiyet/etkisini</w:t>
-      </w:r>
-      <w:r>
-        <w:t xml:space="preserve"> </w:t>
-      </w:r>
-      <w:r>
-        <w:t xml:space="preserve">ölçer. Birlikte verilince hem</w:t>
-      </w:r>
-      <w:r>
-        <w:t xml:space="preserve"> </w:t>
-      </w:r>
-      <w:r>
-        <w:t xml:space="preserve">‘ne kadar kolay’</w:t>
-      </w:r>
-      <w:r>
-        <w:t xml:space="preserve"> </w:t>
-      </w:r>
-      <w:r>
-        <w:t xml:space="preserve">hem</w:t>
-      </w:r>
-      <w:r>
-        <w:t xml:space="preserve"> </w:t>
-      </w:r>
-      <w:r>
-        <w:t xml:space="preserve">‘ne kadar kötü’</w:t>
-      </w:r>
-      <w:r>
-        <w:t xml:space="preserve"> </w:t>
-      </w:r>
-      <w:r>
-        <w:t xml:space="preserve">görülür ve önceliklendirme sağlıklı yapılır.</w:t>
-      </w:r>
-    </w:p>
-    <w:p>
-      <w:pPr>
-        <w:pStyle w:val="BlockText"/>
-      </w:pPr>
-      <w:r>
-        <w:rPr>
-          <w:b/>
-          <w:bCs/>
-        </w:rPr>
-        <w:t xml:space="preserve">7. Bulgu–öneri–aksiyon döngüsünü açıklayın. Bir bulgu</w:t>
-      </w:r>
-      <w:r>
-        <w:rPr>
-          <w:b/>
-          <w:bCs/>
-        </w:rPr>
-        <w:t xml:space="preserve"> </w:t>
-      </w:r>
-      <w:r>
-        <w:rPr>
-          <w:b/>
-          <w:bCs/>
-        </w:rPr>
-        <w:t xml:space="preserve">‘güvenlik açığı değil’</w:t>
-      </w:r>
-      <w:r>
-        <w:rPr>
-          <w:b/>
-          <w:bCs/>
-        </w:rPr>
-        <w:t xml:space="preserve"> </w:t>
-      </w:r>
-      <w:r>
-        <w:rPr>
-          <w:b/>
-          <w:bCs/>
-        </w:rPr>
-        <w:t xml:space="preserve">diye nasıl kapanır?</w:t>
-      </w:r>
-    </w:p>
-    <w:p>
-      <w:pPr>
-        <w:pStyle w:val="BlockText"/>
-      </w:pPr>
-      <w:r>
-        <w:t xml:space="preserve">Her bulguya bir</w:t>
-      </w:r>
-      <w:r>
-        <w:t xml:space="preserve"> </w:t>
-      </w:r>
-      <w:r>
-        <w:rPr>
-          <w:b/>
-          <w:bCs/>
-        </w:rPr>
-        <w:t xml:space="preserve">düzeltme önerisi</w:t>
-      </w:r>
-      <w:r>
-        <w:t xml:space="preserve"> </w:t>
-      </w:r>
-      <w:r>
-        <w:t xml:space="preserve">ve sorumlu/</w:t>
-      </w:r>
-      <w:r>
-        <w:rPr>
-          <w:b/>
-          <w:bCs/>
-        </w:rPr>
-        <w:t xml:space="preserve">aksiyon</w:t>
-      </w:r>
-      <w:r>
-        <w:t xml:space="preserve"> </w:t>
-      </w:r>
-      <w:r>
-        <w:t xml:space="preserve">atanır, sonra düzeltme</w:t>
-      </w:r>
-      <w:r>
-        <w:t xml:space="preserve"> </w:t>
-      </w:r>
-      <w:r>
-        <w:rPr>
-          <w:b/>
-          <w:bCs/>
-        </w:rPr>
-        <w:t xml:space="preserve">doğrulanır</w:t>
-      </w:r>
-      <w:r>
-        <w:t xml:space="preserve">. Bir bulgu, bağlam veya telafi kontrolleri nedeniyle gerçekten</w:t>
-      </w:r>
-      <w:r>
-        <w:t xml:space="preserve"> </w:t>
-      </w:r>
-      <w:r>
-        <w:rPr>
-          <w:b/>
-          <w:bCs/>
-        </w:rPr>
-        <w:t xml:space="preserve">sömürülemez</w:t>
-      </w:r>
-      <w:r>
-        <w:t xml:space="preserve"> </w:t>
-      </w:r>
-      <w:r>
-        <w:t xml:space="preserve">olduğu kanıtlanırsa</w:t>
-      </w:r>
-      <w:r>
-        <w:t xml:space="preserve"> </w:t>
-      </w:r>
-      <w:r>
-        <w:t xml:space="preserve">‘etkilenmez / risk kabul’</w:t>
-      </w:r>
-      <w:r>
-        <w:t xml:space="preserve"> </w:t>
-      </w:r>
-      <w:r>
-        <w:t xml:space="preserve">gerekçesiyle (VEX benzeri) kapatılır.</w:t>
-      </w:r>
-    </w:p>
-    <w:p>
-      <w:pPr>
-        <w:pStyle w:val="BlockText"/>
-      </w:pPr>
-      <w:r>
-        <w:rPr>
-          <w:b/>
-          <w:bCs/>
-        </w:rPr>
-        <w:t xml:space="preserve">8. Güvenlik etki analizi ile delta değerlendirme arasındaki fark nedir? Hangisi geliştiricinin, hangisi laboratuvarın çıktısıdır?</w:t>
-      </w:r>
-    </w:p>
-    <w:p>
-      <w:pPr>
-        <w:pStyle w:val="BlockText"/>
-      </w:pPr>
-      <w:r>
-        <w:rPr>
-          <w:b/>
-          <w:bCs/>
-        </w:rPr>
-        <w:t xml:space="preserve">Etki analizi geliştiricinin</w:t>
-      </w:r>
-      <w:r>
-        <w:t xml:space="preserve"> </w:t>
-      </w:r>
-      <w:r>
-        <w:t xml:space="preserve">çıktısıdır: yapılan değişiklik güvenliği/TOE’yi etkiliyor mu?</w:t>
-      </w:r>
-      <w:r>
-        <w:t xml:space="preserve"> </w:t>
-      </w:r>
-      <w:r>
-        <w:rPr>
-          <w:b/>
-          <w:bCs/>
-        </w:rPr>
-        <w:t xml:space="preserve">Delta değerlendirme laboratuvarın</w:t>
-      </w:r>
-      <w:r>
-        <w:t xml:space="preserve"> </w:t>
-      </w:r>
-      <w:r>
-        <w:t xml:space="preserve">işidir: etkilenen kısmı bağımsız olarak yeniden değerlendirir (tüm ürünü baştan değil).</w:t>
-      </w:r>
-    </w:p>
-    <w:p>
-      <w:pPr>
-        <w:pStyle w:val="BlockText"/>
-      </w:pPr>
-      <w:r>
-        <w:rPr>
-          <w:b/>
-          <w:bCs/>
-        </w:rPr>
-        <w:t xml:space="preserve">9. Bir sızma testi planının dört başlığını (kapsam, angajman kuralları, yöntem, test şablonu) ve her birinin amacını yazın.</w:t>
-      </w:r>
-    </w:p>
-    <w:p>
-      <w:pPr>
-        <w:pStyle w:val="BlockText"/>
-      </w:pPr>
-      <w:r>
-        <w:rPr>
-          <w:b/>
-          <w:bCs/>
-        </w:rPr>
-        <w:t xml:space="preserve">Kapsam:</w:t>
-      </w:r>
-      <w:r>
-        <w:t xml:space="preserve"> </w:t>
-      </w:r>
-      <w:r>
-        <w:t xml:space="preserve">neyin test edilip edilmeyeceği.</w:t>
-      </w:r>
-      <w:r>
-        <w:t xml:space="preserve"> </w:t>
-      </w:r>
-      <w:r>
-        <w:rPr>
-          <w:b/>
-          <w:bCs/>
-        </w:rPr>
-        <w:t xml:space="preserve">Angajman kuralları:</w:t>
-      </w:r>
-      <w:r>
-        <w:t xml:space="preserve"> </w:t>
-      </w:r>
-      <w:r>
-        <w:t xml:space="preserve">izinler, sınırlar, zaman, durdurma koşulu.</w:t>
-      </w:r>
-      <w:r>
-        <w:t xml:space="preserve"> </w:t>
-      </w:r>
-      <w:r>
-        <w:rPr>
-          <w:b/>
-          <w:bCs/>
-        </w:rPr>
-        <w:t xml:space="preserve">Yöntem:</w:t>
-      </w:r>
-      <w:r>
-        <w:t xml:space="preserve"> </w:t>
-      </w:r>
-      <w:r>
-        <w:t xml:space="preserve">metodoloji ve araçlar (WSTG/PTES vb.).</w:t>
-      </w:r>
-      <w:r>
-        <w:t xml:space="preserve"> </w:t>
-      </w:r>
-      <w:r>
-        <w:rPr>
-          <w:b/>
-          <w:bCs/>
-        </w:rPr>
-        <w:t xml:space="preserve">Test şablonu:</w:t>
-      </w:r>
-      <w:r>
-        <w:t xml:space="preserve"> </w:t>
-      </w:r>
-      <w:r>
-        <w:t xml:space="preserve">tekrarlanabilir test kartları. Amaç: güvenli, etik, tekrarlanabilir ve kapsamı net bir test.</w:t>
-      </w:r>
-    </w:p>
-    <w:p>
-      <w:pPr>
-        <w:pStyle w:val="BlockText"/>
-      </w:pPr>
-      <w:r>
-        <w:rPr>
-          <w:b/>
-          <w:bCs/>
-        </w:rPr>
-        <w:t xml:space="preserve">10. Angajman kurallarında</w:t>
-      </w:r>
-      <w:r>
-        <w:rPr>
-          <w:b/>
-          <w:bCs/>
-        </w:rPr>
-        <w:t xml:space="preserve"> </w:t>
-      </w:r>
-      <w:r>
-        <w:rPr>
-          <w:b/>
-          <w:bCs/>
-        </w:rPr>
-        <w:t xml:space="preserve">‘durdurma koşulu’</w:t>
-      </w:r>
-      <w:r>
-        <w:rPr>
-          <w:b/>
-          <w:bCs/>
-        </w:rPr>
-        <w:t xml:space="preserve"> </w:t>
-      </w:r>
-      <w:r>
-        <w:rPr>
-          <w:b/>
-          <w:bCs/>
-        </w:rPr>
-        <w:t xml:space="preserve">neden bulunur?</w:t>
-      </w:r>
-    </w:p>
-    <w:p>
-      <w:pPr>
-        <w:pStyle w:val="BlockText"/>
-      </w:pPr>
-      <w:r>
-        <w:t xml:space="preserve">Gerçek zarar, veri kaybı veya hizmet kesintisi riskini sınırlamak için. Belirlenen bir eşikte (örn. üretim etkisi ya da kritik bir açık) test</w:t>
-      </w:r>
-      <w:r>
-        <w:t xml:space="preserve"> </w:t>
-      </w:r>
-      <w:r>
-        <w:rPr>
-          <w:b/>
-          <w:bCs/>
-        </w:rPr>
-        <w:t xml:space="preserve">hemen durdurulur</w:t>
-      </w:r>
-      <w:r>
-        <w:t xml:space="preserve"> </w:t>
-      </w:r>
-      <w:r>
-        <w:t xml:space="preserve">→ güvenli ve etik yürütme sağlanır.</w:t>
-      </w:r>
-    </w:p>
-    <w:p>
-      <w:pPr>
-        <w:pStyle w:val="BlockText"/>
-      </w:pPr>
-      <w:r>
-        <w:rPr>
-          <w:b/>
-          <w:bCs/>
-        </w:rPr>
-        <w:t xml:space="preserve">11. Sekiz başlıklı test kartının alanlarını sayın. Hangi alan S17 uyum matrisine bağlanır?</w:t>
-      </w:r>
-    </w:p>
-    <w:p>
-      <w:pPr>
-        <w:pStyle w:val="BlockText"/>
-      </w:pPr>
-      <w:r>
-        <w:t xml:space="preserve">Örn:</w:t>
-      </w:r>
-      <w:r>
-        <w:t xml:space="preserve"> </w:t>
-      </w:r>
-      <w:r>
-        <w:rPr>
-          <w:b/>
-          <w:bCs/>
-        </w:rPr>
-        <w:t xml:space="preserve">kimlik/no, ilgili gereksinim-hedef, ön koşul, adımlar, beklenen sonuç, gözlenen sonuç, karar (geçti/kaldı), kanıt/ek.</w:t>
-      </w:r>
-      <w:r>
-        <w:t xml:space="preserve"> </w:t>
-      </w:r>
-      <w:r>
-        <w:t xml:space="preserve">‘İlgili gereksinim / karar’</w:t>
-      </w:r>
-      <w:r>
-        <w:t xml:space="preserve"> </w:t>
-      </w:r>
-      <w:r>
-        <w:t xml:space="preserve">alanı</w:t>
-      </w:r>
-      <w:r>
-        <w:t xml:space="preserve"> </w:t>
-      </w:r>
-      <w:r>
-        <w:rPr>
-          <w:b/>
-          <w:bCs/>
-        </w:rPr>
-        <w:t xml:space="preserve">S17 uyum matrisine</w:t>
-      </w:r>
-      <w:r>
-        <w:t xml:space="preserve"> </w:t>
-      </w:r>
-      <w:r>
-        <w:t xml:space="preserve">kanıt olarak bağlanır.</w:t>
-      </w:r>
-    </w:p>
-    <w:p>
-      <w:pPr>
-        <w:pStyle w:val="BlockText"/>
-      </w:pPr>
-      <w:r>
-        <w:rPr>
-          <w:b/>
-          <w:bCs/>
-        </w:rPr>
-        <w:t xml:space="preserve">12. Finalde S16’dan</w:t>
-      </w:r>
-      <w:r>
-        <w:rPr>
-          <w:b/>
-          <w:bCs/>
-        </w:rPr>
-        <w:t xml:space="preserve"> </w:t>
-      </w:r>
-      <w:r>
-        <w:rPr>
-          <w:b/>
-          <w:bCs/>
-        </w:rPr>
-        <w:t xml:space="preserve">‘plan’</w:t>
-      </w:r>
-      <w:r>
-        <w:rPr>
-          <w:b/>
-          <w:bCs/>
-        </w:rPr>
-        <w:t xml:space="preserve"> </w:t>
-      </w:r>
-      <w:r>
-        <w:rPr>
-          <w:b/>
-          <w:bCs/>
-        </w:rPr>
-        <w:t xml:space="preserve">değil</w:t>
-      </w:r>
-      <w:r>
-        <w:rPr>
-          <w:b/>
-          <w:bCs/>
-        </w:rPr>
-        <w:t xml:space="preserve"> </w:t>
-      </w:r>
-      <w:r>
-        <w:rPr>
-          <w:b/>
-          <w:bCs/>
-        </w:rPr>
-        <w:t xml:space="preserve">‘sonuç’</w:t>
-      </w:r>
-      <w:r>
-        <w:rPr>
-          <w:b/>
-          <w:bCs/>
-        </w:rPr>
-        <w:t xml:space="preserve"> </w:t>
-      </w:r>
-      <w:r>
-        <w:rPr>
-          <w:b/>
-          <w:bCs/>
-        </w:rPr>
-        <w:t xml:space="preserve">beklenmesi ne demektir?</w:t>
-      </w:r>
-    </w:p>
-    <w:p>
-      <w:pPr>
-        <w:pStyle w:val="BlockText"/>
-      </w:pPr>
-      <w:r>
-        <w:t xml:space="preserve">Testin yalnızca nasıl yapılacağının yazılması yetmez; testlerin gerçekten</w:t>
-      </w:r>
-      <w:r>
-        <w:t xml:space="preserve"> </w:t>
-      </w:r>
-      <w:r>
-        <w:rPr>
-          <w:b/>
-          <w:bCs/>
-        </w:rPr>
-        <w:t xml:space="preserve">çalıştırılıp</w:t>
-      </w:r>
-      <w:r>
-        <w:t xml:space="preserve"> </w:t>
-      </w:r>
-      <w:r>
-        <w:t xml:space="preserve">gözlenen sonuçlarının (geçti/kaldı, kanıt, ekran çıktısı) raporlanması beklenir. Yani plan değil,</w:t>
-      </w:r>
-      <w:r>
-        <w:t xml:space="preserve"> </w:t>
-      </w:r>
-      <w:r>
-        <w:rPr>
-          <w:b/>
-          <w:bCs/>
-        </w:rPr>
-        <w:t xml:space="preserve">gözlenen sonuçlar</w:t>
-      </w:r>
-      <w:r>
-        <w:t xml:space="preserve"> </w:t>
-      </w:r>
-      <w:r>
-        <w:t xml:space="preserve">teslim edilir.</w:t>
-      </w:r>
-    </w:p>
-    <w:bookmarkEnd w:id="43"/>
-    <w:bookmarkStart w:id="44" w:name="kaynaklar-ve-ileri-okuma"/>
-    <w:p>
-      <w:pPr>
-        <w:pStyle w:val="Heading2"/>
-      </w:pPr>
-      <w:r>
-        <w:t xml:space="preserve">11. Kaynaklar ve ileri okuma</w:t>
+        <w:t xml:space="preserve">2. Değerlendirici hangi iki varsayımla çalışır? Bu neden</w:t>
+      </w:r>
+      <w:r>
+        <w:rPr>
+          <w:b/>
+          <w:bCs/>
+        </w:rPr>
+        <w:t xml:space="preserve"> </w:t>
+      </w:r>
+      <w:r>
+        <w:rPr>
+          <w:b/>
+          <w:bCs/>
+        </w:rPr>
+        <w:t xml:space="preserve">‘korumanın var olması yetmez’</w:t>
+      </w:r>
+      <w:r>
+        <w:rPr>
+          <w:b/>
+          <w:bCs/>
+        </w:rPr>
+        <w:t xml:space="preserve"> </w:t>
+      </w:r>
+      <w:r>
+        <w:rPr>
+          <w:b/>
+          <w:bCs/>
+        </w:rPr>
+        <w:t xml:space="preserve">sonucunu doğurur?</w:t>
       </w:r>
     </w:p>
     <w:p>
@@ -6742,29 +6770,751 @@
         </w:numPr>
       </w:pPr>
       <w:r>
-        <w:rPr>
-          <w:b/>
-          <w:bCs/>
-        </w:rPr>
-        <w:t xml:space="preserve">Güvenli programlama teknik kılavuzu</w:t>
-      </w:r>
-      <w:r>
-        <w:t xml:space="preserve"> </w:t>
-      </w:r>
-      <w:r>
-        <w:t xml:space="preserve">(ders kaynağı) — teslim edilen güvenlik kılavuzunun ve değişiklik/etki</w:t>
-      </w:r>
-      <w:r>
-        <w:t xml:space="preserve"> </w:t>
-      </w:r>
-      <w:r>
-        <w:t xml:space="preserve">analizi belgelerinin yapısı; gereksinim bloğu ve durum (</w:t>
-      </w:r>
-      <w:r>
-        <w:t xml:space="preserve">“karşılandı / devredildi / karşılanmadı”</w:t>
-      </w:r>
-      <w:r>
-        <w:t xml:space="preserve">).</w:t>
+        <w:t xml:space="preserve">Saldırgan sistemi</w:t>
+      </w:r>
+      <w:r>
+        <w:t xml:space="preserve"> </w:t>
+      </w:r>
+      <w:r>
+        <w:rPr>
+          <w:b/>
+          <w:bCs/>
+        </w:rPr>
+        <w:t xml:space="preserve">tam bilir</w:t>
+      </w:r>
+      <w:r>
+        <w:t xml:space="preserve"> </w:t>
+      </w:r>
+      <w:r>
+        <w:t xml:space="preserve">(Kerckhoffs), (2) saldırgan</w:t>
+      </w:r>
+      <w:r>
+        <w:t xml:space="preserve"> </w:t>
+      </w:r>
+      <w:r>
+        <w:rPr>
+          <w:b/>
+          <w:bCs/>
+        </w:rPr>
+        <w:t xml:space="preserve">yetenekli ve kaynaklıdır</w:t>
+      </w:r>
+      <w:r>
+        <w:t xml:space="preserve">. Bu yüzden bir korumanın sadece bulunması değil; belirli bir</w:t>
+      </w:r>
+      <w:r>
+        <w:t xml:space="preserve"> </w:t>
+      </w:r>
+      <w:r>
+        <w:rPr>
+          <w:b/>
+          <w:bCs/>
+        </w:rPr>
+        <w:t xml:space="preserve">saldırı potansiyeline</w:t>
+      </w:r>
+      <w:r>
+        <w:t xml:space="preserve"> </w:t>
+      </w:r>
+      <w:r>
+        <w:t xml:space="preserve">dayanması ve bunun</w:t>
+      </w:r>
+      <w:r>
+        <w:t xml:space="preserve"> </w:t>
+      </w:r>
+      <w:r>
+        <w:rPr>
+          <w:b/>
+          <w:bCs/>
+        </w:rPr>
+        <w:t xml:space="preserve">kanıtla</w:t>
+      </w:r>
+      <w:r>
+        <w:t xml:space="preserve"> </w:t>
+      </w:r>
+      <w:r>
+        <w:t xml:space="preserve">gösterilmesi gerekir.</w:t>
+      </w:r>
+    </w:p>
+    <w:p>
+      <w:pPr>
+        <w:pStyle w:val="BlockText"/>
+      </w:pPr>
+      <w:r>
+        <w:rPr>
+          <w:b/>
+          <w:bCs/>
+        </w:rPr>
+        <w:t xml:space="preserve">3. Zafiyet değerlendirmesinin yöntemlerini (kod incelemesi, SAST, DAST, fuzzing, sızma testi) neden bu sırada uygularız?</w:t>
+      </w:r>
+    </w:p>
+    <w:p>
+      <w:pPr>
+        <w:pStyle w:val="BlockText"/>
+      </w:pPr>
+      <w:r>
+        <w:t xml:space="preserve">Ucuz/otomatik/geniş kapsamlı yöntemlerden pahalı/el emeği/derin yöntemlere doğru. Erken ucuz taramalar kolay bulguları eler; pahalı el emeği (fuzzing, sızma testi) yalnız kalan derin sorunlara harcanır → bütçe ve zaman verimli kullanılır.</w:t>
+      </w:r>
+    </w:p>
+    <w:p>
+      <w:pPr>
+        <w:pStyle w:val="BlockText"/>
+      </w:pPr>
+      <w:r>
+        <w:rPr>
+          <w:b/>
+          <w:bCs/>
+        </w:rPr>
+        <w:t xml:space="preserve">4. ISO/IEC 27001 ile Ortak Kriterler’in test beklentisi nasıl ayrılır? Biri neyi, öteki neyi sertifikalar?</w:t>
+      </w:r>
+    </w:p>
+    <w:p>
+      <w:pPr>
+        <w:pStyle w:val="BlockText"/>
+      </w:pPr>
+      <w:r>
+        <w:t xml:space="preserve">ISO/IEC 27001</w:t>
+      </w:r>
+      <w:r>
+        <w:t xml:space="preserve"> </w:t>
+      </w:r>
+      <w:r>
+        <w:rPr>
+          <w:b/>
+          <w:bCs/>
+        </w:rPr>
+        <w:t xml:space="preserve">kurumun bilgi güvenliği yönetim sistemini</w:t>
+      </w:r>
+      <w:r>
+        <w:t xml:space="preserve"> </w:t>
+      </w:r>
+      <w:r>
+        <w:t xml:space="preserve">(süreç/organizasyon) denetler ve sertifikalar. Ortak Kriterler (ISO/IEC 15408)</w:t>
+      </w:r>
+      <w:r>
+        <w:t xml:space="preserve"> </w:t>
+      </w:r>
+      <w:r>
+        <w:rPr>
+          <w:b/>
+          <w:bCs/>
+        </w:rPr>
+        <w:t xml:space="preserve">belirli bir ürünü (TOE)</w:t>
+      </w:r>
+      <w:r>
+        <w:t xml:space="preserve"> </w:t>
+      </w:r>
+      <w:r>
+        <w:t xml:space="preserve">tanımlı bir güvence düzeyinde teknik olarak değerlendirir ve sertifikalar.</w:t>
+      </w:r>
+    </w:p>
+    <w:p>
+      <w:pPr>
+        <w:pStyle w:val="BlockText"/>
+      </w:pPr>
+      <w:r>
+        <w:rPr>
+          <w:b/>
+          <w:bCs/>
+        </w:rPr>
+        <w:t xml:space="preserve">5. Saldırı potansiyelinin beş faktörünü sayın. Düşük saldırı potansiyeli neden ciddi bir bulgudur?</w:t>
+      </w:r>
+    </w:p>
+    <w:p>
+      <w:pPr>
+        <w:pStyle w:val="BlockText"/>
+      </w:pPr>
+      <w:r>
+        <w:rPr>
+          <w:b/>
+          <w:bCs/>
+        </w:rPr>
+        <w:t xml:space="preserve">Geçen zaman, uzmanlık, ürün hakkında bilgi, fırsat (erişim/pencere), ekipman.</w:t>
+      </w:r>
+      <w:r>
+        <w:t xml:space="preserve"> </w:t>
+      </w:r>
+      <w:r>
+        <w:t xml:space="preserve">Düşük saldırı potansiyeli, az zaman/beceri/araçla sömürülebilir demektir → çok sayıda saldırgan başarabilir → geniş ve olası tehdit, yani yüksek risk.</w:t>
+      </w:r>
+    </w:p>
+    <w:p>
+      <w:pPr>
+        <w:pStyle w:val="BlockText"/>
+      </w:pPr>
+      <w:r>
+        <w:rPr>
+          <w:b/>
+          <w:bCs/>
+        </w:rPr>
+        <w:t xml:space="preserve">6. Saldırı potansiyeli ile CVSS neyi ölçer? İkisi neden birlikte verilir?</w:t>
+      </w:r>
+    </w:p>
+    <w:p>
+      <w:pPr>
+        <w:pStyle w:val="BlockText"/>
+      </w:pPr>
+      <w:r>
+        <w:rPr>
+          <w:b/>
+          <w:bCs/>
+        </w:rPr>
+        <w:t xml:space="preserve">Saldırı potansiyeli</w:t>
+      </w:r>
+      <w:r>
+        <w:t xml:space="preserve"> </w:t>
+      </w:r>
+      <w:r>
+        <w:t xml:space="preserve">saldırıyı gerçekleştirmenin</w:t>
+      </w:r>
+      <w:r>
+        <w:t xml:space="preserve"> </w:t>
+      </w:r>
+      <w:r>
+        <w:rPr>
+          <w:b/>
+          <w:bCs/>
+        </w:rPr>
+        <w:t xml:space="preserve">zorluğunu/maliyetini</w:t>
+      </w:r>
+      <w:r>
+        <w:t xml:space="preserve">;</w:t>
+      </w:r>
+      <w:r>
+        <w:t xml:space="preserve"> </w:t>
+      </w:r>
+      <w:r>
+        <w:rPr>
+          <w:b/>
+          <w:bCs/>
+        </w:rPr>
+        <w:t xml:space="preserve">CVSS</w:t>
+      </w:r>
+      <w:r>
+        <w:t xml:space="preserve"> </w:t>
+      </w:r>
+      <w:r>
+        <w:t xml:space="preserve">açığın</w:t>
+      </w:r>
+      <w:r>
+        <w:t xml:space="preserve"> </w:t>
+      </w:r>
+      <w:r>
+        <w:rPr>
+          <w:b/>
+          <w:bCs/>
+        </w:rPr>
+        <w:t xml:space="preserve">ciddiyet/etkisini</w:t>
+      </w:r>
+      <w:r>
+        <w:t xml:space="preserve"> </w:t>
+      </w:r>
+      <w:r>
+        <w:t xml:space="preserve">ölçer. Birlikte verilince hem</w:t>
+      </w:r>
+      <w:r>
+        <w:t xml:space="preserve"> </w:t>
+      </w:r>
+      <w:r>
+        <w:t xml:space="preserve">‘ne kadar kolay’</w:t>
+      </w:r>
+      <w:r>
+        <w:t xml:space="preserve"> </w:t>
+      </w:r>
+      <w:r>
+        <w:t xml:space="preserve">hem</w:t>
+      </w:r>
+      <w:r>
+        <w:t xml:space="preserve"> </w:t>
+      </w:r>
+      <w:r>
+        <w:t xml:space="preserve">‘ne kadar kötü’</w:t>
+      </w:r>
+      <w:r>
+        <w:t xml:space="preserve"> </w:t>
+      </w:r>
+      <w:r>
+        <w:t xml:space="preserve">görülür ve önceliklendirme sağlıklı yapılır.</w:t>
+      </w:r>
+    </w:p>
+    <w:p>
+      <w:pPr>
+        <w:pStyle w:val="BlockText"/>
+      </w:pPr>
+      <w:r>
+        <w:rPr>
+          <w:b/>
+          <w:bCs/>
+        </w:rPr>
+        <w:t xml:space="preserve">7. Bulgu–öneri–aksiyon döngüsünü açıklayın. Bir bulgu</w:t>
+      </w:r>
+      <w:r>
+        <w:rPr>
+          <w:b/>
+          <w:bCs/>
+        </w:rPr>
+        <w:t xml:space="preserve"> </w:t>
+      </w:r>
+      <w:r>
+        <w:rPr>
+          <w:b/>
+          <w:bCs/>
+        </w:rPr>
+        <w:t xml:space="preserve">‘güvenlik açığı değil’</w:t>
+      </w:r>
+      <w:r>
+        <w:rPr>
+          <w:b/>
+          <w:bCs/>
+        </w:rPr>
+        <w:t xml:space="preserve"> </w:t>
+      </w:r>
+      <w:r>
+        <w:rPr>
+          <w:b/>
+          <w:bCs/>
+        </w:rPr>
+        <w:t xml:space="preserve">diye nasıl kapanır?</w:t>
+      </w:r>
+    </w:p>
+    <w:p>
+      <w:pPr>
+        <w:pStyle w:val="BlockText"/>
+      </w:pPr>
+      <w:r>
+        <w:t xml:space="preserve">Her bulguya bir</w:t>
+      </w:r>
+      <w:r>
+        <w:t xml:space="preserve"> </w:t>
+      </w:r>
+      <w:r>
+        <w:rPr>
+          <w:b/>
+          <w:bCs/>
+        </w:rPr>
+        <w:t xml:space="preserve">düzeltme önerisi</w:t>
+      </w:r>
+      <w:r>
+        <w:t xml:space="preserve"> </w:t>
+      </w:r>
+      <w:r>
+        <w:t xml:space="preserve">ve sorumlu/</w:t>
+      </w:r>
+      <w:r>
+        <w:rPr>
+          <w:b/>
+          <w:bCs/>
+        </w:rPr>
+        <w:t xml:space="preserve">aksiyon</w:t>
+      </w:r>
+      <w:r>
+        <w:t xml:space="preserve"> </w:t>
+      </w:r>
+      <w:r>
+        <w:t xml:space="preserve">atanır, sonra düzeltme</w:t>
+      </w:r>
+      <w:r>
+        <w:t xml:space="preserve"> </w:t>
+      </w:r>
+      <w:r>
+        <w:rPr>
+          <w:b/>
+          <w:bCs/>
+        </w:rPr>
+        <w:t xml:space="preserve">doğrulanır</w:t>
+      </w:r>
+      <w:r>
+        <w:t xml:space="preserve">. Bir bulgu, bağlam veya telafi kontrolleri nedeniyle gerçekten</w:t>
+      </w:r>
+      <w:r>
+        <w:t xml:space="preserve"> </w:t>
+      </w:r>
+      <w:r>
+        <w:rPr>
+          <w:b/>
+          <w:bCs/>
+        </w:rPr>
+        <w:t xml:space="preserve">sömürülemez</w:t>
+      </w:r>
+      <w:r>
+        <w:t xml:space="preserve"> </w:t>
+      </w:r>
+      <w:r>
+        <w:t xml:space="preserve">olduğu kanıtlanırsa</w:t>
+      </w:r>
+      <w:r>
+        <w:t xml:space="preserve"> </w:t>
+      </w:r>
+      <w:r>
+        <w:t xml:space="preserve">‘etkilenmez / risk kabul’</w:t>
+      </w:r>
+      <w:r>
+        <w:t xml:space="preserve"> </w:t>
+      </w:r>
+      <w:r>
+        <w:t xml:space="preserve">gerekçesiyle (VEX benzeri) kapatılır.</w:t>
+      </w:r>
+    </w:p>
+    <w:p>
+      <w:pPr>
+        <w:pStyle w:val="BlockText"/>
+      </w:pPr>
+      <w:r>
+        <w:rPr>
+          <w:b/>
+          <w:bCs/>
+        </w:rPr>
+        <w:t xml:space="preserve">8. Güvenlik etki analizi ile delta değerlendirme arasındaki fark nedir? Hangisi geliştiricinin, hangisi laboratuvarın çıktısıdır?</w:t>
+      </w:r>
+    </w:p>
+    <w:p>
+      <w:pPr>
+        <w:pStyle w:val="BlockText"/>
+      </w:pPr>
+      <w:r>
+        <w:rPr>
+          <w:b/>
+          <w:bCs/>
+        </w:rPr>
+        <w:t xml:space="preserve">Etki analizi geliştiricinin</w:t>
+      </w:r>
+      <w:r>
+        <w:t xml:space="preserve"> </w:t>
+      </w:r>
+      <w:r>
+        <w:t xml:space="preserve">çıktısıdır: yapılan değişiklik güvenliği/TOE’yi etkiliyor mu?</w:t>
+      </w:r>
+      <w:r>
+        <w:t xml:space="preserve"> </w:t>
+      </w:r>
+      <w:r>
+        <w:rPr>
+          <w:b/>
+          <w:bCs/>
+        </w:rPr>
+        <w:t xml:space="preserve">Delta değerlendirme laboratuvarın</w:t>
+      </w:r>
+      <w:r>
+        <w:t xml:space="preserve"> </w:t>
+      </w:r>
+      <w:r>
+        <w:t xml:space="preserve">işidir: etkilenen kısmı bağımsız olarak yeniden değerlendirir (tüm ürünü baştan değil).</w:t>
+      </w:r>
+    </w:p>
+    <w:p>
+      <w:pPr>
+        <w:pStyle w:val="BlockText"/>
+      </w:pPr>
+      <w:r>
+        <w:rPr>
+          <w:b/>
+          <w:bCs/>
+        </w:rPr>
+        <w:t xml:space="preserve">9. Bir sızma testi planının dört başlığını (kapsam, angajman kuralları, yöntem, test şablonu) ve her birinin amacını yazın.</w:t>
+      </w:r>
+    </w:p>
+    <w:p>
+      <w:pPr>
+        <w:pStyle w:val="BlockText"/>
+      </w:pPr>
+      <w:r>
+        <w:rPr>
+          <w:b/>
+          <w:bCs/>
+        </w:rPr>
+        <w:t xml:space="preserve">Kapsam:</w:t>
+      </w:r>
+      <w:r>
+        <w:t xml:space="preserve"> </w:t>
+      </w:r>
+      <w:r>
+        <w:t xml:space="preserve">neyin test edilip edilmeyeceği.</w:t>
+      </w:r>
+      <w:r>
+        <w:t xml:space="preserve"> </w:t>
+      </w:r>
+      <w:r>
+        <w:rPr>
+          <w:b/>
+          <w:bCs/>
+        </w:rPr>
+        <w:t xml:space="preserve">Angajman kuralları:</w:t>
+      </w:r>
+      <w:r>
+        <w:t xml:space="preserve"> </w:t>
+      </w:r>
+      <w:r>
+        <w:t xml:space="preserve">izinler, sınırlar, zaman, durdurma koşulu.</w:t>
+      </w:r>
+      <w:r>
+        <w:t xml:space="preserve"> </w:t>
+      </w:r>
+      <w:r>
+        <w:rPr>
+          <w:b/>
+          <w:bCs/>
+        </w:rPr>
+        <w:t xml:space="preserve">Yöntem:</w:t>
+      </w:r>
+      <w:r>
+        <w:t xml:space="preserve"> </w:t>
+      </w:r>
+      <w:r>
+        <w:t xml:space="preserve">metodoloji ve araçlar (WSTG/PTES vb.).</w:t>
+      </w:r>
+      <w:r>
+        <w:t xml:space="preserve"> </w:t>
+      </w:r>
+      <w:r>
+        <w:rPr>
+          <w:b/>
+          <w:bCs/>
+        </w:rPr>
+        <w:t xml:space="preserve">Test şablonu:</w:t>
+      </w:r>
+      <w:r>
+        <w:t xml:space="preserve"> </w:t>
+      </w:r>
+      <w:r>
+        <w:t xml:space="preserve">tekrarlanabilir test kartları. Amaç: güvenli, etik, tekrarlanabilir ve kapsamı net bir test.</w:t>
+      </w:r>
+    </w:p>
+    <w:p>
+      <w:pPr>
+        <w:pStyle w:val="BlockText"/>
+      </w:pPr>
+      <w:r>
+        <w:rPr>
+          <w:b/>
+          <w:bCs/>
+        </w:rPr>
+        <w:t xml:space="preserve">10. Angajman kurallarında</w:t>
+      </w:r>
+      <w:r>
+        <w:rPr>
+          <w:b/>
+          <w:bCs/>
+        </w:rPr>
+        <w:t xml:space="preserve"> </w:t>
+      </w:r>
+      <w:r>
+        <w:rPr>
+          <w:b/>
+          <w:bCs/>
+        </w:rPr>
+        <w:t xml:space="preserve">‘durdurma koşulu’</w:t>
+      </w:r>
+      <w:r>
+        <w:rPr>
+          <w:b/>
+          <w:bCs/>
+        </w:rPr>
+        <w:t xml:space="preserve"> </w:t>
+      </w:r>
+      <w:r>
+        <w:rPr>
+          <w:b/>
+          <w:bCs/>
+        </w:rPr>
+        <w:t xml:space="preserve">neden bulunur?</w:t>
+      </w:r>
+    </w:p>
+    <w:p>
+      <w:pPr>
+        <w:pStyle w:val="BlockText"/>
+      </w:pPr>
+      <w:r>
+        <w:t xml:space="preserve">Gerçek zarar, veri kaybı veya hizmet kesintisi riskini sınırlamak için. Belirlenen bir eşikte (örn. üretim etkisi ya da kritik bir açık) test</w:t>
+      </w:r>
+      <w:r>
+        <w:t xml:space="preserve"> </w:t>
+      </w:r>
+      <w:r>
+        <w:rPr>
+          <w:b/>
+          <w:bCs/>
+        </w:rPr>
+        <w:t xml:space="preserve">hemen durdurulur</w:t>
+      </w:r>
+      <w:r>
+        <w:t xml:space="preserve"> </w:t>
+      </w:r>
+      <w:r>
+        <w:t xml:space="preserve">→ güvenli ve etik yürütme sağlanır.</w:t>
+      </w:r>
+    </w:p>
+    <w:p>
+      <w:pPr>
+        <w:pStyle w:val="BlockText"/>
+      </w:pPr>
+      <w:r>
+        <w:rPr>
+          <w:b/>
+          <w:bCs/>
+        </w:rPr>
+        <w:t xml:space="preserve">11. Sekiz başlıklı test kartının alanlarını sayın. Hangi alan S17 uyum matrisine bağlanır?</w:t>
+      </w:r>
+    </w:p>
+    <w:p>
+      <w:pPr>
+        <w:pStyle w:val="BlockText"/>
+      </w:pPr>
+      <w:r>
+        <w:t xml:space="preserve">Örn:</w:t>
+      </w:r>
+      <w:r>
+        <w:t xml:space="preserve"> </w:t>
+      </w:r>
+      <w:r>
+        <w:rPr>
+          <w:b/>
+          <w:bCs/>
+        </w:rPr>
+        <w:t xml:space="preserve">kimlik/no, ilgili gereksinim-hedef, ön koşul, adımlar, beklenen sonuç, gözlenen sonuç, karar (geçti/kaldı), kanıt/ek.</w:t>
+      </w:r>
+      <w:r>
+        <w:t xml:space="preserve"> </w:t>
+      </w:r>
+      <w:r>
+        <w:t xml:space="preserve">‘İlgili gereksinim / karar’</w:t>
+      </w:r>
+      <w:r>
+        <w:t xml:space="preserve"> </w:t>
+      </w:r>
+      <w:r>
+        <w:t xml:space="preserve">alanı</w:t>
+      </w:r>
+      <w:r>
+        <w:t xml:space="preserve"> </w:t>
+      </w:r>
+      <w:r>
+        <w:rPr>
+          <w:b/>
+          <w:bCs/>
+        </w:rPr>
+        <w:t xml:space="preserve">S17 uyum matrisine</w:t>
+      </w:r>
+      <w:r>
+        <w:t xml:space="preserve"> </w:t>
+      </w:r>
+      <w:r>
+        <w:t xml:space="preserve">kanıt olarak bağlanır.</w:t>
+      </w:r>
+    </w:p>
+    <w:p>
+      <w:pPr>
+        <w:pStyle w:val="BlockText"/>
+      </w:pPr>
+      <w:r>
+        <w:rPr>
+          <w:b/>
+          <w:bCs/>
+        </w:rPr>
+        <w:t xml:space="preserve">12. Finalde S16’dan</w:t>
+      </w:r>
+      <w:r>
+        <w:rPr>
+          <w:b/>
+          <w:bCs/>
+        </w:rPr>
+        <w:t xml:space="preserve"> </w:t>
+      </w:r>
+      <w:r>
+        <w:rPr>
+          <w:b/>
+          <w:bCs/>
+        </w:rPr>
+        <w:t xml:space="preserve">‘plan’</w:t>
+      </w:r>
+      <w:r>
+        <w:rPr>
+          <w:b/>
+          <w:bCs/>
+        </w:rPr>
+        <w:t xml:space="preserve"> </w:t>
+      </w:r>
+      <w:r>
+        <w:rPr>
+          <w:b/>
+          <w:bCs/>
+        </w:rPr>
+        <w:t xml:space="preserve">değil</w:t>
+      </w:r>
+      <w:r>
+        <w:rPr>
+          <w:b/>
+          <w:bCs/>
+        </w:rPr>
+        <w:t xml:space="preserve"> </w:t>
+      </w:r>
+      <w:r>
+        <w:rPr>
+          <w:b/>
+          <w:bCs/>
+        </w:rPr>
+        <w:t xml:space="preserve">‘sonuç’</w:t>
+      </w:r>
+      <w:r>
+        <w:rPr>
+          <w:b/>
+          <w:bCs/>
+        </w:rPr>
+        <w:t xml:space="preserve"> </w:t>
+      </w:r>
+      <w:r>
+        <w:rPr>
+          <w:b/>
+          <w:bCs/>
+        </w:rPr>
+        <w:t xml:space="preserve">beklenmesi ne demektir?</w:t>
+      </w:r>
+    </w:p>
+    <w:p>
+      <w:pPr>
+        <w:pStyle w:val="BlockText"/>
+      </w:pPr>
+      <w:r>
+        <w:t xml:space="preserve">Testin yalnızca nasıl yapılacağının yazılması yetmez; testlerin gerçekten</w:t>
+      </w:r>
+      <w:r>
+        <w:t xml:space="preserve"> </w:t>
+      </w:r>
+      <w:r>
+        <w:rPr>
+          <w:b/>
+          <w:bCs/>
+        </w:rPr>
+        <w:t xml:space="preserve">çalıştırılıp</w:t>
+      </w:r>
+      <w:r>
+        <w:t xml:space="preserve"> </w:t>
+      </w:r>
+      <w:r>
+        <w:t xml:space="preserve">gözlenen sonuçlarının (geçti/kaldı, kanıt, ekran çıktısı) raporlanması beklenir. Yani plan değil,</w:t>
+      </w:r>
+      <w:r>
+        <w:t xml:space="preserve"> </w:t>
+      </w:r>
+      <w:r>
+        <w:rPr>
+          <w:b/>
+          <w:bCs/>
+        </w:rPr>
+        <w:t xml:space="preserve">gözlenen sonuçlar</w:t>
+      </w:r>
+      <w:r>
+        <w:t xml:space="preserve"> </w:t>
+      </w:r>
+      <w:r>
+        <w:t xml:space="preserve">teslim edilir.</w:t>
+      </w:r>
+    </w:p>
+    <w:bookmarkEnd w:id="46"/>
+    <w:bookmarkStart w:id="47" w:name="kaynaklar-ve-ileri-okuma"/>
+    <w:p>
+      <w:pPr>
+        <w:pStyle w:val="Heading2"/>
+      </w:pPr>
+      <w:r>
+        <w:t xml:space="preserve">11. Kaynaklar ve ileri okuma</w:t>
       </w:r>
     </w:p>
     <w:p>
@@ -6772,7 +7522,7 @@
         <w:pStyle w:val="Compact"/>
         <w:numPr>
           <w:ilvl w:val="0"/>
-          <w:numId w:val="1009"/>
+          <w:numId w:val="1010"/>
         </w:numPr>
       </w:pPr>
       <w:r>
@@ -6780,29 +7530,25 @@
           <w:b/>
           <w:bCs/>
         </w:rPr>
-        <w:t xml:space="preserve">OWASP MASVS</w:t>
-      </w:r>
-      <w:r>
-        <w:t xml:space="preserve"> </w:t>
-      </w:r>
-      <w:r>
-        <w:t xml:space="preserve">ve</w:t>
-      </w:r>
-      <w:r>
-        <w:t xml:space="preserve"> </w:t>
-      </w:r>
-      <w:r>
-        <w:rPr>
-          <w:b/>
-          <w:bCs/>
-        </w:rPr>
-        <w:t xml:space="preserve">MASTG</w:t>
-      </w:r>
-      <w:r>
-        <w:t xml:space="preserve"> </w:t>
-      </w:r>
-      <w:r>
-        <w:t xml:space="preserve">— mobil uygulama güvenlik gereksinimleri ve test rehberi.</w:t>
+        <w:t xml:space="preserve">Güvenli programlama teknik kılavuzu</w:t>
+      </w:r>
+      <w:r>
+        <w:t xml:space="preserve"> </w:t>
+      </w:r>
+      <w:r>
+        <w:t xml:space="preserve">(ders kaynağı) — teslim edilen güvenlik kılavuzunun ve değişiklik/etki</w:t>
+      </w:r>
+      <w:r>
+        <w:t xml:space="preserve"> </w:t>
+      </w:r>
+      <w:r>
+        <w:t xml:space="preserve">analizi belgelerinin yapısı; gereksinim bloğu ve durum (</w:t>
+      </w:r>
+      <w:r>
+        <w:t xml:space="preserve">“karşılandı / devredildi / karşılanmadı”</w:t>
+      </w:r>
+      <w:r>
+        <w:t xml:space="preserve">).</w:t>
       </w:r>
     </w:p>
     <w:p>
@@ -6810,7 +7556,7 @@
         <w:pStyle w:val="Compact"/>
         <w:numPr>
           <w:ilvl w:val="0"/>
-          <w:numId w:val="1009"/>
+          <w:numId w:val="1010"/>
         </w:numPr>
       </w:pPr>
       <w:r>
@@ -6818,13 +7564,29 @@
           <w:b/>
           <w:bCs/>
         </w:rPr>
-        <w:t xml:space="preserve">OWASP WSTG</w:t>
-      </w:r>
-      <w:r>
-        <w:t xml:space="preserve"> </w:t>
-      </w:r>
-      <w:r>
-        <w:t xml:space="preserve">— web uygulama güvenlik testi rehberi.</w:t>
+        <w:t xml:space="preserve">OWASP MASVS</w:t>
+      </w:r>
+      <w:r>
+        <w:t xml:space="preserve"> </w:t>
+      </w:r>
+      <w:r>
+        <w:t xml:space="preserve">ve</w:t>
+      </w:r>
+      <w:r>
+        <w:t xml:space="preserve"> </w:t>
+      </w:r>
+      <w:r>
+        <w:rPr>
+          <w:b/>
+          <w:bCs/>
+        </w:rPr>
+        <w:t xml:space="preserve">MASTG</w:t>
+      </w:r>
+      <w:r>
+        <w:t xml:space="preserve"> </w:t>
+      </w:r>
+      <w:r>
+        <w:t xml:space="preserve">— mobil uygulama güvenlik gereksinimleri ve test rehberi.</w:t>
       </w:r>
     </w:p>
     <w:p>
@@ -6832,7 +7594,7 @@
         <w:pStyle w:val="Compact"/>
         <w:numPr>
           <w:ilvl w:val="0"/>
-          <w:numId w:val="1009"/>
+          <w:numId w:val="1010"/>
         </w:numPr>
       </w:pPr>
       <w:r>
@@ -6840,29 +7602,13 @@
           <w:b/>
           <w:bCs/>
         </w:rPr>
-        <w:t xml:space="preserve">PTES</w:t>
-      </w:r>
-      <w:r>
-        <w:t xml:space="preserve"> </w:t>
-      </w:r>
-      <w:r>
-        <w:t xml:space="preserve">(Penetration Testing Execution Standard) ve</w:t>
-      </w:r>
-      <w:r>
-        <w:t xml:space="preserve"> </w:t>
-      </w:r>
-      <w:r>
-        <w:rPr>
-          <w:b/>
-          <w:bCs/>
-        </w:rPr>
-        <w:t xml:space="preserve">NIST SP 800-115</w:t>
-      </w:r>
-      <w:r>
-        <w:t xml:space="preserve"> </w:t>
-      </w:r>
-      <w:r>
-        <w:t xml:space="preserve">— sızma testi süreç metodolojileri.</w:t>
+        <w:t xml:space="preserve">OWASP WSTG</w:t>
+      </w:r>
+      <w:r>
+        <w:t xml:space="preserve"> </w:t>
+      </w:r>
+      <w:r>
+        <w:t xml:space="preserve">— web uygulama güvenlik testi rehberi.</w:t>
       </w:r>
     </w:p>
     <w:p>
@@ -6870,7 +7616,7 @@
         <w:pStyle w:val="Compact"/>
         <w:numPr>
           <w:ilvl w:val="0"/>
-          <w:numId w:val="1009"/>
+          <w:numId w:val="1010"/>
         </w:numPr>
       </w:pPr>
       <w:r>
@@ -6878,13 +7624,29 @@
           <w:b/>
           <w:bCs/>
         </w:rPr>
-        <w:t xml:space="preserve">Ortak Kriterler (ISO/IEC 15408)</w:t>
-      </w:r>
-      <w:r>
-        <w:t xml:space="preserve"> </w:t>
-      </w:r>
-      <w:r>
-        <w:t xml:space="preserve">ve ilgili saldırı potansiyeli kılavuzları — 13. haftaya köprü.</w:t>
+        <w:t xml:space="preserve">PTES</w:t>
+      </w:r>
+      <w:r>
+        <w:t xml:space="preserve"> </w:t>
+      </w:r>
+      <w:r>
+        <w:t xml:space="preserve">(Penetration Testing Execution Standard) ve</w:t>
+      </w:r>
+      <w:r>
+        <w:t xml:space="preserve"> </w:t>
+      </w:r>
+      <w:r>
+        <w:rPr>
+          <w:b/>
+          <w:bCs/>
+        </w:rPr>
+        <w:t xml:space="preserve">NIST SP 800-115</w:t>
+      </w:r>
+      <w:r>
+        <w:t xml:space="preserve"> </w:t>
+      </w:r>
+      <w:r>
+        <w:t xml:space="preserve">— sızma testi süreç metodolojileri.</w:t>
       </w:r>
     </w:p>
     <w:p>
@@ -6892,7 +7654,7 @@
         <w:pStyle w:val="Compact"/>
         <w:numPr>
           <w:ilvl w:val="0"/>
-          <w:numId w:val="1009"/>
+          <w:numId w:val="1010"/>
         </w:numPr>
       </w:pPr>
       <w:r>
@@ -6900,6 +7662,28 @@
           <w:b/>
           <w:bCs/>
         </w:rPr>
+        <w:t xml:space="preserve">Ortak Kriterler (ISO/IEC 15408)</w:t>
+      </w:r>
+      <w:r>
+        <w:t xml:space="preserve"> </w:t>
+      </w:r>
+      <w:r>
+        <w:t xml:space="preserve">ve ilgili saldırı potansiyeli kılavuzları — 13. haftaya köprü.</w:t>
+      </w:r>
+    </w:p>
+    <w:p>
+      <w:pPr>
+        <w:pStyle w:val="Compact"/>
+        <w:numPr>
+          <w:ilvl w:val="0"/>
+          <w:numId w:val="1010"/>
+        </w:numPr>
+      </w:pPr>
+      <w:r>
+        <w:rPr>
+          <w:b/>
+          <w:bCs/>
+        </w:rPr>
         <w:t xml:space="preserve">CVSS</w:t>
       </w:r>
       <w:r>
@@ -6972,8 +7756,8 @@
         <w:t xml:space="preserve">EMVCo, PCI, MASVS gereksinim setlerini ayrıntılı işleyeceğiz.</w:t>
       </w:r>
     </w:p>
-    <w:bookmarkEnd w:id="44"/>
-    <w:bookmarkEnd w:id="45"/>
+    <w:bookmarkEnd w:id="47"/>
+    <w:bookmarkEnd w:id="48"/>
     <w:sectPr>
       <w:headerReference r:id="rId9" w:type="default"/>
       <w:footerReference r:id="rId10" w:type="default"/>
@@ -7501,6 +8285,9 @@
     <w:abstractNumId w:val="991"/>
   </w:num>
   <w:num w:numId="1003">
+    <w:abstractNumId w:val="991"/>
+  </w:num>
+  <w:num w:numId="1004">
     <w:abstractNumId w:val="99411"/>
     <w:lvlOverride w:ilvl="0">
       <w:startOverride w:val="1"/>
@@ -7530,9 +8317,6 @@
       <w:startOverride w:val="1"/>
     </w:lvlOverride>
   </w:num>
-  <w:num w:numId="1004">
-    <w:abstractNumId w:val="991"/>
-  </w:num>
   <w:num w:numId="1005">
     <w:abstractNumId w:val="991"/>
   </w:num>
@@ -7540,6 +8324,9 @@
     <w:abstractNumId w:val="991"/>
   </w:num>
   <w:num w:numId="1007">
+    <w:abstractNumId w:val="991"/>
+  </w:num>
+  <w:num w:numId="1008">
     <w:abstractNumId w:val="99411"/>
     <w:lvlOverride w:ilvl="0">
       <w:startOverride w:val="1"/>
@@ -7569,7 +8356,7 @@
       <w:startOverride w:val="1"/>
     </w:lvlOverride>
   </w:num>
-  <w:num w:numId="1008">
+  <w:num w:numId="1009">
     <w:abstractNumId w:val="99431"/>
     <w:lvlOverride w:ilvl="0">
       <w:startOverride w:val="1"/>
@@ -7599,7 +8386,7 @@
       <w:startOverride w:val="1"/>
     </w:lvlOverride>
   </w:num>
-  <w:num w:numId="1009">
+  <w:num w:numId="1010">
     <w:abstractNumId w:val="991"/>
   </w:num>
 </w:numbering>

--- a/docs/week-12/cen429-week-12-ders-notu.en.docx
+++ b/docs/week-12/cen429-week-12-ders-notu.en.docx
@@ -2,7 +2,7 @@
 <file path=word/document.xml><?xml version="1.0" encoding="utf-8"?>
 <w:document xmlns:w="http://schemas.openxmlformats.org/wordprocessingml/2006/main" xmlns:m="http://schemas.openxmlformats.org/officeDocument/2006/math" xmlns:r="http://schemas.openxmlformats.org/officeDocument/2006/relationships" xmlns:o="urn:schemas-microsoft-com:office:office" xmlns:v="urn:schemas-microsoft-com:vml" xmlns:w10="urn:schemas-microsoft-com:office:word" xmlns:a="http://schemas.openxmlformats.org/drawingml/2006/main" xmlns:pic="http://schemas.openxmlformats.org/drawingml/2006/picture" xmlns:wp="http://schemas.openxmlformats.org/drawingml/2006/wordprocessingDrawing">
   <w:body>
-    <w:bookmarkStart w:id="48" w:name="X3a110c4cd234bc6fa63419f9408234c73f9f53f"/>
+    <w:bookmarkStart w:id="69" w:name="X3a110c4cd234bc6fa63419f9408234c73f9f53f"/>
     <w:p>
       <w:pPr>
         <w:pStyle w:val="Heading1"/>
@@ -1237,13 +1237,13 @@
         </w:pict>
       </w:r>
     </w:p>
-    <w:bookmarkStart w:id="21" w:name="neden-bağımsız-değerlendirme"/>
+    <w:bookmarkStart w:id="38" w:name="temel-kavramlar-sıfırdan"/>
     <w:p>
       <w:pPr>
         <w:pStyle w:val="Heading2"/>
       </w:pPr>
       <w:r>
-        <w:t xml:space="preserve">1. Neden bağımsız değerlendirme?</w:t>
+        <w:t xml:space="preserve">0. Temel kavramlar (sıfırdan)</w:t>
       </w:r>
     </w:p>
     <w:p>
@@ -1251,77 +1251,101 @@
         <w:pStyle w:val="FirstParagraph"/>
       </w:pPr>
       <w:r>
-        <w:t xml:space="preserve">Bir yazılımı yazan ekip, onun en iyi test edicisi değildir: tasarım varsayımlarını paylaşır,</w:t>
-      </w:r>
-      <w:r>
-        <w:t xml:space="preserve"> </w:t>
-      </w:r>
-      <w:r>
-        <w:t xml:space="preserve">“bu nasılsa olmaz”</w:t>
-      </w:r>
-      <w:r>
-        <w:t xml:space="preserve"> </w:t>
-      </w:r>
-      <w:r>
-        <w:t xml:space="preserve">dediği</w:t>
-      </w:r>
-      <w:r>
-        <w:t xml:space="preserve"> </w:t>
-      </w:r>
-      <w:r>
-        <w:t xml:space="preserve">yolları hiç denemez. Bu yüzden ödeme, kimlik, sağlık ve kamu gibi alanlarda ürünler,</w:t>
-      </w:r>
-      <w:r>
-        <w:t xml:space="preserve"> </w:t>
-      </w:r>
-      <w:r>
-        <w:rPr>
-          <w:b/>
-          <w:bCs/>
-        </w:rPr>
-        <w:t xml:space="preserve">bağımsız bir laboratuvarın</w:t>
-      </w:r>
-      <w:r>
-        <w:t xml:space="preserve"> </w:t>
-      </w:r>
-      <w:r>
-        <w:t xml:space="preserve">değerlendirmesinden geçer. Değerlendirmenin sonunda bir sertifika (ya da onay) verilir; sertifika</w:t>
-      </w:r>
-      <w:r>
-        <w:t xml:space="preserve"> </w:t>
-      </w:r>
-      <w:r>
-        <w:t xml:space="preserve">“bu ürün kırılamaz”</w:t>
-      </w:r>
-      <w:r>
-        <w:t xml:space="preserve"> </w:t>
-      </w:r>
-      <w:r>
-        <w:t xml:space="preserve">demez,</w:t>
-      </w:r>
-      <w:r>
-        <w:t xml:space="preserve"> </w:t>
-      </w:r>
-      <w:r>
-        <w:t xml:space="preserve">“bu ürün şu standardın şu gereksinimlerini, şu saldırgan modeline karşı, şu tarihte karşılıyordu”</w:t>
-      </w:r>
-      <w:r>
-        <w:t xml:space="preserve"> </w:t>
-      </w:r>
-      <w:r>
-        <w:t xml:space="preserve">der.</w:t>
-      </w:r>
-    </w:p>
-    <w:p>
-      <w:pPr>
-        <w:pStyle w:val="BlockText"/>
-      </w:pPr>
-      <w:r>
-        <w:rPr>
-          <w:b/>
-          <w:bCs/>
-        </w:rPr>
-        <w:t xml:space="preserve">Kısa tarihçe: güvenlik değerlendirmesi ve sertifikasyon</w:t>
+        <w:t xml:space="preserve">Bu bölüm</w:t>
+      </w:r>
+      <w:r>
+        <w:t xml:space="preserve"> </w:t>
+      </w:r>
+      <w:r>
+        <w:rPr>
+          <w:b/>
+          <w:bCs/>
+        </w:rPr>
+        <w:t xml:space="preserve">hiçbir ön bilgi varsaymaz</w:t>
+      </w:r>
+      <w:r>
+        <w:t xml:space="preserve">. Haftanın geri kalanında kullanacağımız terimleri sıfırdan tanımlıyoruz. Bir terimi bilmiyorsanız önce burayı okuyun; sonraki bölümler bunların üzerine kurulur.</w:t>
+      </w:r>
+    </w:p>
+    <w:bookmarkStart w:id="20" w:name="neden-bu-bölüm"/>
+    <w:p>
+      <w:pPr>
+        <w:pStyle w:val="Heading3"/>
+      </w:pPr>
+      <w:r>
+        <w:t xml:space="preserve">Neden bu bölüm?</w:t>
+      </w:r>
+    </w:p>
+    <w:p>
+      <w:pPr>
+        <w:pStyle w:val="FirstParagraph"/>
+      </w:pPr>
+      <w:r>
+        <w:t xml:space="preserve">Bu hafta</w:t>
+      </w:r>
+      <w:r>
+        <w:t xml:space="preserve"> </w:t>
+      </w:r>
+      <w:r>
+        <w:t xml:space="preserve">“değerlendirme”</w:t>
+      </w:r>
+      <w:r>
+        <w:t xml:space="preserve">,</w:t>
+      </w:r>
+      <w:r>
+        <w:t xml:space="preserve"> </w:t>
+      </w:r>
+      <w:r>
+        <w:t xml:space="preserve">“sertifikasyon”</w:t>
+      </w:r>
+      <w:r>
+        <w:t xml:space="preserve">,</w:t>
+      </w:r>
+      <w:r>
+        <w:t xml:space="preserve"> </w:t>
+      </w:r>
+      <w:r>
+        <w:t xml:space="preserve">“sızma testi”</w:t>
+      </w:r>
+      <w:r>
+        <w:t xml:space="preserve"> </w:t>
+      </w:r>
+      <w:r>
+        <w:t xml:space="preserve">gibi terimler geçecek.</w:t>
+      </w:r>
+    </w:p>
+    <w:p>
+      <w:pPr>
+        <w:pStyle w:val="BodyText"/>
+      </w:pPr>
+      <w:r>
+        <w:t xml:space="preserve">Önce hepsini</w:t>
+      </w:r>
+      <w:r>
+        <w:t xml:space="preserve"> </w:t>
+      </w:r>
+      <w:r>
+        <w:rPr>
+          <w:b/>
+          <w:bCs/>
+        </w:rPr>
+        <w:t xml:space="preserve">tek tek</w:t>
+      </w:r>
+      <w:r>
+        <w:t xml:space="preserve"> </w:t>
+      </w:r>
+      <w:r>
+        <w:t xml:space="preserve">tanımlayalım ki konu havada kalmasın.</w:t>
+      </w:r>
+    </w:p>
+    <w:bookmarkEnd w:id="20"/>
+    <w:bookmarkStart w:id="21" w:name="güvenlik-değerlendirmesi-nedir"/>
+    <w:p>
+      <w:pPr>
+        <w:pStyle w:val="Heading3"/>
+      </w:pPr>
+      <w:r>
+        <w:t xml:space="preserve">Güvenlik değerlendirmesi nedir?</w:t>
       </w:r>
     </w:p>
     <w:p>
@@ -1337,35 +1361,42 @@
           <w:b/>
           <w:bCs/>
         </w:rPr>
-        <w:t xml:space="preserve">1985</w:t>
-      </w:r>
-      <w:r>
-        <w:t xml:space="preserve"> </w:t>
-      </w:r>
-      <w:r>
-        <w:t xml:space="preserve">— ABD</w:t>
-      </w:r>
-      <w:r>
-        <w:t xml:space="preserve"> </w:t>
-      </w:r>
-      <w:r>
-        <w:rPr>
-          <w:b/>
-          <w:bCs/>
-        </w:rPr>
-        <w:t xml:space="preserve">TCSEC</w:t>
-      </w:r>
-      <w:r>
-        <w:t xml:space="preserve"> </w:t>
-      </w:r>
-      <w:r>
-        <w:t xml:space="preserve">(</w:t>
-      </w:r>
-      <w:r>
-        <w:t xml:space="preserve">“Orange Book”</w:t>
-      </w:r>
-      <w:r>
-        <w:t xml:space="preserve">): ilk resmi güvenlik değerlendirme ölçütleri.</w:t>
+        <w:t xml:space="preserve">Güvenlik değerlendirmesi:</w:t>
+      </w:r>
+      <w:r>
+        <w:t xml:space="preserve"> </w:t>
+      </w:r>
+      <w:r>
+        <w:t xml:space="preserve">bir ürünün güvenlik iddialarının</w:t>
+      </w:r>
+      <w:r>
+        <w:t xml:space="preserve"> </w:t>
+      </w:r>
+      <w:r>
+        <w:rPr>
+          <w:b/>
+          <w:bCs/>
+        </w:rPr>
+        <w:t xml:space="preserve">bağımsız</w:t>
+      </w:r>
+      <w:r>
+        <w:t xml:space="preserve"> </w:t>
+      </w:r>
+      <w:r>
+        <w:t xml:space="preserve">biri tarafından</w:t>
+      </w:r>
+      <w:r>
+        <w:t xml:space="preserve"> </w:t>
+      </w:r>
+      <w:r>
+        <w:rPr>
+          <w:b/>
+          <w:bCs/>
+        </w:rPr>
+        <w:t xml:space="preserve">sınanması</w:t>
+      </w:r>
+      <w:r>
+        <w:t xml:space="preserve">.</w:t>
       </w:r>
     </w:p>
     <w:p>
@@ -1377,46 +1408,55 @@
         </w:numPr>
       </w:pPr>
       <w:r>
-        <w:rPr>
-          <w:b/>
-          <w:bCs/>
-        </w:rPr>
-        <w:t xml:space="preserve">1991–1993</w:t>
-      </w:r>
-      <w:r>
-        <w:t xml:space="preserve"> </w:t>
-      </w:r>
-      <w:r>
-        <w:t xml:space="preserve">— Avrupa</w:t>
-      </w:r>
-      <w:r>
-        <w:t xml:space="preserve"> </w:t>
-      </w:r>
-      <w:r>
-        <w:rPr>
-          <w:b/>
-          <w:bCs/>
-        </w:rPr>
-        <w:t xml:space="preserve">ITSEC</w:t>
-      </w:r>
-      <w:r>
-        <w:t xml:space="preserve"> </w:t>
-      </w:r>
-      <w:r>
-        <w:t xml:space="preserve">ve Kanada</w:t>
-      </w:r>
-      <w:r>
-        <w:t xml:space="preserve"> </w:t>
-      </w:r>
-      <w:r>
-        <w:rPr>
-          <w:b/>
-          <w:bCs/>
-        </w:rPr>
-        <w:t xml:space="preserve">CTCPEC</w:t>
-      </w:r>
-      <w:r>
-        <w:t xml:space="preserve">.</w:t>
+        <w:t xml:space="preserve">“Ben güvenliyim”</w:t>
+      </w:r>
+      <w:r>
+        <w:t xml:space="preserve"> </w:t>
+      </w:r>
+      <w:r>
+        <w:t xml:space="preserve">demek yetmez;</w:t>
+      </w:r>
+      <w:r>
+        <w:t xml:space="preserve"> </w:t>
+      </w:r>
+      <w:r>
+        <w:rPr>
+          <w:b/>
+          <w:bCs/>
+        </w:rPr>
+        <w:t xml:space="preserve">kanıt</w:t>
+      </w:r>
+      <w:r>
+        <w:t xml:space="preserve"> </w:t>
+      </w:r>
+      <w:r>
+        <w:t xml:space="preserve">ve</w:t>
+      </w:r>
+      <w:r>
+        <w:t xml:space="preserve"> </w:t>
+      </w:r>
+      <w:r>
+        <w:rPr>
+          <w:b/>
+          <w:bCs/>
+        </w:rPr>
+        <w:t xml:space="preserve">test</w:t>
+      </w:r>
+      <w:r>
+        <w:t xml:space="preserve"> </w:t>
+      </w:r>
+      <w:r>
+        <w:t xml:space="preserve">gerekir.</w:t>
+      </w:r>
+    </w:p>
+    <w:bookmarkEnd w:id="21"/>
+    <w:bookmarkStart w:id="22" w:name="sertifikasyon-nedir"/>
+    <w:p>
+      <w:pPr>
+        <w:pStyle w:val="Heading3"/>
+      </w:pPr>
+      <w:r>
+        <w:t xml:space="preserve">Sertifikasyon nedir?</w:t>
       </w:r>
     </w:p>
     <w:p>
@@ -1424,7 +1464,7 @@
         <w:pStyle w:val="Compact"/>
         <w:numPr>
           <w:ilvl w:val="0"/>
-          <w:numId w:val="1002"/>
+          <w:numId w:val="1003"/>
         </w:numPr>
       </w:pPr>
       <w:r>
@@ -1432,45 +1472,42 @@
           <w:b/>
           <w:bCs/>
         </w:rPr>
-        <w:t xml:space="preserve">1999</w:t>
-      </w:r>
-      <w:r>
-        <w:t xml:space="preserve"> </w:t>
-      </w:r>
-      <w:r>
-        <w:t xml:space="preserve">— bunlar</w:t>
-      </w:r>
-      <w:r>
-        <w:t xml:space="preserve"> </w:t>
-      </w:r>
-      <w:r>
-        <w:rPr>
-          <w:b/>
-          <w:bCs/>
-        </w:rPr>
-        <w:t xml:space="preserve">Ortak Kriterler (ISO/IEC 15408)</w:t>
-      </w:r>
-      <w:r>
-        <w:t xml:space="preserve"> </w:t>
-      </w:r>
-      <w:r>
-        <w:t xml:space="preserve">altında birleşir;</w:t>
-      </w:r>
-      <w:r>
-        <w:t xml:space="preserve"> </w:t>
-      </w:r>
-      <w:r>
-        <w:rPr>
-          <w:b/>
-          <w:bCs/>
-        </w:rPr>
-        <w:t xml:space="preserve">EAL</w:t>
-      </w:r>
-      <w:r>
-        <w:t xml:space="preserve"> </w:t>
-      </w:r>
-      <w:r>
-        <w:t xml:space="preserve">güvence ölçeği buradan gelir (13. hafta).</w:t>
+        <w:t xml:space="preserve">Sertifikasyon:</w:t>
+      </w:r>
+      <w:r>
+        <w:t xml:space="preserve"> </w:t>
+      </w:r>
+      <w:r>
+        <w:t xml:space="preserve">bir ürünün/kurumun belirli bir</w:t>
+      </w:r>
+      <w:r>
+        <w:t xml:space="preserve"> </w:t>
+      </w:r>
+      <w:r>
+        <w:rPr>
+          <w:b/>
+          <w:bCs/>
+        </w:rPr>
+        <w:t xml:space="preserve">standarda</w:t>
+      </w:r>
+      <w:r>
+        <w:t xml:space="preserve"> </w:t>
+      </w:r>
+      <w:r>
+        <w:t xml:space="preserve">uyduğunun, yetkili bir tarafça</w:t>
+      </w:r>
+      <w:r>
+        <w:t xml:space="preserve"> </w:t>
+      </w:r>
+      <w:r>
+        <w:rPr>
+          <w:b/>
+          <w:bCs/>
+        </w:rPr>
+        <w:t xml:space="preserve">belgelenmesi</w:t>
+      </w:r>
+      <w:r>
+        <w:t xml:space="preserve">.</w:t>
       </w:r>
     </w:p>
     <w:p>
@@ -1478,69 +1515,37 @@
         <w:pStyle w:val="Compact"/>
         <w:numPr>
           <w:ilvl w:val="0"/>
-          <w:numId w:val="1002"/>
+          <w:numId w:val="1003"/>
         </w:numPr>
       </w:pPr>
       <w:r>
-        <w:rPr>
-          <w:b/>
-          <w:bCs/>
-        </w:rPr>
-        <w:t xml:space="preserve">2001</w:t>
-      </w:r>
-      <w:r>
-        <w:t xml:space="preserve"> </w:t>
-      </w:r>
-      <w:r>
-        <w:t xml:space="preserve">—</w:t>
-      </w:r>
-      <w:r>
-        <w:t xml:space="preserve"> </w:t>
-      </w:r>
-      <w:r>
-        <w:rPr>
-          <w:b/>
-          <w:bCs/>
-        </w:rPr>
-        <w:t xml:space="preserve">OWASP</w:t>
-      </w:r>
-      <w:r>
-        <w:t xml:space="preserve"> </w:t>
-      </w:r>
-      <w:r>
-        <w:t xml:space="preserve">kurulur (uygulama güvenliği testi kültürü); sonra</w:t>
-      </w:r>
-      <w:r>
-        <w:t xml:space="preserve"> </w:t>
-      </w:r>
-      <w:r>
-        <w:rPr>
-          <w:b/>
-          <w:bCs/>
-        </w:rPr>
-        <w:t xml:space="preserve">PTES</w:t>
-      </w:r>
-      <w:r>
-        <w:t xml:space="preserve"> </w:t>
-      </w:r>
-      <w:r>
-        <w:t xml:space="preserve">ve</w:t>
-      </w:r>
-      <w:r>
-        <w:t xml:space="preserve"> </w:t>
-      </w:r>
-      <w:r>
-        <w:rPr>
-          <w:b/>
-          <w:bCs/>
-        </w:rPr>
-        <w:t xml:space="preserve">NIST SP 800-115</w:t>
-      </w:r>
-      <w:r>
-        <w:t xml:space="preserve"> </w:t>
-      </w:r>
-      <w:r>
-        <w:t xml:space="preserve">sızma testi metodolojilerini standartlaştırır.</w:t>
+        <w:t xml:space="preserve">Değerlendirme başarılıysa bir</w:t>
+      </w:r>
+      <w:r>
+        <w:t xml:space="preserve"> </w:t>
+      </w:r>
+      <w:r>
+        <w:rPr>
+          <w:b/>
+          <w:bCs/>
+        </w:rPr>
+        <w:t xml:space="preserve">sertifika</w:t>
+      </w:r>
+      <w:r>
+        <w:t xml:space="preserve"> </w:t>
+      </w:r>
+      <w:r>
+        <w:t xml:space="preserve">verilir.</w:t>
+      </w:r>
+    </w:p>
+    <w:bookmarkEnd w:id="22"/>
+    <w:bookmarkStart w:id="23" w:name="laboratuvar-değerlendirici-kim"/>
+    <w:p>
+      <w:pPr>
+        <w:pStyle w:val="Heading3"/>
+      </w:pPr>
+      <w:r>
+        <w:t xml:space="preserve">Laboratuvar (değerlendirici) kim?</w:t>
       </w:r>
     </w:p>
     <w:p>
@@ -1548,7 +1553,7 @@
         <w:pStyle w:val="Compact"/>
         <w:numPr>
           <w:ilvl w:val="0"/>
-          <w:numId w:val="1002"/>
+          <w:numId w:val="1004"/>
         </w:numPr>
       </w:pPr>
       <w:r>
@@ -1556,29 +1561,13 @@
           <w:b/>
           <w:bCs/>
         </w:rPr>
-        <w:t xml:space="preserve">2005 → 2023</w:t>
-      </w:r>
-      <w:r>
-        <w:t xml:space="preserve"> </w:t>
-      </w:r>
-      <w:r>
-        <w:t xml:space="preserve">—</w:t>
-      </w:r>
-      <w:r>
-        <w:t xml:space="preserve"> </w:t>
-      </w:r>
-      <w:r>
-        <w:rPr>
-          <w:b/>
-          <w:bCs/>
-        </w:rPr>
-        <w:t xml:space="preserve">CVSS</w:t>
-      </w:r>
-      <w:r>
-        <w:t xml:space="preserve"> </w:t>
-      </w:r>
-      <w:r>
-        <w:t xml:space="preserve">zafiyet ciddiyet puanı (v2 → v3.1 → v4.0).</w:t>
+        <w:t xml:space="preserve">Değerlendirme laboratuvarı:</w:t>
+      </w:r>
+      <w:r>
+        <w:t xml:space="preserve"> </w:t>
+      </w:r>
+      <w:r>
+        <w:t xml:space="preserve">ürünü sınayan bağımsız, akredite kuruluş.</w:t>
       </w:r>
     </w:p>
     <w:p>
@@ -1586,10 +1575,1493 @@
         <w:pStyle w:val="Compact"/>
         <w:numPr>
           <w:ilvl w:val="0"/>
-          <w:numId w:val="1002"/>
+          <w:numId w:val="1004"/>
         </w:numPr>
       </w:pPr>
       <w:r>
+        <w:t xml:space="preserve">Ürünü geliştiren</w:t>
+      </w:r>
+      <w:r>
+        <w:t xml:space="preserve"> </w:t>
+      </w:r>
+      <w:r>
+        <w:rPr>
+          <w:b/>
+          <w:bCs/>
+        </w:rPr>
+        <w:t xml:space="preserve">değildir</w:t>
+      </w:r>
+      <w:r>
+        <w:t xml:space="preserve"> </w:t>
+      </w:r>
+      <w:r>
+        <w:t xml:space="preserve">(tarafsızlık için).</w:t>
+      </w:r>
+    </w:p>
+    <w:p>
+      <w:pPr>
+        <w:pStyle w:val="Compact"/>
+        <w:numPr>
+          <w:ilvl w:val="0"/>
+          <w:numId w:val="1004"/>
+        </w:numPr>
+      </w:pPr>
+      <w:r>
+        <w:t xml:space="preserve">Bütün kaynak koda ve belgeye erişir.</w:t>
+      </w:r>
+    </w:p>
+    <w:bookmarkEnd w:id="23"/>
+    <w:bookmarkStart w:id="24" w:name="standart-nedir"/>
+    <w:p>
+      <w:pPr>
+        <w:pStyle w:val="Heading3"/>
+      </w:pPr>
+      <w:r>
+        <w:t xml:space="preserve">Standart nedir?</w:t>
+      </w:r>
+    </w:p>
+    <w:p>
+      <w:pPr>
+        <w:pStyle w:val="Compact"/>
+        <w:numPr>
+          <w:ilvl w:val="0"/>
+          <w:numId w:val="1005"/>
+        </w:numPr>
+      </w:pPr>
+      <w:r>
+        <w:rPr>
+          <w:b/>
+          <w:bCs/>
+        </w:rPr>
+        <w:t xml:space="preserve">Standart:</w:t>
+      </w:r>
+      <w:r>
+        <w:t xml:space="preserve"> </w:t>
+      </w:r>
+      <w:r>
+        <w:t xml:space="preserve">neyin nasıl yapılacağını belirleyen ortak kurallar bütünü.</w:t>
+      </w:r>
+    </w:p>
+    <w:p>
+      <w:pPr>
+        <w:pStyle w:val="Compact"/>
+        <w:numPr>
+          <w:ilvl w:val="0"/>
+          <w:numId w:val="1005"/>
+        </w:numPr>
+      </w:pPr>
+      <w:r>
+        <w:t xml:space="preserve">Örnek: ISO/IEC 27001, Ortak Kriterler, FIPS 140-3, PCI, OWASP MASVS.</w:t>
+      </w:r>
+    </w:p>
+    <w:p>
+      <w:pPr>
+        <w:pStyle w:val="Compact"/>
+        <w:numPr>
+          <w:ilvl w:val="0"/>
+          <w:numId w:val="1005"/>
+        </w:numPr>
+      </w:pPr>
+      <w:r>
+        <w:t xml:space="preserve">Her biri farklı şeyi ölçer (birazdan).</w:t>
+      </w:r>
+    </w:p>
+    <w:bookmarkEnd w:id="24"/>
+    <w:bookmarkStart w:id="25" w:name="zafiyet-vulnerability-nedir"/>
+    <w:p>
+      <w:pPr>
+        <w:pStyle w:val="Heading3"/>
+      </w:pPr>
+      <w:r>
+        <w:t xml:space="preserve">Zafiyet (vulnerability) nedir?</w:t>
+      </w:r>
+    </w:p>
+    <w:p>
+      <w:pPr>
+        <w:pStyle w:val="Compact"/>
+        <w:numPr>
+          <w:ilvl w:val="0"/>
+          <w:numId w:val="1006"/>
+        </w:numPr>
+      </w:pPr>
+      <w:r>
+        <w:rPr>
+          <w:b/>
+          <w:bCs/>
+        </w:rPr>
+        <w:t xml:space="preserve">Zafiyet:</w:t>
+      </w:r>
+      <w:r>
+        <w:t xml:space="preserve"> </w:t>
+      </w:r>
+      <w:r>
+        <w:t xml:space="preserve">bir sistemde kötüye kullanılabilecek</w:t>
+      </w:r>
+      <w:r>
+        <w:t xml:space="preserve"> </w:t>
+      </w:r>
+      <w:r>
+        <w:rPr>
+          <w:b/>
+          <w:bCs/>
+        </w:rPr>
+        <w:t xml:space="preserve">zayıf nokta</w:t>
+      </w:r>
+      <w:r>
+        <w:t xml:space="preserve"> </w:t>
+      </w:r>
+      <w:r>
+        <w:t xml:space="preserve">(ör. sınır denetimsiz tampon).</w:t>
+      </w:r>
+    </w:p>
+    <w:p>
+      <w:pPr>
+        <w:pStyle w:val="Compact"/>
+        <w:numPr>
+          <w:ilvl w:val="0"/>
+          <w:numId w:val="1006"/>
+        </w:numPr>
+      </w:pPr>
+      <w:r>
+        <w:t xml:space="preserve">Zafiyet + kötüye kullanım = güvenlik olayı.</w:t>
+      </w:r>
+    </w:p>
+    <w:bookmarkEnd w:id="25"/>
+    <w:bookmarkStart w:id="26" w:name="bulgu-finding-nedir"/>
+    <w:p>
+      <w:pPr>
+        <w:pStyle w:val="Heading3"/>
+      </w:pPr>
+      <w:r>
+        <w:t xml:space="preserve">Bulgu (finding) nedir?</w:t>
+      </w:r>
+    </w:p>
+    <w:p>
+      <w:pPr>
+        <w:pStyle w:val="Compact"/>
+        <w:numPr>
+          <w:ilvl w:val="0"/>
+          <w:numId w:val="1007"/>
+        </w:numPr>
+      </w:pPr>
+      <w:r>
+        <w:rPr>
+          <w:b/>
+          <w:bCs/>
+        </w:rPr>
+        <w:t xml:space="preserve">Bulgu:</w:t>
+      </w:r>
+      <w:r>
+        <w:t xml:space="preserve"> </w:t>
+      </w:r>
+      <w:r>
+        <w:t xml:space="preserve">değerlendirmede tespit edilen bir sorun ya da iyileştirme noktası.</w:t>
+      </w:r>
+    </w:p>
+    <w:p>
+      <w:pPr>
+        <w:pStyle w:val="Compact"/>
+        <w:numPr>
+          <w:ilvl w:val="0"/>
+          <w:numId w:val="1007"/>
+        </w:numPr>
+      </w:pPr>
+      <w:r>
+        <w:t xml:space="preserve">Her bulgu için: kanıt, ciddiyet,</w:t>
+      </w:r>
+      <w:r>
+        <w:t xml:space="preserve"> </w:t>
+      </w:r>
+      <w:r>
+        <w:rPr>
+          <w:b/>
+          <w:bCs/>
+        </w:rPr>
+        <w:t xml:space="preserve">öneri</w:t>
+      </w:r>
+      <w:r>
+        <w:t xml:space="preserve">.</w:t>
+      </w:r>
+    </w:p>
+    <w:bookmarkEnd w:id="26"/>
+    <w:bookmarkStart w:id="27" w:name="beyaz-kutu-vs-kara-kutu-test"/>
+    <w:p>
+      <w:pPr>
+        <w:pStyle w:val="Heading3"/>
+      </w:pPr>
+      <w:r>
+        <w:t xml:space="preserve">Beyaz kutu vs kara kutu test</w:t>
+      </w:r>
+    </w:p>
+    <w:p>
+      <w:pPr>
+        <w:pStyle w:val="Compact"/>
+        <w:numPr>
+          <w:ilvl w:val="0"/>
+          <w:numId w:val="1008"/>
+        </w:numPr>
+      </w:pPr>
+      <w:r>
+        <w:rPr>
+          <w:b/>
+          <w:bCs/>
+        </w:rPr>
+        <w:t xml:space="preserve">Beyaz kutu test:</w:t>
+      </w:r>
+      <w:r>
+        <w:t xml:space="preserve"> </w:t>
+      </w:r>
+      <w:r>
+        <w:t xml:space="preserve">test eden</w:t>
+      </w:r>
+      <w:r>
+        <w:t xml:space="preserve"> </w:t>
+      </w:r>
+      <w:r>
+        <w:rPr>
+          <w:b/>
+          <w:bCs/>
+        </w:rPr>
+        <w:t xml:space="preserve">kaynak koda + belgeye</w:t>
+      </w:r>
+      <w:r>
+        <w:t xml:space="preserve"> </w:t>
+      </w:r>
+      <w:r>
+        <w:t xml:space="preserve">sahip.</w:t>
+      </w:r>
+    </w:p>
+    <w:p>
+      <w:pPr>
+        <w:pStyle w:val="Compact"/>
+        <w:numPr>
+          <w:ilvl w:val="0"/>
+          <w:numId w:val="1008"/>
+        </w:numPr>
+      </w:pPr>
+      <w:r>
+        <w:rPr>
+          <w:b/>
+          <w:bCs/>
+        </w:rPr>
+        <w:t xml:space="preserve">Kara kutu test:</w:t>
+      </w:r>
+      <w:r>
+        <w:t xml:space="preserve"> </w:t>
+      </w:r>
+      <w:r>
+        <w:t xml:space="preserve">test eden yalnız dışarıdan (kullanıcı gibi) erişir.</w:t>
+      </w:r>
+    </w:p>
+    <w:p>
+      <w:pPr>
+        <w:pStyle w:val="Compact"/>
+        <w:numPr>
+          <w:ilvl w:val="0"/>
+          <w:numId w:val="1008"/>
+        </w:numPr>
+      </w:pPr>
+      <w:r>
+        <w:t xml:space="preserve">Değerlendirici genelde</w:t>
+      </w:r>
+      <w:r>
+        <w:t xml:space="preserve"> </w:t>
+      </w:r>
+      <w:r>
+        <w:rPr>
+          <w:b/>
+          <w:bCs/>
+        </w:rPr>
+        <w:t xml:space="preserve">beyaz kutu</w:t>
+      </w:r>
+      <w:r>
+        <w:t xml:space="preserve"> </w:t>
+      </w:r>
+      <w:r>
+        <w:t xml:space="preserve">çalışır (her şeyi görür).</w:t>
+      </w:r>
+    </w:p>
+    <w:bookmarkEnd w:id="27"/>
+    <w:bookmarkStart w:id="28" w:name="sast-nedir"/>
+    <w:p>
+      <w:pPr>
+        <w:pStyle w:val="Heading3"/>
+      </w:pPr>
+      <w:r>
+        <w:t xml:space="preserve">SAST nedir?</w:t>
+      </w:r>
+    </w:p>
+    <w:p>
+      <w:pPr>
+        <w:pStyle w:val="Compact"/>
+        <w:numPr>
+          <w:ilvl w:val="0"/>
+          <w:numId w:val="1009"/>
+        </w:numPr>
+      </w:pPr>
+      <w:r>
+        <w:rPr>
+          <w:b/>
+          <w:bCs/>
+        </w:rPr>
+        <w:t xml:space="preserve">SAST (Static Application Security Testing):</w:t>
+      </w:r>
+      <w:r>
+        <w:t xml:space="preserve"> </w:t>
+      </w:r>
+      <w:r>
+        <w:t xml:space="preserve">kaynağı</w:t>
+      </w:r>
+      <w:r>
+        <w:t xml:space="preserve"> </w:t>
+      </w:r>
+      <w:r>
+        <w:rPr>
+          <w:b/>
+          <w:bCs/>
+        </w:rPr>
+        <w:t xml:space="preserve">çalıştırmadan</w:t>
+      </w:r>
+      <w:r>
+        <w:t xml:space="preserve"> </w:t>
+      </w:r>
+      <w:r>
+        <w:t xml:space="preserve">analiz eden araç.</w:t>
+      </w:r>
+    </w:p>
+    <w:p>
+      <w:pPr>
+        <w:pStyle w:val="Compact"/>
+        <w:numPr>
+          <w:ilvl w:val="0"/>
+          <w:numId w:val="1009"/>
+        </w:numPr>
+      </w:pPr>
+      <w:r>
+        <w:t xml:space="preserve">Tehlikeli kalıpları, olası bellek hatalarını bulur.</w:t>
+      </w:r>
+    </w:p>
+    <w:p>
+      <w:pPr>
+        <w:pStyle w:val="Compact"/>
+        <w:numPr>
+          <w:ilvl w:val="0"/>
+          <w:numId w:val="1009"/>
+        </w:numPr>
+      </w:pPr>
+      <w:r>
+        <w:t xml:space="preserve">Hızlı ve geniş; ama</w:t>
+      </w:r>
+      <w:r>
+        <w:t xml:space="preserve"> </w:t>
+      </w:r>
+      <w:r>
+        <w:rPr>
+          <w:b/>
+          <w:bCs/>
+        </w:rPr>
+        <w:t xml:space="preserve">yanlış pozitif</w:t>
+      </w:r>
+      <w:r>
+        <w:t xml:space="preserve"> </w:t>
+      </w:r>
+      <w:r>
+        <w:t xml:space="preserve">üretir.</w:t>
+      </w:r>
+    </w:p>
+    <w:p>
+      <w:pPr>
+        <w:pStyle w:val="FirstParagraph"/>
+      </w:pPr>
+      <w:r>
+        <w:rPr>
+          <w:i/>
+          <w:iCs/>
+        </w:rPr>
+        <w:t xml:space="preserve">(4. haftada</w:t>
+      </w:r>
+      <w:r>
+        <w:rPr>
+          <w:i/>
+          <w:iCs/>
+        </w:rPr>
+        <w:t xml:space="preserve"> </w:t>
+      </w:r>
+      <w:r>
+        <w:rPr>
+          <w:i/>
+          <w:iCs/>
+        </w:rPr>
+        <w:t xml:space="preserve">“statik analiz”</w:t>
+      </w:r>
+      <w:r>
+        <w:rPr>
+          <w:i/>
+          <w:iCs/>
+        </w:rPr>
+        <w:t xml:space="preserve"> </w:t>
+      </w:r>
+      <w:r>
+        <w:rPr>
+          <w:i/>
+          <w:iCs/>
+        </w:rPr>
+        <w:t xml:space="preserve">olarak gördük.)</w:t>
+      </w:r>
+    </w:p>
+    <w:bookmarkEnd w:id="28"/>
+    <w:bookmarkStart w:id="29" w:name="dast-nedir"/>
+    <w:p>
+      <w:pPr>
+        <w:pStyle w:val="Heading3"/>
+      </w:pPr>
+      <w:r>
+        <w:t xml:space="preserve">DAST nedir?</w:t>
+      </w:r>
+    </w:p>
+    <w:p>
+      <w:pPr>
+        <w:pStyle w:val="Compact"/>
+        <w:numPr>
+          <w:ilvl w:val="0"/>
+          <w:numId w:val="1010"/>
+        </w:numPr>
+      </w:pPr>
+      <w:r>
+        <w:rPr>
+          <w:b/>
+          <w:bCs/>
+        </w:rPr>
+        <w:t xml:space="preserve">DAST (Dynamic Application Security Testing):</w:t>
+      </w:r>
+      <w:r>
+        <w:t xml:space="preserve"> </w:t>
+      </w:r>
+      <w:r>
+        <w:t xml:space="preserve">programı</w:t>
+      </w:r>
+      <w:r>
+        <w:t xml:space="preserve"> </w:t>
+      </w:r>
+      <w:r>
+        <w:rPr>
+          <w:b/>
+          <w:bCs/>
+        </w:rPr>
+        <w:t xml:space="preserve">çalıştırırken</w:t>
+      </w:r>
+      <w:r>
+        <w:t xml:space="preserve"> </w:t>
+      </w:r>
+      <w:r>
+        <w:t xml:space="preserve">sınar.</w:t>
+      </w:r>
+    </w:p>
+    <w:p>
+      <w:pPr>
+        <w:pStyle w:val="Compact"/>
+        <w:numPr>
+          <w:ilvl w:val="0"/>
+          <w:numId w:val="1010"/>
+        </w:numPr>
+      </w:pPr>
+      <w:r>
+        <w:t xml:space="preserve">Bellek erişim hataları, tanımsız davranışları yakalar (ör. sanitizer’lar).</w:t>
+      </w:r>
+    </w:p>
+    <w:p>
+      <w:pPr>
+        <w:pStyle w:val="FirstParagraph"/>
+      </w:pPr>
+      <w:r>
+        <w:rPr>
+          <w:i/>
+          <w:iCs/>
+        </w:rPr>
+        <w:t xml:space="preserve">(4. haftada ASan/UBSan.)</w:t>
+      </w:r>
+    </w:p>
+    <w:bookmarkEnd w:id="29"/>
+    <w:bookmarkStart w:id="30" w:name="fuzzing-nedir"/>
+    <w:p>
+      <w:pPr>
+        <w:pStyle w:val="Heading3"/>
+      </w:pPr>
+      <w:r>
+        <w:t xml:space="preserve">Fuzzing nedir?</w:t>
+      </w:r>
+    </w:p>
+    <w:p>
+      <w:pPr>
+        <w:pStyle w:val="Compact"/>
+        <w:numPr>
+          <w:ilvl w:val="0"/>
+          <w:numId w:val="1011"/>
+        </w:numPr>
+      </w:pPr>
+      <w:r>
+        <w:rPr>
+          <w:b/>
+          <w:bCs/>
+        </w:rPr>
+        <w:t xml:space="preserve">Fuzzing:</w:t>
+      </w:r>
+      <w:r>
+        <w:t xml:space="preserve"> </w:t>
+      </w:r>
+      <w:r>
+        <w:t xml:space="preserve">programa</w:t>
+      </w:r>
+      <w:r>
+        <w:t xml:space="preserve"> </w:t>
+      </w:r>
+      <w:r>
+        <w:rPr>
+          <w:b/>
+          <w:bCs/>
+        </w:rPr>
+        <w:t xml:space="preserve">beklenmeyen/rastgele girdiler</w:t>
+      </w:r>
+      <w:r>
+        <w:t xml:space="preserve"> </w:t>
+      </w:r>
+      <w:r>
+        <w:t xml:space="preserve">verip çökme/bozulma aramak.</w:t>
+      </w:r>
+    </w:p>
+    <w:p>
+      <w:pPr>
+        <w:pStyle w:val="Compact"/>
+        <w:numPr>
+          <w:ilvl w:val="0"/>
+          <w:numId w:val="1011"/>
+        </w:numPr>
+      </w:pPr>
+      <w:r>
+        <w:t xml:space="preserve">İnsanın aklına gelmeyen girdileri bulur.</w:t>
+      </w:r>
+    </w:p>
+    <w:p>
+      <w:pPr>
+        <w:pStyle w:val="FirstParagraph"/>
+      </w:pPr>
+      <w:r>
+        <w:rPr>
+          <w:i/>
+          <w:iCs/>
+        </w:rPr>
+        <w:t xml:space="preserve">(4. haftada libFuzzer/AFL kavramı.)</w:t>
+      </w:r>
+    </w:p>
+    <w:bookmarkEnd w:id="30"/>
+    <w:bookmarkStart w:id="31" w:name="sızma-testi-pentest-nedir"/>
+    <w:p>
+      <w:pPr>
+        <w:pStyle w:val="Heading3"/>
+      </w:pPr>
+      <w:r>
+        <w:t xml:space="preserve">Sızma testi (pentest) nedir?</w:t>
+      </w:r>
+    </w:p>
+    <w:p>
+      <w:pPr>
+        <w:pStyle w:val="Compact"/>
+        <w:numPr>
+          <w:ilvl w:val="0"/>
+          <w:numId w:val="1012"/>
+        </w:numPr>
+      </w:pPr>
+      <w:r>
+        <w:rPr>
+          <w:b/>
+          <w:bCs/>
+        </w:rPr>
+        <w:t xml:space="preserve">Sızma testi (penetration test):</w:t>
+      </w:r>
+      <w:r>
+        <w:t xml:space="preserve"> </w:t>
+      </w:r>
+      <w:r>
+        <w:t xml:space="preserve">bir saldırganın bakışıyla,</w:t>
+      </w:r>
+      <w:r>
+        <w:t xml:space="preserve"> </w:t>
+      </w:r>
+      <w:r>
+        <w:rPr>
+          <w:b/>
+          <w:bCs/>
+        </w:rPr>
+        <w:t xml:space="preserve">izinli</w:t>
+      </w:r>
+      <w:r>
+        <w:t xml:space="preserve"> </w:t>
+      </w:r>
+      <w:r>
+        <w:t xml:space="preserve">ve</w:t>
+      </w:r>
+      <w:r>
+        <w:t xml:space="preserve"> </w:t>
+      </w:r>
+      <w:r>
+        <w:rPr>
+          <w:b/>
+          <w:bCs/>
+        </w:rPr>
+        <w:t xml:space="preserve">planlı</w:t>
+      </w:r>
+      <w:r>
+        <w:t xml:space="preserve"> </w:t>
+      </w:r>
+      <w:r>
+        <w:t xml:space="preserve">olarak sistemi aşmayı denemek.</w:t>
+      </w:r>
+    </w:p>
+    <w:p>
+      <w:pPr>
+        <w:pStyle w:val="Compact"/>
+        <w:numPr>
+          <w:ilvl w:val="0"/>
+          <w:numId w:val="1012"/>
+        </w:numPr>
+      </w:pPr>
+      <w:r>
+        <w:t xml:space="preserve">Yukarıdaki yöntemleri</w:t>
+      </w:r>
+      <w:r>
+        <w:t xml:space="preserve"> </w:t>
+      </w:r>
+      <w:r>
+        <w:rPr>
+          <w:b/>
+          <w:bCs/>
+        </w:rPr>
+        <w:t xml:space="preserve">birleştirir</w:t>
+      </w:r>
+      <w:r>
+        <w:t xml:space="preserve">; en son ve en pahalı adımdır.</w:t>
+      </w:r>
+    </w:p>
+    <w:bookmarkEnd w:id="31"/>
+    <w:bookmarkStart w:id="32" w:name="toe-nedir"/>
+    <w:p>
+      <w:pPr>
+        <w:pStyle w:val="Heading3"/>
+      </w:pPr>
+      <w:r>
+        <w:t xml:space="preserve">TOE nedir?</w:t>
+      </w:r>
+    </w:p>
+    <w:p>
+      <w:pPr>
+        <w:pStyle w:val="Compact"/>
+        <w:numPr>
+          <w:ilvl w:val="0"/>
+          <w:numId w:val="1013"/>
+        </w:numPr>
+      </w:pPr>
+      <w:r>
+        <w:rPr>
+          <w:b/>
+          <w:bCs/>
+        </w:rPr>
+        <w:t xml:space="preserve">TOE (Target of Evaluation):</w:t>
+      </w:r>
+      <w:r>
+        <w:t xml:space="preserve"> </w:t>
+      </w:r>
+      <w:r>
+        <w:t xml:space="preserve">değerlendirilen</w:t>
+      </w:r>
+      <w:r>
+        <w:t xml:space="preserve"> </w:t>
+      </w:r>
+      <w:r>
+        <w:rPr>
+          <w:b/>
+          <w:bCs/>
+        </w:rPr>
+        <w:t xml:space="preserve">tam olarak ne</w:t>
+      </w:r>
+      <w:r>
+        <w:t xml:space="preserve">?</w:t>
+      </w:r>
+    </w:p>
+    <w:p>
+      <w:pPr>
+        <w:pStyle w:val="Compact"/>
+        <w:numPr>
+          <w:ilvl w:val="0"/>
+          <w:numId w:val="1013"/>
+        </w:numPr>
+      </w:pPr>
+      <w:r>
+        <w:t xml:space="preserve">Ortak Kriterler terimidir.</w:t>
+      </w:r>
+    </w:p>
+    <w:p>
+      <w:pPr>
+        <w:pStyle w:val="Compact"/>
+        <w:numPr>
+          <w:ilvl w:val="0"/>
+          <w:numId w:val="1013"/>
+        </w:numPr>
+      </w:pPr>
+      <w:r>
+        <w:t xml:space="preserve">Benzersiz tanımlanır: sürüm + ikili + kaynak + özet değeri.</w:t>
+      </w:r>
+    </w:p>
+    <w:bookmarkEnd w:id="32"/>
+    <w:bookmarkStart w:id="33" w:name="cvss-nedir"/>
+    <w:p>
+      <w:pPr>
+        <w:pStyle w:val="Heading3"/>
+      </w:pPr>
+      <w:r>
+        <w:t xml:space="preserve">CVSS nedir?</w:t>
+      </w:r>
+    </w:p>
+    <w:p>
+      <w:pPr>
+        <w:pStyle w:val="Compact"/>
+        <w:numPr>
+          <w:ilvl w:val="0"/>
+          <w:numId w:val="1014"/>
+        </w:numPr>
+      </w:pPr>
+      <w:r>
+        <w:rPr>
+          <w:b/>
+          <w:bCs/>
+        </w:rPr>
+        <w:t xml:space="preserve">CVSS (Common Vulnerability Scoring System):</w:t>
+      </w:r>
+      <w:r>
+        <w:t xml:space="preserve"> </w:t>
+      </w:r>
+      <w:r>
+        <w:t xml:space="preserve">bir zafiyetin</w:t>
+      </w:r>
+      <w:r>
+        <w:t xml:space="preserve"> </w:t>
+      </w:r>
+      <w:r>
+        <w:rPr>
+          <w:b/>
+          <w:bCs/>
+        </w:rPr>
+        <w:t xml:space="preserve">etkisini</w:t>
+      </w:r>
+      <w:r>
+        <w:t xml:space="preserve"> </w:t>
+      </w:r>
+      <w:r>
+        <w:t xml:space="preserve">standart bir puanla (0–10) ifade eder.</w:t>
+      </w:r>
+    </w:p>
+    <w:p>
+      <w:pPr>
+        <w:pStyle w:val="Compact"/>
+        <w:numPr>
+          <w:ilvl w:val="0"/>
+          <w:numId w:val="1014"/>
+        </w:numPr>
+      </w:pPr>
+      <w:r>
+        <w:t xml:space="preserve">Yüksek puan = daha ciddi etki.</w:t>
+      </w:r>
+    </w:p>
+    <w:p>
+      <w:pPr>
+        <w:pStyle w:val="Compact"/>
+        <w:numPr>
+          <w:ilvl w:val="0"/>
+          <w:numId w:val="1014"/>
+        </w:numPr>
+      </w:pPr>
+      <w:r>
+        <w:t xml:space="preserve">Önceliklendirmede kullanılır.</w:t>
+      </w:r>
+    </w:p>
+    <w:bookmarkEnd w:id="33"/>
+    <w:bookmarkStart w:id="34" w:name="saldırı-potansiyeli-nedir"/>
+    <w:p>
+      <w:pPr>
+        <w:pStyle w:val="Heading3"/>
+      </w:pPr>
+      <w:r>
+        <w:t xml:space="preserve">Saldırı potansiyeli nedir?</w:t>
+      </w:r>
+    </w:p>
+    <w:p>
+      <w:pPr>
+        <w:pStyle w:val="Compact"/>
+        <w:numPr>
+          <w:ilvl w:val="0"/>
+          <w:numId w:val="1015"/>
+        </w:numPr>
+      </w:pPr>
+      <w:r>
+        <w:rPr>
+          <w:b/>
+          <w:bCs/>
+        </w:rPr>
+        <w:t xml:space="preserve">Saldırı potansiyeli:</w:t>
+      </w:r>
+      <w:r>
+        <w:t xml:space="preserve"> </w:t>
+      </w:r>
+      <w:r>
+        <w:t xml:space="preserve">bir saldırıyı gerçekleştirmenin</w:t>
+      </w:r>
+      <w:r>
+        <w:t xml:space="preserve"> </w:t>
+      </w:r>
+      <w:r>
+        <w:rPr>
+          <w:b/>
+          <w:bCs/>
+        </w:rPr>
+        <w:t xml:space="preserve">ne kadar zor</w:t>
+      </w:r>
+      <w:r>
+        <w:t xml:space="preserve"> </w:t>
+      </w:r>
+      <w:r>
+        <w:t xml:space="preserve">olduğu.</w:t>
+      </w:r>
+    </w:p>
+    <w:p>
+      <w:pPr>
+        <w:pStyle w:val="Compact"/>
+        <w:numPr>
+          <w:ilvl w:val="0"/>
+          <w:numId w:val="1015"/>
+        </w:numPr>
+      </w:pPr>
+      <w:r>
+        <w:t xml:space="preserve">Süre, uzmanlık, ekipman gibi faktörlerle puanlanır.</w:t>
+      </w:r>
+    </w:p>
+    <w:p>
+      <w:pPr>
+        <w:pStyle w:val="Compact"/>
+        <w:numPr>
+          <w:ilvl w:val="0"/>
+          <w:numId w:val="1015"/>
+        </w:numPr>
+      </w:pPr>
+      <w:r>
+        <w:t xml:space="preserve">Düşük potansiyel (kolay saldırı) = ciddi bulgu.</w:t>
+      </w:r>
+    </w:p>
+    <w:bookmarkEnd w:id="34"/>
+    <w:bookmarkStart w:id="35" w:name="saldırı-potansiyeli-beş-faktör"/>
+    <w:p>
+      <w:pPr>
+        <w:pStyle w:val="Heading3"/>
+      </w:pPr>
+      <w:r>
+        <w:t xml:space="preserve">Saldırı potansiyeli — beş faktör</w:t>
+      </w:r>
+    </w:p>
+    <w:p>
+      <w:pPr>
+        <w:pStyle w:val="FirstParagraph"/>
+      </w:pPr>
+      <w:r>
+        <w:t xml:space="preserve">Beş faktörün toplamı → puan → derece</w:t>
+      </w:r>
+      <w:r>
+        <w:t xml:space="preserve"> </w:t>
+      </w:r>
+      <w:r>
+        <w:t xml:space="preserve"> </w:t>
+      </w:r>
+      <w:r>
+        <w:t xml:space="preserve">Geçen zaman</w:t>
+      </w:r>
+      <w:r>
+        <w:t xml:space="preserve"> </w:t>
+      </w:r>
+      <w:r>
+        <w:t xml:space="preserve">Uzmanlık</w:t>
+      </w:r>
+      <w:r>
+        <w:t xml:space="preserve"> </w:t>
+      </w:r>
+      <w:r>
+        <w:t xml:space="preserve">Hedef bilgisi</w:t>
+      </w:r>
+      <w:r>
+        <w:t xml:space="preserve"> </w:t>
+      </w:r>
+      <w:r>
+        <w:t xml:space="preserve">Fırsat (erişim)</w:t>
+      </w:r>
+      <w:r>
+        <w:t xml:space="preserve"> </w:t>
+      </w:r>
+      <w:r>
+        <w:t xml:space="preserve">Ekipman</w:t>
+      </w:r>
+      <w:r>
+        <w:t xml:space="preserve"> </w:t>
+      </w:r>
+      <w:r>
+        <w:t xml:space="preserve"> </w:t>
+      </w:r>
+      <w:r>
+        <w:t xml:space="preserve"> </w:t>
+      </w:r>
+      <w:r>
+        <w:t xml:space="preserve">TOPLAM</w:t>
+      </w:r>
+      <w:r>
+        <w:t xml:space="preserve">puan</w:t>
+      </w:r>
+      <w:r>
+        <w:t xml:space="preserve"> </w:t>
+      </w:r>
+      <w:r>
+        <w:t xml:space="preserve"> </w:t>
+      </w:r>
+      <w:r>
+        <w:t xml:space="preserve"> </w:t>
+      </w:r>
+      <w:r>
+        <w:t xml:space="preserve">DÜŞÜK pot. = ciddi bulgu</w:t>
+      </w:r>
+      <w:r>
+        <w:t xml:space="preserve"> </w:t>
+      </w:r>
+      <w:r>
+        <w:t xml:space="preserve">Temel / Gelişmiş</w:t>
+      </w:r>
+      <w:r>
+        <w:t xml:space="preserve"> </w:t>
+      </w:r>
+      <w:r>
+        <w:t xml:space="preserve">Orta / Yüksek</w:t>
+      </w:r>
+      <w:r>
+        <w:t xml:space="preserve"> </w:t>
+      </w:r>
+      <w:r>
+        <w:t xml:space="preserve">YÜKSEK pot. = zor saldırı</w:t>
+      </w:r>
+      <w:r>
+        <w:t xml:space="preserve"> </w:t>
+      </w:r>
+      <w:r>
+        <w:t xml:space="preserve"> </w:t>
+      </w:r>
+      <w:r>
+        <w:t xml:space="preserve">Düşük potansiyel = az zaman/beceri/araç → çok saldırgan yapabilir → yüksek risk.</w:t>
+      </w:r>
+      <w:r>
+        <w:t xml:space="preserve"> </w:t>
+      </w:r>
+      <w:r>
+        <w:t xml:space="preserve">Saldırı potansiyeli = saldırının ZORLUĞU · CVSS = açığın ETKİSİ (ayrı eksenler).</w:t>
+      </w:r>
+      <w:r>
+        <w:t xml:space="preserve"> </w:t>
+      </w:r>
+    </w:p>
+    <w:bookmarkEnd w:id="35"/>
+    <w:bookmarkStart w:id="36" w:name="etki-analizi-ve-delta-değerlendirme"/>
+    <w:p>
+      <w:pPr>
+        <w:pStyle w:val="Heading3"/>
+      </w:pPr>
+      <w:r>
+        <w:t xml:space="preserve">Etki analizi ve delta değerlendirme</w:t>
+      </w:r>
+    </w:p>
+    <w:p>
+      <w:pPr>
+        <w:pStyle w:val="Compact"/>
+        <w:numPr>
+          <w:ilvl w:val="0"/>
+          <w:numId w:val="1016"/>
+        </w:numPr>
+      </w:pPr>
+      <w:r>
+        <w:rPr>
+          <w:b/>
+          <w:bCs/>
+        </w:rPr>
+        <w:t xml:space="preserve">Güvenlik etki analizi:</w:t>
+      </w:r>
+      <w:r>
+        <w:t xml:space="preserve"> </w:t>
+      </w:r>
+      <w:r>
+        <w:t xml:space="preserve">bir değişikliğin güvenlik etkisini</w:t>
+      </w:r>
+      <w:r>
+        <w:t xml:space="preserve"> </w:t>
+      </w:r>
+      <w:r>
+        <w:rPr>
+          <w:b/>
+          <w:bCs/>
+        </w:rPr>
+        <w:t xml:space="preserve">belgeleyen</w:t>
+      </w:r>
+      <w:r>
+        <w:t xml:space="preserve"> </w:t>
+      </w:r>
+      <w:r>
+        <w:t xml:space="preserve">rapor.</w:t>
+      </w:r>
+    </w:p>
+    <w:p>
+      <w:pPr>
+        <w:pStyle w:val="Compact"/>
+        <w:numPr>
+          <w:ilvl w:val="0"/>
+          <w:numId w:val="1016"/>
+        </w:numPr>
+      </w:pPr>
+      <w:r>
+        <w:rPr>
+          <w:b/>
+          <w:bCs/>
+        </w:rPr>
+        <w:t xml:space="preserve">Delta değerlendirme:</w:t>
+      </w:r>
+      <w:r>
+        <w:t xml:space="preserve"> </w:t>
+      </w:r>
+      <w:r>
+        <w:t xml:space="preserve">yalnız</w:t>
+      </w:r>
+      <w:r>
+        <w:t xml:space="preserve"> </w:t>
+      </w:r>
+      <w:r>
+        <w:rPr>
+          <w:b/>
+          <w:bCs/>
+        </w:rPr>
+        <w:t xml:space="preserve">değişen kısmın</w:t>
+      </w:r>
+      <w:r>
+        <w:t xml:space="preserve"> </w:t>
+      </w:r>
+      <w:r>
+        <w:t xml:space="preserve">yeniden değerlendirilmesi.</w:t>
+      </w:r>
+    </w:p>
+    <w:p>
+      <w:pPr>
+        <w:pStyle w:val="FirstParagraph"/>
+      </w:pPr>
+      <w:r>
+        <w:t xml:space="preserve">Bunları 5. bölümde ayrıntılı göreceğiz.</w:t>
+      </w:r>
+    </w:p>
+    <w:bookmarkEnd w:id="36"/>
+    <w:bookmarkStart w:id="37" w:name="şimdi-hazırız"/>
+    <w:p>
+      <w:pPr>
+        <w:pStyle w:val="Heading3"/>
+      </w:pPr>
+      <w:r>
+        <w:t xml:space="preserve">Şimdi hazırız</w:t>
+      </w:r>
+    </w:p>
+    <w:p>
+      <w:pPr>
+        <w:pStyle w:val="FirstParagraph"/>
+      </w:pPr>
+      <w:r>
+        <w:t xml:space="preserve">Bildiğimiz terimler:</w:t>
+      </w:r>
+    </w:p>
+    <w:p>
+      <w:pPr>
+        <w:pStyle w:val="BodyText"/>
+      </w:pPr>
+      <w:r>
+        <w:t xml:space="preserve">değerlendirme · sertifikasyon · laboratuvar · standart · zafiyet · bulgu · beyaz/kara kutu · SAST · DAST · fuzzing · sızma testi · TOE · CVSS · saldırı potansiyeli · etki analizi/delta</w:t>
+      </w:r>
+    </w:p>
+    <w:p>
+      <w:pPr>
+        <w:pStyle w:val="BodyText"/>
+      </w:pPr>
+      <w:r>
+        <w:t xml:space="preserve">Şimdi:</w:t>
+      </w:r>
+      <w:r>
+        <w:t xml:space="preserve"> </w:t>
+      </w:r>
+      <w:r>
+        <w:rPr>
+          <w:b/>
+          <w:bCs/>
+        </w:rPr>
+        <w:t xml:space="preserve">neden bağımsız değerlendirme?</w:t>
+      </w:r>
+    </w:p>
+    <w:bookmarkEnd w:id="37"/>
+    <w:bookmarkEnd w:id="38"/>
+    <w:bookmarkStart w:id="40" w:name="neden-bağımsız-değerlendirme"/>
+    <w:p>
+      <w:pPr>
+        <w:pStyle w:val="Heading2"/>
+      </w:pPr>
+      <w:r>
+        <w:t xml:space="preserve">1. Neden bağımsız değerlendirme?</w:t>
+      </w:r>
+    </w:p>
+    <w:p>
+      <w:pPr>
+        <w:pStyle w:val="FirstParagraph"/>
+      </w:pPr>
+      <w:r>
+        <w:t xml:space="preserve">Bir yazılımı yazan ekip, onun en iyi test edicisi değildir: tasarım varsayımlarını paylaşır,</w:t>
+      </w:r>
+      <w:r>
+        <w:t xml:space="preserve"> </w:t>
+      </w:r>
+      <w:r>
+        <w:t xml:space="preserve">“bu nasılsa olmaz”</w:t>
+      </w:r>
+      <w:r>
+        <w:t xml:space="preserve"> </w:t>
+      </w:r>
+      <w:r>
+        <w:t xml:space="preserve">dediği</w:t>
+      </w:r>
+      <w:r>
+        <w:t xml:space="preserve"> </w:t>
+      </w:r>
+      <w:r>
+        <w:t xml:space="preserve">yolları hiç denemez. Bu yüzden ödeme, kimlik, sağlık ve kamu gibi alanlarda ürünler,</w:t>
+      </w:r>
+      <w:r>
+        <w:t xml:space="preserve"> </w:t>
+      </w:r>
+      <w:r>
+        <w:rPr>
+          <w:b/>
+          <w:bCs/>
+        </w:rPr>
+        <w:t xml:space="preserve">bağımsız bir laboratuvarın</w:t>
+      </w:r>
+      <w:r>
+        <w:t xml:space="preserve"> </w:t>
+      </w:r>
+      <w:r>
+        <w:t xml:space="preserve">değerlendirmesinden geçer. Değerlendirmenin sonunda bir sertifika (ya da onay) verilir; sertifika</w:t>
+      </w:r>
+      <w:r>
+        <w:t xml:space="preserve"> </w:t>
+      </w:r>
+      <w:r>
+        <w:t xml:space="preserve">“bu ürün kırılamaz”</w:t>
+      </w:r>
+      <w:r>
+        <w:t xml:space="preserve"> </w:t>
+      </w:r>
+      <w:r>
+        <w:t xml:space="preserve">demez,</w:t>
+      </w:r>
+      <w:r>
+        <w:t xml:space="preserve"> </w:t>
+      </w:r>
+      <w:r>
+        <w:t xml:space="preserve">“bu ürün şu standardın şu gereksinimlerini, şu saldırgan modeline karşı, şu tarihte karşılıyordu”</w:t>
+      </w:r>
+      <w:r>
+        <w:t xml:space="preserve"> </w:t>
+      </w:r>
+      <w:r>
+        <w:t xml:space="preserve">der.</w:t>
+      </w:r>
+    </w:p>
+    <w:p>
+      <w:pPr>
+        <w:pStyle w:val="BlockText"/>
+      </w:pPr>
+      <w:r>
+        <w:rPr>
+          <w:b/>
+          <w:bCs/>
+        </w:rPr>
+        <w:t xml:space="preserve">Kısa tarihçe: güvenlik değerlendirmesi ve sertifikasyon</w:t>
+      </w:r>
+    </w:p>
+    <w:p>
+      <w:pPr>
+        <w:pStyle w:val="Compact"/>
+        <w:numPr>
+          <w:ilvl w:val="0"/>
+          <w:numId w:val="1017"/>
+        </w:numPr>
+      </w:pPr>
+      <w:r>
+        <w:rPr>
+          <w:b/>
+          <w:bCs/>
+        </w:rPr>
+        <w:t xml:space="preserve">1985</w:t>
+      </w:r>
+      <w:r>
+        <w:t xml:space="preserve"> </w:t>
+      </w:r>
+      <w:r>
+        <w:t xml:space="preserve">— ABD</w:t>
+      </w:r>
+      <w:r>
+        <w:t xml:space="preserve"> </w:t>
+      </w:r>
+      <w:r>
+        <w:rPr>
+          <w:b/>
+          <w:bCs/>
+        </w:rPr>
+        <w:t xml:space="preserve">TCSEC</w:t>
+      </w:r>
+      <w:r>
+        <w:t xml:space="preserve"> </w:t>
+      </w:r>
+      <w:r>
+        <w:t xml:space="preserve">(</w:t>
+      </w:r>
+      <w:r>
+        <w:t xml:space="preserve">“Orange Book”</w:t>
+      </w:r>
+      <w:r>
+        <w:t xml:space="preserve">): ilk resmi güvenlik değerlendirme ölçütleri.</w:t>
+      </w:r>
+    </w:p>
+    <w:p>
+      <w:pPr>
+        <w:pStyle w:val="Compact"/>
+        <w:numPr>
+          <w:ilvl w:val="0"/>
+          <w:numId w:val="1017"/>
+        </w:numPr>
+      </w:pPr>
+      <w:r>
+        <w:rPr>
+          <w:b/>
+          <w:bCs/>
+        </w:rPr>
+        <w:t xml:space="preserve">1991–1993</w:t>
+      </w:r>
+      <w:r>
+        <w:t xml:space="preserve"> </w:t>
+      </w:r>
+      <w:r>
+        <w:t xml:space="preserve">— Avrupa</w:t>
+      </w:r>
+      <w:r>
+        <w:t xml:space="preserve"> </w:t>
+      </w:r>
+      <w:r>
+        <w:rPr>
+          <w:b/>
+          <w:bCs/>
+        </w:rPr>
+        <w:t xml:space="preserve">ITSEC</w:t>
+      </w:r>
+      <w:r>
+        <w:t xml:space="preserve"> </w:t>
+      </w:r>
+      <w:r>
+        <w:t xml:space="preserve">ve Kanada</w:t>
+      </w:r>
+      <w:r>
+        <w:t xml:space="preserve"> </w:t>
+      </w:r>
+      <w:r>
+        <w:rPr>
+          <w:b/>
+          <w:bCs/>
+        </w:rPr>
+        <w:t xml:space="preserve">CTCPEC</w:t>
+      </w:r>
+      <w:r>
+        <w:t xml:space="preserve">.</w:t>
+      </w:r>
+    </w:p>
+    <w:p>
+      <w:pPr>
+        <w:pStyle w:val="Compact"/>
+        <w:numPr>
+          <w:ilvl w:val="0"/>
+          <w:numId w:val="1017"/>
+        </w:numPr>
+      </w:pPr>
+      <w:r>
+        <w:rPr>
+          <w:b/>
+          <w:bCs/>
+        </w:rPr>
+        <w:t xml:space="preserve">1999</w:t>
+      </w:r>
+      <w:r>
+        <w:t xml:space="preserve"> </w:t>
+      </w:r>
+      <w:r>
+        <w:t xml:space="preserve">— bunlar</w:t>
+      </w:r>
+      <w:r>
+        <w:t xml:space="preserve"> </w:t>
+      </w:r>
+      <w:r>
+        <w:rPr>
+          <w:b/>
+          <w:bCs/>
+        </w:rPr>
+        <w:t xml:space="preserve">Ortak Kriterler (ISO/IEC 15408)</w:t>
+      </w:r>
+      <w:r>
+        <w:t xml:space="preserve"> </w:t>
+      </w:r>
+      <w:r>
+        <w:t xml:space="preserve">altında birleşir;</w:t>
+      </w:r>
+      <w:r>
+        <w:t xml:space="preserve"> </w:t>
+      </w:r>
+      <w:r>
+        <w:rPr>
+          <w:b/>
+          <w:bCs/>
+        </w:rPr>
+        <w:t xml:space="preserve">EAL</w:t>
+      </w:r>
+      <w:r>
+        <w:t xml:space="preserve"> </w:t>
+      </w:r>
+      <w:r>
+        <w:t xml:space="preserve">güvence ölçeği buradan gelir (13. hafta).</w:t>
+      </w:r>
+    </w:p>
+    <w:p>
+      <w:pPr>
+        <w:pStyle w:val="Compact"/>
+        <w:numPr>
+          <w:ilvl w:val="0"/>
+          <w:numId w:val="1017"/>
+        </w:numPr>
+      </w:pPr>
+      <w:r>
+        <w:rPr>
+          <w:b/>
+          <w:bCs/>
+        </w:rPr>
+        <w:t xml:space="preserve">2001</w:t>
+      </w:r>
+      <w:r>
+        <w:t xml:space="preserve"> </w:t>
+      </w:r>
+      <w:r>
+        <w:t xml:space="preserve">—</w:t>
+      </w:r>
+      <w:r>
+        <w:t xml:space="preserve"> </w:t>
+      </w:r>
+      <w:r>
+        <w:rPr>
+          <w:b/>
+          <w:bCs/>
+        </w:rPr>
+        <w:t xml:space="preserve">OWASP</w:t>
+      </w:r>
+      <w:r>
+        <w:t xml:space="preserve"> </w:t>
+      </w:r>
+      <w:r>
+        <w:t xml:space="preserve">kurulur (uygulama güvenliği testi kültürü); sonra</w:t>
+      </w:r>
+      <w:r>
+        <w:t xml:space="preserve"> </w:t>
+      </w:r>
+      <w:r>
+        <w:rPr>
+          <w:b/>
+          <w:bCs/>
+        </w:rPr>
+        <w:t xml:space="preserve">PTES</w:t>
+      </w:r>
+      <w:r>
+        <w:t xml:space="preserve"> </w:t>
+      </w:r>
+      <w:r>
+        <w:t xml:space="preserve">ve</w:t>
+      </w:r>
+      <w:r>
+        <w:t xml:space="preserve"> </w:t>
+      </w:r>
+      <w:r>
+        <w:rPr>
+          <w:b/>
+          <w:bCs/>
+        </w:rPr>
+        <w:t xml:space="preserve">NIST SP 800-115</w:t>
+      </w:r>
+      <w:r>
+        <w:t xml:space="preserve"> </w:t>
+      </w:r>
+      <w:r>
+        <w:t xml:space="preserve">sızma testi metodolojilerini standartlaştırır.</w:t>
+      </w:r>
+    </w:p>
+    <w:p>
+      <w:pPr>
+        <w:pStyle w:val="Compact"/>
+        <w:numPr>
+          <w:ilvl w:val="0"/>
+          <w:numId w:val="1017"/>
+        </w:numPr>
+      </w:pPr>
+      <w:r>
+        <w:rPr>
+          <w:b/>
+          <w:bCs/>
+        </w:rPr>
+        <w:t xml:space="preserve">2005 → 2023</w:t>
+      </w:r>
+      <w:r>
+        <w:t xml:space="preserve"> </w:t>
+      </w:r>
+      <w:r>
+        <w:t xml:space="preserve">—</w:t>
+      </w:r>
+      <w:r>
+        <w:t xml:space="preserve"> </w:t>
+      </w:r>
+      <w:r>
+        <w:rPr>
+          <w:b/>
+          <w:bCs/>
+        </w:rPr>
+        <w:t xml:space="preserve">CVSS</w:t>
+      </w:r>
+      <w:r>
+        <w:t xml:space="preserve"> </w:t>
+      </w:r>
+      <w:r>
+        <w:t xml:space="preserve">zafiyet ciddiyet puanı (v2 → v3.1 → v4.0).</w:t>
+      </w:r>
+    </w:p>
+    <w:p>
+      <w:pPr>
+        <w:pStyle w:val="Compact"/>
+        <w:numPr>
+          <w:ilvl w:val="0"/>
+          <w:numId w:val="1017"/>
+        </w:numPr>
+      </w:pPr>
+      <w:r>
         <w:rPr>
           <w:b/>
           <w:bCs/>
@@ -1679,7 +3151,7 @@
         <w:t xml:space="preserve">değerlendiricinin gözünden, adım adım işliyoruz.</w:t>
       </w:r>
     </w:p>
-    <w:bookmarkStart w:id="20" w:name="standartlar-ve-sertifikasyon-manzarası"/>
+    <w:bookmarkStart w:id="39" w:name="standartlar-ve-sertifikasyon-manzarası"/>
     <w:p>
       <w:pPr>
         <w:pStyle w:val="Heading3"/>
@@ -2255,9 +3727,9 @@
         </w:pict>
       </w:r>
     </w:p>
-    <w:bookmarkEnd w:id="20"/>
-    <w:bookmarkEnd w:id="21"/>
-    <w:bookmarkStart w:id="29" w:name="değerlendirme-süreci-13-adım"/>
+    <w:bookmarkEnd w:id="39"/>
+    <w:bookmarkEnd w:id="40"/>
+    <w:bookmarkStart w:id="48" w:name="değerlendirme-süreci-13-adım"/>
     <w:p>
       <w:pPr>
         <w:pStyle w:val="Heading2"/>
@@ -2295,18 +3767,18 @@
           <wp:inline>
             <wp:extent cx="5759999" cy="1115956"/>
             <wp:effectExtent b="0" l="0" r="0" t="0"/>
-            <wp:docPr descr="" title="" id="23" name="Picture"/>
+            <wp:docPr descr="" title="" id="42" name="Picture"/>
             <a:graphic>
               <a:graphicData uri="http://schemas.openxmlformats.org/drawingml/2006/picture">
                 <pic:pic>
                   <pic:nvPicPr>
-                    <pic:cNvPr descr="diyagram-1.png" id="24" name="Picture"/>
+                    <pic:cNvPr descr="diyagram-1.png" id="43" name="Picture"/>
                     <pic:cNvPicPr>
                       <a:picLocks noChangeArrowheads="1" noChangeAspect="1"/>
                     </pic:cNvPicPr>
                   </pic:nvPicPr>
                   <pic:blipFill>
-                    <a:blip r:embed="rId22"/>
+                    <a:blip r:embed="rId41"/>
                     <a:stretch>
                       <a:fillRect/>
                     </a:stretch>
@@ -2342,18 +3814,18 @@
           <wp:inline>
             <wp:extent cx="5759999" cy="2100194"/>
             <wp:effectExtent b="0" l="0" r="0" t="0"/>
-            <wp:docPr descr="" title="" id="26" name="Picture"/>
+            <wp:docPr descr="" title="" id="45" name="Picture"/>
             <a:graphic>
               <a:graphicData uri="http://schemas.openxmlformats.org/drawingml/2006/picture">
                 <pic:pic>
                   <pic:nvPicPr>
-                    <pic:cNvPr descr="diyagram-2.png" id="27" name="Picture"/>
+                    <pic:cNvPr descr="diyagram-2.png" id="46" name="Picture"/>
                     <pic:cNvPicPr>
                       <a:picLocks noChangeArrowheads="1" noChangeAspect="1"/>
                     </pic:cNvPicPr>
                   </pic:nvPicPr>
                   <pic:blipFill>
-                    <a:blip r:embed="rId25"/>
+                    <a:blip r:embed="rId44"/>
                     <a:stretch>
                       <a:fillRect/>
                     </a:stretch>
@@ -3293,7 +4765,7 @@
         <w:t xml:space="preserve">projenizde yazdığınız kılavuz, bu belgenin küçültülmüş halidir.</w:t>
       </w:r>
     </w:p>
-    <w:bookmarkStart w:id="28" w:name="değerlendiricinin-temel-tutumu"/>
+    <w:bookmarkStart w:id="47" w:name="değerlendiricinin-temel-tutumu"/>
     <w:p>
       <w:pPr>
         <w:pStyle w:val="Heading3"/>
@@ -3406,9 +4878,9 @@
         </w:pict>
       </w:r>
     </w:p>
-    <w:bookmarkEnd w:id="28"/>
-    <w:bookmarkEnd w:id="29"/>
-    <w:bookmarkStart w:id="32" w:name="zafiyet-değerlendirmesinin-yöntemleri"/>
+    <w:bookmarkEnd w:id="47"/>
+    <w:bookmarkEnd w:id="48"/>
+    <w:bookmarkStart w:id="51" w:name="zafiyet-değerlendirmesinin-yöntemleri"/>
     <w:p>
       <w:pPr>
         <w:pStyle w:val="Heading2"/>
@@ -3853,7 +5325,7 @@
         <w:t xml:space="preserve">nın (CI’da SAST + sanitizer + fuzz) değerlendirmedeki karşılığıdır.</w:t>
       </w:r>
     </w:p>
-    <w:bookmarkStart w:id="30" w:name="Xf53c6f958001aa0a99d6000a332bcb3e05c48ca"/>
+    <w:bookmarkStart w:id="49" w:name="Xf53c6f958001aa0a99d6000a332bcb3e05c48ca"/>
     <w:p>
       <w:pPr>
         <w:pStyle w:val="Heading3"/>
@@ -3897,7 +5369,7 @@
         <w:pStyle w:val="Compact"/>
         <w:numPr>
           <w:ilvl w:val="0"/>
-          <w:numId w:val="1003"/>
+          <w:numId w:val="1018"/>
         </w:numPr>
       </w:pPr>
       <w:r>
@@ -3925,7 +5397,7 @@
         <w:pStyle w:val="Compact"/>
         <w:numPr>
           <w:ilvl w:val="0"/>
-          <w:numId w:val="1003"/>
+          <w:numId w:val="1018"/>
         </w:numPr>
       </w:pPr>
       <w:r>
@@ -3947,7 +5419,7 @@
         <w:pStyle w:val="Compact"/>
         <w:numPr>
           <w:ilvl w:val="0"/>
-          <w:numId w:val="1003"/>
+          <w:numId w:val="1018"/>
         </w:numPr>
       </w:pPr>
       <w:r>
@@ -3969,7 +5441,7 @@
         <w:pStyle w:val="Compact"/>
         <w:numPr>
           <w:ilvl w:val="0"/>
-          <w:numId w:val="1003"/>
+          <w:numId w:val="1018"/>
         </w:numPr>
       </w:pPr>
       <w:r>
@@ -3992,8 +5464,8 @@
         <w:t xml:space="preserve">(9. hafta opak boolean, rastgele çıkış).</w:t>
       </w:r>
     </w:p>
-    <w:bookmarkEnd w:id="30"/>
-    <w:bookmarkStart w:id="31" w:name="statik-ve-dinamik-analiz-fuzzing"/>
+    <w:bookmarkEnd w:id="49"/>
+    <w:bookmarkStart w:id="50" w:name="statik-ve-dinamik-analiz-fuzzing"/>
     <w:p>
       <w:pPr>
         <w:pStyle w:val="Heading3"/>
@@ -4078,9 +5550,9 @@
         <w:t xml:space="preserve">arasında büyük fark görür.</w:t>
       </w:r>
     </w:p>
-    <w:bookmarkEnd w:id="31"/>
-    <w:bookmarkEnd w:id="32"/>
-    <w:bookmarkStart w:id="33" w:name="standartların-istediği-testler"/>
+    <w:bookmarkEnd w:id="50"/>
+    <w:bookmarkEnd w:id="51"/>
+    <w:bookmarkStart w:id="52" w:name="standartların-istediği-testler"/>
     <w:p>
       <w:pPr>
         <w:pStyle w:val="Heading2"/>
@@ -4555,8 +6027,8 @@
         </w:pict>
       </w:r>
     </w:p>
-    <w:bookmarkEnd w:id="33"/>
-    <w:bookmarkStart w:id="36" w:name="Xd3d906c58774463637bcc369177bfca839a3606"/>
+    <w:bookmarkEnd w:id="52"/>
+    <w:bookmarkStart w:id="57" w:name="Xd3d906c58774463637bcc369177bfca839a3606"/>
     <w:p>
       <w:pPr>
         <w:pStyle w:val="Heading2"/>
@@ -4649,7 +6121,7 @@
         <w:t xml:space="preserve">(güç, dayanıklılık) çerçevesinin değerlendirmedeki resmî halidir.</w:t>
       </w:r>
     </w:p>
-    <w:bookmarkStart w:id="34" w:name="saldırı-potansiyeli-faktörleri"/>
+    <w:bookmarkStart w:id="53" w:name="saldırı-potansiyeli-faktörleri"/>
     <w:p>
       <w:pPr>
         <w:pStyle w:val="Heading3"/>
@@ -5113,14 +6585,14 @@
         <w:t xml:space="preserve">(9. hafta) ve sunucu tarafı denetim.</w:t>
       </w:r>
     </w:p>
-    <w:bookmarkEnd w:id="34"/>
-    <w:bookmarkStart w:id="35" w:name="cvss-ile-derecelendirme"/>
+    <w:bookmarkEnd w:id="53"/>
+    <w:bookmarkStart w:id="55" w:name="X72d8b3d2ed9de894b19f7c7f5d16391b259d88d"/>
     <w:p>
       <w:pPr>
         <w:pStyle w:val="Heading3"/>
       </w:pPr>
       <w:r>
-        <w:t xml:space="preserve">CVSS ile derecelendirme</w:t>
+        <w:t xml:space="preserve">Puan tablosu (derste kullanacağımız sadeleştirilmiş ölçek)</w:t>
       </w:r>
     </w:p>
     <w:p>
@@ -5128,836 +6600,609 @@
         <w:pStyle w:val="FirstParagraph"/>
       </w:pPr>
       <w:r>
-        <w:t xml:space="preserve">Saldırı potansiyeli</w:t>
-      </w:r>
-      <w:r>
-        <w:t xml:space="preserve"> </w:t>
-      </w:r>
-      <w:r>
-        <w:t xml:space="preserve">“kırmak ne kadar zor?”</w:t>
-      </w:r>
-      <w:r>
-        <w:t xml:space="preserve"> </w:t>
-      </w:r>
-      <w:r>
-        <w:t xml:space="preserve">derken,</w:t>
-      </w:r>
-      <w:r>
-        <w:t xml:space="preserve"> </w:t>
-      </w:r>
-      <w:r>
-        <w:rPr>
-          <w:b/>
-          <w:bCs/>
-        </w:rPr>
-        <w:t xml:space="preserve">CVSS</w:t>
-      </w:r>
-      <w:r>
-        <w:t xml:space="preserve"> </w:t>
-      </w:r>
-      <w:r>
-        <w:t xml:space="preserve">(Common Vulnerability Scoring System)</w:t>
-      </w:r>
-      <w:r>
-        <w:t xml:space="preserve"> </w:t>
-      </w:r>
-      <w:r>
-        <w:t xml:space="preserve">“bu zafiyetin</w:t>
-      </w:r>
-      <w:r>
-        <w:t xml:space="preserve"> </w:t>
-      </w:r>
-      <w:r>
-        <w:t xml:space="preserve">etkisi ne kadar büyük?”</w:t>
-      </w:r>
-      <w:r>
-        <w:t xml:space="preserve"> </w:t>
-      </w:r>
-      <w:r>
-        <w:t xml:space="preserve">sorusuna standart bir puan verir. İki ölçü birbirini tamamlar: biri</w:t>
-      </w:r>
-      <w:r>
-        <w:t xml:space="preserve"> </w:t>
-      </w:r>
-      <w:r>
-        <w:rPr>
-          <w:b/>
-          <w:bCs/>
-        </w:rPr>
-        <w:t xml:space="preserve">olabilirliği</w:t>
-      </w:r>
-      <w:r>
-        <w:t xml:space="preserve"> </w:t>
-      </w:r>
-      <w:r>
-        <w:t xml:space="preserve">(saldırının zorluğu), öteki</w:t>
-      </w:r>
-      <w:r>
-        <w:t xml:space="preserve"> </w:t>
-      </w:r>
-      <w:r>
-        <w:rPr>
-          <w:b/>
-          <w:bCs/>
-        </w:rPr>
-        <w:t xml:space="preserve">etkiyi</w:t>
-      </w:r>
-      <w:r>
-        <w:t xml:space="preserve"> </w:t>
-      </w:r>
-      <w:r>
-        <w:t xml:space="preserve">(gizlilik/bütünlük/erişilebilirlik kaybı) tartar. Bir bulgu raporunda</w:t>
-      </w:r>
-      <w:r>
-        <w:t xml:space="preserve"> </w:t>
-      </w:r>
-      <w:r>
-        <w:t xml:space="preserve">çoğunlukla ikisi birden verilir; önceliklendirme buna göre yapılır.</w:t>
-      </w:r>
-    </w:p>
-    <w:bookmarkEnd w:id="35"/>
-    <w:bookmarkEnd w:id="36"/>
-    <w:bookmarkStart w:id="38" w:name="bulgu-öneri-aksiyon-ve-etki-analizi"/>
-    <w:p>
-      <w:pPr>
-        <w:pStyle w:val="Heading2"/>
-      </w:pPr>
-      <w:r>
-        <w:t xml:space="preserve">6. Bulgu → öneri → aksiyon ve etki analizi</w:t>
-      </w:r>
-    </w:p>
-    <w:p>
-      <w:pPr>
-        <w:pStyle w:val="FirstParagraph"/>
-      </w:pPr>
-      <w:r>
-        <w:t xml:space="preserve">Değerlendirme bir</w:t>
-      </w:r>
-      <w:r>
-        <w:t xml:space="preserve"> </w:t>
-      </w:r>
-      <w:r>
-        <w:t xml:space="preserve">“geçti/kaldı”</w:t>
-      </w:r>
-      <w:r>
-        <w:t xml:space="preserve"> </w:t>
-      </w:r>
-      <w:r>
-        <w:t xml:space="preserve">damgası değil, bir</w:t>
-      </w:r>
-      <w:r>
-        <w:t xml:space="preserve"> </w:t>
-      </w:r>
-      <w:r>
-        <w:rPr>
-          <w:b/>
-          <w:bCs/>
-        </w:rPr>
-        <w:t xml:space="preserve">iyileştirme döngüsüdür</w:t>
-      </w:r>
-      <w:r>
-        <w:t xml:space="preserve">. Her bulgu için:</w:t>
-      </w:r>
-    </w:p>
-    <w:p>
-      <w:pPr>
-        <w:pStyle w:val="Compact"/>
-        <w:numPr>
-          <w:ilvl w:val="0"/>
-          <w:numId w:val="1004"/>
-        </w:numPr>
-      </w:pPr>
-      <w:r>
-        <w:rPr>
-          <w:b/>
-          <w:bCs/>
-        </w:rPr>
-        <w:t xml:space="preserve">Bulgu:</w:t>
-      </w:r>
-      <w:r>
-        <w:t xml:space="preserve"> </w:t>
-      </w:r>
-      <w:r>
-        <w:t xml:space="preserve">laboratuvar ne buldu (kanıtla, tekrarlanabilir biçimde).</w:t>
-      </w:r>
-    </w:p>
-    <w:p>
-      <w:pPr>
-        <w:pStyle w:val="Compact"/>
-        <w:numPr>
-          <w:ilvl w:val="0"/>
-          <w:numId w:val="1004"/>
-        </w:numPr>
-      </w:pPr>
-      <w:r>
-        <w:rPr>
-          <w:b/>
-          <w:bCs/>
-        </w:rPr>
-        <w:t xml:space="preserve">Öneri:</w:t>
-      </w:r>
-      <w:r>
-        <w:t xml:space="preserve"> </w:t>
-      </w:r>
-      <w:r>
-        <w:t xml:space="preserve">laboratuvarın önerdiği düzeltme yönü.</w:t>
-      </w:r>
-    </w:p>
-    <w:p>
-      <w:pPr>
-        <w:pStyle w:val="Compact"/>
-        <w:numPr>
-          <w:ilvl w:val="0"/>
-          <w:numId w:val="1004"/>
-        </w:numPr>
-      </w:pPr>
-      <w:r>
-        <w:rPr>
-          <w:b/>
-          <w:bCs/>
-        </w:rPr>
-        <w:t xml:space="preserve">Aksiyon:</w:t>
-      </w:r>
-      <w:r>
-        <w:t xml:space="preserve"> </w:t>
-      </w:r>
-      <w:r>
-        <w:t xml:space="preserve">geliştiricinin ne yaptığı (ya da neden yapmadığı — gerekçeli kabul de bir aksiyondur).</w:t>
-      </w:r>
-    </w:p>
-    <w:p>
-      <w:pPr>
-        <w:pStyle w:val="Compact"/>
-        <w:numPr>
-          <w:ilvl w:val="0"/>
-          <w:numId w:val="1004"/>
-        </w:numPr>
-      </w:pPr>
-      <w:r>
-        <w:rPr>
-          <w:b/>
-          <w:bCs/>
-        </w:rPr>
-        <w:t xml:space="preserve">Kapanış:</w:t>
-      </w:r>
-      <w:r>
-        <w:t xml:space="preserve"> </w:t>
-      </w:r>
-      <w:r>
-        <w:t xml:space="preserve">bazı bulgular</w:t>
-      </w:r>
-      <w:r>
-        <w:t xml:space="preserve"> </w:t>
-      </w:r>
-      <w:r>
-        <w:t xml:space="preserve">“güvenlik açığı değil, iyi uygulama önerisi”</w:t>
-      </w:r>
-      <w:r>
-        <w:t xml:space="preserve"> </w:t>
-      </w:r>
-      <w:r>
-        <w:t xml:space="preserve">olarak da kapanabilir.</w:t>
-      </w:r>
-    </w:p>
-    <w:p>
-      <w:pPr>
-        <w:pStyle w:val="FirstParagraph"/>
-      </w:pPr>
-      <w:r>
-        <w:t xml:space="preserve">Bu döngü, vize sonrası projenizde beklediğimiz</w:t>
-      </w:r>
-      <w:r>
-        <w:t xml:space="preserve"> </w:t>
-      </w:r>
-      <w:r>
-        <w:rPr>
-          <w:b/>
-          <w:bCs/>
-        </w:rPr>
-        <w:t xml:space="preserve">bulgu–aksiyon listesinin</w:t>
-      </w:r>
-      <w:r>
-        <w:t xml:space="preserve"> </w:t>
-      </w:r>
-      <w:r>
-        <w:t xml:space="preserve">(7. hafta) kaynağıdır.</w:t>
-      </w:r>
-    </w:p>
-    <w:bookmarkStart w:id="37" w:name="X0ebbba240bf6730cfb505e597d49bc8b2c60efc"/>
-    <w:p>
-      <w:pPr>
-        <w:pStyle w:val="Heading3"/>
-      </w:pPr>
-      <w:r>
-        <w:t xml:space="preserve">Güvenlik etki analizi ve delta değerlendirme</w:t>
-      </w:r>
-    </w:p>
-    <w:p>
-      <w:pPr>
-        <w:pStyle w:val="FirstParagraph"/>
-      </w:pPr>
-      <w:r>
-        <w:t xml:space="preserve">Düzeltmeler yeni bir sürüm doğurduğunda, her şeyi baştan değerlendirmek pahalıdır. Bu yüzden iki belge devreye girer</w:t>
-      </w:r>
-      <w:r>
-        <w:t xml:space="preserve"> </w:t>
-      </w:r>
-      <w:r>
-        <w:t xml:space="preserve">(süreçteki 10. ve 11. adımlar):</w:t>
-      </w:r>
-    </w:p>
-    <w:p>
-      <w:pPr>
-        <w:pStyle w:val="Compact"/>
-        <w:numPr>
-          <w:ilvl w:val="0"/>
-          <w:numId w:val="1005"/>
-        </w:numPr>
-      </w:pPr>
-      <w:r>
-        <w:rPr>
-          <w:b/>
-          <w:bCs/>
-        </w:rPr>
-        <w:t xml:space="preserve">Güvenlik etki analizi (security impact analysis):</w:t>
-      </w:r>
-      <w:r>
-        <w:t xml:space="preserve"> </w:t>
-      </w:r>
-      <w:r>
-        <w:t xml:space="preserve">Yeni sürümdeki değişiklikleri sınıflandırır (yeni özellik /</w:t>
-      </w:r>
-      <w:r>
-        <w:t xml:space="preserve"> </w:t>
-      </w:r>
-      <w:r>
-        <w:t xml:space="preserve">iyileştirme / hata düzeltmesi), etkilenen dosyaları listeler ve her değişikliğin</w:t>
-      </w:r>
-      <w:r>
-        <w:t xml:space="preserve"> </w:t>
-      </w:r>
-      <w:r>
-        <w:rPr>
-          <w:b/>
-          <w:bCs/>
-        </w:rPr>
-        <w:t xml:space="preserve">güvenlik etkisini</w:t>
-      </w:r>
-      <w:r>
-        <w:t xml:space="preserve"> </w:t>
-      </w:r>
-      <w:r>
-        <w:t xml:space="preserve">yazar.</w:t>
-      </w:r>
-    </w:p>
-    <w:p>
-      <w:pPr>
-        <w:pStyle w:val="Compact"/>
-        <w:numPr>
-          <w:ilvl w:val="0"/>
-          <w:numId w:val="1005"/>
-        </w:numPr>
-      </w:pPr>
-      <w:r>
-        <w:rPr>
-          <w:b/>
-          <w:bCs/>
-        </w:rPr>
-        <w:t xml:space="preserve">Delta değerlendirme:</w:t>
-      </w:r>
-      <w:r>
-        <w:t xml:space="preserve"> </w:t>
-      </w:r>
-      <w:r>
-        <w:t xml:space="preserve">Laboratuvar, bu belgeye dayanarak</w:t>
-      </w:r>
-      <w:r>
-        <w:t xml:space="preserve"> </w:t>
-      </w:r>
-      <w:r>
-        <w:rPr>
-          <w:b/>
-          <w:bCs/>
-        </w:rPr>
-        <w:t xml:space="preserve">yalnız değişen kısmı</w:t>
-      </w:r>
-      <w:r>
-        <w:t xml:space="preserve"> </w:t>
-      </w:r>
-      <w:r>
-        <w:t xml:space="preserve">yeniden değerlendirir; işaretli</w:t>
-      </w:r>
-      <w:r>
-        <w:t xml:space="preserve"> </w:t>
-      </w:r>
-      <w:r>
-        <w:t xml:space="preserve">belgeleri, değişiklik dizinini, dosya listesini ve</w:t>
-      </w:r>
-      <w:r>
-        <w:t xml:space="preserve"> </w:t>
-      </w:r>
-      <w:r>
-        <w:rPr>
-          <w:b/>
-          <w:bCs/>
-        </w:rPr>
-        <w:t xml:space="preserve">yeni TOE kimliğini</w:t>
-      </w:r>
-      <w:r>
-        <w:t xml:space="preserve"> </w:t>
-      </w:r>
-      <w:r>
-        <w:t xml:space="preserve">ister.</w:t>
-      </w:r>
-    </w:p>
-    <w:p>
-      <w:pPr>
-        <w:pStyle w:val="BlockText"/>
-      </w:pPr>
-      <w:r>
-        <w:rPr>
-          <w:b/>
-          <w:bCs/>
-        </w:rPr>
-        <w:t xml:space="preserve">Karıştırılan iki kavram</w:t>
-      </w:r>
-    </w:p>
-    <w:p>
-      <w:pPr>
-        <w:pStyle w:val="BlockText"/>
-      </w:pPr>
-      <w:r>
-        <w:rPr>
-          <w:b/>
-          <w:bCs/>
-        </w:rPr>
-        <w:t xml:space="preserve">Etki analizi</w:t>
-      </w:r>
-      <w:r>
-        <w:t xml:space="preserve"> </w:t>
-      </w:r>
-      <w:r>
-        <w:t xml:space="preserve">değişikliğin güvenlik etkisini</w:t>
-      </w:r>
-      <w:r>
-        <w:t xml:space="preserve"> </w:t>
-      </w:r>
-      <w:r>
-        <w:rPr>
-          <w:i/>
-          <w:iCs/>
-        </w:rPr>
-        <w:t xml:space="preserve">belgeler</w:t>
-      </w:r>
-      <w:r>
-        <w:t xml:space="preserve">;</w:t>
-      </w:r>
-      <w:r>
-        <w:t xml:space="preserve"> </w:t>
-      </w:r>
-      <w:r>
-        <w:rPr>
-          <w:b/>
-          <w:bCs/>
-        </w:rPr>
-        <w:t xml:space="preserve">delta değerlendirme</w:t>
-      </w:r>
-      <w:r>
-        <w:t xml:space="preserve"> </w:t>
-      </w:r>
-      <w:r>
-        <w:t xml:space="preserve">bu belgeye dayanıp</w:t>
-      </w:r>
-      <w:r>
-        <w:t xml:space="preserve"> </w:t>
-      </w:r>
-      <w:r>
-        <w:rPr>
-          <w:i/>
-          <w:iCs/>
-        </w:rPr>
-        <w:t xml:space="preserve">yalnız</w:t>
-      </w:r>
-      <w:r>
-        <w:rPr>
-          <w:i/>
-          <w:iCs/>
-        </w:rPr>
-        <w:t xml:space="preserve"> </w:t>
-      </w:r>
-      <w:r>
-        <w:rPr>
-          <w:i/>
-          <w:iCs/>
-        </w:rPr>
-        <w:t xml:space="preserve">değişeni yeniden değerlendirir</w:t>
-      </w:r>
-      <w:r>
-        <w:t xml:space="preserve">. Biri geliştiricinin çıktısı, öteki laboratuvarın işidir. Sürüm kimliği ve özet</w:t>
-      </w:r>
-      <w:r>
-        <w:t xml:space="preserve"> </w:t>
-      </w:r>
-      <w:r>
-        <w:t xml:space="preserve">değerleri tutarlı olmazsa delta değerlendirme yapılamaz (değerlendirilen ürün belirsizleşir).</w:t>
-      </w:r>
-    </w:p>
-    <w:p>
-      <w:r>
-        <w:pict>
-          <v:rect style="width:0;height:1.5pt" o:hralign="center" o:hrstd="t" o:hr="t"/>
-        </w:pict>
-      </w:r>
-    </w:p>
-    <w:bookmarkEnd w:id="37"/>
-    <w:bookmarkEnd w:id="38"/>
-    <w:bookmarkStart w:id="43" w:name="sızma-testi-planı"/>
-    <w:p>
-      <w:pPr>
-        <w:pStyle w:val="Heading2"/>
-      </w:pPr>
-      <w:r>
-        <w:t xml:space="preserve">7. Sızma testi planı</w:t>
-      </w:r>
-    </w:p>
-    <w:p>
-      <w:pPr>
-        <w:pStyle w:val="FirstParagraph"/>
-      </w:pPr>
-      <w:r>
-        <w:t xml:space="preserve">Sızma testi, yukarıdaki yöntemleri saldırgan bakışıyla birleştiren,</w:t>
-      </w:r>
-      <w:r>
-        <w:t xml:space="preserve"> </w:t>
-      </w:r>
-      <w:r>
-        <w:rPr>
-          <w:b/>
-          <w:bCs/>
-        </w:rPr>
-        <w:t xml:space="preserve">planlı</w:t>
-      </w:r>
-      <w:r>
-        <w:t xml:space="preserve"> </w:t>
-      </w:r>
-      <w:r>
-        <w:t xml:space="preserve">ve</w:t>
-      </w:r>
-      <w:r>
-        <w:t xml:space="preserve"> </w:t>
-      </w:r>
-      <w:r>
-        <w:rPr>
-          <w:b/>
-          <w:bCs/>
-        </w:rPr>
-        <w:t xml:space="preserve">izinli</w:t>
-      </w:r>
-      <w:r>
-        <w:t xml:space="preserve"> </w:t>
-      </w:r>
-      <w:r>
-        <w:t xml:space="preserve">bir etkinliktir.</w:t>
-      </w:r>
-      <w:r>
-        <w:t xml:space="preserve"> </w:t>
-      </w:r>
-      <w:r>
-        <w:t xml:space="preserve">“Planlı”</w:t>
-      </w:r>
-      <w:r>
-        <w:t xml:space="preserve"> </w:t>
-      </w:r>
-      <w:r>
-        <w:t xml:space="preserve">ve</w:t>
-      </w:r>
-      <w:r>
-        <w:t xml:space="preserve"> </w:t>
-      </w:r>
-      <w:r>
-        <w:t xml:space="preserve">“izinli”</w:t>
-      </w:r>
-      <w:r>
-        <w:t xml:space="preserve"> </w:t>
-      </w:r>
-      <w:r>
-        <w:t xml:space="preserve">sözcükleri isteğe bağlı değildir: kapsamı ve kuralları yazılı olmayan bir test, meşru bir</w:t>
-      </w:r>
-      <w:r>
-        <w:t xml:space="preserve"> </w:t>
-      </w:r>
-      <w:r>
-        <w:t xml:space="preserve">güvenlik çalışması değildir. Bir plan en az şu dört başlığı içerir.</w:t>
-      </w:r>
-    </w:p>
-    <w:bookmarkStart w:id="39" w:name="kapsam-scope"/>
-    <w:p>
-      <w:pPr>
-        <w:pStyle w:val="Heading3"/>
-      </w:pPr>
-      <w:r>
-        <w:t xml:space="preserve">1. Kapsam (scope)</w:t>
-      </w:r>
-    </w:p>
-    <w:p>
-      <w:pPr>
-        <w:pStyle w:val="FirstParagraph"/>
-      </w:pPr>
-      <w:r>
-        <w:t xml:space="preserve">Neyin test edileceği ve neyin</w:t>
-      </w:r>
-      <w:r>
-        <w:t xml:space="preserve"> </w:t>
-      </w:r>
-      <w:r>
-        <w:rPr>
-          <w:b/>
-          <w:bCs/>
-        </w:rPr>
-        <w:t xml:space="preserve">edilmeyeceği</w:t>
-      </w:r>
-      <w:r>
-        <w:t xml:space="preserve"> </w:t>
-      </w:r>
-      <w:r>
-        <w:t xml:space="preserve">açıkça yazılır: hangi ikili dosya/sürüm, hangi bileşenler, hangi</w:t>
-      </w:r>
-      <w:r>
-        <w:t xml:space="preserve"> </w:t>
-      </w:r>
-      <w:r>
-        <w:t xml:space="preserve">ortam (test ortamı mı, üretim mi), hangi veriler (yalnız sentetik). Kapsam dışı bırakılanlar da yazılır (ör. üçüncü</w:t>
-      </w:r>
-      <w:r>
-        <w:t xml:space="preserve"> </w:t>
-      </w:r>
-      <w:r>
-        <w:t xml:space="preserve">taraf sunucular, gerçek kullanıcı verisi).</w:t>
-      </w:r>
-    </w:p>
-    <w:bookmarkEnd w:id="39"/>
-    <w:bookmarkStart w:id="40" w:name="angajman-kuralları-rules-of-engagement"/>
-    <w:p>
-      <w:pPr>
-        <w:pStyle w:val="Heading3"/>
-      </w:pPr>
-      <w:r>
-        <w:t xml:space="preserve">2. Angajman kuralları (rules of engagement)</w:t>
-      </w:r>
-    </w:p>
-    <w:p>
-      <w:pPr>
-        <w:pStyle w:val="Compact"/>
-        <w:numPr>
-          <w:ilvl w:val="0"/>
-          <w:numId w:val="1006"/>
-        </w:numPr>
-      </w:pPr>
-      <w:r>
-        <w:rPr>
-          <w:b/>
-          <w:bCs/>
-        </w:rPr>
-        <w:t xml:space="preserve">Yazılı izin</w:t>
-      </w:r>
-      <w:r>
-        <w:t xml:space="preserve"> </w:t>
-      </w:r>
-      <w:r>
-        <w:t xml:space="preserve">ve yetkili imzası; test penceresi (tarih/saat).</w:t>
-      </w:r>
-    </w:p>
-    <w:p>
-      <w:pPr>
-        <w:pStyle w:val="Compact"/>
-        <w:numPr>
-          <w:ilvl w:val="0"/>
-          <w:numId w:val="1006"/>
-        </w:numPr>
-      </w:pPr>
-      <w:r>
-        <w:t xml:space="preserve">İzin verilen ve</w:t>
-      </w:r>
-      <w:r>
-        <w:t xml:space="preserve"> </w:t>
-      </w:r>
-      <w:r>
-        <w:rPr>
-          <w:b/>
-          <w:bCs/>
-        </w:rPr>
-        <w:t xml:space="preserve">yasak</w:t>
-      </w:r>
-      <w:r>
-        <w:t xml:space="preserve"> </w:t>
-      </w:r>
-      <w:r>
-        <w:t xml:space="preserve">yöntemler (ör. hizmet kesintisine yol açacak testler hariç).</w:t>
-      </w:r>
-    </w:p>
-    <w:p>
-      <w:pPr>
-        <w:pStyle w:val="Compact"/>
-        <w:numPr>
-          <w:ilvl w:val="0"/>
-          <w:numId w:val="1006"/>
-        </w:numPr>
-      </w:pPr>
-      <w:r>
-        <w:t xml:space="preserve">Veri işleme kuralı: gerçek kişisel veri kullanılmaz; bulgular gizli tutulur.</w:t>
-      </w:r>
-    </w:p>
-    <w:p>
-      <w:pPr>
-        <w:pStyle w:val="Compact"/>
-        <w:numPr>
-          <w:ilvl w:val="0"/>
-          <w:numId w:val="1006"/>
-        </w:numPr>
-      </w:pPr>
-      <w:r>
-        <w:t xml:space="preserve">Durdurma koşulu (kill switch): kritik bir etki görülürse test durur ve derhal bildirilir.</w:t>
-      </w:r>
-    </w:p>
-    <w:p>
-      <w:pPr>
-        <w:pStyle w:val="Compact"/>
-        <w:numPr>
-          <w:ilvl w:val="0"/>
-          <w:numId w:val="1006"/>
-        </w:numPr>
-      </w:pPr>
-      <w:r>
-        <w:t xml:space="preserve">İletişim ve yükseltme (escalation) noktaları.</w:t>
-      </w:r>
-    </w:p>
-    <w:bookmarkEnd w:id="40"/>
-    <w:bookmarkStart w:id="41" w:name="yöntem-methodology"/>
-    <w:p>
-      <w:pPr>
-        <w:pStyle w:val="Heading3"/>
-      </w:pPr>
-      <w:r>
-        <w:t xml:space="preserve">3. Yöntem (methodology)</w:t>
-      </w:r>
-    </w:p>
-    <w:p>
-      <w:pPr>
-        <w:pStyle w:val="FirstParagraph"/>
-      </w:pPr>
-      <w:r>
-        <w:t xml:space="preserve">Tanınmış bir metodoloji seçilir ve ona uyulur: mobil için</w:t>
-      </w:r>
-      <w:r>
-        <w:t xml:space="preserve"> </w:t>
-      </w:r>
-      <w:r>
-        <w:rPr>
-          <w:b/>
-          <w:bCs/>
-        </w:rPr>
-        <w:t xml:space="preserve">OWASP MASTG/MASVS</w:t>
-      </w:r>
-      <w:r>
-        <w:t xml:space="preserve">, web için</w:t>
-      </w:r>
-      <w:r>
-        <w:t xml:space="preserve"> </w:t>
-      </w:r>
-      <w:r>
-        <w:rPr>
-          <w:b/>
-          <w:bCs/>
-        </w:rPr>
-        <w:t xml:space="preserve">OWASP WSTG</w:t>
-      </w:r>
-      <w:r>
-        <w:t xml:space="preserve">, genel süreç</w:t>
-      </w:r>
-      <w:r>
-        <w:t xml:space="preserve"> </w:t>
-      </w:r>
-      <w:r>
-        <w:t xml:space="preserve">için</w:t>
-      </w:r>
-      <w:r>
-        <w:t xml:space="preserve"> </w:t>
-      </w:r>
-      <w:r>
-        <w:rPr>
-          <w:b/>
-          <w:bCs/>
-        </w:rPr>
-        <w:t xml:space="preserve">PTES</w:t>
-      </w:r>
-      <w:r>
-        <w:t xml:space="preserve"> </w:t>
-      </w:r>
-      <w:r>
-        <w:t xml:space="preserve">ya da</w:t>
-      </w:r>
-      <w:r>
-        <w:t xml:space="preserve"> </w:t>
-      </w:r>
-      <w:r>
-        <w:rPr>
-          <w:b/>
-          <w:bCs/>
-        </w:rPr>
-        <w:t xml:space="preserve">NIST SP 800-115</w:t>
-      </w:r>
-      <w:r>
-        <w:t xml:space="preserve">. Yöntem seçimi, sonucun</w:t>
-      </w:r>
-      <w:r>
-        <w:t xml:space="preserve"> </w:t>
-      </w:r>
-      <w:r>
-        <w:rPr>
-          <w:b/>
-          <w:bCs/>
-        </w:rPr>
-        <w:t xml:space="preserve">tekrarlanabilir</w:t>
-      </w:r>
-      <w:r>
-        <w:t xml:space="preserve"> </w:t>
-      </w:r>
-      <w:r>
-        <w:t xml:space="preserve">ve</w:t>
-      </w:r>
-      <w:r>
-        <w:t xml:space="preserve"> </w:t>
-      </w:r>
-      <w:r>
-        <w:rPr>
-          <w:b/>
-          <w:bCs/>
-        </w:rPr>
-        <w:t xml:space="preserve">karşılaştırılabilir</w:t>
-      </w:r>
-      <w:r>
-        <w:t xml:space="preserve"> </w:t>
-      </w:r>
-      <w:r>
-        <w:t xml:space="preserve">olmasını sağlar.</w:t>
-      </w:r>
-    </w:p>
-    <w:bookmarkEnd w:id="41"/>
-    <w:bookmarkStart w:id="42" w:name="test-şablonu-sekiz-başlık"/>
-    <w:p>
-      <w:pPr>
-        <w:pStyle w:val="Heading3"/>
-      </w:pPr>
-      <w:r>
-        <w:t xml:space="preserve">4. Test şablonu (sekiz başlık)</w:t>
-      </w:r>
-    </w:p>
-    <w:p>
-      <w:pPr>
-        <w:pStyle w:val="FirstParagraph"/>
-      </w:pPr>
-      <w:r>
-        <w:t xml:space="preserve">Değerlendirmedeki her test aynı şablonla yazılır; bu, projenizin S16 bölümünün de iskeletidir:</w:t>
+        <w:t xml:space="preserve">Yukarıdaki tablo</w:t>
+      </w:r>
+      <w:r>
+        <w:t xml:space="preserve"> </w:t>
+      </w:r>
+      <w:r>
+        <w:t xml:space="preserve">“düşük/yüksek”</w:t>
+      </w:r>
+      <w:r>
+        <w:t xml:space="preserve"> </w:t>
+      </w:r>
+      <w:r>
+        <w:t xml:space="preserve">diyor; puanlama yapabilmek için</w:t>
+      </w:r>
+      <w:r>
+        <w:t xml:space="preserve"> </w:t>
+      </w:r>
+      <w:r>
+        <w:rPr>
+          <w:b/>
+          <w:bCs/>
+        </w:rPr>
+        <w:t xml:space="preserve">sayılar</w:t>
+      </w:r>
+      <w:r>
+        <w:t xml:space="preserve"> </w:t>
+      </w:r>
+      <w:r>
+        <w:t xml:space="preserve">gerekir. Derste (ve demoda) şu</w:t>
+      </w:r>
+      <w:r>
+        <w:t xml:space="preserve"> </w:t>
+      </w:r>
+      <w:r>
+        <w:t xml:space="preserve">sadeleştirilmiş Ortak Kriterler/JIL ölçeğini kullanıyoruz:</w:t>
+      </w:r>
+    </w:p>
+    <w:tbl>
+      <w:tblPr>
+        <w:tblStyle w:val="Table"/>
+        <w:tblW w:type="pct" w:w="5000"/>
+        <w:tblLayout w:type="fixed"/>
+        <w:tblLook w:firstRow="1" w:lastRow="0" w:firstColumn="0" w:lastColumn="0" w:noHBand="0" w:noVBand="0" w:val="0020"/>
+      </w:tblPr>
+      <w:tblGrid>
+        <w:gridCol w:w="1584"/>
+        <w:gridCol w:w="1584"/>
+        <w:gridCol w:w="1584"/>
+        <w:gridCol w:w="1584"/>
+        <w:gridCol w:w="1584"/>
+      </w:tblGrid>
+      <w:tr>
+        <w:trPr>
+          <w:tblHeader w:val="on"/>
+        </w:trPr>
+        <w:tc>
+          <w:tcPr/>
+          <w:p>
+            <w:pPr>
+              <w:pStyle w:val="Compact"/>
+            </w:pPr>
+            <w:r>
+              <w:t xml:space="preserve">Faktör</w:t>
+            </w:r>
+          </w:p>
+        </w:tc>
+        <w:tc>
+          <w:tcPr/>
+          <w:p>
+            <w:pPr>
+              <w:pStyle w:val="Compact"/>
+            </w:pPr>
+            <w:r>
+              <w:t xml:space="preserve">Seviye 0</w:t>
+            </w:r>
+          </w:p>
+        </w:tc>
+        <w:tc>
+          <w:tcPr/>
+          <w:p>
+            <w:pPr>
+              <w:pStyle w:val="Compact"/>
+            </w:pPr>
+            <w:r>
+              <w:t xml:space="preserve">Seviye 1</w:t>
+            </w:r>
+          </w:p>
+        </w:tc>
+        <w:tc>
+          <w:tcPr/>
+          <w:p>
+            <w:pPr>
+              <w:pStyle w:val="Compact"/>
+            </w:pPr>
+            <w:r>
+              <w:t xml:space="preserve">Seviye 2</w:t>
+            </w:r>
+          </w:p>
+        </w:tc>
+        <w:tc>
+          <w:tcPr/>
+          <w:p>
+            <w:pPr>
+              <w:pStyle w:val="Compact"/>
+            </w:pPr>
+            <w:r>
+              <w:t xml:space="preserve">Seviye 3</w:t>
+            </w:r>
+          </w:p>
+        </w:tc>
+      </w:tr>
+      <w:tr>
+        <w:tc>
+          <w:tcPr/>
+          <w:p>
+            <w:pPr>
+              <w:pStyle w:val="Compact"/>
+            </w:pPr>
+            <w:r>
+              <w:rPr>
+                <w:b/>
+                <w:bCs/>
+              </w:rPr>
+              <w:t xml:space="preserve">Geçen süre</w:t>
+            </w:r>
+          </w:p>
+        </w:tc>
+        <w:tc>
+          <w:tcPr/>
+          <w:p>
+            <w:pPr>
+              <w:pStyle w:val="Compact"/>
+            </w:pPr>
+            <w:r>
+              <w:t xml:space="preserve">&lt; 1 gün →</w:t>
+            </w:r>
+            <w:r>
+              <w:t xml:space="preserve"> </w:t>
+            </w:r>
+            <w:r>
+              <w:rPr>
+                <w:b/>
+                <w:bCs/>
+              </w:rPr>
+              <w:t xml:space="preserve">0</w:t>
+            </w:r>
+          </w:p>
+        </w:tc>
+        <w:tc>
+          <w:tcPr/>
+          <w:p>
+            <w:pPr>
+              <w:pStyle w:val="Compact"/>
+            </w:pPr>
+            <w:r>
+              <w:t xml:space="preserve">&lt; 1 hafta →</w:t>
+            </w:r>
+            <w:r>
+              <w:t xml:space="preserve"> </w:t>
+            </w:r>
+            <w:r>
+              <w:rPr>
+                <w:b/>
+                <w:bCs/>
+              </w:rPr>
+              <w:t xml:space="preserve">4</w:t>
+            </w:r>
+          </w:p>
+        </w:tc>
+        <w:tc>
+          <w:tcPr/>
+          <w:p>
+            <w:pPr>
+              <w:pStyle w:val="Compact"/>
+            </w:pPr>
+            <w:r>
+              <w:t xml:space="preserve">&lt; 1 ay →</w:t>
+            </w:r>
+            <w:r>
+              <w:t xml:space="preserve"> </w:t>
+            </w:r>
+            <w:r>
+              <w:rPr>
+                <w:b/>
+                <w:bCs/>
+              </w:rPr>
+              <w:t xml:space="preserve">10</w:t>
+            </w:r>
+          </w:p>
+        </w:tc>
+        <w:tc>
+          <w:tcPr/>
+          <w:p>
+            <w:pPr>
+              <w:pStyle w:val="Compact"/>
+            </w:pPr>
+            <w:r>
+              <w:t xml:space="preserve">aylar →</w:t>
+            </w:r>
+            <w:r>
+              <w:t xml:space="preserve"> </w:t>
+            </w:r>
+            <w:r>
+              <w:rPr>
+                <w:b/>
+                <w:bCs/>
+              </w:rPr>
+              <w:t xml:space="preserve">19</w:t>
+            </w:r>
+          </w:p>
+        </w:tc>
+      </w:tr>
+      <w:tr>
+        <w:tc>
+          <w:tcPr/>
+          <w:p>
+            <w:pPr>
+              <w:pStyle w:val="Compact"/>
+            </w:pPr>
+            <w:r>
+              <w:rPr>
+                <w:b/>
+                <w:bCs/>
+              </w:rPr>
+              <w:t xml:space="preserve">Uzmanlık</w:t>
+            </w:r>
+          </w:p>
+        </w:tc>
+        <w:tc>
+          <w:tcPr/>
+          <w:p>
+            <w:pPr>
+              <w:pStyle w:val="Compact"/>
+            </w:pPr>
+            <w:r>
+              <w:t xml:space="preserve">sıradan →</w:t>
+            </w:r>
+            <w:r>
+              <w:t xml:space="preserve"> </w:t>
+            </w:r>
+            <w:r>
+              <w:rPr>
+                <w:b/>
+                <w:bCs/>
+              </w:rPr>
+              <w:t xml:space="preserve">0</w:t>
+            </w:r>
+          </w:p>
+        </w:tc>
+        <w:tc>
+          <w:tcPr/>
+          <w:p>
+            <w:pPr>
+              <w:pStyle w:val="Compact"/>
+            </w:pPr>
+            <w:r>
+              <w:t xml:space="preserve">yetkin →</w:t>
+            </w:r>
+            <w:r>
+              <w:t xml:space="preserve"> </w:t>
+            </w:r>
+            <w:r>
+              <w:rPr>
+                <w:b/>
+                <w:bCs/>
+              </w:rPr>
+              <w:t xml:space="preserve">3</w:t>
+            </w:r>
+          </w:p>
+        </w:tc>
+        <w:tc>
+          <w:tcPr/>
+          <w:p>
+            <w:pPr>
+              <w:pStyle w:val="Compact"/>
+            </w:pPr>
+            <w:r>
+              <w:t xml:space="preserve">uzman →</w:t>
+            </w:r>
+            <w:r>
+              <w:t xml:space="preserve"> </w:t>
+            </w:r>
+            <w:r>
+              <w:rPr>
+                <w:b/>
+                <w:bCs/>
+              </w:rPr>
+              <w:t xml:space="preserve">6</w:t>
+            </w:r>
+          </w:p>
+        </w:tc>
+        <w:tc>
+          <w:tcPr/>
+          <w:p>
+            <w:pPr>
+              <w:pStyle w:val="Compact"/>
+            </w:pPr>
+            <w:r>
+              <w:t xml:space="preserve">çoklu uzman →</w:t>
+            </w:r>
+            <w:r>
+              <w:t xml:space="preserve"> </w:t>
+            </w:r>
+            <w:r>
+              <w:rPr>
+                <w:b/>
+                <w:bCs/>
+              </w:rPr>
+              <w:t xml:space="preserve">8</w:t>
+            </w:r>
+          </w:p>
+        </w:tc>
+      </w:tr>
+      <w:tr>
+        <w:tc>
+          <w:tcPr/>
+          <w:p>
+            <w:pPr>
+              <w:pStyle w:val="Compact"/>
+            </w:pPr>
+            <w:r>
+              <w:rPr>
+                <w:b/>
+                <w:bCs/>
+              </w:rPr>
+              <w:t xml:space="preserve">Hedef bilgisi</w:t>
+            </w:r>
+          </w:p>
+        </w:tc>
+        <w:tc>
+          <w:tcPr/>
+          <w:p>
+            <w:pPr>
+              <w:pStyle w:val="Compact"/>
+            </w:pPr>
+            <w:r>
+              <w:t xml:space="preserve">kamuya açık →</w:t>
+            </w:r>
+            <w:r>
+              <w:t xml:space="preserve"> </w:t>
+            </w:r>
+            <w:r>
+              <w:rPr>
+                <w:b/>
+                <w:bCs/>
+              </w:rPr>
+              <w:t xml:space="preserve">0</w:t>
+            </w:r>
+          </w:p>
+        </w:tc>
+        <w:tc>
+          <w:tcPr/>
+          <w:p>
+            <w:pPr>
+              <w:pStyle w:val="Compact"/>
+            </w:pPr>
+            <w:r>
+              <w:t xml:space="preserve">kısıtlı →</w:t>
+            </w:r>
+            <w:r>
+              <w:t xml:space="preserve"> </w:t>
+            </w:r>
+            <w:r>
+              <w:rPr>
+                <w:b/>
+                <w:bCs/>
+              </w:rPr>
+              <w:t xml:space="preserve">3</w:t>
+            </w:r>
+          </w:p>
+        </w:tc>
+        <w:tc>
+          <w:tcPr/>
+          <w:p>
+            <w:pPr>
+              <w:pStyle w:val="Compact"/>
+            </w:pPr>
+            <w:r>
+              <w:t xml:space="preserve">hassas →</w:t>
+            </w:r>
+            <w:r>
+              <w:t xml:space="preserve"> </w:t>
+            </w:r>
+            <w:r>
+              <w:rPr>
+                <w:b/>
+                <w:bCs/>
+              </w:rPr>
+              <w:t xml:space="preserve">7</w:t>
+            </w:r>
+          </w:p>
+        </w:tc>
+        <w:tc>
+          <w:tcPr/>
+          <w:p>
+            <w:pPr>
+              <w:pStyle w:val="Compact"/>
+            </w:pPr>
+            <w:r>
+              <w:t xml:space="preserve">kritik →</w:t>
+            </w:r>
+            <w:r>
+              <w:t xml:space="preserve"> </w:t>
+            </w:r>
+            <w:r>
+              <w:rPr>
+                <w:b/>
+                <w:bCs/>
+              </w:rPr>
+              <w:t xml:space="preserve">11</w:t>
+            </w:r>
+          </w:p>
+        </w:tc>
+      </w:tr>
+      <w:tr>
+        <w:tc>
+          <w:tcPr/>
+          <w:p>
+            <w:pPr>
+              <w:pStyle w:val="Compact"/>
+            </w:pPr>
+            <w:r>
+              <w:rPr>
+                <w:b/>
+                <w:bCs/>
+              </w:rPr>
+              <w:t xml:space="preserve">Fırsat</w:t>
+            </w:r>
+          </w:p>
+        </w:tc>
+        <w:tc>
+          <w:tcPr/>
+          <w:p>
+            <w:pPr>
+              <w:pStyle w:val="Compact"/>
+            </w:pPr>
+            <w:r>
+              <w:t xml:space="preserve">sınırsız/uzak →</w:t>
+            </w:r>
+            <w:r>
+              <w:t xml:space="preserve"> </w:t>
+            </w:r>
+            <w:r>
+              <w:rPr>
+                <w:b/>
+                <w:bCs/>
+              </w:rPr>
+              <w:t xml:space="preserve">0</w:t>
+            </w:r>
+          </w:p>
+        </w:tc>
+        <w:tc>
+          <w:tcPr/>
+          <w:p>
+            <w:pPr>
+              <w:pStyle w:val="Compact"/>
+            </w:pPr>
+            <w:r>
+              <w:t xml:space="preserve">kısıtlı →</w:t>
+            </w:r>
+            <w:r>
+              <w:t xml:space="preserve"> </w:t>
+            </w:r>
+            <w:r>
+              <w:rPr>
+                <w:b/>
+                <w:bCs/>
+              </w:rPr>
+              <w:t xml:space="preserve">4</w:t>
+            </w:r>
+          </w:p>
+        </w:tc>
+        <w:tc>
+          <w:tcPr/>
+          <w:p>
+            <w:pPr>
+              <w:pStyle w:val="Compact"/>
+            </w:pPr>
+            <w:r>
+              <w:t xml:space="preserve">çok kısıtlı →</w:t>
+            </w:r>
+            <w:r>
+              <w:t xml:space="preserve"> </w:t>
+            </w:r>
+            <w:r>
+              <w:rPr>
+                <w:b/>
+                <w:bCs/>
+              </w:rPr>
+              <w:t xml:space="preserve">10</w:t>
+            </w:r>
+          </w:p>
+        </w:tc>
+        <w:tc>
+          <w:tcPr/>
+          <w:p>
+            <w:pPr>
+              <w:pStyle w:val="Compact"/>
+            </w:pPr>
+            <w:r>
+              <w:t xml:space="preserve">—</w:t>
+            </w:r>
+          </w:p>
+        </w:tc>
+      </w:tr>
+      <w:tr>
+        <w:tc>
+          <w:tcPr/>
+          <w:p>
+            <w:pPr>
+              <w:pStyle w:val="Compact"/>
+            </w:pPr>
+            <w:r>
+              <w:rPr>
+                <w:b/>
+                <w:bCs/>
+              </w:rPr>
+              <w:t xml:space="preserve">Ekipman</w:t>
+            </w:r>
+          </w:p>
+        </w:tc>
+        <w:tc>
+          <w:tcPr/>
+          <w:p>
+            <w:pPr>
+              <w:pStyle w:val="Compact"/>
+            </w:pPr>
+            <w:r>
+              <w:t xml:space="preserve">standart/ücretsiz →</w:t>
+            </w:r>
+            <w:r>
+              <w:t xml:space="preserve"> </w:t>
+            </w:r>
+            <w:r>
+              <w:rPr>
+                <w:b/>
+                <w:bCs/>
+              </w:rPr>
+              <w:t xml:space="preserve">0</w:t>
+            </w:r>
+          </w:p>
+        </w:tc>
+        <w:tc>
+          <w:tcPr/>
+          <w:p>
+            <w:pPr>
+              <w:pStyle w:val="Compact"/>
+            </w:pPr>
+            <w:r>
+              <w:t xml:space="preserve">özel →</w:t>
+            </w:r>
+            <w:r>
+              <w:t xml:space="preserve"> </w:t>
+            </w:r>
+            <w:r>
+              <w:rPr>
+                <w:b/>
+                <w:bCs/>
+              </w:rPr>
+              <w:t xml:space="preserve">4</w:t>
+            </w:r>
+          </w:p>
+        </w:tc>
+        <w:tc>
+          <w:tcPr/>
+          <w:p>
+            <w:pPr>
+              <w:pStyle w:val="Compact"/>
+            </w:pPr>
+            <w:r>
+              <w:t xml:space="preserve">özel-uyarlanmış →</w:t>
+            </w:r>
+            <w:r>
+              <w:t xml:space="preserve"> </w:t>
+            </w:r>
+            <w:r>
+              <w:rPr>
+                <w:b/>
+                <w:bCs/>
+              </w:rPr>
+              <w:t xml:space="preserve">7</w:t>
+            </w:r>
+          </w:p>
+        </w:tc>
+        <w:tc>
+          <w:tcPr/>
+          <w:p>
+            <w:pPr>
+              <w:pStyle w:val="Compact"/>
+            </w:pPr>
+            <w:r>
+              <w:t xml:space="preserve">—</w:t>
+            </w:r>
+          </w:p>
+        </w:tc>
+      </w:tr>
+    </w:tbl>
+    <w:p>
+      <w:pPr>
+        <w:pStyle w:val="BodyText"/>
+      </w:pPr>
+      <w:r>
+        <w:t xml:space="preserve">Toplam puanın karşılığı:</w:t>
       </w:r>
     </w:p>
     <w:tbl>
@@ -5981,18 +7226,18 @@
               <w:pStyle w:val="Compact"/>
             </w:pPr>
             <w:r>
-              <w:t xml:space="preserve">Alan</w:t>
-            </w:r>
-          </w:p>
-        </w:tc>
-        <w:tc>
-          <w:tcPr/>
-          <w:p>
-            <w:pPr>
-              <w:pStyle w:val="Compact"/>
-            </w:pPr>
-            <w:r>
-              <w:t xml:space="preserve">İçerik</w:t>
+              <w:t xml:space="preserve">Toplam</w:t>
+            </w:r>
+          </w:p>
+        </w:tc>
+        <w:tc>
+          <w:tcPr/>
+          <w:p>
+            <w:pPr>
+              <w:pStyle w:val="Compact"/>
+            </w:pPr>
+            <w:r>
+              <w:t xml:space="preserve">Düzey</w:t>
             </w:r>
           </w:p>
         </w:tc>
@@ -6005,18 +7250,42 @@
               <w:pStyle w:val="Compact"/>
             </w:pPr>
             <w:r>
-              <w:t xml:space="preserve">Test kimliği</w:t>
-            </w:r>
-          </w:p>
-        </w:tc>
-        <w:tc>
-          <w:tcPr/>
-          <w:p>
-            <w:pPr>
-              <w:pStyle w:val="Compact"/>
-            </w:pPr>
-            <w:r>
-              <w:t xml:space="preserve">Benzersiz numara</w:t>
+              <w:rPr>
+                <w:b/>
+                <w:bCs/>
+              </w:rPr>
+              <w:t xml:space="preserve">0–9</w:t>
+            </w:r>
+          </w:p>
+        </w:tc>
+        <w:tc>
+          <w:tcPr/>
+          <w:p>
+            <w:pPr>
+              <w:pStyle w:val="Compact"/>
+            </w:pPr>
+            <w:r>
+              <w:rPr>
+                <w:b/>
+                <w:bCs/>
+              </w:rPr>
+              <w:t xml:space="preserve">TEMEL</w:t>
+            </w:r>
+            <w:r>
+              <w:t xml:space="preserve"> </w:t>
+            </w:r>
+            <w:r>
+              <w:t xml:space="preserve">— düşük direnç →</w:t>
+            </w:r>
+            <w:r>
+              <w:t xml:space="preserve"> </w:t>
+            </w:r>
+            <w:r>
+              <w:rPr>
+                <w:b/>
+                <w:bCs/>
+              </w:rPr>
+              <w:t xml:space="preserve">ciddi bulgu</w:t>
             </w:r>
           </w:p>
         </w:tc>
@@ -6029,18 +7298,18 @@
               <w:pStyle w:val="Compact"/>
             </w:pPr>
             <w:r>
-              <w:t xml:space="preserve">İlgili gereksinim</w:t>
-            </w:r>
-          </w:p>
-        </w:tc>
-        <w:tc>
-          <w:tcPr/>
-          <w:p>
-            <w:pPr>
-              <w:pStyle w:val="Compact"/>
-            </w:pPr>
-            <w:r>
-              <w:t xml:space="preserve">Hangi gereksinimi/varlığı sınıyor (S17 ile bağ)</w:t>
+              <w:t xml:space="preserve">10–13</w:t>
+            </w:r>
+          </w:p>
+        </w:tc>
+        <w:tc>
+          <w:tcPr/>
+          <w:p>
+            <w:pPr>
+              <w:pStyle w:val="Compact"/>
+            </w:pPr>
+            <w:r>
+              <w:t xml:space="preserve">ORTA</w:t>
             </w:r>
           </w:p>
         </w:tc>
@@ -6053,18 +7322,18 @@
               <w:pStyle w:val="Compact"/>
             </w:pPr>
             <w:r>
-              <w:t xml:space="preserve">Amaç</w:t>
-            </w:r>
-          </w:p>
-        </w:tc>
-        <w:tc>
-          <w:tcPr/>
-          <w:p>
-            <w:pPr>
-              <w:pStyle w:val="Compact"/>
-            </w:pPr>
-            <w:r>
-              <w:t xml:space="preserve">Ne doğrulanıyor</w:t>
+              <w:t xml:space="preserve">14–19</w:t>
+            </w:r>
+          </w:p>
+        </w:tc>
+        <w:tc>
+          <w:tcPr/>
+          <w:p>
+            <w:pPr>
+              <w:pStyle w:val="Compact"/>
+            </w:pPr>
+            <w:r>
+              <w:t xml:space="preserve">YÜKSEK</w:t>
             </w:r>
           </w:p>
         </w:tc>
@@ -6077,18 +7346,18 @@
               <w:pStyle w:val="Compact"/>
             </w:pPr>
             <w:r>
-              <w:t xml:space="preserve">Ön koşullar</w:t>
-            </w:r>
-          </w:p>
-        </w:tc>
-        <w:tc>
-          <w:tcPr/>
-          <w:p>
-            <w:pPr>
-              <w:pStyle w:val="Compact"/>
-            </w:pPr>
-            <w:r>
-              <w:t xml:space="preserve">Ortam, sürüm, veriler</w:t>
+              <w:t xml:space="preserve">20–24</w:t>
+            </w:r>
+          </w:p>
+        </w:tc>
+        <w:tc>
+          <w:tcPr/>
+          <w:p>
+            <w:pPr>
+              <w:pStyle w:val="Compact"/>
+            </w:pPr>
+            <w:r>
+              <w:t xml:space="preserve">ÇOK YÜKSEK</w:t>
             </w:r>
           </w:p>
         </w:tc>
@@ -6101,18 +7370,182 @@
               <w:pStyle w:val="Compact"/>
             </w:pPr>
             <w:r>
-              <w:t xml:space="preserve">Yöntem/adımlar</w:t>
-            </w:r>
-          </w:p>
-        </w:tc>
-        <w:tc>
-          <w:tcPr/>
-          <w:p>
-            <w:pPr>
-              <w:pStyle w:val="Compact"/>
-            </w:pPr>
-            <w:r>
-              <w:t xml:space="preserve">Tekrarlanabilir biçimde</w:t>
+              <w:t xml:space="preserve">25+</w:t>
+            </w:r>
+          </w:p>
+        </w:tc>
+        <w:tc>
+          <w:tcPr/>
+          <w:p>
+            <w:pPr>
+              <w:pStyle w:val="Compact"/>
+            </w:pPr>
+            <w:r>
+              <w:t xml:space="preserve">ÖTESİ (yalnız çok yetenekli saldırgan)</w:t>
+            </w:r>
+          </w:p>
+        </w:tc>
+      </w:tr>
+    </w:tbl>
+    <w:bookmarkStart w:id="54" w:name="Xc9cbfa254cda3c93864d5ba02cb059f9063d6f3"/>
+    <w:p>
+      <w:pPr>
+        <w:pStyle w:val="Heading4"/>
+      </w:pPr>
+      <w:r>
+        <w:t xml:space="preserve">Uçtan uca örnek: bir bulguyu baştan sona puanlayalım</w:t>
+      </w:r>
+    </w:p>
+    <w:p>
+      <w:pPr>
+        <w:pStyle w:val="FirstParagraph"/>
+      </w:pPr>
+      <w:r>
+        <w:rPr>
+          <w:b/>
+          <w:bCs/>
+        </w:rPr>
+        <w:t xml:space="preserve">Senaryo.</w:t>
+      </w:r>
+      <w:r>
+        <w:t xml:space="preserve"> </w:t>
+      </w:r>
+      <w:r>
+        <w:t xml:space="preserve">“Sürüm derlemesindeki lisans denetimi, ücretsiz bir tersine derleyiciyle,</w:t>
+      </w:r>
+      <w:r>
+        <w:t xml:space="preserve"> </w:t>
+      </w:r>
+      <w:r>
+        <w:rPr>
+          <w:b/>
+          <w:bCs/>
+        </w:rPr>
+        <w:t xml:space="preserve">yetkin</w:t>
+      </w:r>
+      <w:r>
+        <w:t xml:space="preserve"> </w:t>
+      </w:r>
+      <w:r>
+        <w:t xml:space="preserve">(uzman değil) bir</w:t>
+      </w:r>
+      <w:r>
+        <w:t xml:space="preserve"> </w:t>
+      </w:r>
+      <w:r>
+        <w:t xml:space="preserve">kullanıcının</w:t>
+      </w:r>
+      <w:r>
+        <w:t xml:space="preserve"> </w:t>
+      </w:r>
+      <w:r>
+        <w:rPr>
+          <w:b/>
+          <w:bCs/>
+        </w:rPr>
+        <w:t xml:space="preserve">bir saatte</w:t>
+      </w:r>
+      <w:r>
+        <w:t xml:space="preserve"> </w:t>
+      </w:r>
+      <w:r>
+        <w:t xml:space="preserve">bulup</w:t>
+      </w:r>
+      <w:r>
+        <w:t xml:space="preserve"> </w:t>
+      </w:r>
+      <w:r>
+        <w:rPr>
+          <w:b/>
+          <w:bCs/>
+        </w:rPr>
+        <w:t xml:space="preserve">tek bayt yamasıyla</w:t>
+      </w:r>
+      <w:r>
+        <w:t xml:space="preserve"> </w:t>
+      </w:r>
+      <w:r>
+        <w:t xml:space="preserve">atlayabildiği bir dala bağlı.”</w:t>
+      </w:r>
+    </w:p>
+    <w:p>
+      <w:pPr>
+        <w:pStyle w:val="BodyText"/>
+      </w:pPr>
+      <w:r>
+        <w:t xml:space="preserve">Beş faktörü tek tek okuyup puanlıyoruz:</w:t>
+      </w:r>
+    </w:p>
+    <w:tbl>
+      <w:tblPr>
+        <w:tblStyle w:val="Table"/>
+        <w:tblW w:type="pct" w:w="5000"/>
+        <w:tblLayout w:type="fixed"/>
+        <w:tblLook w:firstRow="1" w:lastRow="0" w:firstColumn="0" w:lastColumn="0" w:noHBand="0" w:noVBand="0" w:val="0020"/>
+      </w:tblPr>
+      <w:tblGrid>
+        <w:gridCol w:w="1584"/>
+        <w:gridCol w:w="1584"/>
+        <w:gridCol w:w="1584"/>
+        <w:gridCol w:w="1584"/>
+        <w:gridCol w:w="1584"/>
+      </w:tblGrid>
+      <w:tr>
+        <w:trPr>
+          <w:tblHeader w:val="on"/>
+        </w:trPr>
+        <w:tc>
+          <w:tcPr/>
+          <w:p>
+            <w:pPr>
+              <w:pStyle w:val="Compact"/>
+            </w:pPr>
+            <w:r>
+              <w:t xml:space="preserve">#</w:t>
+            </w:r>
+          </w:p>
+        </w:tc>
+        <w:tc>
+          <w:tcPr/>
+          <w:p>
+            <w:pPr>
+              <w:pStyle w:val="Compact"/>
+            </w:pPr>
+            <w:r>
+              <w:t xml:space="preserve">Faktör</w:t>
+            </w:r>
+          </w:p>
+        </w:tc>
+        <w:tc>
+          <w:tcPr/>
+          <w:p>
+            <w:pPr>
+              <w:pStyle w:val="Compact"/>
+            </w:pPr>
+            <w:r>
+              <w:t xml:space="preserve">Senaryodaki karşılığı</w:t>
+            </w:r>
+          </w:p>
+        </w:tc>
+        <w:tc>
+          <w:tcPr/>
+          <w:p>
+            <w:pPr>
+              <w:pStyle w:val="Compact"/>
+            </w:pPr>
+            <w:r>
+              <w:t xml:space="preserve">Seviye</w:t>
+            </w:r>
+          </w:p>
+        </w:tc>
+        <w:tc>
+          <w:tcPr/>
+          <w:p>
+            <w:pPr>
+              <w:pStyle w:val="Compact"/>
+            </w:pPr>
+            <w:r>
+              <w:t xml:space="preserve">Puan</w:t>
             </w:r>
           </w:p>
         </w:tc>
@@ -6125,18 +7558,55 @@
               <w:pStyle w:val="Compact"/>
             </w:pPr>
             <w:r>
-              <w:t xml:space="preserve">Beklenen sonuç</w:t>
-            </w:r>
-          </w:p>
-        </w:tc>
-        <w:tc>
-          <w:tcPr/>
-          <w:p>
-            <w:pPr>
-              <w:pStyle w:val="Compact"/>
-            </w:pPr>
-            <w:r>
-              <w:t xml:space="preserve">Güvenli davranış ne olmalı</w:t>
+              <w:t xml:space="preserve">1</w:t>
+            </w:r>
+          </w:p>
+        </w:tc>
+        <w:tc>
+          <w:tcPr/>
+          <w:p>
+            <w:pPr>
+              <w:pStyle w:val="Compact"/>
+            </w:pPr>
+            <w:r>
+              <w:t xml:space="preserve">Geçen süre</w:t>
+            </w:r>
+          </w:p>
+        </w:tc>
+        <w:tc>
+          <w:tcPr/>
+          <w:p>
+            <w:pPr>
+              <w:pStyle w:val="Compact"/>
+            </w:pPr>
+            <w:r>
+              <w:t xml:space="preserve">bir saat</w:t>
+            </w:r>
+          </w:p>
+        </w:tc>
+        <w:tc>
+          <w:tcPr/>
+          <w:p>
+            <w:pPr>
+              <w:pStyle w:val="Compact"/>
+            </w:pPr>
+            <w:r>
+              <w:t xml:space="preserve">&lt; 1 gün</w:t>
+            </w:r>
+          </w:p>
+        </w:tc>
+        <w:tc>
+          <w:tcPr/>
+          <w:p>
+            <w:pPr>
+              <w:pStyle w:val="Compact"/>
+            </w:pPr>
+            <w:r>
+              <w:rPr>
+                <w:b/>
+                <w:bCs/>
+              </w:rPr>
+              <w:t xml:space="preserve">0</w:t>
             </w:r>
           </w:p>
         </w:tc>
@@ -6149,18 +7619,55 @@
               <w:pStyle w:val="Compact"/>
             </w:pPr>
             <w:r>
-              <w:t xml:space="preserve">Gözlenen sonuç</w:t>
-            </w:r>
-          </w:p>
-        </w:tc>
-        <w:tc>
-          <w:tcPr/>
-          <w:p>
-            <w:pPr>
-              <w:pStyle w:val="Compact"/>
-            </w:pPr>
-            <w:r>
-              <w:t xml:space="preserve">Ne oldu (kanıtla)</w:t>
+              <w:t xml:space="preserve">2</w:t>
+            </w:r>
+          </w:p>
+        </w:tc>
+        <w:tc>
+          <w:tcPr/>
+          <w:p>
+            <w:pPr>
+              <w:pStyle w:val="Compact"/>
+            </w:pPr>
+            <w:r>
+              <w:t xml:space="preserve">Uzmanlık</w:t>
+            </w:r>
+          </w:p>
+        </w:tc>
+        <w:tc>
+          <w:tcPr/>
+          <w:p>
+            <w:pPr>
+              <w:pStyle w:val="Compact"/>
+            </w:pPr>
+            <w:r>
+              <w:t xml:space="preserve">yetkin kullanıcı</w:t>
+            </w:r>
+          </w:p>
+        </w:tc>
+        <w:tc>
+          <w:tcPr/>
+          <w:p>
+            <w:pPr>
+              <w:pStyle w:val="Compact"/>
+            </w:pPr>
+            <w:r>
+              <w:t xml:space="preserve">yetkin</w:t>
+            </w:r>
+          </w:p>
+        </w:tc>
+        <w:tc>
+          <w:tcPr/>
+          <w:p>
+            <w:pPr>
+              <w:pStyle w:val="Compact"/>
+            </w:pPr>
+            <w:r>
+              <w:rPr>
+                <w:b/>
+                <w:bCs/>
+              </w:rPr>
+              <w:t xml:space="preserve">3</w:t>
             </w:r>
           </w:p>
         </w:tc>
@@ -6173,18 +7680,177 @@
               <w:pStyle w:val="Compact"/>
             </w:pPr>
             <w:r>
-              <w:t xml:space="preserve">Saldırı potansiyeli / karar</w:t>
-            </w:r>
-          </w:p>
-        </w:tc>
-        <w:tc>
-          <w:tcPr/>
-          <w:p>
-            <w:pPr>
-              <w:pStyle w:val="Compact"/>
-            </w:pPr>
-            <w:r>
-              <w:t xml:space="preserve">Puanlama + geçti/kaldı + öneri</w:t>
+              <w:t xml:space="preserve">3</w:t>
+            </w:r>
+          </w:p>
+        </w:tc>
+        <w:tc>
+          <w:tcPr/>
+          <w:p>
+            <w:pPr>
+              <w:pStyle w:val="Compact"/>
+            </w:pPr>
+            <w:r>
+              <w:t xml:space="preserve">Hedef bilgisi</w:t>
+            </w:r>
+          </w:p>
+        </w:tc>
+        <w:tc>
+          <w:tcPr/>
+          <w:p>
+            <w:pPr>
+              <w:pStyle w:val="Compact"/>
+            </w:pPr>
+            <w:r>
+              <w:t xml:space="preserve">mağazadan inen ikili, belge gerekmedi</w:t>
+            </w:r>
+          </w:p>
+        </w:tc>
+        <w:tc>
+          <w:tcPr/>
+          <w:p>
+            <w:pPr>
+              <w:pStyle w:val="Compact"/>
+            </w:pPr>
+            <w:r>
+              <w:t xml:space="preserve">kamuya açık</w:t>
+            </w:r>
+          </w:p>
+        </w:tc>
+        <w:tc>
+          <w:tcPr/>
+          <w:p>
+            <w:pPr>
+              <w:pStyle w:val="Compact"/>
+            </w:pPr>
+            <w:r>
+              <w:rPr>
+                <w:b/>
+                <w:bCs/>
+              </w:rPr>
+              <w:t xml:space="preserve">0</w:t>
+            </w:r>
+          </w:p>
+        </w:tc>
+      </w:tr>
+      <w:tr>
+        <w:tc>
+          <w:tcPr/>
+          <w:p>
+            <w:pPr>
+              <w:pStyle w:val="Compact"/>
+            </w:pPr>
+            <w:r>
+              <w:t xml:space="preserve">4</w:t>
+            </w:r>
+          </w:p>
+        </w:tc>
+        <w:tc>
+          <w:tcPr/>
+          <w:p>
+            <w:pPr>
+              <w:pStyle w:val="Compact"/>
+            </w:pPr>
+            <w:r>
+              <w:t xml:space="preserve">Fırsat</w:t>
+            </w:r>
+          </w:p>
+        </w:tc>
+        <w:tc>
+          <w:tcPr/>
+          <w:p>
+            <w:pPr>
+              <w:pStyle w:val="Compact"/>
+            </w:pPr>
+            <w:r>
+              <w:t xml:space="preserve">kendi cihazında sınırsız deneme</w:t>
+            </w:r>
+          </w:p>
+        </w:tc>
+        <w:tc>
+          <w:tcPr/>
+          <w:p>
+            <w:pPr>
+              <w:pStyle w:val="Compact"/>
+            </w:pPr>
+            <w:r>
+              <w:t xml:space="preserve">sınırsız/uzak</w:t>
+            </w:r>
+          </w:p>
+        </w:tc>
+        <w:tc>
+          <w:tcPr/>
+          <w:p>
+            <w:pPr>
+              <w:pStyle w:val="Compact"/>
+            </w:pPr>
+            <w:r>
+              <w:rPr>
+                <w:b/>
+                <w:bCs/>
+              </w:rPr>
+              <w:t xml:space="preserve">0</w:t>
+            </w:r>
+          </w:p>
+        </w:tc>
+      </w:tr>
+      <w:tr>
+        <w:tc>
+          <w:tcPr/>
+          <w:p>
+            <w:pPr>
+              <w:pStyle w:val="Compact"/>
+            </w:pPr>
+            <w:r>
+              <w:t xml:space="preserve">5</w:t>
+            </w:r>
+          </w:p>
+        </w:tc>
+        <w:tc>
+          <w:tcPr/>
+          <w:p>
+            <w:pPr>
+              <w:pStyle w:val="Compact"/>
+            </w:pPr>
+            <w:r>
+              <w:t xml:space="preserve">Ekipman</w:t>
+            </w:r>
+          </w:p>
+        </w:tc>
+        <w:tc>
+          <w:tcPr/>
+          <w:p>
+            <w:pPr>
+              <w:pStyle w:val="Compact"/>
+            </w:pPr>
+            <w:r>
+              <w:t xml:space="preserve">ücretsiz tersine derleyici</w:t>
+            </w:r>
+          </w:p>
+        </w:tc>
+        <w:tc>
+          <w:tcPr/>
+          <w:p>
+            <w:pPr>
+              <w:pStyle w:val="Compact"/>
+            </w:pPr>
+            <w:r>
+              <w:t xml:space="preserve">standart/ücretsiz</w:t>
+            </w:r>
+          </w:p>
+        </w:tc>
+        <w:tc>
+          <w:tcPr/>
+          <w:p>
+            <w:pPr>
+              <w:pStyle w:val="Compact"/>
+            </w:pPr>
+            <w:r>
+              <w:rPr>
+                <w:b/>
+                <w:bCs/>
+              </w:rPr>
+              <w:t xml:space="preserve">0</w:t>
             </w:r>
           </w:p>
         </w:tc>
@@ -6192,6 +7858,222 @@
     </w:tbl>
     <w:p>
       <w:pPr>
+        <w:pStyle w:val="SourceCode"/>
+      </w:pPr>
+      <w:r>
+        <w:rPr>
+          <w:rStyle w:val="VerbatimChar"/>
+        </w:rPr>
+        <w:t xml:space="preserve">Toplam = 0 + 3 + 0 + 0 + 0 = 3        →  3 ≤ 9  →  TEMEL</w:t>
+      </w:r>
+    </w:p>
+    <w:p>
+      <w:pPr>
+        <w:pStyle w:val="FirstParagraph"/>
+      </w:pPr>
+      <w:r>
+        <w:rPr>
+          <w:b/>
+          <w:bCs/>
+        </w:rPr>
+        <w:t xml:space="preserve">Sonuç:</w:t>
+      </w:r>
+      <w:r>
+        <w:t xml:space="preserve"> </w:t>
+      </w:r>
+      <w:r>
+        <w:rPr>
+          <w:b/>
+          <w:bCs/>
+        </w:rPr>
+        <w:t xml:space="preserve">TEMEL düzey = düşük direnç = ciddi bulgu.</w:t>
+      </w:r>
+      <w:r>
+        <w:t xml:space="preserve"> </w:t>
+      </w:r>
+      <w:r>
+        <w:t xml:space="preserve">Rapora</w:t>
+      </w:r>
+      <w:r>
+        <w:t xml:space="preserve"> </w:t>
+      </w:r>
+      <w:r>
+        <w:t xml:space="preserve">“önce bu kapatılmalı”</w:t>
+      </w:r>
+      <w:r>
+        <w:t xml:space="preserve"> </w:t>
+      </w:r>
+      <w:r>
+        <w:t xml:space="preserve">diye yazılır.</w:t>
+      </w:r>
+    </w:p>
+    <w:p>
+      <w:pPr>
+        <w:pStyle w:val="BodyText"/>
+      </w:pPr>
+      <w:r>
+        <w:rPr>
+          <w:b/>
+          <w:bCs/>
+        </w:rPr>
+        <w:t xml:space="preserve">Şimdi koruma ekleyelim ve yeniden puanlayalım.</w:t>
+      </w:r>
+      <w:r>
+        <w:t xml:space="preserve"> </w:t>
+      </w:r>
+      <w:r>
+        <w:t xml:space="preserve">9. haftadan opak boolean + rastgele çıkış, üstüne sunucu tarafı</w:t>
+      </w:r>
+      <w:r>
+        <w:t xml:space="preserve"> </w:t>
+      </w:r>
+      <w:r>
+        <w:t xml:space="preserve">denetim koyduk. Aynı saldırı artık: bir haftada (4),</w:t>
+      </w:r>
+      <w:r>
+        <w:t xml:space="preserve"> </w:t>
+      </w:r>
+      <w:r>
+        <w:rPr>
+          <w:b/>
+          <w:bCs/>
+        </w:rPr>
+        <w:t xml:space="preserve">uzman</w:t>
+      </w:r>
+      <w:r>
+        <w:t xml:space="preserve"> </w:t>
+      </w:r>
+      <w:r>
+        <w:t xml:space="preserve">gerektiriyor (6), iç davranışı öğrenmek</w:t>
+      </w:r>
+      <w:r>
+        <w:t xml:space="preserve"> </w:t>
+      </w:r>
+      <w:r>
+        <w:rPr>
+          <w:b/>
+          <w:bCs/>
+        </w:rPr>
+        <w:t xml:space="preserve">kısıtlı</w:t>
+      </w:r>
+      <w:r>
+        <w:rPr>
+          <w:b/>
+          <w:bCs/>
+        </w:rPr>
+        <w:t xml:space="preserve"> </w:t>
+      </w:r>
+      <w:r>
+        <w:rPr>
+          <w:b/>
+          <w:bCs/>
+        </w:rPr>
+        <w:t xml:space="preserve">bilgi</w:t>
+      </w:r>
+      <w:r>
+        <w:t xml:space="preserve"> </w:t>
+      </w:r>
+      <w:r>
+        <w:t xml:space="preserve">istiyor (3), sunucu denetimi yüzünden deneme</w:t>
+      </w:r>
+      <w:r>
+        <w:t xml:space="preserve"> </w:t>
+      </w:r>
+      <w:r>
+        <w:rPr>
+          <w:b/>
+          <w:bCs/>
+        </w:rPr>
+        <w:t xml:space="preserve">kısıtlı</w:t>
+      </w:r>
+      <w:r>
+        <w:t xml:space="preserve"> </w:t>
+      </w:r>
+      <w:r>
+        <w:t xml:space="preserve">(4), ekipman hâlâ ücretsiz (0):</w:t>
+      </w:r>
+    </w:p>
+    <w:p>
+      <w:pPr>
+        <w:pStyle w:val="SourceCode"/>
+      </w:pPr>
+      <w:r>
+        <w:rPr>
+          <w:rStyle w:val="VerbatimChar"/>
+        </w:rPr>
+        <w:t xml:space="preserve">Toplam = 4 + 6 + 3 + 4 + 0 = 17       →  14 ≤ 17 ≤ 19  →  YÜKSEK</w:t>
+      </w:r>
+    </w:p>
+    <w:p>
+      <w:pPr>
+        <w:pStyle w:val="FirstParagraph"/>
+      </w:pPr>
+      <w:r>
+        <w:t xml:space="preserve">Yani koruma, bulguyu</w:t>
+      </w:r>
+      <w:r>
+        <w:t xml:space="preserve"> </w:t>
+      </w:r>
+      <w:r>
+        <w:rPr>
+          <w:b/>
+          <w:bCs/>
+        </w:rPr>
+        <w:t xml:space="preserve">TEMEL (3)</w:t>
+      </w:r>
+      <w:r>
+        <w:t xml:space="preserve"> </w:t>
+      </w:r>
+      <w:r>
+        <w:t xml:space="preserve">düzeyinden</w:t>
+      </w:r>
+      <w:r>
+        <w:t xml:space="preserve"> </w:t>
+      </w:r>
+      <w:r>
+        <w:rPr>
+          <w:b/>
+          <w:bCs/>
+        </w:rPr>
+        <w:t xml:space="preserve">YÜKSEK (17)</w:t>
+      </w:r>
+      <w:r>
+        <w:t xml:space="preserve"> </w:t>
+      </w:r>
+      <w:r>
+        <w:t xml:space="preserve">düzeyine taşıdı.</w:t>
+      </w:r>
+      <w:r>
+        <w:t xml:space="preserve"> </w:t>
+      </w:r>
+      <w:r>
+        <w:t xml:space="preserve">“Koruma ekledim”</w:t>
+      </w:r>
+      <w:r>
+        <w:t xml:space="preserve"> </w:t>
+      </w:r>
+      <w:r>
+        <w:t xml:space="preserve">demek yerine</w:t>
+      </w:r>
+      <w:r>
+        <w:t xml:space="preserve"> </w:t>
+      </w:r>
+      <w:r>
+        <w:rPr>
+          <w:b/>
+          <w:bCs/>
+        </w:rPr>
+        <w:t xml:space="preserve">ölçüyle</w:t>
+      </w:r>
+      <w:r>
+        <w:t xml:space="preserve"> </w:t>
+      </w:r>
+      <w:r>
+        <w:t xml:space="preserve">konuşmuş olduk; S16’ya yazılacak cümle budur.</w:t>
+      </w:r>
+    </w:p>
+    <w:p>
+      <w:pPr>
         <w:pStyle w:val="BlockText"/>
       </w:pPr>
       <w:r>
@@ -6199,7 +8081,7 @@
           <w:b/>
           <w:bCs/>
         </w:rPr>
-        <w:t xml:space="preserve">Takım etkinliği (sınıf içi)</w:t>
+        <w:t xml:space="preserve">Aynı sayıları demoda üretin</w:t>
       </w:r>
     </w:p>
     <w:p>
@@ -6207,56 +8089,206 @@
         <w:pStyle w:val="BlockText"/>
       </w:pPr>
       <w:r>
-        <w:t xml:space="preserve">Her takım, kendi projesinden bir varlık seçer (ör. yerel veritabanındaki hassas kayıt) ve onun için</w:t>
-      </w:r>
-      <w:r>
-        <w:t xml:space="preserve"> </w:t>
-      </w:r>
-      <w:r>
-        <w:rPr>
-          <w:b/>
-          <w:bCs/>
-        </w:rPr>
-        <w:t xml:space="preserve">bir</w:t>
-      </w:r>
-      <w:r>
-        <w:t xml:space="preserve"> </w:t>
-      </w:r>
-      <w:r>
-        <w:t xml:space="preserve">test</w:t>
-      </w:r>
-      <w:r>
-        <w:t xml:space="preserve"> </w:t>
-      </w:r>
-      <w:r>
-        <w:t xml:space="preserve">kartı doldurur: amaç, ön koşul, adımlar, beklenen/gözlenen sonuç, saldırı potansiyeli. Amaç bir açık bulmak değil,</w:t>
-      </w:r>
-      <w:r>
-        <w:t xml:space="preserve"> </w:t>
-      </w:r>
-      <w:r>
-        <w:rPr>
-          <w:b/>
-          <w:bCs/>
-        </w:rPr>
-        <w:t xml:space="preserve">doğru test kartını yazmayı</w:t>
-      </w:r>
-      <w:r>
-        <w:t xml:space="preserve"> </w:t>
-      </w:r>
-      <w:r>
-        <w:t xml:space="preserve">öğrenmektir.</w:t>
-      </w:r>
-    </w:p>
-    <w:bookmarkEnd w:id="42"/>
-    <w:bookmarkEnd w:id="43"/>
-    <w:bookmarkStart w:id="44" w:name="raporlama"/>
+        <w:rPr>
+          <w:rStyle w:val="VerbatimChar"/>
+        </w:rPr>
+        <w:t xml:space="preserve">code/week-12/02-saldiri-potansiyeli</w:t>
+      </w:r>
+      <w:r>
+        <w:t xml:space="preserve"> </w:t>
+      </w:r>
+      <w:r>
+        <w:t xml:space="preserve">demosu bu ölçeği uygular. Faktör seviyelerini argüman olarak verin</w:t>
+      </w:r>
+      <w:r>
+        <w:t xml:space="preserve"> </w:t>
+      </w:r>
+      <w:r>
+        <w:t xml:space="preserve">(sıra: süre uzmanlık bilgi fırsat ekipman):</w:t>
+      </w:r>
+    </w:p>
+    <w:p>
+      <w:pPr>
+        <w:pStyle w:val="SourceCode"/>
+      </w:pPr>
+      <w:r>
+        <w:rPr>
+          <w:rStyle w:val="ExtensionTok"/>
+        </w:rPr>
+        <w:t xml:space="preserve">./bin/linux/saldiri_potansiyeli</w:t>
+      </w:r>
+      <w:r>
+        <w:rPr>
+          <w:rStyle w:val="NormalTok"/>
+        </w:rPr>
+        <w:t xml:space="preserve"> 0 1 0 0 0     </w:t>
+      </w:r>
+      <w:r>
+        <w:rPr>
+          <w:rStyle w:val="CommentTok"/>
+        </w:rPr>
+        <w:t xml:space="preserve"># korumasız hâl  -&gt; puan 3  (TEMEL)</w:t>
+      </w:r>
+      <w:r>
+        <w:br/>
+      </w:r>
+      <w:r>
+        <w:rPr>
+          <w:rStyle w:val="ExtensionTok"/>
+        </w:rPr>
+        <w:t xml:space="preserve">./bin/linux/saldiri_potansiyeli</w:t>
+      </w:r>
+      <w:r>
+        <w:rPr>
+          <w:rStyle w:val="NormalTok"/>
+        </w:rPr>
+        <w:t xml:space="preserve"> 1 2 1 1 0     </w:t>
+      </w:r>
+      <w:r>
+        <w:rPr>
+          <w:rStyle w:val="CommentTok"/>
+        </w:rPr>
+        <w:t xml:space="preserve"># korumalı hâl   -&gt; puan 17 (YÜKSEK)</w:t>
+      </w:r>
+    </w:p>
+    <w:p>
+      <w:pPr>
+        <w:pStyle w:val="BlockText"/>
+      </w:pPr>
+      <w:r>
+        <w:t xml:space="preserve">Windows’ta:</w:t>
+      </w:r>
+      <w:r>
+        <w:t xml:space="preserve"> </w:t>
+      </w:r>
+      <w:r>
+        <w:rPr>
+          <w:rStyle w:val="VerbatimChar"/>
+        </w:rPr>
+        <w:t xml:space="preserve">.\bin\windows\saldiri_potansiyeli.exe 0 1 0 0 0</w:t>
+      </w:r>
+      <w:r>
+        <w:t xml:space="preserve">. Argümansız çalıştırırsanız gömülü üç örnek</w:t>
+      </w:r>
+      <w:r>
+        <w:t xml:space="preserve"> </w:t>
+      </w:r>
+      <w:r>
+        <w:t xml:space="preserve">bulguyu (lisans yaması · WBC anahtar çıkarma · güvenli öğe kırma) puanlar.</w:t>
+      </w:r>
+    </w:p>
+    <w:bookmarkEnd w:id="54"/>
+    <w:bookmarkEnd w:id="55"/>
+    <w:bookmarkStart w:id="56" w:name="cvss-ile-derecelendirme"/>
+    <w:p>
+      <w:pPr>
+        <w:pStyle w:val="Heading3"/>
+      </w:pPr>
+      <w:r>
+        <w:t xml:space="preserve">CVSS ile derecelendirme</w:t>
+      </w:r>
+    </w:p>
+    <w:p>
+      <w:pPr>
+        <w:pStyle w:val="FirstParagraph"/>
+      </w:pPr>
+      <w:r>
+        <w:t xml:space="preserve">Saldırı potansiyeli</w:t>
+      </w:r>
+      <w:r>
+        <w:t xml:space="preserve"> </w:t>
+      </w:r>
+      <w:r>
+        <w:t xml:space="preserve">“kırmak ne kadar zor?”</w:t>
+      </w:r>
+      <w:r>
+        <w:t xml:space="preserve"> </w:t>
+      </w:r>
+      <w:r>
+        <w:t xml:space="preserve">derken,</w:t>
+      </w:r>
+      <w:r>
+        <w:t xml:space="preserve"> </w:t>
+      </w:r>
+      <w:r>
+        <w:rPr>
+          <w:b/>
+          <w:bCs/>
+        </w:rPr>
+        <w:t xml:space="preserve">CVSS</w:t>
+      </w:r>
+      <w:r>
+        <w:t xml:space="preserve"> </w:t>
+      </w:r>
+      <w:r>
+        <w:t xml:space="preserve">(Common Vulnerability Scoring System)</w:t>
+      </w:r>
+      <w:r>
+        <w:t xml:space="preserve"> </w:t>
+      </w:r>
+      <w:r>
+        <w:t xml:space="preserve">“bu zafiyetin</w:t>
+      </w:r>
+      <w:r>
+        <w:t xml:space="preserve"> </w:t>
+      </w:r>
+      <w:r>
+        <w:t xml:space="preserve">etkisi ne kadar büyük?”</w:t>
+      </w:r>
+      <w:r>
+        <w:t xml:space="preserve"> </w:t>
+      </w:r>
+      <w:r>
+        <w:t xml:space="preserve">sorusuna standart bir puan verir. İki ölçü birbirini tamamlar: biri</w:t>
+      </w:r>
+      <w:r>
+        <w:t xml:space="preserve"> </w:t>
+      </w:r>
+      <w:r>
+        <w:rPr>
+          <w:b/>
+          <w:bCs/>
+        </w:rPr>
+        <w:t xml:space="preserve">olabilirliği</w:t>
+      </w:r>
+      <w:r>
+        <w:t xml:space="preserve"> </w:t>
+      </w:r>
+      <w:r>
+        <w:t xml:space="preserve">(saldırının zorluğu), öteki</w:t>
+      </w:r>
+      <w:r>
+        <w:t xml:space="preserve"> </w:t>
+      </w:r>
+      <w:r>
+        <w:rPr>
+          <w:b/>
+          <w:bCs/>
+        </w:rPr>
+        <w:t xml:space="preserve">etkiyi</w:t>
+      </w:r>
+      <w:r>
+        <w:t xml:space="preserve"> </w:t>
+      </w:r>
+      <w:r>
+        <w:t xml:space="preserve">(gizlilik/bütünlük/erişilebilirlik kaybı) tartar. Bir bulgu raporunda</w:t>
+      </w:r>
+      <w:r>
+        <w:t xml:space="preserve"> </w:t>
+      </w:r>
+      <w:r>
+        <w:t xml:space="preserve">çoğunlukla ikisi birden verilir; önceliklendirme buna göre yapılır.</w:t>
+      </w:r>
+    </w:p>
+    <w:bookmarkEnd w:id="56"/>
+    <w:bookmarkEnd w:id="57"/>
+    <w:bookmarkStart w:id="59" w:name="bulgu-öneri-aksiyon-ve-etki-analizi"/>
     <w:p>
       <w:pPr>
         <w:pStyle w:val="Heading2"/>
       </w:pPr>
       <w:r>
-        <w:t xml:space="preserve">8. Raporlama</w:t>
+        <w:t xml:space="preserve">6. Bulgu → öneri → aksiyon ve etki analizi</w:t>
       </w:r>
     </w:p>
     <w:p>
@@ -6264,35 +8296,32 @@
         <w:pStyle w:val="FirstParagraph"/>
       </w:pPr>
       <w:r>
-        <w:t xml:space="preserve">İyi bir güvenlik raporu, bir</w:t>
-      </w:r>
-      <w:r>
-        <w:t xml:space="preserve"> </w:t>
-      </w:r>
-      <w:r>
-        <w:t xml:space="preserve">“kaldınız”</w:t>
-      </w:r>
-      <w:r>
-        <w:t xml:space="preserve"> </w:t>
-      </w:r>
-      <w:r>
-        <w:t xml:space="preserve">listesi değil,</w:t>
-      </w:r>
-      <w:r>
-        <w:t xml:space="preserve"> </w:t>
-      </w:r>
-      <w:r>
-        <w:rPr>
-          <w:b/>
-          <w:bCs/>
-        </w:rPr>
-        <w:t xml:space="preserve">karar verilebilir</w:t>
-      </w:r>
-      <w:r>
-        <w:t xml:space="preserve"> </w:t>
-      </w:r>
-      <w:r>
-        <w:t xml:space="preserve">bir belgedir:</w:t>
+        <w:t xml:space="preserve">Değerlendirme bir</w:t>
+      </w:r>
+      <w:r>
+        <w:t xml:space="preserve"> </w:t>
+      </w:r>
+      <w:r>
+        <w:t xml:space="preserve">“geçti/kaldı”</w:t>
+      </w:r>
+      <w:r>
+        <w:t xml:space="preserve"> </w:t>
+      </w:r>
+      <w:r>
+        <w:t xml:space="preserve">damgası değil, bir</w:t>
+      </w:r>
+      <w:r>
+        <w:t xml:space="preserve"> </w:t>
+      </w:r>
+      <w:r>
+        <w:rPr>
+          <w:b/>
+          <w:bCs/>
+        </w:rPr>
+        <w:t xml:space="preserve">iyileştirme döngüsüdür</w:t>
+      </w:r>
+      <w:r>
+        <w:t xml:space="preserve">. Her bulgu için:</w:t>
       </w:r>
     </w:p>
     <w:p>
@@ -6300,7 +8329,7 @@
         <w:pStyle w:val="Compact"/>
         <w:numPr>
           <w:ilvl w:val="0"/>
-          <w:numId w:val="1007"/>
+          <w:numId w:val="1019"/>
         </w:numPr>
       </w:pPr>
       <w:r>
@@ -6308,13 +8337,13 @@
           <w:b/>
           <w:bCs/>
         </w:rPr>
-        <w:t xml:space="preserve">Yönetici özeti:</w:t>
-      </w:r>
-      <w:r>
-        <w:t xml:space="preserve"> </w:t>
-      </w:r>
-      <w:r>
-        <w:t xml:space="preserve">teknik olmayan okur için genel durum ve en kritik üç bulgu.</w:t>
+        <w:t xml:space="preserve">Bulgu:</w:t>
+      </w:r>
+      <w:r>
+        <w:t xml:space="preserve"> </w:t>
+      </w:r>
+      <w:r>
+        <w:t xml:space="preserve">laboratuvar ne buldu (kanıtla, tekrarlanabilir biçimde).</w:t>
       </w:r>
     </w:p>
     <w:p>
@@ -6322,7 +8351,7 @@
         <w:pStyle w:val="Compact"/>
         <w:numPr>
           <w:ilvl w:val="0"/>
-          <w:numId w:val="1007"/>
+          <w:numId w:val="1019"/>
         </w:numPr>
       </w:pPr>
       <w:r>
@@ -6330,13 +8359,13 @@
           <w:b/>
           <w:bCs/>
         </w:rPr>
-        <w:t xml:space="preserve">Yöntem ve kapsam:</w:t>
-      </w:r>
-      <w:r>
-        <w:t xml:space="preserve"> </w:t>
-      </w:r>
-      <w:r>
-        <w:t xml:space="preserve">ne test edildi, ne edilmedi, hangi metodolojiyle.</w:t>
+        <w:t xml:space="preserve">Öneri:</w:t>
+      </w:r>
+      <w:r>
+        <w:t xml:space="preserve"> </w:t>
+      </w:r>
+      <w:r>
+        <w:t xml:space="preserve">laboratuvarın önerdiği düzeltme yönü.</w:t>
       </w:r>
     </w:p>
     <w:p>
@@ -6344,7 +8373,7 @@
         <w:pStyle w:val="Compact"/>
         <w:numPr>
           <w:ilvl w:val="0"/>
-          <w:numId w:val="1007"/>
+          <w:numId w:val="1019"/>
         </w:numPr>
       </w:pPr>
       <w:r>
@@ -6352,13 +8381,13 @@
           <w:b/>
           <w:bCs/>
         </w:rPr>
-        <w:t xml:space="preserve">Bulgular:</w:t>
-      </w:r>
-      <w:r>
-        <w:t xml:space="preserve"> </w:t>
-      </w:r>
-      <w:r>
-        <w:t xml:space="preserve">her biri kanıt, saldırı potansiyeli ve CVSS, öneri ile.</w:t>
+        <w:t xml:space="preserve">Aksiyon:</w:t>
+      </w:r>
+      <w:r>
+        <w:t xml:space="preserve"> </w:t>
+      </w:r>
+      <w:r>
+        <w:t xml:space="preserve">geliştiricinin ne yaptığı (ya da neden yapmadığı — gerekçeli kabul de bir aksiyondur).</w:t>
       </w:r>
     </w:p>
     <w:p>
@@ -6366,7 +8395,7 @@
         <w:pStyle w:val="Compact"/>
         <w:numPr>
           <w:ilvl w:val="0"/>
-          <w:numId w:val="1007"/>
+          <w:numId w:val="1019"/>
         </w:numPr>
       </w:pPr>
       <w:r>
@@ -6374,13 +8403,72 @@
           <w:b/>
           <w:bCs/>
         </w:rPr>
-        <w:t xml:space="preserve">Bulgu–aksiyon tablosu:</w:t>
-      </w:r>
-      <w:r>
-        <w:t xml:space="preserve"> </w:t>
-      </w:r>
-      <w:r>
-        <w:t xml:space="preserve">geliştiricinin yanıtı ve kapanış durumu.</w:t>
+        <w:t xml:space="preserve">Kapanış:</w:t>
+      </w:r>
+      <w:r>
+        <w:t xml:space="preserve"> </w:t>
+      </w:r>
+      <w:r>
+        <w:t xml:space="preserve">bazı bulgular</w:t>
+      </w:r>
+      <w:r>
+        <w:t xml:space="preserve"> </w:t>
+      </w:r>
+      <w:r>
+        <w:t xml:space="preserve">“güvenlik açığı değil, iyi uygulama önerisi”</w:t>
+      </w:r>
+      <w:r>
+        <w:t xml:space="preserve"> </w:t>
+      </w:r>
+      <w:r>
+        <w:t xml:space="preserve">olarak da kapanabilir.</w:t>
+      </w:r>
+    </w:p>
+    <w:p>
+      <w:pPr>
+        <w:pStyle w:val="FirstParagraph"/>
+      </w:pPr>
+      <w:r>
+        <w:t xml:space="preserve">Bu döngü, vize sonrası projenizde beklediğimiz</w:t>
+      </w:r>
+      <w:r>
+        <w:t xml:space="preserve"> </w:t>
+      </w:r>
+      <w:r>
+        <w:rPr>
+          <w:b/>
+          <w:bCs/>
+        </w:rPr>
+        <w:t xml:space="preserve">bulgu–aksiyon listesinin</w:t>
+      </w:r>
+      <w:r>
+        <w:t xml:space="preserve"> </w:t>
+      </w:r>
+      <w:r>
+        <w:t xml:space="preserve">(7. hafta) kaynağıdır.</w:t>
+      </w:r>
+    </w:p>
+    <w:bookmarkStart w:id="58" w:name="X0ebbba240bf6730cfb505e597d49bc8b2c60efc"/>
+    <w:p>
+      <w:pPr>
+        <w:pStyle w:val="Heading3"/>
+      </w:pPr>
+      <w:r>
+        <w:t xml:space="preserve">Güvenlik etki analizi ve delta değerlendirme</w:t>
+      </w:r>
+    </w:p>
+    <w:p>
+      <w:pPr>
+        <w:pStyle w:val="FirstParagraph"/>
+      </w:pPr>
+      <w:r>
+        <w:t xml:space="preserve">Düzeltmeler yeni bir sürüm doğurduğunda, her şeyi baştan değerlendirmek pahalıdır. Bu yüzden iki belge devreye girer</w:t>
+      </w:r>
+      <w:r>
+        <w:t xml:space="preserve"> </w:t>
+      </w:r>
+      <w:r>
+        <w:t xml:space="preserve">(süreçteki 10. ve 11. adımlar):</w:t>
       </w:r>
     </w:p>
     <w:p>
@@ -6388,7 +8476,7 @@
         <w:pStyle w:val="Compact"/>
         <w:numPr>
           <w:ilvl w:val="0"/>
-          <w:numId w:val="1007"/>
+          <w:numId w:val="1020"/>
         </w:numPr>
       </w:pPr>
       <w:r>
@@ -6396,67 +8484,35 @@
           <w:b/>
           <w:bCs/>
         </w:rPr>
-        <w:t xml:space="preserve">Kalan risk:</w:t>
-      </w:r>
-      <w:r>
-        <w:t xml:space="preserve"> </w:t>
-      </w:r>
-      <w:r>
-        <w:t xml:space="preserve">kapatılmayan ya da devredilen riskler, gerekçesiyle.</w:t>
-      </w:r>
-    </w:p>
-    <w:p>
-      <w:pPr>
-        <w:pStyle w:val="BlockText"/>
-      </w:pPr>
-      <w:r>
-        <w:rPr>
-          <w:b/>
-          <w:bCs/>
-        </w:rPr>
-        <w:t xml:space="preserve">Eleştirel okuma alıştırması</w:t>
-      </w:r>
-    </w:p>
-    <w:p>
-      <w:pPr>
-        <w:pStyle w:val="BlockText"/>
-      </w:pPr>
-      <w:r>
-        <w:t xml:space="preserve">Size verilen kısa bir bulgu metnini birlikte okuyun: bu bulgunun saldırı potansiyeli doğru mu derecelendirilmiş?</w:t>
-      </w:r>
-      <w:r>
-        <w:t xml:space="preserve"> </w:t>
-      </w:r>
-      <w:r>
-        <w:t xml:space="preserve">Öneri uygulanabilir mi?</w:t>
-      </w:r>
-      <w:r>
-        <w:t xml:space="preserve"> </w:t>
-      </w:r>
-      <w:r>
-        <w:t xml:space="preserve">“Karşılandı”</w:t>
-      </w:r>
-      <w:r>
-        <w:t xml:space="preserve"> </w:t>
-      </w:r>
-      <w:r>
-        <w:t xml:space="preserve">diyen bir satırın kanıtı var mı? Bu okuma, 13. haftadaki uyum matrisi</w:t>
-      </w:r>
-      <w:r>
-        <w:t xml:space="preserve"> </w:t>
-      </w:r>
-      <w:r>
-        <w:t xml:space="preserve">okumasının provasıdır.</w:t>
-      </w:r>
-    </w:p>
-    <w:bookmarkEnd w:id="44"/>
-    <w:bookmarkStart w:id="45" w:name="X01faa71bf369c6e4f364494165b0a152f22fa5f"/>
-    <w:p>
-      <w:pPr>
-        <w:pStyle w:val="Heading2"/>
-      </w:pPr>
-      <w:r>
-        <w:t xml:space="preserve">9. Dönem projesi: bu hafta (S16 — test planı ve sonuçları)</w:t>
+        <w:t xml:space="preserve">Güvenlik etki analizi (security impact analysis):</w:t>
+      </w:r>
+      <w:r>
+        <w:t xml:space="preserve"> </w:t>
+      </w:r>
+      <w:r>
+        <w:t xml:space="preserve">Yeni sürümdeki değişiklikleri sınıflandırır (yeni özellik /</w:t>
+      </w:r>
+      <w:r>
+        <w:t xml:space="preserve"> </w:t>
+      </w:r>
+      <w:r>
+        <w:t xml:space="preserve">iyileştirme / hata düzeltmesi), etkilenen dosyaları listeler ve her değişikliğin</w:t>
+      </w:r>
+      <w:r>
+        <w:t xml:space="preserve"> </w:t>
+      </w:r>
+      <w:r>
+        <w:rPr>
+          <w:b/>
+          <w:bCs/>
+        </w:rPr>
+        <w:t xml:space="preserve">güvenlik etkisini</w:t>
+      </w:r>
+      <w:r>
+        <w:t xml:space="preserve"> </w:t>
+      </w:r>
+      <w:r>
+        <w:t xml:space="preserve">yazar.</w:t>
       </w:r>
     </w:p>
     <w:p>
@@ -6464,7 +8520,7 @@
         <w:pStyle w:val="Compact"/>
         <w:numPr>
           <w:ilvl w:val="0"/>
-          <w:numId w:val="1008"/>
+          <w:numId w:val="1020"/>
         </w:numPr>
       </w:pPr>
       <w:r>
@@ -6472,13 +8528,286 @@
           <w:b/>
           <w:bCs/>
         </w:rPr>
-        <w:t xml:space="preserve">Test planı:</w:t>
-      </w:r>
-      <w:r>
-        <w:t xml:space="preserve"> </w:t>
-      </w:r>
-      <w:r>
-        <w:t xml:space="preserve">En kritik iki–üç varlık/gereksinim için sekiz başlıklı test kartları yazın (S17 ile bağlı).</w:t>
+        <w:t xml:space="preserve">Delta değerlendirme:</w:t>
+      </w:r>
+      <w:r>
+        <w:t xml:space="preserve"> </w:t>
+      </w:r>
+      <w:r>
+        <w:t xml:space="preserve">Laboratuvar, bu belgeye dayanarak</w:t>
+      </w:r>
+      <w:r>
+        <w:t xml:space="preserve"> </w:t>
+      </w:r>
+      <w:r>
+        <w:rPr>
+          <w:b/>
+          <w:bCs/>
+        </w:rPr>
+        <w:t xml:space="preserve">yalnız değişen kısmı</w:t>
+      </w:r>
+      <w:r>
+        <w:t xml:space="preserve"> </w:t>
+      </w:r>
+      <w:r>
+        <w:t xml:space="preserve">yeniden değerlendirir; işaretli</w:t>
+      </w:r>
+      <w:r>
+        <w:t xml:space="preserve"> </w:t>
+      </w:r>
+      <w:r>
+        <w:t xml:space="preserve">belgeleri, değişiklik dizinini, dosya listesini ve</w:t>
+      </w:r>
+      <w:r>
+        <w:t xml:space="preserve"> </w:t>
+      </w:r>
+      <w:r>
+        <w:rPr>
+          <w:b/>
+          <w:bCs/>
+        </w:rPr>
+        <w:t xml:space="preserve">yeni TOE kimliğini</w:t>
+      </w:r>
+      <w:r>
+        <w:t xml:space="preserve"> </w:t>
+      </w:r>
+      <w:r>
+        <w:t xml:space="preserve">ister.</w:t>
+      </w:r>
+    </w:p>
+    <w:p>
+      <w:pPr>
+        <w:pStyle w:val="BlockText"/>
+      </w:pPr>
+      <w:r>
+        <w:rPr>
+          <w:b/>
+          <w:bCs/>
+        </w:rPr>
+        <w:t xml:space="preserve">Karıştırılan iki kavram</w:t>
+      </w:r>
+    </w:p>
+    <w:p>
+      <w:pPr>
+        <w:pStyle w:val="BlockText"/>
+      </w:pPr>
+      <w:r>
+        <w:rPr>
+          <w:b/>
+          <w:bCs/>
+        </w:rPr>
+        <w:t xml:space="preserve">Etki analizi</w:t>
+      </w:r>
+      <w:r>
+        <w:t xml:space="preserve"> </w:t>
+      </w:r>
+      <w:r>
+        <w:t xml:space="preserve">değişikliğin güvenlik etkisini</w:t>
+      </w:r>
+      <w:r>
+        <w:t xml:space="preserve"> </w:t>
+      </w:r>
+      <w:r>
+        <w:rPr>
+          <w:i/>
+          <w:iCs/>
+        </w:rPr>
+        <w:t xml:space="preserve">belgeler</w:t>
+      </w:r>
+      <w:r>
+        <w:t xml:space="preserve">;</w:t>
+      </w:r>
+      <w:r>
+        <w:t xml:space="preserve"> </w:t>
+      </w:r>
+      <w:r>
+        <w:rPr>
+          <w:b/>
+          <w:bCs/>
+        </w:rPr>
+        <w:t xml:space="preserve">delta değerlendirme</w:t>
+      </w:r>
+      <w:r>
+        <w:t xml:space="preserve"> </w:t>
+      </w:r>
+      <w:r>
+        <w:t xml:space="preserve">bu belgeye dayanıp</w:t>
+      </w:r>
+      <w:r>
+        <w:t xml:space="preserve"> </w:t>
+      </w:r>
+      <w:r>
+        <w:rPr>
+          <w:i/>
+          <w:iCs/>
+        </w:rPr>
+        <w:t xml:space="preserve">yalnız</w:t>
+      </w:r>
+      <w:r>
+        <w:rPr>
+          <w:i/>
+          <w:iCs/>
+        </w:rPr>
+        <w:t xml:space="preserve"> </w:t>
+      </w:r>
+      <w:r>
+        <w:rPr>
+          <w:i/>
+          <w:iCs/>
+        </w:rPr>
+        <w:t xml:space="preserve">değişeni yeniden değerlendirir</w:t>
+      </w:r>
+      <w:r>
+        <w:t xml:space="preserve">. Biri geliştiricinin çıktısı, öteki laboratuvarın işidir. Sürüm kimliği ve özet</w:t>
+      </w:r>
+      <w:r>
+        <w:t xml:space="preserve"> </w:t>
+      </w:r>
+      <w:r>
+        <w:t xml:space="preserve">değerleri tutarlı olmazsa delta değerlendirme yapılamaz (değerlendirilen ürün belirsizleşir).</w:t>
+      </w:r>
+    </w:p>
+    <w:p>
+      <w:r>
+        <w:pict>
+          <v:rect style="width:0;height:1.5pt" o:hralign="center" o:hrstd="t" o:hr="t"/>
+        </w:pict>
+      </w:r>
+    </w:p>
+    <w:bookmarkEnd w:id="58"/>
+    <w:bookmarkEnd w:id="59"/>
+    <w:bookmarkStart w:id="64" w:name="sızma-testi-planı"/>
+    <w:p>
+      <w:pPr>
+        <w:pStyle w:val="Heading2"/>
+      </w:pPr>
+      <w:r>
+        <w:t xml:space="preserve">7. Sızma testi planı</w:t>
+      </w:r>
+    </w:p>
+    <w:p>
+      <w:pPr>
+        <w:pStyle w:val="FirstParagraph"/>
+      </w:pPr>
+      <w:r>
+        <w:t xml:space="preserve">Sızma testi, yukarıdaki yöntemleri saldırgan bakışıyla birleştiren,</w:t>
+      </w:r>
+      <w:r>
+        <w:t xml:space="preserve"> </w:t>
+      </w:r>
+      <w:r>
+        <w:rPr>
+          <w:b/>
+          <w:bCs/>
+        </w:rPr>
+        <w:t xml:space="preserve">planlı</w:t>
+      </w:r>
+      <w:r>
+        <w:t xml:space="preserve"> </w:t>
+      </w:r>
+      <w:r>
+        <w:t xml:space="preserve">ve</w:t>
+      </w:r>
+      <w:r>
+        <w:t xml:space="preserve"> </w:t>
+      </w:r>
+      <w:r>
+        <w:rPr>
+          <w:b/>
+          <w:bCs/>
+        </w:rPr>
+        <w:t xml:space="preserve">izinli</w:t>
+      </w:r>
+      <w:r>
+        <w:t xml:space="preserve"> </w:t>
+      </w:r>
+      <w:r>
+        <w:t xml:space="preserve">bir etkinliktir.</w:t>
+      </w:r>
+      <w:r>
+        <w:t xml:space="preserve"> </w:t>
+      </w:r>
+      <w:r>
+        <w:t xml:space="preserve">“Planlı”</w:t>
+      </w:r>
+      <w:r>
+        <w:t xml:space="preserve"> </w:t>
+      </w:r>
+      <w:r>
+        <w:t xml:space="preserve">ve</w:t>
+      </w:r>
+      <w:r>
+        <w:t xml:space="preserve"> </w:t>
+      </w:r>
+      <w:r>
+        <w:t xml:space="preserve">“izinli”</w:t>
+      </w:r>
+      <w:r>
+        <w:t xml:space="preserve"> </w:t>
+      </w:r>
+      <w:r>
+        <w:t xml:space="preserve">sözcükleri isteğe bağlı değildir: kapsamı ve kuralları yazılı olmayan bir test, meşru bir</w:t>
+      </w:r>
+      <w:r>
+        <w:t xml:space="preserve"> </w:t>
+      </w:r>
+      <w:r>
+        <w:t xml:space="preserve">güvenlik çalışması değildir. Bir plan en az şu dört başlığı içerir.</w:t>
+      </w:r>
+    </w:p>
+    <w:bookmarkStart w:id="60" w:name="kapsam-scope"/>
+    <w:p>
+      <w:pPr>
+        <w:pStyle w:val="Heading3"/>
+      </w:pPr>
+      <w:r>
+        <w:t xml:space="preserve">1. Kapsam (scope)</w:t>
+      </w:r>
+    </w:p>
+    <w:p>
+      <w:pPr>
+        <w:pStyle w:val="FirstParagraph"/>
+      </w:pPr>
+      <w:r>
+        <w:t xml:space="preserve">Neyin test edileceği ve neyin</w:t>
+      </w:r>
+      <w:r>
+        <w:t xml:space="preserve"> </w:t>
+      </w:r>
+      <w:r>
+        <w:rPr>
+          <w:b/>
+          <w:bCs/>
+        </w:rPr>
+        <w:t xml:space="preserve">edilmeyeceği</w:t>
+      </w:r>
+      <w:r>
+        <w:t xml:space="preserve"> </w:t>
+      </w:r>
+      <w:r>
+        <w:t xml:space="preserve">açıkça yazılır: hangi ikili dosya/sürüm, hangi bileşenler, hangi</w:t>
+      </w:r>
+      <w:r>
+        <w:t xml:space="preserve"> </w:t>
+      </w:r>
+      <w:r>
+        <w:t xml:space="preserve">ortam (test ortamı mı, üretim mi), hangi veriler (yalnız sentetik). Kapsam dışı bırakılanlar da yazılır (ör. üçüncü</w:t>
+      </w:r>
+      <w:r>
+        <w:t xml:space="preserve"> </w:t>
+      </w:r>
+      <w:r>
+        <w:t xml:space="preserve">taraf sunucular, gerçek kullanıcı verisi).</w:t>
+      </w:r>
+    </w:p>
+    <w:bookmarkEnd w:id="60"/>
+    <w:bookmarkStart w:id="61" w:name="angajman-kuralları-rules-of-engagement"/>
+    <w:p>
+      <w:pPr>
+        <w:pStyle w:val="Heading3"/>
+      </w:pPr>
+      <w:r>
+        <w:t xml:space="preserve">2. Angajman kuralları (rules of engagement)</w:t>
       </w:r>
     </w:p>
     <w:p>
@@ -6486,7 +8815,7 @@
         <w:pStyle w:val="Compact"/>
         <w:numPr>
           <w:ilvl w:val="0"/>
-          <w:numId w:val="1008"/>
+          <w:numId w:val="1021"/>
         </w:numPr>
       </w:pPr>
       <w:r>
@@ -6494,13 +8823,13 @@
           <w:b/>
           <w:bCs/>
         </w:rPr>
-        <w:t xml:space="preserve">Yöntem:</w:t>
-      </w:r>
-      <w:r>
-        <w:t xml:space="preserve"> </w:t>
-      </w:r>
-      <w:r>
-        <w:t xml:space="preserve">Hangi metodolojiyi (MASTG/WSTG/PTES/NIST SP 800-115) temel aldığınızı belirtin.</w:t>
+        <w:t xml:space="preserve">Yazılı izin</w:t>
+      </w:r>
+      <w:r>
+        <w:t xml:space="preserve"> </w:t>
+      </w:r>
+      <w:r>
+        <w:t xml:space="preserve">ve yetkili imzası; test penceresi (tarih/saat).</w:t>
       </w:r>
     </w:p>
     <w:p>
@@ -6508,53 +8837,27 @@
         <w:pStyle w:val="Compact"/>
         <w:numPr>
           <w:ilvl w:val="0"/>
-          <w:numId w:val="1008"/>
+          <w:numId w:val="1021"/>
         </w:numPr>
       </w:pPr>
       <w:r>
-        <w:rPr>
-          <w:b/>
-          <w:bCs/>
-        </w:rPr>
-        <w:t xml:space="preserve">Sonuçlar:</w:t>
-      </w:r>
-      <w:r>
-        <w:t xml:space="preserve"> </w:t>
-      </w:r>
-      <w:r>
-        <w:t xml:space="preserve">Testleri çalıştırıp</w:t>
-      </w:r>
-      <w:r>
-        <w:t xml:space="preserve"> </w:t>
-      </w:r>
-      <w:r>
-        <w:rPr>
-          <w:b/>
-          <w:bCs/>
-        </w:rPr>
-        <w:t xml:space="preserve">gözlenen sonuçları</w:t>
-      </w:r>
-      <w:r>
-        <w:t xml:space="preserve"> </w:t>
-      </w:r>
-      <w:r>
-        <w:t xml:space="preserve">yazın — finalde plan değil,</w:t>
-      </w:r>
-      <w:r>
-        <w:t xml:space="preserve"> </w:t>
-      </w:r>
-      <w:r>
-        <w:rPr>
-          <w:b/>
-          <w:bCs/>
-        </w:rPr>
-        <w:t xml:space="preserve">sonuç</w:t>
-      </w:r>
-      <w:r>
-        <w:t xml:space="preserve"> </w:t>
-      </w:r>
-      <w:r>
-        <w:t xml:space="preserve">beklenir.</w:t>
+        <w:t xml:space="preserve">İzin verilen ve</w:t>
+      </w:r>
+      <w:r>
+        <w:t xml:space="preserve"> </w:t>
+      </w:r>
+      <w:r>
+        <w:rPr>
+          <w:b/>
+          <w:bCs/>
+        </w:rPr>
+        <w:t xml:space="preserve">yasak</w:t>
+      </w:r>
+      <w:r>
+        <w:t xml:space="preserve"> </w:t>
+      </w:r>
+      <w:r>
+        <w:t xml:space="preserve">yöntemler (ör. hizmet kesintisine yol açacak testler hariç).</w:t>
       </w:r>
     </w:p>
     <w:p>
@@ -6562,21 +8865,11 @@
         <w:pStyle w:val="Compact"/>
         <w:numPr>
           <w:ilvl w:val="0"/>
-          <w:numId w:val="1008"/>
+          <w:numId w:val="1021"/>
         </w:numPr>
       </w:pPr>
       <w:r>
-        <w:rPr>
-          <w:b/>
-          <w:bCs/>
-        </w:rPr>
-        <w:t xml:space="preserve">Bulgu–aksiyon:</w:t>
-      </w:r>
-      <w:r>
-        <w:t xml:space="preserve"> </w:t>
-      </w:r>
-      <w:r>
-        <w:t xml:space="preserve">Vize geri bildirimlerini bir bulgu–aksiyon tablosuna dökün.</w:t>
+        <w:t xml:space="preserve">Veri işleme kuralı: gerçek kişisel veri kullanılmaz; bulgular gizli tutulur.</w:t>
       </w:r>
     </w:p>
     <w:p>
@@ -6584,181 +8877,11 @@
         <w:pStyle w:val="Compact"/>
         <w:numPr>
           <w:ilvl w:val="0"/>
-          <w:numId w:val="1008"/>
+          <w:numId w:val="1021"/>
         </w:numPr>
       </w:pPr>
       <w:r>
-        <w:rPr>
-          <w:b/>
-          <w:bCs/>
-        </w:rPr>
-        <w:t xml:space="preserve">Kalan risk:</w:t>
-      </w:r>
-      <w:r>
-        <w:t xml:space="preserve"> </w:t>
-      </w:r>
-      <w:r>
-        <w:t xml:space="preserve">Kapatmadığınız riskleri ve gerekçesini yazın.</w:t>
-      </w:r>
-    </w:p>
-    <w:p>
-      <w:pPr>
-        <w:pStyle w:val="BlockText"/>
-      </w:pPr>
-      <w:r>
-        <w:rPr>
-          <w:b/>
-          <w:bCs/>
-        </w:rPr>
-        <w:t xml:space="preserve">Etik ve hukuki çerçeve (tekrar)</w:t>
-      </w:r>
-    </w:p>
-    <w:p>
-      <w:pPr>
-        <w:pStyle w:val="BlockText"/>
-      </w:pPr>
-      <w:r>
-        <w:t xml:space="preserve">Sızma testi yalnız</w:t>
-      </w:r>
-      <w:r>
-        <w:t xml:space="preserve"> </w:t>
-      </w:r>
-      <w:r>
-        <w:rPr>
-          <w:b/>
-          <w:bCs/>
-        </w:rPr>
-        <w:t xml:space="preserve">kendi</w:t>
-      </w:r>
-      <w:r>
-        <w:t xml:space="preserve"> </w:t>
-      </w:r>
-      <w:r>
-        <w:t xml:space="preserve">projeniz ve yetkili olduğunuz sistemler üzerinde yapılır. Başkasının sistemine izinsiz</w:t>
-      </w:r>
-      <w:r>
-        <w:t xml:space="preserve"> </w:t>
-      </w:r>
-      <w:r>
-        <w:t xml:space="preserve">test, amacı ne olursa olsun suçtur. Bütün veriler sentetik olmalı; depoda gerçek sır ya da kişisel veri</w:t>
-      </w:r>
-      <w:r>
-        <w:t xml:space="preserve"> </w:t>
-      </w:r>
-      <w:r>
-        <w:t xml:space="preserve">bulunmamalıdır.</w:t>
-      </w:r>
-    </w:p>
-    <w:bookmarkEnd w:id="45"/>
-    <w:bookmarkStart w:id="46" w:name="kendini-sınama"/>
-    <w:p>
-      <w:pPr>
-        <w:pStyle w:val="Heading2"/>
-      </w:pPr>
-      <w:r>
-        <w:t xml:space="preserve">10. Kendini sınama</w:t>
-      </w:r>
-    </w:p>
-    <w:p>
-      <w:pPr>
-        <w:pStyle w:val="BlockText"/>
-      </w:pPr>
-      <w:r>
-        <w:rPr>
-          <w:b/>
-          <w:bCs/>
-        </w:rPr>
-        <w:t xml:space="preserve">1. Bir ürünün bağımsız değerlendirmesindeki 13 adımı ana hatlarıyla sıralayın. Hazırlık, değerlendirme ve süreklilik aşamaları neleri kapsar?</w:t>
-      </w:r>
-    </w:p>
-    <w:p>
-      <w:pPr>
-        <w:pStyle w:val="BlockText"/>
-      </w:pPr>
-      <w:r>
-        <w:rPr>
-          <w:b/>
-          <w:bCs/>
-        </w:rPr>
-        <w:t xml:space="preserve">Hazırlık (1–4):</w:t>
-      </w:r>
-      <w:r>
-        <w:t xml:space="preserve"> </w:t>
-      </w:r>
-      <w:r>
-        <w:t xml:space="preserve">değerlendirme hedefini (TOE) tanımlama, kapsam, güvenlik hedefi/gereksinimler, plan.</w:t>
-      </w:r>
-      <w:r>
-        <w:t xml:space="preserve"> </w:t>
-      </w:r>
-      <w:r>
-        <w:rPr>
-          <w:b/>
-          <w:bCs/>
-        </w:rPr>
-        <w:t xml:space="preserve">Değerlendirme:</w:t>
-      </w:r>
-      <w:r>
-        <w:t xml:space="preserve"> </w:t>
-      </w:r>
-      <w:r>
-        <w:t xml:space="preserve">yöntemleri uygulama (kod inceleme → SAST → DAST → fuzzing → sızma testi), bulguları saldırı potansiyeliyle derecelendirme, raporlama.</w:t>
-      </w:r>
-      <w:r>
-        <w:t xml:space="preserve"> </w:t>
-      </w:r>
-      <w:r>
-        <w:rPr>
-          <w:b/>
-          <w:bCs/>
-        </w:rPr>
-        <w:t xml:space="preserve">Süreklilik:</w:t>
-      </w:r>
-      <w:r>
-        <w:t xml:space="preserve"> </w:t>
-      </w:r>
-      <w:r>
-        <w:t xml:space="preserve">karar/sertifika, sonra her değişiklikte etki analizi + delta değerlendirme ve sürüm bakımı.</w:t>
-      </w:r>
-    </w:p>
-    <w:p>
-      <w:pPr>
-        <w:pStyle w:val="BlockText"/>
-      </w:pPr>
-      <w:r>
-        <w:rPr>
-          <w:b/>
-          <w:bCs/>
-        </w:rPr>
-        <w:t xml:space="preserve">2. Değerlendirici hangi iki varsayımla çalışır? Bu neden</w:t>
-      </w:r>
-      <w:r>
-        <w:rPr>
-          <w:b/>
-          <w:bCs/>
-        </w:rPr>
-        <w:t xml:space="preserve"> </w:t>
-      </w:r>
-      <w:r>
-        <w:rPr>
-          <w:b/>
-          <w:bCs/>
-        </w:rPr>
-        <w:t xml:space="preserve">‘korumanın var olması yetmez’</w:t>
-      </w:r>
-      <w:r>
-        <w:rPr>
-          <w:b/>
-          <w:bCs/>
-        </w:rPr>
-        <w:t xml:space="preserve"> </w:t>
-      </w:r>
-      <w:r>
-        <w:rPr>
-          <w:b/>
-          <w:bCs/>
-        </w:rPr>
-        <w:t xml:space="preserve">sonucunu doğurur?</w:t>
+        <w:t xml:space="preserve">Durdurma koşulu (kill switch): kritik bir etki görülürse test durur ve derhal bildirilir.</w:t>
       </w:r>
     </w:p>
     <w:p>
@@ -6766,74 +8889,372 @@
         <w:pStyle w:val="Compact"/>
         <w:numPr>
           <w:ilvl w:val="0"/>
-          <w:numId w:val="1009"/>
+          <w:numId w:val="1021"/>
         </w:numPr>
       </w:pPr>
       <w:r>
-        <w:t xml:space="preserve">Saldırgan sistemi</w:t>
-      </w:r>
-      <w:r>
-        <w:t xml:space="preserve"> </w:t>
-      </w:r>
-      <w:r>
-        <w:rPr>
-          <w:b/>
-          <w:bCs/>
-        </w:rPr>
-        <w:t xml:space="preserve">tam bilir</w:t>
-      </w:r>
-      <w:r>
-        <w:t xml:space="preserve"> </w:t>
-      </w:r>
-      <w:r>
-        <w:t xml:space="preserve">(Kerckhoffs), (2) saldırgan</w:t>
-      </w:r>
-      <w:r>
-        <w:t xml:space="preserve"> </w:t>
-      </w:r>
-      <w:r>
-        <w:rPr>
-          <w:b/>
-          <w:bCs/>
-        </w:rPr>
-        <w:t xml:space="preserve">yetenekli ve kaynaklıdır</w:t>
-      </w:r>
-      <w:r>
-        <w:t xml:space="preserve">. Bu yüzden bir korumanın sadece bulunması değil; belirli bir</w:t>
-      </w:r>
-      <w:r>
-        <w:t xml:space="preserve"> </w:t>
-      </w:r>
-      <w:r>
-        <w:rPr>
-          <w:b/>
-          <w:bCs/>
-        </w:rPr>
-        <w:t xml:space="preserve">saldırı potansiyeline</w:t>
-      </w:r>
-      <w:r>
-        <w:t xml:space="preserve"> </w:t>
-      </w:r>
-      <w:r>
-        <w:t xml:space="preserve">dayanması ve bunun</w:t>
-      </w:r>
-      <w:r>
-        <w:t xml:space="preserve"> </w:t>
-      </w:r>
-      <w:r>
-        <w:rPr>
-          <w:b/>
-          <w:bCs/>
-        </w:rPr>
-        <w:t xml:space="preserve">kanıtla</w:t>
-      </w:r>
-      <w:r>
-        <w:t xml:space="preserve"> </w:t>
-      </w:r>
-      <w:r>
-        <w:t xml:space="preserve">gösterilmesi gerekir.</w:t>
-      </w:r>
-    </w:p>
+        <w:t xml:space="preserve">İletişim ve yükseltme (escalation) noktaları.</w:t>
+      </w:r>
+    </w:p>
+    <w:bookmarkEnd w:id="61"/>
+    <w:bookmarkStart w:id="62" w:name="yöntem-methodology"/>
+    <w:p>
+      <w:pPr>
+        <w:pStyle w:val="Heading3"/>
+      </w:pPr>
+      <w:r>
+        <w:t xml:space="preserve">3. Yöntem (methodology)</w:t>
+      </w:r>
+    </w:p>
+    <w:p>
+      <w:pPr>
+        <w:pStyle w:val="FirstParagraph"/>
+      </w:pPr>
+      <w:r>
+        <w:t xml:space="preserve">Tanınmış bir metodoloji seçilir ve ona uyulur: mobil için</w:t>
+      </w:r>
+      <w:r>
+        <w:t xml:space="preserve"> </w:t>
+      </w:r>
+      <w:r>
+        <w:rPr>
+          <w:b/>
+          <w:bCs/>
+        </w:rPr>
+        <w:t xml:space="preserve">OWASP MASTG/MASVS</w:t>
+      </w:r>
+      <w:r>
+        <w:t xml:space="preserve">, web için</w:t>
+      </w:r>
+      <w:r>
+        <w:t xml:space="preserve"> </w:t>
+      </w:r>
+      <w:r>
+        <w:rPr>
+          <w:b/>
+          <w:bCs/>
+        </w:rPr>
+        <w:t xml:space="preserve">OWASP WSTG</w:t>
+      </w:r>
+      <w:r>
+        <w:t xml:space="preserve">, genel süreç</w:t>
+      </w:r>
+      <w:r>
+        <w:t xml:space="preserve"> </w:t>
+      </w:r>
+      <w:r>
+        <w:t xml:space="preserve">için</w:t>
+      </w:r>
+      <w:r>
+        <w:t xml:space="preserve"> </w:t>
+      </w:r>
+      <w:r>
+        <w:rPr>
+          <w:b/>
+          <w:bCs/>
+        </w:rPr>
+        <w:t xml:space="preserve">PTES</w:t>
+      </w:r>
+      <w:r>
+        <w:t xml:space="preserve"> </w:t>
+      </w:r>
+      <w:r>
+        <w:t xml:space="preserve">ya da</w:t>
+      </w:r>
+      <w:r>
+        <w:t xml:space="preserve"> </w:t>
+      </w:r>
+      <w:r>
+        <w:rPr>
+          <w:b/>
+          <w:bCs/>
+        </w:rPr>
+        <w:t xml:space="preserve">NIST SP 800-115</w:t>
+      </w:r>
+      <w:r>
+        <w:t xml:space="preserve">. Yöntem seçimi, sonucun</w:t>
+      </w:r>
+      <w:r>
+        <w:t xml:space="preserve"> </w:t>
+      </w:r>
+      <w:r>
+        <w:rPr>
+          <w:b/>
+          <w:bCs/>
+        </w:rPr>
+        <w:t xml:space="preserve">tekrarlanabilir</w:t>
+      </w:r>
+      <w:r>
+        <w:t xml:space="preserve"> </w:t>
+      </w:r>
+      <w:r>
+        <w:t xml:space="preserve">ve</w:t>
+      </w:r>
+      <w:r>
+        <w:t xml:space="preserve"> </w:t>
+      </w:r>
+      <w:r>
+        <w:rPr>
+          <w:b/>
+          <w:bCs/>
+        </w:rPr>
+        <w:t xml:space="preserve">karşılaştırılabilir</w:t>
+      </w:r>
+      <w:r>
+        <w:t xml:space="preserve"> </w:t>
+      </w:r>
+      <w:r>
+        <w:t xml:space="preserve">olmasını sağlar.</w:t>
+      </w:r>
+    </w:p>
+    <w:bookmarkEnd w:id="62"/>
+    <w:bookmarkStart w:id="63" w:name="test-şablonu-sekiz-başlık"/>
+    <w:p>
+      <w:pPr>
+        <w:pStyle w:val="Heading3"/>
+      </w:pPr>
+      <w:r>
+        <w:t xml:space="preserve">4. Test şablonu (sekiz başlık)</w:t>
+      </w:r>
+    </w:p>
+    <w:p>
+      <w:pPr>
+        <w:pStyle w:val="FirstParagraph"/>
+      </w:pPr>
+      <w:r>
+        <w:t xml:space="preserve">Değerlendirmedeki her test aynı şablonla yazılır; bu, projenizin S16 bölümünün de iskeletidir:</w:t>
+      </w:r>
+    </w:p>
+    <w:tbl>
+      <w:tblPr>
+        <w:tblStyle w:val="Table"/>
+        <w:tblW w:type="auto" w:w="0"/>
+        <w:tblLook w:firstRow="1" w:lastRow="0" w:firstColumn="0" w:lastColumn="0" w:noHBand="0" w:noVBand="0" w:val="0020"/>
+      </w:tblPr>
+      <w:tblGrid>
+        <w:gridCol w:w="3960"/>
+        <w:gridCol w:w="3960"/>
+      </w:tblGrid>
+      <w:tr>
+        <w:trPr>
+          <w:tblHeader w:val="on"/>
+        </w:trPr>
+        <w:tc>
+          <w:tcPr/>
+          <w:p>
+            <w:pPr>
+              <w:pStyle w:val="Compact"/>
+            </w:pPr>
+            <w:r>
+              <w:t xml:space="preserve">Alan</w:t>
+            </w:r>
+          </w:p>
+        </w:tc>
+        <w:tc>
+          <w:tcPr/>
+          <w:p>
+            <w:pPr>
+              <w:pStyle w:val="Compact"/>
+            </w:pPr>
+            <w:r>
+              <w:t xml:space="preserve">İçerik</w:t>
+            </w:r>
+          </w:p>
+        </w:tc>
+      </w:tr>
+      <w:tr>
+        <w:tc>
+          <w:tcPr/>
+          <w:p>
+            <w:pPr>
+              <w:pStyle w:val="Compact"/>
+            </w:pPr>
+            <w:r>
+              <w:t xml:space="preserve">Test kimliği</w:t>
+            </w:r>
+          </w:p>
+        </w:tc>
+        <w:tc>
+          <w:tcPr/>
+          <w:p>
+            <w:pPr>
+              <w:pStyle w:val="Compact"/>
+            </w:pPr>
+            <w:r>
+              <w:t xml:space="preserve">Benzersiz numara</w:t>
+            </w:r>
+          </w:p>
+        </w:tc>
+      </w:tr>
+      <w:tr>
+        <w:tc>
+          <w:tcPr/>
+          <w:p>
+            <w:pPr>
+              <w:pStyle w:val="Compact"/>
+            </w:pPr>
+            <w:r>
+              <w:t xml:space="preserve">İlgili gereksinim</w:t>
+            </w:r>
+          </w:p>
+        </w:tc>
+        <w:tc>
+          <w:tcPr/>
+          <w:p>
+            <w:pPr>
+              <w:pStyle w:val="Compact"/>
+            </w:pPr>
+            <w:r>
+              <w:t xml:space="preserve">Hangi gereksinimi/varlığı sınıyor (S17 ile bağ)</w:t>
+            </w:r>
+          </w:p>
+        </w:tc>
+      </w:tr>
+      <w:tr>
+        <w:tc>
+          <w:tcPr/>
+          <w:p>
+            <w:pPr>
+              <w:pStyle w:val="Compact"/>
+            </w:pPr>
+            <w:r>
+              <w:t xml:space="preserve">Amaç</w:t>
+            </w:r>
+          </w:p>
+        </w:tc>
+        <w:tc>
+          <w:tcPr/>
+          <w:p>
+            <w:pPr>
+              <w:pStyle w:val="Compact"/>
+            </w:pPr>
+            <w:r>
+              <w:t xml:space="preserve">Ne doğrulanıyor</w:t>
+            </w:r>
+          </w:p>
+        </w:tc>
+      </w:tr>
+      <w:tr>
+        <w:tc>
+          <w:tcPr/>
+          <w:p>
+            <w:pPr>
+              <w:pStyle w:val="Compact"/>
+            </w:pPr>
+            <w:r>
+              <w:t xml:space="preserve">Ön koşullar</w:t>
+            </w:r>
+          </w:p>
+        </w:tc>
+        <w:tc>
+          <w:tcPr/>
+          <w:p>
+            <w:pPr>
+              <w:pStyle w:val="Compact"/>
+            </w:pPr>
+            <w:r>
+              <w:t xml:space="preserve">Ortam, sürüm, veriler</w:t>
+            </w:r>
+          </w:p>
+        </w:tc>
+      </w:tr>
+      <w:tr>
+        <w:tc>
+          <w:tcPr/>
+          <w:p>
+            <w:pPr>
+              <w:pStyle w:val="Compact"/>
+            </w:pPr>
+            <w:r>
+              <w:t xml:space="preserve">Yöntem/adımlar</w:t>
+            </w:r>
+          </w:p>
+        </w:tc>
+        <w:tc>
+          <w:tcPr/>
+          <w:p>
+            <w:pPr>
+              <w:pStyle w:val="Compact"/>
+            </w:pPr>
+            <w:r>
+              <w:t xml:space="preserve">Tekrarlanabilir biçimde</w:t>
+            </w:r>
+          </w:p>
+        </w:tc>
+      </w:tr>
+      <w:tr>
+        <w:tc>
+          <w:tcPr/>
+          <w:p>
+            <w:pPr>
+              <w:pStyle w:val="Compact"/>
+            </w:pPr>
+            <w:r>
+              <w:t xml:space="preserve">Beklenen sonuç</w:t>
+            </w:r>
+          </w:p>
+        </w:tc>
+        <w:tc>
+          <w:tcPr/>
+          <w:p>
+            <w:pPr>
+              <w:pStyle w:val="Compact"/>
+            </w:pPr>
+            <w:r>
+              <w:t xml:space="preserve">Güvenli davranış ne olmalı</w:t>
+            </w:r>
+          </w:p>
+        </w:tc>
+      </w:tr>
+      <w:tr>
+        <w:tc>
+          <w:tcPr/>
+          <w:p>
+            <w:pPr>
+              <w:pStyle w:val="Compact"/>
+            </w:pPr>
+            <w:r>
+              <w:t xml:space="preserve">Gözlenen sonuç</w:t>
+            </w:r>
+          </w:p>
+        </w:tc>
+        <w:tc>
+          <w:tcPr/>
+          <w:p>
+            <w:pPr>
+              <w:pStyle w:val="Compact"/>
+            </w:pPr>
+            <w:r>
+              <w:t xml:space="preserve">Ne oldu (kanıtla)</w:t>
+            </w:r>
+          </w:p>
+        </w:tc>
+      </w:tr>
+      <w:tr>
+        <w:tc>
+          <w:tcPr/>
+          <w:p>
+            <w:pPr>
+              <w:pStyle w:val="Compact"/>
+            </w:pPr>
+            <w:r>
+              <w:t xml:space="preserve">Saldırı potansiyeli / karar</w:t>
+            </w:r>
+          </w:p>
+        </w:tc>
+        <w:tc>
+          <w:tcPr/>
+          <w:p>
+            <w:pPr>
+              <w:pStyle w:val="Compact"/>
+            </w:pPr>
+            <w:r>
+              <w:t xml:space="preserve">Puanlama + geçti/kaldı + öneri</w:t>
+            </w:r>
+          </w:p>
+        </w:tc>
+      </w:tr>
+    </w:tbl>
     <w:p>
       <w:pPr>
         <w:pStyle w:val="BlockText"/>
@@ -6843,7 +9264,7 @@
           <w:b/>
           <w:bCs/>
         </w:rPr>
-        <w:t xml:space="preserve">3. Zafiyet değerlendirmesinin yöntemlerini (kod incelemesi, SAST, DAST, fuzzing, sızma testi) neden bu sırada uygularız?</w:t>
+        <w:t xml:space="preserve">Takım etkinliği (sınıf içi)</w:t>
       </w:r>
     </w:p>
     <w:p>
@@ -6851,670 +9272,92 @@
         <w:pStyle w:val="BlockText"/>
       </w:pPr>
       <w:r>
-        <w:t xml:space="preserve">Ucuz/otomatik/geniş kapsamlı yöntemlerden pahalı/el emeği/derin yöntemlere doğru. Erken ucuz taramalar kolay bulguları eler; pahalı el emeği (fuzzing, sızma testi) yalnız kalan derin sorunlara harcanır → bütçe ve zaman verimli kullanılır.</w:t>
-      </w:r>
-    </w:p>
-    <w:p>
-      <w:pPr>
-        <w:pStyle w:val="BlockText"/>
-      </w:pPr>
-      <w:r>
-        <w:rPr>
-          <w:b/>
-          <w:bCs/>
-        </w:rPr>
-        <w:t xml:space="preserve">4. ISO/IEC 27001 ile Ortak Kriterler’in test beklentisi nasıl ayrılır? Biri neyi, öteki neyi sertifikalar?</w:t>
-      </w:r>
-    </w:p>
-    <w:p>
-      <w:pPr>
-        <w:pStyle w:val="BlockText"/>
-      </w:pPr>
-      <w:r>
-        <w:t xml:space="preserve">ISO/IEC 27001</w:t>
-      </w:r>
-      <w:r>
-        <w:t xml:space="preserve"> </w:t>
-      </w:r>
-      <w:r>
-        <w:rPr>
-          <w:b/>
-          <w:bCs/>
-        </w:rPr>
-        <w:t xml:space="preserve">kurumun bilgi güvenliği yönetim sistemini</w:t>
-      </w:r>
-      <w:r>
-        <w:t xml:space="preserve"> </w:t>
-      </w:r>
-      <w:r>
-        <w:t xml:space="preserve">(süreç/organizasyon) denetler ve sertifikalar. Ortak Kriterler (ISO/IEC 15408)</w:t>
-      </w:r>
-      <w:r>
-        <w:t xml:space="preserve"> </w:t>
-      </w:r>
-      <w:r>
-        <w:rPr>
-          <w:b/>
-          <w:bCs/>
-        </w:rPr>
-        <w:t xml:space="preserve">belirli bir ürünü (TOE)</w:t>
-      </w:r>
-      <w:r>
-        <w:t xml:space="preserve"> </w:t>
-      </w:r>
-      <w:r>
-        <w:t xml:space="preserve">tanımlı bir güvence düzeyinde teknik olarak değerlendirir ve sertifikalar.</w:t>
-      </w:r>
-    </w:p>
-    <w:p>
-      <w:pPr>
-        <w:pStyle w:val="BlockText"/>
-      </w:pPr>
-      <w:r>
-        <w:rPr>
-          <w:b/>
-          <w:bCs/>
-        </w:rPr>
-        <w:t xml:space="preserve">5. Saldırı potansiyelinin beş faktörünü sayın. Düşük saldırı potansiyeli neden ciddi bir bulgudur?</w:t>
-      </w:r>
-    </w:p>
-    <w:p>
-      <w:pPr>
-        <w:pStyle w:val="BlockText"/>
-      </w:pPr>
-      <w:r>
-        <w:rPr>
-          <w:b/>
-          <w:bCs/>
-        </w:rPr>
-        <w:t xml:space="preserve">Geçen zaman, uzmanlık, ürün hakkında bilgi, fırsat (erişim/pencere), ekipman.</w:t>
-      </w:r>
-      <w:r>
-        <w:t xml:space="preserve"> </w:t>
-      </w:r>
-      <w:r>
-        <w:t xml:space="preserve">Düşük saldırı potansiyeli, az zaman/beceri/araçla sömürülebilir demektir → çok sayıda saldırgan başarabilir → geniş ve olası tehdit, yani yüksek risk.</w:t>
-      </w:r>
-    </w:p>
-    <w:p>
-      <w:pPr>
-        <w:pStyle w:val="BlockText"/>
-      </w:pPr>
-      <w:r>
-        <w:rPr>
-          <w:b/>
-          <w:bCs/>
-        </w:rPr>
-        <w:t xml:space="preserve">6. Saldırı potansiyeli ile CVSS neyi ölçer? İkisi neden birlikte verilir?</w:t>
-      </w:r>
-    </w:p>
-    <w:p>
-      <w:pPr>
-        <w:pStyle w:val="BlockText"/>
-      </w:pPr>
-      <w:r>
-        <w:rPr>
-          <w:b/>
-          <w:bCs/>
-        </w:rPr>
-        <w:t xml:space="preserve">Saldırı potansiyeli</w:t>
-      </w:r>
-      <w:r>
-        <w:t xml:space="preserve"> </w:t>
-      </w:r>
-      <w:r>
-        <w:t xml:space="preserve">saldırıyı gerçekleştirmenin</w:t>
-      </w:r>
-      <w:r>
-        <w:t xml:space="preserve"> </w:t>
-      </w:r>
-      <w:r>
-        <w:rPr>
-          <w:b/>
-          <w:bCs/>
-        </w:rPr>
-        <w:t xml:space="preserve">zorluğunu/maliyetini</w:t>
-      </w:r>
-      <w:r>
-        <w:t xml:space="preserve">;</w:t>
-      </w:r>
-      <w:r>
-        <w:t xml:space="preserve"> </w:t>
-      </w:r>
-      <w:r>
-        <w:rPr>
-          <w:b/>
-          <w:bCs/>
-        </w:rPr>
-        <w:t xml:space="preserve">CVSS</w:t>
-      </w:r>
-      <w:r>
-        <w:t xml:space="preserve"> </w:t>
-      </w:r>
-      <w:r>
-        <w:t xml:space="preserve">açığın</w:t>
-      </w:r>
-      <w:r>
-        <w:t xml:space="preserve"> </w:t>
-      </w:r>
-      <w:r>
-        <w:rPr>
-          <w:b/>
-          <w:bCs/>
-        </w:rPr>
-        <w:t xml:space="preserve">ciddiyet/etkisini</w:t>
-      </w:r>
-      <w:r>
-        <w:t xml:space="preserve"> </w:t>
-      </w:r>
-      <w:r>
-        <w:t xml:space="preserve">ölçer. Birlikte verilince hem</w:t>
-      </w:r>
-      <w:r>
-        <w:t xml:space="preserve"> </w:t>
-      </w:r>
-      <w:r>
-        <w:t xml:space="preserve">‘ne kadar kolay’</w:t>
-      </w:r>
-      <w:r>
-        <w:t xml:space="preserve"> </w:t>
-      </w:r>
-      <w:r>
-        <w:t xml:space="preserve">hem</w:t>
-      </w:r>
-      <w:r>
-        <w:t xml:space="preserve"> </w:t>
-      </w:r>
-      <w:r>
-        <w:t xml:space="preserve">‘ne kadar kötü’</w:t>
-      </w:r>
-      <w:r>
-        <w:t xml:space="preserve"> </w:t>
-      </w:r>
-      <w:r>
-        <w:t xml:space="preserve">görülür ve önceliklendirme sağlıklı yapılır.</w:t>
-      </w:r>
-    </w:p>
-    <w:p>
-      <w:pPr>
-        <w:pStyle w:val="BlockText"/>
-      </w:pPr>
-      <w:r>
-        <w:rPr>
-          <w:b/>
-          <w:bCs/>
-        </w:rPr>
-        <w:t xml:space="preserve">7. Bulgu–öneri–aksiyon döngüsünü açıklayın. Bir bulgu</w:t>
-      </w:r>
-      <w:r>
-        <w:rPr>
-          <w:b/>
-          <w:bCs/>
-        </w:rPr>
-        <w:t xml:space="preserve"> </w:t>
-      </w:r>
-      <w:r>
-        <w:rPr>
-          <w:b/>
-          <w:bCs/>
-        </w:rPr>
-        <w:t xml:space="preserve">‘güvenlik açığı değil’</w:t>
-      </w:r>
-      <w:r>
-        <w:rPr>
-          <w:b/>
-          <w:bCs/>
-        </w:rPr>
-        <w:t xml:space="preserve"> </w:t>
-      </w:r>
-      <w:r>
-        <w:rPr>
-          <w:b/>
-          <w:bCs/>
-        </w:rPr>
-        <w:t xml:space="preserve">diye nasıl kapanır?</w:t>
-      </w:r>
-    </w:p>
-    <w:p>
-      <w:pPr>
-        <w:pStyle w:val="BlockText"/>
-      </w:pPr>
-      <w:r>
-        <w:t xml:space="preserve">Her bulguya bir</w:t>
-      </w:r>
-      <w:r>
-        <w:t xml:space="preserve"> </w:t>
-      </w:r>
-      <w:r>
-        <w:rPr>
-          <w:b/>
-          <w:bCs/>
-        </w:rPr>
-        <w:t xml:space="preserve">düzeltme önerisi</w:t>
-      </w:r>
-      <w:r>
-        <w:t xml:space="preserve"> </w:t>
-      </w:r>
-      <w:r>
-        <w:t xml:space="preserve">ve sorumlu/</w:t>
-      </w:r>
-      <w:r>
-        <w:rPr>
-          <w:b/>
-          <w:bCs/>
-        </w:rPr>
-        <w:t xml:space="preserve">aksiyon</w:t>
-      </w:r>
-      <w:r>
-        <w:t xml:space="preserve"> </w:t>
-      </w:r>
-      <w:r>
-        <w:t xml:space="preserve">atanır, sonra düzeltme</w:t>
-      </w:r>
-      <w:r>
-        <w:t xml:space="preserve"> </w:t>
-      </w:r>
-      <w:r>
-        <w:rPr>
-          <w:b/>
-          <w:bCs/>
-        </w:rPr>
-        <w:t xml:space="preserve">doğrulanır</w:t>
-      </w:r>
-      <w:r>
-        <w:t xml:space="preserve">. Bir bulgu, bağlam veya telafi kontrolleri nedeniyle gerçekten</w:t>
-      </w:r>
-      <w:r>
-        <w:t xml:space="preserve"> </w:t>
-      </w:r>
-      <w:r>
-        <w:rPr>
-          <w:b/>
-          <w:bCs/>
-        </w:rPr>
-        <w:t xml:space="preserve">sömürülemez</w:t>
-      </w:r>
-      <w:r>
-        <w:t xml:space="preserve"> </w:t>
-      </w:r>
-      <w:r>
-        <w:t xml:space="preserve">olduğu kanıtlanırsa</w:t>
-      </w:r>
-      <w:r>
-        <w:t xml:space="preserve"> </w:t>
-      </w:r>
-      <w:r>
-        <w:t xml:space="preserve">‘etkilenmez / risk kabul’</w:t>
-      </w:r>
-      <w:r>
-        <w:t xml:space="preserve"> </w:t>
-      </w:r>
-      <w:r>
-        <w:t xml:space="preserve">gerekçesiyle (VEX benzeri) kapatılır.</w:t>
-      </w:r>
-    </w:p>
-    <w:p>
-      <w:pPr>
-        <w:pStyle w:val="BlockText"/>
-      </w:pPr>
-      <w:r>
-        <w:rPr>
-          <w:b/>
-          <w:bCs/>
-        </w:rPr>
-        <w:t xml:space="preserve">8. Güvenlik etki analizi ile delta değerlendirme arasındaki fark nedir? Hangisi geliştiricinin, hangisi laboratuvarın çıktısıdır?</w:t>
-      </w:r>
-    </w:p>
-    <w:p>
-      <w:pPr>
-        <w:pStyle w:val="BlockText"/>
-      </w:pPr>
-      <w:r>
-        <w:rPr>
-          <w:b/>
-          <w:bCs/>
-        </w:rPr>
-        <w:t xml:space="preserve">Etki analizi geliştiricinin</w:t>
-      </w:r>
-      <w:r>
-        <w:t xml:space="preserve"> </w:t>
-      </w:r>
-      <w:r>
-        <w:t xml:space="preserve">çıktısıdır: yapılan değişiklik güvenliği/TOE’yi etkiliyor mu?</w:t>
-      </w:r>
-      <w:r>
-        <w:t xml:space="preserve"> </w:t>
-      </w:r>
-      <w:r>
-        <w:rPr>
-          <w:b/>
-          <w:bCs/>
-        </w:rPr>
-        <w:t xml:space="preserve">Delta değerlendirme laboratuvarın</w:t>
-      </w:r>
-      <w:r>
-        <w:t xml:space="preserve"> </w:t>
-      </w:r>
-      <w:r>
-        <w:t xml:space="preserve">işidir: etkilenen kısmı bağımsız olarak yeniden değerlendirir (tüm ürünü baştan değil).</w:t>
-      </w:r>
-    </w:p>
-    <w:p>
-      <w:pPr>
-        <w:pStyle w:val="BlockText"/>
-      </w:pPr>
-      <w:r>
-        <w:rPr>
-          <w:b/>
-          <w:bCs/>
-        </w:rPr>
-        <w:t xml:space="preserve">9. Bir sızma testi planının dört başlığını (kapsam, angajman kuralları, yöntem, test şablonu) ve her birinin amacını yazın.</w:t>
-      </w:r>
-    </w:p>
-    <w:p>
-      <w:pPr>
-        <w:pStyle w:val="BlockText"/>
-      </w:pPr>
-      <w:r>
-        <w:rPr>
-          <w:b/>
-          <w:bCs/>
-        </w:rPr>
-        <w:t xml:space="preserve">Kapsam:</w:t>
-      </w:r>
-      <w:r>
-        <w:t xml:space="preserve"> </w:t>
-      </w:r>
-      <w:r>
-        <w:t xml:space="preserve">neyin test edilip edilmeyeceği.</w:t>
-      </w:r>
-      <w:r>
-        <w:t xml:space="preserve"> </w:t>
-      </w:r>
-      <w:r>
-        <w:rPr>
-          <w:b/>
-          <w:bCs/>
-        </w:rPr>
-        <w:t xml:space="preserve">Angajman kuralları:</w:t>
-      </w:r>
-      <w:r>
-        <w:t xml:space="preserve"> </w:t>
-      </w:r>
-      <w:r>
-        <w:t xml:space="preserve">izinler, sınırlar, zaman, durdurma koşulu.</w:t>
-      </w:r>
-      <w:r>
-        <w:t xml:space="preserve"> </w:t>
-      </w:r>
-      <w:r>
-        <w:rPr>
-          <w:b/>
-          <w:bCs/>
-        </w:rPr>
-        <w:t xml:space="preserve">Yöntem:</w:t>
-      </w:r>
-      <w:r>
-        <w:t xml:space="preserve"> </w:t>
-      </w:r>
-      <w:r>
-        <w:t xml:space="preserve">metodoloji ve araçlar (WSTG/PTES vb.).</w:t>
-      </w:r>
-      <w:r>
-        <w:t xml:space="preserve"> </w:t>
-      </w:r>
-      <w:r>
-        <w:rPr>
-          <w:b/>
-          <w:bCs/>
-        </w:rPr>
-        <w:t xml:space="preserve">Test şablonu:</w:t>
-      </w:r>
-      <w:r>
-        <w:t xml:space="preserve"> </w:t>
-      </w:r>
-      <w:r>
-        <w:t xml:space="preserve">tekrarlanabilir test kartları. Amaç: güvenli, etik, tekrarlanabilir ve kapsamı net bir test.</w:t>
-      </w:r>
-    </w:p>
-    <w:p>
-      <w:pPr>
-        <w:pStyle w:val="BlockText"/>
-      </w:pPr>
-      <w:r>
-        <w:rPr>
-          <w:b/>
-          <w:bCs/>
-        </w:rPr>
-        <w:t xml:space="preserve">10. Angajman kurallarında</w:t>
-      </w:r>
-      <w:r>
-        <w:rPr>
-          <w:b/>
-          <w:bCs/>
-        </w:rPr>
-        <w:t xml:space="preserve"> </w:t>
-      </w:r>
-      <w:r>
-        <w:rPr>
-          <w:b/>
-          <w:bCs/>
-        </w:rPr>
-        <w:t xml:space="preserve">‘durdurma koşulu’</w:t>
-      </w:r>
-      <w:r>
-        <w:rPr>
-          <w:b/>
-          <w:bCs/>
-        </w:rPr>
-        <w:t xml:space="preserve"> </w:t>
-      </w:r>
-      <w:r>
-        <w:rPr>
-          <w:b/>
-          <w:bCs/>
-        </w:rPr>
-        <w:t xml:space="preserve">neden bulunur?</w:t>
-      </w:r>
-    </w:p>
-    <w:p>
-      <w:pPr>
-        <w:pStyle w:val="BlockText"/>
-      </w:pPr>
-      <w:r>
-        <w:t xml:space="preserve">Gerçek zarar, veri kaybı veya hizmet kesintisi riskini sınırlamak için. Belirlenen bir eşikte (örn. üretim etkisi ya da kritik bir açık) test</w:t>
-      </w:r>
-      <w:r>
-        <w:t xml:space="preserve"> </w:t>
-      </w:r>
-      <w:r>
-        <w:rPr>
-          <w:b/>
-          <w:bCs/>
-        </w:rPr>
-        <w:t xml:space="preserve">hemen durdurulur</w:t>
-      </w:r>
-      <w:r>
-        <w:t xml:space="preserve"> </w:t>
-      </w:r>
-      <w:r>
-        <w:t xml:space="preserve">→ güvenli ve etik yürütme sağlanır.</w:t>
-      </w:r>
-    </w:p>
-    <w:p>
-      <w:pPr>
-        <w:pStyle w:val="BlockText"/>
-      </w:pPr>
-      <w:r>
-        <w:rPr>
-          <w:b/>
-          <w:bCs/>
-        </w:rPr>
-        <w:t xml:space="preserve">11. Sekiz başlıklı test kartının alanlarını sayın. Hangi alan S17 uyum matrisine bağlanır?</w:t>
-      </w:r>
-    </w:p>
-    <w:p>
-      <w:pPr>
-        <w:pStyle w:val="BlockText"/>
-      </w:pPr>
-      <w:r>
-        <w:t xml:space="preserve">Örn:</w:t>
-      </w:r>
-      <w:r>
-        <w:t xml:space="preserve"> </w:t>
-      </w:r>
-      <w:r>
-        <w:rPr>
-          <w:b/>
-          <w:bCs/>
-        </w:rPr>
-        <w:t xml:space="preserve">kimlik/no, ilgili gereksinim-hedef, ön koşul, adımlar, beklenen sonuç, gözlenen sonuç, karar (geçti/kaldı), kanıt/ek.</w:t>
-      </w:r>
-      <w:r>
-        <w:t xml:space="preserve"> </w:t>
-      </w:r>
-      <w:r>
-        <w:t xml:space="preserve">‘İlgili gereksinim / karar’</w:t>
-      </w:r>
-      <w:r>
-        <w:t xml:space="preserve"> </w:t>
-      </w:r>
-      <w:r>
-        <w:t xml:space="preserve">alanı</w:t>
-      </w:r>
-      <w:r>
-        <w:t xml:space="preserve"> </w:t>
-      </w:r>
-      <w:r>
-        <w:rPr>
-          <w:b/>
-          <w:bCs/>
-        </w:rPr>
-        <w:t xml:space="preserve">S17 uyum matrisine</w:t>
-      </w:r>
-      <w:r>
-        <w:t xml:space="preserve"> </w:t>
-      </w:r>
-      <w:r>
-        <w:t xml:space="preserve">kanıt olarak bağlanır.</w:t>
-      </w:r>
-    </w:p>
-    <w:p>
-      <w:pPr>
-        <w:pStyle w:val="BlockText"/>
-      </w:pPr>
-      <w:r>
-        <w:rPr>
-          <w:b/>
-          <w:bCs/>
-        </w:rPr>
-        <w:t xml:space="preserve">12. Finalde S16’dan</w:t>
-      </w:r>
-      <w:r>
-        <w:rPr>
-          <w:b/>
-          <w:bCs/>
-        </w:rPr>
-        <w:t xml:space="preserve"> </w:t>
-      </w:r>
-      <w:r>
-        <w:rPr>
-          <w:b/>
-          <w:bCs/>
-        </w:rPr>
-        <w:t xml:space="preserve">‘plan’</w:t>
-      </w:r>
-      <w:r>
-        <w:rPr>
-          <w:b/>
-          <w:bCs/>
-        </w:rPr>
-        <w:t xml:space="preserve"> </w:t>
-      </w:r>
-      <w:r>
-        <w:rPr>
-          <w:b/>
-          <w:bCs/>
-        </w:rPr>
-        <w:t xml:space="preserve">değil</w:t>
-      </w:r>
-      <w:r>
-        <w:rPr>
-          <w:b/>
-          <w:bCs/>
-        </w:rPr>
-        <w:t xml:space="preserve"> </w:t>
-      </w:r>
-      <w:r>
-        <w:rPr>
-          <w:b/>
-          <w:bCs/>
-        </w:rPr>
-        <w:t xml:space="preserve">‘sonuç’</w:t>
-      </w:r>
-      <w:r>
-        <w:rPr>
-          <w:b/>
-          <w:bCs/>
-        </w:rPr>
-        <w:t xml:space="preserve"> </w:t>
-      </w:r>
-      <w:r>
-        <w:rPr>
-          <w:b/>
-          <w:bCs/>
-        </w:rPr>
-        <w:t xml:space="preserve">beklenmesi ne demektir?</w:t>
-      </w:r>
-    </w:p>
-    <w:p>
-      <w:pPr>
-        <w:pStyle w:val="BlockText"/>
-      </w:pPr>
-      <w:r>
-        <w:t xml:space="preserve">Testin yalnızca nasıl yapılacağının yazılması yetmez; testlerin gerçekten</w:t>
-      </w:r>
-      <w:r>
-        <w:t xml:space="preserve"> </w:t>
-      </w:r>
-      <w:r>
-        <w:rPr>
-          <w:b/>
-          <w:bCs/>
-        </w:rPr>
-        <w:t xml:space="preserve">çalıştırılıp</w:t>
-      </w:r>
-      <w:r>
-        <w:t xml:space="preserve"> </w:t>
-      </w:r>
-      <w:r>
-        <w:t xml:space="preserve">gözlenen sonuçlarının (geçti/kaldı, kanıt, ekran çıktısı) raporlanması beklenir. Yani plan değil,</w:t>
-      </w:r>
-      <w:r>
-        <w:t xml:space="preserve"> </w:t>
-      </w:r>
-      <w:r>
-        <w:rPr>
-          <w:b/>
-          <w:bCs/>
-        </w:rPr>
-        <w:t xml:space="preserve">gözlenen sonuçlar</w:t>
-      </w:r>
-      <w:r>
-        <w:t xml:space="preserve"> </w:t>
-      </w:r>
-      <w:r>
-        <w:t xml:space="preserve">teslim edilir.</w:t>
-      </w:r>
-    </w:p>
-    <w:bookmarkEnd w:id="46"/>
-    <w:bookmarkStart w:id="47" w:name="kaynaklar-ve-ileri-okuma"/>
+        <w:t xml:space="preserve">Her takım, kendi projesinden bir varlık seçer (ör. yerel veritabanındaki hassas kayıt) ve onun için</w:t>
+      </w:r>
+      <w:r>
+        <w:t xml:space="preserve"> </w:t>
+      </w:r>
+      <w:r>
+        <w:rPr>
+          <w:b/>
+          <w:bCs/>
+        </w:rPr>
+        <w:t xml:space="preserve">bir</w:t>
+      </w:r>
+      <w:r>
+        <w:t xml:space="preserve"> </w:t>
+      </w:r>
+      <w:r>
+        <w:t xml:space="preserve">test</w:t>
+      </w:r>
+      <w:r>
+        <w:t xml:space="preserve"> </w:t>
+      </w:r>
+      <w:r>
+        <w:t xml:space="preserve">kartı doldurur: amaç, ön koşul, adımlar, beklenen/gözlenen sonuç, saldırı potansiyeli. Amaç bir açık bulmak değil,</w:t>
+      </w:r>
+      <w:r>
+        <w:t xml:space="preserve"> </w:t>
+      </w:r>
+      <w:r>
+        <w:rPr>
+          <w:b/>
+          <w:bCs/>
+        </w:rPr>
+        <w:t xml:space="preserve">doğru test kartını yazmayı</w:t>
+      </w:r>
+      <w:r>
+        <w:t xml:space="preserve"> </w:t>
+      </w:r>
+      <w:r>
+        <w:t xml:space="preserve">öğrenmektir.</w:t>
+      </w:r>
+    </w:p>
+    <w:bookmarkEnd w:id="63"/>
+    <w:bookmarkEnd w:id="64"/>
+    <w:bookmarkStart w:id="65" w:name="raporlama"/>
     <w:p>
       <w:pPr>
         <w:pStyle w:val="Heading2"/>
       </w:pPr>
       <w:r>
-        <w:t xml:space="preserve">11. Kaynaklar ve ileri okuma</w:t>
+        <w:t xml:space="preserve">8. Raporlama</w:t>
+      </w:r>
+    </w:p>
+    <w:p>
+      <w:pPr>
+        <w:pStyle w:val="FirstParagraph"/>
+      </w:pPr>
+      <w:r>
+        <w:t xml:space="preserve">İyi bir güvenlik raporu, bir</w:t>
+      </w:r>
+      <w:r>
+        <w:t xml:space="preserve"> </w:t>
+      </w:r>
+      <w:r>
+        <w:t xml:space="preserve">“kaldınız”</w:t>
+      </w:r>
+      <w:r>
+        <w:t xml:space="preserve"> </w:t>
+      </w:r>
+      <w:r>
+        <w:t xml:space="preserve">listesi değil,</w:t>
+      </w:r>
+      <w:r>
+        <w:t xml:space="preserve"> </w:t>
+      </w:r>
+      <w:r>
+        <w:rPr>
+          <w:b/>
+          <w:bCs/>
+        </w:rPr>
+        <w:t xml:space="preserve">karar verilebilir</w:t>
+      </w:r>
+      <w:r>
+        <w:t xml:space="preserve"> </w:t>
+      </w:r>
+      <w:r>
+        <w:t xml:space="preserve">bir belgedir:</w:t>
       </w:r>
     </w:p>
     <w:p>
@@ -7522,7 +9365,7 @@
         <w:pStyle w:val="Compact"/>
         <w:numPr>
           <w:ilvl w:val="0"/>
-          <w:numId w:val="1010"/>
+          <w:numId w:val="1022"/>
         </w:numPr>
       </w:pPr>
       <w:r>
@@ -7530,25 +9373,13 @@
           <w:b/>
           <w:bCs/>
         </w:rPr>
-        <w:t xml:space="preserve">Güvenli programlama teknik kılavuzu</w:t>
-      </w:r>
-      <w:r>
-        <w:t xml:space="preserve"> </w:t>
-      </w:r>
-      <w:r>
-        <w:t xml:space="preserve">(ders kaynağı) — teslim edilen güvenlik kılavuzunun ve değişiklik/etki</w:t>
-      </w:r>
-      <w:r>
-        <w:t xml:space="preserve"> </w:t>
-      </w:r>
-      <w:r>
-        <w:t xml:space="preserve">analizi belgelerinin yapısı; gereksinim bloğu ve durum (</w:t>
-      </w:r>
-      <w:r>
-        <w:t xml:space="preserve">“karşılandı / devredildi / karşılanmadı”</w:t>
-      </w:r>
-      <w:r>
-        <w:t xml:space="preserve">).</w:t>
+        <w:t xml:space="preserve">Yönetici özeti:</w:t>
+      </w:r>
+      <w:r>
+        <w:t xml:space="preserve"> </w:t>
+      </w:r>
+      <w:r>
+        <w:t xml:space="preserve">teknik olmayan okur için genel durum ve en kritik üç bulgu.</w:t>
       </w:r>
     </w:p>
     <w:p>
@@ -7556,7 +9387,7 @@
         <w:pStyle w:val="Compact"/>
         <w:numPr>
           <w:ilvl w:val="0"/>
-          <w:numId w:val="1010"/>
+          <w:numId w:val="1022"/>
         </w:numPr>
       </w:pPr>
       <w:r>
@@ -7564,29 +9395,13 @@
           <w:b/>
           <w:bCs/>
         </w:rPr>
-        <w:t xml:space="preserve">OWASP MASVS</w:t>
-      </w:r>
-      <w:r>
-        <w:t xml:space="preserve"> </w:t>
-      </w:r>
-      <w:r>
-        <w:t xml:space="preserve">ve</w:t>
-      </w:r>
-      <w:r>
-        <w:t xml:space="preserve"> </w:t>
-      </w:r>
-      <w:r>
-        <w:rPr>
-          <w:b/>
-          <w:bCs/>
-        </w:rPr>
-        <w:t xml:space="preserve">MASTG</w:t>
-      </w:r>
-      <w:r>
-        <w:t xml:space="preserve"> </w:t>
-      </w:r>
-      <w:r>
-        <w:t xml:space="preserve">— mobil uygulama güvenlik gereksinimleri ve test rehberi.</w:t>
+        <w:t xml:space="preserve">Yöntem ve kapsam:</w:t>
+      </w:r>
+      <w:r>
+        <w:t xml:space="preserve"> </w:t>
+      </w:r>
+      <w:r>
+        <w:t xml:space="preserve">ne test edildi, ne edilmedi, hangi metodolojiyle.</w:t>
       </w:r>
     </w:p>
     <w:p>
@@ -7594,7 +9409,7 @@
         <w:pStyle w:val="Compact"/>
         <w:numPr>
           <w:ilvl w:val="0"/>
-          <w:numId w:val="1010"/>
+          <w:numId w:val="1022"/>
         </w:numPr>
       </w:pPr>
       <w:r>
@@ -7602,13 +9417,13 @@
           <w:b/>
           <w:bCs/>
         </w:rPr>
-        <w:t xml:space="preserve">OWASP WSTG</w:t>
-      </w:r>
-      <w:r>
-        <w:t xml:space="preserve"> </w:t>
-      </w:r>
-      <w:r>
-        <w:t xml:space="preserve">— web uygulama güvenlik testi rehberi.</w:t>
+        <w:t xml:space="preserve">Bulgular:</w:t>
+      </w:r>
+      <w:r>
+        <w:t xml:space="preserve"> </w:t>
+      </w:r>
+      <w:r>
+        <w:t xml:space="preserve">her biri kanıt, saldırı potansiyeli ve CVSS, öneri ile.</w:t>
       </w:r>
     </w:p>
     <w:p>
@@ -7616,7 +9431,7 @@
         <w:pStyle w:val="Compact"/>
         <w:numPr>
           <w:ilvl w:val="0"/>
-          <w:numId w:val="1010"/>
+          <w:numId w:val="1022"/>
         </w:numPr>
       </w:pPr>
       <w:r>
@@ -7624,29 +9439,13 @@
           <w:b/>
           <w:bCs/>
         </w:rPr>
-        <w:t xml:space="preserve">PTES</w:t>
-      </w:r>
-      <w:r>
-        <w:t xml:space="preserve"> </w:t>
-      </w:r>
-      <w:r>
-        <w:t xml:space="preserve">(Penetration Testing Execution Standard) ve</w:t>
-      </w:r>
-      <w:r>
-        <w:t xml:space="preserve"> </w:t>
-      </w:r>
-      <w:r>
-        <w:rPr>
-          <w:b/>
-          <w:bCs/>
-        </w:rPr>
-        <w:t xml:space="preserve">NIST SP 800-115</w:t>
-      </w:r>
-      <w:r>
-        <w:t xml:space="preserve"> </w:t>
-      </w:r>
-      <w:r>
-        <w:t xml:space="preserve">— sızma testi süreç metodolojileri.</w:t>
+        <w:t xml:space="preserve">Bulgu–aksiyon tablosu:</w:t>
+      </w:r>
+      <w:r>
+        <w:t xml:space="preserve"> </w:t>
+      </w:r>
+      <w:r>
+        <w:t xml:space="preserve">geliştiricinin yanıtı ve kapanış durumu.</w:t>
       </w:r>
     </w:p>
     <w:p>
@@ -7654,7 +9453,7 @@
         <w:pStyle w:val="Compact"/>
         <w:numPr>
           <w:ilvl w:val="0"/>
-          <w:numId w:val="1010"/>
+          <w:numId w:val="1022"/>
         </w:numPr>
       </w:pPr>
       <w:r>
@@ -7662,13 +9461,67 @@
           <w:b/>
           <w:bCs/>
         </w:rPr>
-        <w:t xml:space="preserve">Ortak Kriterler (ISO/IEC 15408)</w:t>
-      </w:r>
-      <w:r>
-        <w:t xml:space="preserve"> </w:t>
-      </w:r>
-      <w:r>
-        <w:t xml:space="preserve">ve ilgili saldırı potansiyeli kılavuzları — 13. haftaya köprü.</w:t>
+        <w:t xml:space="preserve">Kalan risk:</w:t>
+      </w:r>
+      <w:r>
+        <w:t xml:space="preserve"> </w:t>
+      </w:r>
+      <w:r>
+        <w:t xml:space="preserve">kapatılmayan ya da devredilen riskler, gerekçesiyle.</w:t>
+      </w:r>
+    </w:p>
+    <w:p>
+      <w:pPr>
+        <w:pStyle w:val="BlockText"/>
+      </w:pPr>
+      <w:r>
+        <w:rPr>
+          <w:b/>
+          <w:bCs/>
+        </w:rPr>
+        <w:t xml:space="preserve">Eleştirel okuma alıştırması</w:t>
+      </w:r>
+    </w:p>
+    <w:p>
+      <w:pPr>
+        <w:pStyle w:val="BlockText"/>
+      </w:pPr>
+      <w:r>
+        <w:t xml:space="preserve">Size verilen kısa bir bulgu metnini birlikte okuyun: bu bulgunun saldırı potansiyeli doğru mu derecelendirilmiş?</w:t>
+      </w:r>
+      <w:r>
+        <w:t xml:space="preserve"> </w:t>
+      </w:r>
+      <w:r>
+        <w:t xml:space="preserve">Öneri uygulanabilir mi?</w:t>
+      </w:r>
+      <w:r>
+        <w:t xml:space="preserve"> </w:t>
+      </w:r>
+      <w:r>
+        <w:t xml:space="preserve">“Karşılandı”</w:t>
+      </w:r>
+      <w:r>
+        <w:t xml:space="preserve"> </w:t>
+      </w:r>
+      <w:r>
+        <w:t xml:space="preserve">diyen bir satırın kanıtı var mı? Bu okuma, 13. haftadaki uyum matrisi</w:t>
+      </w:r>
+      <w:r>
+        <w:t xml:space="preserve"> </w:t>
+      </w:r>
+      <w:r>
+        <w:t xml:space="preserve">okumasının provasıdır.</w:t>
+      </w:r>
+    </w:p>
+    <w:bookmarkEnd w:id="65"/>
+    <w:bookmarkStart w:id="66" w:name="X01faa71bf369c6e4f364494165b0a152f22fa5f"/>
+    <w:p>
+      <w:pPr>
+        <w:pStyle w:val="Heading2"/>
+      </w:pPr>
+      <w:r>
+        <w:t xml:space="preserve">9. Dönem projesi: bu hafta (S16 — test planı ve sonuçları)</w:t>
       </w:r>
     </w:p>
     <w:p>
@@ -7676,7 +9529,7 @@
         <w:pStyle w:val="Compact"/>
         <w:numPr>
           <w:ilvl w:val="0"/>
-          <w:numId w:val="1010"/>
+          <w:numId w:val="1023"/>
         </w:numPr>
       </w:pPr>
       <w:r>
@@ -7684,12 +9537,1224 @@
           <w:b/>
           <w:bCs/>
         </w:rPr>
+        <w:t xml:space="preserve">Test planı:</w:t>
+      </w:r>
+      <w:r>
+        <w:t xml:space="preserve"> </w:t>
+      </w:r>
+      <w:r>
+        <w:t xml:space="preserve">En kritik iki–üç varlık/gereksinim için sekiz başlıklı test kartları yazın (S17 ile bağlı).</w:t>
+      </w:r>
+    </w:p>
+    <w:p>
+      <w:pPr>
+        <w:pStyle w:val="Compact"/>
+        <w:numPr>
+          <w:ilvl w:val="0"/>
+          <w:numId w:val="1023"/>
+        </w:numPr>
+      </w:pPr>
+      <w:r>
+        <w:rPr>
+          <w:b/>
+          <w:bCs/>
+        </w:rPr>
+        <w:t xml:space="preserve">Yöntem:</w:t>
+      </w:r>
+      <w:r>
+        <w:t xml:space="preserve"> </w:t>
+      </w:r>
+      <w:r>
+        <w:t xml:space="preserve">Hangi metodolojiyi (MASTG/WSTG/PTES/NIST SP 800-115) temel aldığınızı belirtin.</w:t>
+      </w:r>
+    </w:p>
+    <w:p>
+      <w:pPr>
+        <w:pStyle w:val="Compact"/>
+        <w:numPr>
+          <w:ilvl w:val="0"/>
+          <w:numId w:val="1023"/>
+        </w:numPr>
+      </w:pPr>
+      <w:r>
+        <w:rPr>
+          <w:b/>
+          <w:bCs/>
+        </w:rPr>
+        <w:t xml:space="preserve">Sonuçlar:</w:t>
+      </w:r>
+      <w:r>
+        <w:t xml:space="preserve"> </w:t>
+      </w:r>
+      <w:r>
+        <w:t xml:space="preserve">Testleri çalıştırıp</w:t>
+      </w:r>
+      <w:r>
+        <w:t xml:space="preserve"> </w:t>
+      </w:r>
+      <w:r>
+        <w:rPr>
+          <w:b/>
+          <w:bCs/>
+        </w:rPr>
+        <w:t xml:space="preserve">gözlenen sonuçları</w:t>
+      </w:r>
+      <w:r>
+        <w:t xml:space="preserve"> </w:t>
+      </w:r>
+      <w:r>
+        <w:t xml:space="preserve">yazın — finalde plan değil,</w:t>
+      </w:r>
+      <w:r>
+        <w:t xml:space="preserve"> </w:t>
+      </w:r>
+      <w:r>
+        <w:rPr>
+          <w:b/>
+          <w:bCs/>
+        </w:rPr>
+        <w:t xml:space="preserve">sonuç</w:t>
+      </w:r>
+      <w:r>
+        <w:t xml:space="preserve"> </w:t>
+      </w:r>
+      <w:r>
+        <w:t xml:space="preserve">beklenir.</w:t>
+      </w:r>
+    </w:p>
+    <w:p>
+      <w:pPr>
+        <w:pStyle w:val="Compact"/>
+        <w:numPr>
+          <w:ilvl w:val="0"/>
+          <w:numId w:val="1023"/>
+        </w:numPr>
+      </w:pPr>
+      <w:r>
+        <w:rPr>
+          <w:b/>
+          <w:bCs/>
+        </w:rPr>
+        <w:t xml:space="preserve">Bulgu–aksiyon:</w:t>
+      </w:r>
+      <w:r>
+        <w:t xml:space="preserve"> </w:t>
+      </w:r>
+      <w:r>
+        <w:t xml:space="preserve">Vize geri bildirimlerini bir bulgu–aksiyon tablosuna dökün.</w:t>
+      </w:r>
+    </w:p>
+    <w:p>
+      <w:pPr>
+        <w:pStyle w:val="Compact"/>
+        <w:numPr>
+          <w:ilvl w:val="0"/>
+          <w:numId w:val="1023"/>
+        </w:numPr>
+      </w:pPr>
+      <w:r>
+        <w:rPr>
+          <w:b/>
+          <w:bCs/>
+        </w:rPr>
+        <w:t xml:space="preserve">Kalan risk:</w:t>
+      </w:r>
+      <w:r>
+        <w:t xml:space="preserve"> </w:t>
+      </w:r>
+      <w:r>
+        <w:t xml:space="preserve">Kapatmadığınız riskleri ve gerekçesini yazın.</w:t>
+      </w:r>
+    </w:p>
+    <w:p>
+      <w:pPr>
+        <w:pStyle w:val="BlockText"/>
+      </w:pPr>
+      <w:r>
+        <w:rPr>
+          <w:b/>
+          <w:bCs/>
+        </w:rPr>
+        <w:t xml:space="preserve">Etik ve hukuki çerçeve (tekrar)</w:t>
+      </w:r>
+    </w:p>
+    <w:p>
+      <w:pPr>
+        <w:pStyle w:val="BlockText"/>
+      </w:pPr>
+      <w:r>
+        <w:t xml:space="preserve">Sızma testi yalnız</w:t>
+      </w:r>
+      <w:r>
+        <w:t xml:space="preserve"> </w:t>
+      </w:r>
+      <w:r>
+        <w:rPr>
+          <w:b/>
+          <w:bCs/>
+        </w:rPr>
+        <w:t xml:space="preserve">kendi</w:t>
+      </w:r>
+      <w:r>
+        <w:t xml:space="preserve"> </w:t>
+      </w:r>
+      <w:r>
+        <w:t xml:space="preserve">projeniz ve yetkili olduğunuz sistemler üzerinde yapılır. Başkasının sistemine izinsiz</w:t>
+      </w:r>
+      <w:r>
+        <w:t xml:space="preserve"> </w:t>
+      </w:r>
+      <w:r>
+        <w:t xml:space="preserve">test, amacı ne olursa olsun suçtur. Bütün veriler sentetik olmalı; depoda gerçek sır ya da kişisel veri</w:t>
+      </w:r>
+      <w:r>
+        <w:t xml:space="preserve"> </w:t>
+      </w:r>
+      <w:r>
+        <w:t xml:space="preserve">bulunmamalıdır.</w:t>
+      </w:r>
+    </w:p>
+    <w:bookmarkEnd w:id="66"/>
+    <w:bookmarkStart w:id="67" w:name="kendini-sınama"/>
+    <w:p>
+      <w:pPr>
+        <w:pStyle w:val="Heading2"/>
+      </w:pPr>
+      <w:r>
+        <w:t xml:space="preserve">10. Kendini sınama</w:t>
+      </w:r>
+    </w:p>
+    <w:p>
+      <w:pPr>
+        <w:pStyle w:val="BlockText"/>
+      </w:pPr>
+      <w:r>
+        <w:rPr>
+          <w:b/>
+          <w:bCs/>
+        </w:rPr>
+        <w:t xml:space="preserve">1. Bir ürünün bağımsız değerlendirmesindeki 13 adımı ana hatlarıyla sıralayın. Hazırlık, değerlendirme ve süreklilik aşamaları neleri kapsar?</w:t>
+      </w:r>
+    </w:p>
+    <w:p>
+      <w:pPr>
+        <w:pStyle w:val="BlockText"/>
+      </w:pPr>
+      <w:r>
+        <w:rPr>
+          <w:b/>
+          <w:bCs/>
+        </w:rPr>
+        <w:t xml:space="preserve">Hazırlık (1–4):</w:t>
+      </w:r>
+      <w:r>
+        <w:t xml:space="preserve"> </w:t>
+      </w:r>
+      <w:r>
+        <w:t xml:space="preserve">değerlendirme hedefini (TOE) tanımlama, kapsam, güvenlik hedefi/gereksinimler, plan.</w:t>
+      </w:r>
+      <w:r>
+        <w:t xml:space="preserve"> </w:t>
+      </w:r>
+      <w:r>
+        <w:rPr>
+          <w:b/>
+          <w:bCs/>
+        </w:rPr>
+        <w:t xml:space="preserve">Değerlendirme:</w:t>
+      </w:r>
+      <w:r>
+        <w:t xml:space="preserve"> </w:t>
+      </w:r>
+      <w:r>
+        <w:t xml:space="preserve">yöntemleri uygulama (kod inceleme → SAST → DAST → fuzzing → sızma testi), bulguları saldırı potansiyeliyle derecelendirme, raporlama.</w:t>
+      </w:r>
+      <w:r>
+        <w:t xml:space="preserve"> </w:t>
+      </w:r>
+      <w:r>
+        <w:rPr>
+          <w:b/>
+          <w:bCs/>
+        </w:rPr>
+        <w:t xml:space="preserve">Süreklilik:</w:t>
+      </w:r>
+      <w:r>
+        <w:t xml:space="preserve"> </w:t>
+      </w:r>
+      <w:r>
+        <w:t xml:space="preserve">karar/sertifika, sonra her değişiklikte etki analizi + delta değerlendirme ve sürüm bakımı.</w:t>
+      </w:r>
+    </w:p>
+    <w:p>
+      <w:pPr>
+        <w:pStyle w:val="BlockText"/>
+      </w:pPr>
+      <w:r>
+        <w:rPr>
+          <w:b/>
+          <w:bCs/>
+        </w:rPr>
+        <w:t xml:space="preserve">2. Değerlendirici hangi iki varsayımla çalışır? Bu neden</w:t>
+      </w:r>
+      <w:r>
+        <w:rPr>
+          <w:b/>
+          <w:bCs/>
+        </w:rPr>
+        <w:t xml:space="preserve"> </w:t>
+      </w:r>
+      <w:r>
+        <w:rPr>
+          <w:b/>
+          <w:bCs/>
+        </w:rPr>
+        <w:t xml:space="preserve">‘korumanın var olması yetmez’</w:t>
+      </w:r>
+      <w:r>
+        <w:rPr>
+          <w:b/>
+          <w:bCs/>
+        </w:rPr>
+        <w:t xml:space="preserve"> </w:t>
+      </w:r>
+      <w:r>
+        <w:rPr>
+          <w:b/>
+          <w:bCs/>
+        </w:rPr>
+        <w:t xml:space="preserve">sonucunu doğurur?</w:t>
+      </w:r>
+    </w:p>
+    <w:p>
+      <w:pPr>
+        <w:pStyle w:val="Compact"/>
+        <w:numPr>
+          <w:ilvl w:val="0"/>
+          <w:numId w:val="1024"/>
+        </w:numPr>
+      </w:pPr>
+      <w:r>
+        <w:t xml:space="preserve">Saldırgan sistemi</w:t>
+      </w:r>
+      <w:r>
+        <w:t xml:space="preserve"> </w:t>
+      </w:r>
+      <w:r>
+        <w:rPr>
+          <w:b/>
+          <w:bCs/>
+        </w:rPr>
+        <w:t xml:space="preserve">tam bilir</w:t>
+      </w:r>
+      <w:r>
+        <w:t xml:space="preserve"> </w:t>
+      </w:r>
+      <w:r>
+        <w:t xml:space="preserve">(Kerckhoffs), (2) saldırgan</w:t>
+      </w:r>
+      <w:r>
+        <w:t xml:space="preserve"> </w:t>
+      </w:r>
+      <w:r>
+        <w:rPr>
+          <w:b/>
+          <w:bCs/>
+        </w:rPr>
+        <w:t xml:space="preserve">yetenekli ve kaynaklıdır</w:t>
+      </w:r>
+      <w:r>
+        <w:t xml:space="preserve">. Bu yüzden bir korumanın sadece bulunması değil; belirli bir</w:t>
+      </w:r>
+      <w:r>
+        <w:t xml:space="preserve"> </w:t>
+      </w:r>
+      <w:r>
+        <w:rPr>
+          <w:b/>
+          <w:bCs/>
+        </w:rPr>
+        <w:t xml:space="preserve">saldırı potansiyeline</w:t>
+      </w:r>
+      <w:r>
+        <w:t xml:space="preserve"> </w:t>
+      </w:r>
+      <w:r>
+        <w:t xml:space="preserve">dayanması ve bunun</w:t>
+      </w:r>
+      <w:r>
+        <w:t xml:space="preserve"> </w:t>
+      </w:r>
+      <w:r>
+        <w:rPr>
+          <w:b/>
+          <w:bCs/>
+        </w:rPr>
+        <w:t xml:space="preserve">kanıtla</w:t>
+      </w:r>
+      <w:r>
+        <w:t xml:space="preserve"> </w:t>
+      </w:r>
+      <w:r>
+        <w:t xml:space="preserve">gösterilmesi gerekir.</w:t>
+      </w:r>
+    </w:p>
+    <w:p>
+      <w:pPr>
+        <w:pStyle w:val="BlockText"/>
+      </w:pPr>
+      <w:r>
+        <w:rPr>
+          <w:b/>
+          <w:bCs/>
+        </w:rPr>
+        <w:t xml:space="preserve">3. Zafiyet değerlendirmesinin yöntemlerini (kod incelemesi, SAST, DAST, fuzzing, sızma testi) neden bu sırada uygularız?</w:t>
+      </w:r>
+    </w:p>
+    <w:p>
+      <w:pPr>
+        <w:pStyle w:val="BlockText"/>
+      </w:pPr>
+      <w:r>
+        <w:t xml:space="preserve">Ucuz/otomatik/geniş kapsamlı yöntemlerden pahalı/el emeği/derin yöntemlere doğru. Erken ucuz taramalar kolay bulguları eler; pahalı el emeği (fuzzing, sızma testi) yalnız kalan derin sorunlara harcanır → bütçe ve zaman verimli kullanılır.</w:t>
+      </w:r>
+    </w:p>
+    <w:p>
+      <w:pPr>
+        <w:pStyle w:val="BlockText"/>
+      </w:pPr>
+      <w:r>
+        <w:rPr>
+          <w:b/>
+          <w:bCs/>
+        </w:rPr>
+        <w:t xml:space="preserve">4. ISO/IEC 27001 ile Ortak Kriterler’in test beklentisi nasıl ayrılır? Biri neyi, öteki neyi sertifikalar?</w:t>
+      </w:r>
+    </w:p>
+    <w:p>
+      <w:pPr>
+        <w:pStyle w:val="BlockText"/>
+      </w:pPr>
+      <w:r>
+        <w:t xml:space="preserve">ISO/IEC 27001</w:t>
+      </w:r>
+      <w:r>
+        <w:t xml:space="preserve"> </w:t>
+      </w:r>
+      <w:r>
+        <w:rPr>
+          <w:b/>
+          <w:bCs/>
+        </w:rPr>
+        <w:t xml:space="preserve">kurumun bilgi güvenliği yönetim sistemini</w:t>
+      </w:r>
+      <w:r>
+        <w:t xml:space="preserve"> </w:t>
+      </w:r>
+      <w:r>
+        <w:t xml:space="preserve">(süreç/organizasyon) denetler ve sertifikalar. Ortak Kriterler (ISO/IEC 15408)</w:t>
+      </w:r>
+      <w:r>
+        <w:t xml:space="preserve"> </w:t>
+      </w:r>
+      <w:r>
+        <w:rPr>
+          <w:b/>
+          <w:bCs/>
+        </w:rPr>
+        <w:t xml:space="preserve">belirli bir ürünü (TOE)</w:t>
+      </w:r>
+      <w:r>
+        <w:t xml:space="preserve"> </w:t>
+      </w:r>
+      <w:r>
+        <w:t xml:space="preserve">tanımlı bir güvence düzeyinde teknik olarak değerlendirir ve sertifikalar.</w:t>
+      </w:r>
+    </w:p>
+    <w:p>
+      <w:pPr>
+        <w:pStyle w:val="BlockText"/>
+      </w:pPr>
+      <w:r>
+        <w:rPr>
+          <w:b/>
+          <w:bCs/>
+        </w:rPr>
+        <w:t xml:space="preserve">5. Saldırı potansiyelinin beş faktörünü sayın. Düşük saldırı potansiyeli neden ciddi bir bulgudur?</w:t>
+      </w:r>
+    </w:p>
+    <w:p>
+      <w:pPr>
+        <w:pStyle w:val="BlockText"/>
+      </w:pPr>
+      <w:r>
+        <w:rPr>
+          <w:b/>
+          <w:bCs/>
+        </w:rPr>
+        <w:t xml:space="preserve">Geçen zaman, uzmanlık, ürün hakkında bilgi, fırsat (erişim/pencere), ekipman.</w:t>
+      </w:r>
+      <w:r>
+        <w:t xml:space="preserve"> </w:t>
+      </w:r>
+      <w:r>
+        <w:t xml:space="preserve">Düşük saldırı potansiyeli, az zaman/beceri/araçla sömürülebilir demektir → çok sayıda saldırgan başarabilir → geniş ve olası tehdit, yani yüksek risk.</w:t>
+      </w:r>
+    </w:p>
+    <w:p>
+      <w:pPr>
+        <w:pStyle w:val="BlockText"/>
+      </w:pPr>
+      <w:r>
+        <w:rPr>
+          <w:b/>
+          <w:bCs/>
+        </w:rPr>
+        <w:t xml:space="preserve">6. Saldırı potansiyeli ile CVSS neyi ölçer? İkisi neden birlikte verilir?</w:t>
+      </w:r>
+    </w:p>
+    <w:p>
+      <w:pPr>
+        <w:pStyle w:val="BlockText"/>
+      </w:pPr>
+      <w:r>
+        <w:rPr>
+          <w:b/>
+          <w:bCs/>
+        </w:rPr>
+        <w:t xml:space="preserve">Saldırı potansiyeli</w:t>
+      </w:r>
+      <w:r>
+        <w:t xml:space="preserve"> </w:t>
+      </w:r>
+      <w:r>
+        <w:t xml:space="preserve">saldırıyı gerçekleştirmenin</w:t>
+      </w:r>
+      <w:r>
+        <w:t xml:space="preserve"> </w:t>
+      </w:r>
+      <w:r>
+        <w:rPr>
+          <w:b/>
+          <w:bCs/>
+        </w:rPr>
+        <w:t xml:space="preserve">zorluğunu/maliyetini</w:t>
+      </w:r>
+      <w:r>
+        <w:t xml:space="preserve">;</w:t>
+      </w:r>
+      <w:r>
+        <w:t xml:space="preserve"> </w:t>
+      </w:r>
+      <w:r>
+        <w:rPr>
+          <w:b/>
+          <w:bCs/>
+        </w:rPr>
         <w:t xml:space="preserve">CVSS</w:t>
       </w:r>
       <w:r>
         <w:t xml:space="preserve"> </w:t>
       </w:r>
       <w:r>
+        <w:t xml:space="preserve">açığın</w:t>
+      </w:r>
+      <w:r>
+        <w:t xml:space="preserve"> </w:t>
+      </w:r>
+      <w:r>
+        <w:rPr>
+          <w:b/>
+          <w:bCs/>
+        </w:rPr>
+        <w:t xml:space="preserve">ciddiyet/etkisini</w:t>
+      </w:r>
+      <w:r>
+        <w:t xml:space="preserve"> </w:t>
+      </w:r>
+      <w:r>
+        <w:t xml:space="preserve">ölçer. Birlikte verilince hem</w:t>
+      </w:r>
+      <w:r>
+        <w:t xml:space="preserve"> </w:t>
+      </w:r>
+      <w:r>
+        <w:t xml:space="preserve">‘ne kadar kolay’</w:t>
+      </w:r>
+      <w:r>
+        <w:t xml:space="preserve"> </w:t>
+      </w:r>
+      <w:r>
+        <w:t xml:space="preserve">hem</w:t>
+      </w:r>
+      <w:r>
+        <w:t xml:space="preserve"> </w:t>
+      </w:r>
+      <w:r>
+        <w:t xml:space="preserve">‘ne kadar kötü’</w:t>
+      </w:r>
+      <w:r>
+        <w:t xml:space="preserve"> </w:t>
+      </w:r>
+      <w:r>
+        <w:t xml:space="preserve">görülür ve önceliklendirme sağlıklı yapılır.</w:t>
+      </w:r>
+    </w:p>
+    <w:p>
+      <w:pPr>
+        <w:pStyle w:val="BlockText"/>
+      </w:pPr>
+      <w:r>
+        <w:rPr>
+          <w:b/>
+          <w:bCs/>
+        </w:rPr>
+        <w:t xml:space="preserve">7. Bulgu–öneri–aksiyon döngüsünü açıklayın. Bir bulgu</w:t>
+      </w:r>
+      <w:r>
+        <w:rPr>
+          <w:b/>
+          <w:bCs/>
+        </w:rPr>
+        <w:t xml:space="preserve"> </w:t>
+      </w:r>
+      <w:r>
+        <w:rPr>
+          <w:b/>
+          <w:bCs/>
+        </w:rPr>
+        <w:t xml:space="preserve">‘güvenlik açığı değil’</w:t>
+      </w:r>
+      <w:r>
+        <w:rPr>
+          <w:b/>
+          <w:bCs/>
+        </w:rPr>
+        <w:t xml:space="preserve"> </w:t>
+      </w:r>
+      <w:r>
+        <w:rPr>
+          <w:b/>
+          <w:bCs/>
+        </w:rPr>
+        <w:t xml:space="preserve">diye nasıl kapanır?</w:t>
+      </w:r>
+    </w:p>
+    <w:p>
+      <w:pPr>
+        <w:pStyle w:val="BlockText"/>
+      </w:pPr>
+      <w:r>
+        <w:t xml:space="preserve">Her bulguya bir</w:t>
+      </w:r>
+      <w:r>
+        <w:t xml:space="preserve"> </w:t>
+      </w:r>
+      <w:r>
+        <w:rPr>
+          <w:b/>
+          <w:bCs/>
+        </w:rPr>
+        <w:t xml:space="preserve">düzeltme önerisi</w:t>
+      </w:r>
+      <w:r>
+        <w:t xml:space="preserve"> </w:t>
+      </w:r>
+      <w:r>
+        <w:t xml:space="preserve">ve sorumlu/</w:t>
+      </w:r>
+      <w:r>
+        <w:rPr>
+          <w:b/>
+          <w:bCs/>
+        </w:rPr>
+        <w:t xml:space="preserve">aksiyon</w:t>
+      </w:r>
+      <w:r>
+        <w:t xml:space="preserve"> </w:t>
+      </w:r>
+      <w:r>
+        <w:t xml:space="preserve">atanır, sonra düzeltme</w:t>
+      </w:r>
+      <w:r>
+        <w:t xml:space="preserve"> </w:t>
+      </w:r>
+      <w:r>
+        <w:rPr>
+          <w:b/>
+          <w:bCs/>
+        </w:rPr>
+        <w:t xml:space="preserve">doğrulanır</w:t>
+      </w:r>
+      <w:r>
+        <w:t xml:space="preserve">. Bir bulgu, bağlam veya telafi kontrolleri nedeniyle gerçekten</w:t>
+      </w:r>
+      <w:r>
+        <w:t xml:space="preserve"> </w:t>
+      </w:r>
+      <w:r>
+        <w:rPr>
+          <w:b/>
+          <w:bCs/>
+        </w:rPr>
+        <w:t xml:space="preserve">sömürülemez</w:t>
+      </w:r>
+      <w:r>
+        <w:t xml:space="preserve"> </w:t>
+      </w:r>
+      <w:r>
+        <w:t xml:space="preserve">olduğu kanıtlanırsa</w:t>
+      </w:r>
+      <w:r>
+        <w:t xml:space="preserve"> </w:t>
+      </w:r>
+      <w:r>
+        <w:t xml:space="preserve">‘etkilenmez / risk kabul’</w:t>
+      </w:r>
+      <w:r>
+        <w:t xml:space="preserve"> </w:t>
+      </w:r>
+      <w:r>
+        <w:t xml:space="preserve">gerekçesiyle (VEX benzeri) kapatılır.</w:t>
+      </w:r>
+    </w:p>
+    <w:p>
+      <w:pPr>
+        <w:pStyle w:val="BlockText"/>
+      </w:pPr>
+      <w:r>
+        <w:rPr>
+          <w:b/>
+          <w:bCs/>
+        </w:rPr>
+        <w:t xml:space="preserve">8. Güvenlik etki analizi ile delta değerlendirme arasındaki fark nedir? Hangisi geliştiricinin, hangisi laboratuvarın çıktısıdır?</w:t>
+      </w:r>
+    </w:p>
+    <w:p>
+      <w:pPr>
+        <w:pStyle w:val="BlockText"/>
+      </w:pPr>
+      <w:r>
+        <w:rPr>
+          <w:b/>
+          <w:bCs/>
+        </w:rPr>
+        <w:t xml:space="preserve">Etki analizi geliştiricinin</w:t>
+      </w:r>
+      <w:r>
+        <w:t xml:space="preserve"> </w:t>
+      </w:r>
+      <w:r>
+        <w:t xml:space="preserve">çıktısıdır: yapılan değişiklik güvenliği/TOE’yi etkiliyor mu?</w:t>
+      </w:r>
+      <w:r>
+        <w:t xml:space="preserve"> </w:t>
+      </w:r>
+      <w:r>
+        <w:rPr>
+          <w:b/>
+          <w:bCs/>
+        </w:rPr>
+        <w:t xml:space="preserve">Delta değerlendirme laboratuvarın</w:t>
+      </w:r>
+      <w:r>
+        <w:t xml:space="preserve"> </w:t>
+      </w:r>
+      <w:r>
+        <w:t xml:space="preserve">işidir: etkilenen kısmı bağımsız olarak yeniden değerlendirir (tüm ürünü baştan değil).</w:t>
+      </w:r>
+    </w:p>
+    <w:p>
+      <w:pPr>
+        <w:pStyle w:val="BlockText"/>
+      </w:pPr>
+      <w:r>
+        <w:rPr>
+          <w:b/>
+          <w:bCs/>
+        </w:rPr>
+        <w:t xml:space="preserve">9. Bir sızma testi planının dört başlığını (kapsam, angajman kuralları, yöntem, test şablonu) ve her birinin amacını yazın.</w:t>
+      </w:r>
+    </w:p>
+    <w:p>
+      <w:pPr>
+        <w:pStyle w:val="BlockText"/>
+      </w:pPr>
+      <w:r>
+        <w:rPr>
+          <w:b/>
+          <w:bCs/>
+        </w:rPr>
+        <w:t xml:space="preserve">Kapsam:</w:t>
+      </w:r>
+      <w:r>
+        <w:t xml:space="preserve"> </w:t>
+      </w:r>
+      <w:r>
+        <w:t xml:space="preserve">neyin test edilip edilmeyeceği.</w:t>
+      </w:r>
+      <w:r>
+        <w:t xml:space="preserve"> </w:t>
+      </w:r>
+      <w:r>
+        <w:rPr>
+          <w:b/>
+          <w:bCs/>
+        </w:rPr>
+        <w:t xml:space="preserve">Angajman kuralları:</w:t>
+      </w:r>
+      <w:r>
+        <w:t xml:space="preserve"> </w:t>
+      </w:r>
+      <w:r>
+        <w:t xml:space="preserve">izinler, sınırlar, zaman, durdurma koşulu.</w:t>
+      </w:r>
+      <w:r>
+        <w:t xml:space="preserve"> </w:t>
+      </w:r>
+      <w:r>
+        <w:rPr>
+          <w:b/>
+          <w:bCs/>
+        </w:rPr>
+        <w:t xml:space="preserve">Yöntem:</w:t>
+      </w:r>
+      <w:r>
+        <w:t xml:space="preserve"> </w:t>
+      </w:r>
+      <w:r>
+        <w:t xml:space="preserve">metodoloji ve araçlar (WSTG/PTES vb.).</w:t>
+      </w:r>
+      <w:r>
+        <w:t xml:space="preserve"> </w:t>
+      </w:r>
+      <w:r>
+        <w:rPr>
+          <w:b/>
+          <w:bCs/>
+        </w:rPr>
+        <w:t xml:space="preserve">Test şablonu:</w:t>
+      </w:r>
+      <w:r>
+        <w:t xml:space="preserve"> </w:t>
+      </w:r>
+      <w:r>
+        <w:t xml:space="preserve">tekrarlanabilir test kartları. Amaç: güvenli, etik, tekrarlanabilir ve kapsamı net bir test.</w:t>
+      </w:r>
+    </w:p>
+    <w:p>
+      <w:pPr>
+        <w:pStyle w:val="BlockText"/>
+      </w:pPr>
+      <w:r>
+        <w:rPr>
+          <w:b/>
+          <w:bCs/>
+        </w:rPr>
+        <w:t xml:space="preserve">10. Angajman kurallarında</w:t>
+      </w:r>
+      <w:r>
+        <w:rPr>
+          <w:b/>
+          <w:bCs/>
+        </w:rPr>
+        <w:t xml:space="preserve"> </w:t>
+      </w:r>
+      <w:r>
+        <w:rPr>
+          <w:b/>
+          <w:bCs/>
+        </w:rPr>
+        <w:t xml:space="preserve">‘durdurma koşulu’</w:t>
+      </w:r>
+      <w:r>
+        <w:rPr>
+          <w:b/>
+          <w:bCs/>
+        </w:rPr>
+        <w:t xml:space="preserve"> </w:t>
+      </w:r>
+      <w:r>
+        <w:rPr>
+          <w:b/>
+          <w:bCs/>
+        </w:rPr>
+        <w:t xml:space="preserve">neden bulunur?</w:t>
+      </w:r>
+    </w:p>
+    <w:p>
+      <w:pPr>
+        <w:pStyle w:val="BlockText"/>
+      </w:pPr>
+      <w:r>
+        <w:t xml:space="preserve">Gerçek zarar, veri kaybı veya hizmet kesintisi riskini sınırlamak için. Belirlenen bir eşikte (örn. üretim etkisi ya da kritik bir açık) test</w:t>
+      </w:r>
+      <w:r>
+        <w:t xml:space="preserve"> </w:t>
+      </w:r>
+      <w:r>
+        <w:rPr>
+          <w:b/>
+          <w:bCs/>
+        </w:rPr>
+        <w:t xml:space="preserve">hemen durdurulur</w:t>
+      </w:r>
+      <w:r>
+        <w:t xml:space="preserve"> </w:t>
+      </w:r>
+      <w:r>
+        <w:t xml:space="preserve">→ güvenli ve etik yürütme sağlanır.</w:t>
+      </w:r>
+    </w:p>
+    <w:p>
+      <w:pPr>
+        <w:pStyle w:val="BlockText"/>
+      </w:pPr>
+      <w:r>
+        <w:rPr>
+          <w:b/>
+          <w:bCs/>
+        </w:rPr>
+        <w:t xml:space="preserve">11. Sekiz başlıklı test kartının alanlarını sayın. Hangi alan S17 uyum matrisine bağlanır?</w:t>
+      </w:r>
+    </w:p>
+    <w:p>
+      <w:pPr>
+        <w:pStyle w:val="BlockText"/>
+      </w:pPr>
+      <w:r>
+        <w:t xml:space="preserve">Örn:</w:t>
+      </w:r>
+      <w:r>
+        <w:t xml:space="preserve"> </w:t>
+      </w:r>
+      <w:r>
+        <w:rPr>
+          <w:b/>
+          <w:bCs/>
+        </w:rPr>
+        <w:t xml:space="preserve">kimlik/no, ilgili gereksinim-hedef, ön koşul, adımlar, beklenen sonuç, gözlenen sonuç, karar (geçti/kaldı), kanıt/ek.</w:t>
+      </w:r>
+      <w:r>
+        <w:t xml:space="preserve"> </w:t>
+      </w:r>
+      <w:r>
+        <w:t xml:space="preserve">‘İlgili gereksinim / karar’</w:t>
+      </w:r>
+      <w:r>
+        <w:t xml:space="preserve"> </w:t>
+      </w:r>
+      <w:r>
+        <w:t xml:space="preserve">alanı</w:t>
+      </w:r>
+      <w:r>
+        <w:t xml:space="preserve"> </w:t>
+      </w:r>
+      <w:r>
+        <w:rPr>
+          <w:b/>
+          <w:bCs/>
+        </w:rPr>
+        <w:t xml:space="preserve">S17 uyum matrisine</w:t>
+      </w:r>
+      <w:r>
+        <w:t xml:space="preserve"> </w:t>
+      </w:r>
+      <w:r>
+        <w:t xml:space="preserve">kanıt olarak bağlanır.</w:t>
+      </w:r>
+    </w:p>
+    <w:p>
+      <w:pPr>
+        <w:pStyle w:val="BlockText"/>
+      </w:pPr>
+      <w:r>
+        <w:rPr>
+          <w:b/>
+          <w:bCs/>
+        </w:rPr>
+        <w:t xml:space="preserve">12. Finalde S16’dan</w:t>
+      </w:r>
+      <w:r>
+        <w:rPr>
+          <w:b/>
+          <w:bCs/>
+        </w:rPr>
+        <w:t xml:space="preserve"> </w:t>
+      </w:r>
+      <w:r>
+        <w:rPr>
+          <w:b/>
+          <w:bCs/>
+        </w:rPr>
+        <w:t xml:space="preserve">‘plan’</w:t>
+      </w:r>
+      <w:r>
+        <w:rPr>
+          <w:b/>
+          <w:bCs/>
+        </w:rPr>
+        <w:t xml:space="preserve"> </w:t>
+      </w:r>
+      <w:r>
+        <w:rPr>
+          <w:b/>
+          <w:bCs/>
+        </w:rPr>
+        <w:t xml:space="preserve">değil</w:t>
+      </w:r>
+      <w:r>
+        <w:rPr>
+          <w:b/>
+          <w:bCs/>
+        </w:rPr>
+        <w:t xml:space="preserve"> </w:t>
+      </w:r>
+      <w:r>
+        <w:rPr>
+          <w:b/>
+          <w:bCs/>
+        </w:rPr>
+        <w:t xml:space="preserve">‘sonuç’</w:t>
+      </w:r>
+      <w:r>
+        <w:rPr>
+          <w:b/>
+          <w:bCs/>
+        </w:rPr>
+        <w:t xml:space="preserve"> </w:t>
+      </w:r>
+      <w:r>
+        <w:rPr>
+          <w:b/>
+          <w:bCs/>
+        </w:rPr>
+        <w:t xml:space="preserve">beklenmesi ne demektir?</w:t>
+      </w:r>
+    </w:p>
+    <w:p>
+      <w:pPr>
+        <w:pStyle w:val="BlockText"/>
+      </w:pPr>
+      <w:r>
+        <w:t xml:space="preserve">Testin yalnızca nasıl yapılacağının yazılması yetmez; testlerin gerçekten</w:t>
+      </w:r>
+      <w:r>
+        <w:t xml:space="preserve"> </w:t>
+      </w:r>
+      <w:r>
+        <w:rPr>
+          <w:b/>
+          <w:bCs/>
+        </w:rPr>
+        <w:t xml:space="preserve">çalıştırılıp</w:t>
+      </w:r>
+      <w:r>
+        <w:t xml:space="preserve"> </w:t>
+      </w:r>
+      <w:r>
+        <w:t xml:space="preserve">gözlenen sonuçlarının (geçti/kaldı, kanıt, ekran çıktısı) raporlanması beklenir. Yani plan değil,</w:t>
+      </w:r>
+      <w:r>
+        <w:t xml:space="preserve"> </w:t>
+      </w:r>
+      <w:r>
+        <w:rPr>
+          <w:b/>
+          <w:bCs/>
+        </w:rPr>
+        <w:t xml:space="preserve">gözlenen sonuçlar</w:t>
+      </w:r>
+      <w:r>
+        <w:t xml:space="preserve"> </w:t>
+      </w:r>
+      <w:r>
+        <w:t xml:space="preserve">teslim edilir.</w:t>
+      </w:r>
+    </w:p>
+    <w:bookmarkEnd w:id="67"/>
+    <w:bookmarkStart w:id="68" w:name="kaynaklar-ve-ileri-okuma"/>
+    <w:p>
+      <w:pPr>
+        <w:pStyle w:val="Heading2"/>
+      </w:pPr>
+      <w:r>
+        <w:t xml:space="preserve">11. Kaynaklar ve ileri okuma</w:t>
+      </w:r>
+    </w:p>
+    <w:p>
+      <w:pPr>
+        <w:pStyle w:val="Compact"/>
+        <w:numPr>
+          <w:ilvl w:val="0"/>
+          <w:numId w:val="1025"/>
+        </w:numPr>
+      </w:pPr>
+      <w:r>
+        <w:rPr>
+          <w:b/>
+          <w:bCs/>
+        </w:rPr>
+        <w:t xml:space="preserve">Güvenli programlama teknik kılavuzu</w:t>
+      </w:r>
+      <w:r>
+        <w:t xml:space="preserve"> </w:t>
+      </w:r>
+      <w:r>
+        <w:t xml:space="preserve">(ders kaynağı) — teslim edilen güvenlik kılavuzunun ve değişiklik/etki</w:t>
+      </w:r>
+      <w:r>
+        <w:t xml:space="preserve"> </w:t>
+      </w:r>
+      <w:r>
+        <w:t xml:space="preserve">analizi belgelerinin yapısı; gereksinim bloğu ve durum (</w:t>
+      </w:r>
+      <w:r>
+        <w:t xml:space="preserve">“karşılandı / devredildi / karşılanmadı”</w:t>
+      </w:r>
+      <w:r>
+        <w:t xml:space="preserve">).</w:t>
+      </w:r>
+    </w:p>
+    <w:p>
+      <w:pPr>
+        <w:pStyle w:val="Compact"/>
+        <w:numPr>
+          <w:ilvl w:val="0"/>
+          <w:numId w:val="1025"/>
+        </w:numPr>
+      </w:pPr>
+      <w:r>
+        <w:rPr>
+          <w:b/>
+          <w:bCs/>
+        </w:rPr>
+        <w:t xml:space="preserve">OWASP MASVS</w:t>
+      </w:r>
+      <w:r>
+        <w:t xml:space="preserve"> </w:t>
+      </w:r>
+      <w:r>
+        <w:t xml:space="preserve">ve</w:t>
+      </w:r>
+      <w:r>
+        <w:t xml:space="preserve"> </w:t>
+      </w:r>
+      <w:r>
+        <w:rPr>
+          <w:b/>
+          <w:bCs/>
+        </w:rPr>
+        <w:t xml:space="preserve">MASTG</w:t>
+      </w:r>
+      <w:r>
+        <w:t xml:space="preserve"> </w:t>
+      </w:r>
+      <w:r>
+        <w:t xml:space="preserve">— mobil uygulama güvenlik gereksinimleri ve test rehberi.</w:t>
+      </w:r>
+    </w:p>
+    <w:p>
+      <w:pPr>
+        <w:pStyle w:val="Compact"/>
+        <w:numPr>
+          <w:ilvl w:val="0"/>
+          <w:numId w:val="1025"/>
+        </w:numPr>
+      </w:pPr>
+      <w:r>
+        <w:rPr>
+          <w:b/>
+          <w:bCs/>
+        </w:rPr>
+        <w:t xml:space="preserve">OWASP WSTG</w:t>
+      </w:r>
+      <w:r>
+        <w:t xml:space="preserve"> </w:t>
+      </w:r>
+      <w:r>
+        <w:t xml:space="preserve">— web uygulama güvenlik testi rehberi.</w:t>
+      </w:r>
+    </w:p>
+    <w:p>
+      <w:pPr>
+        <w:pStyle w:val="Compact"/>
+        <w:numPr>
+          <w:ilvl w:val="0"/>
+          <w:numId w:val="1025"/>
+        </w:numPr>
+      </w:pPr>
+      <w:r>
+        <w:rPr>
+          <w:b/>
+          <w:bCs/>
+        </w:rPr>
+        <w:t xml:space="preserve">PTES</w:t>
+      </w:r>
+      <w:r>
+        <w:t xml:space="preserve"> </w:t>
+      </w:r>
+      <w:r>
+        <w:t xml:space="preserve">(Penetration Testing Execution Standard) ve</w:t>
+      </w:r>
+      <w:r>
+        <w:t xml:space="preserve"> </w:t>
+      </w:r>
+      <w:r>
+        <w:rPr>
+          <w:b/>
+          <w:bCs/>
+        </w:rPr>
+        <w:t xml:space="preserve">NIST SP 800-115</w:t>
+      </w:r>
+      <w:r>
+        <w:t xml:space="preserve"> </w:t>
+      </w:r>
+      <w:r>
+        <w:t xml:space="preserve">— sızma testi süreç metodolojileri.</w:t>
+      </w:r>
+    </w:p>
+    <w:p>
+      <w:pPr>
+        <w:pStyle w:val="Compact"/>
+        <w:numPr>
+          <w:ilvl w:val="0"/>
+          <w:numId w:val="1025"/>
+        </w:numPr>
+      </w:pPr>
+      <w:r>
+        <w:rPr>
+          <w:b/>
+          <w:bCs/>
+        </w:rPr>
+        <w:t xml:space="preserve">Ortak Kriterler (ISO/IEC 15408)</w:t>
+      </w:r>
+      <w:r>
+        <w:t xml:space="preserve"> </w:t>
+      </w:r>
+      <w:r>
+        <w:t xml:space="preserve">ve ilgili saldırı potansiyeli kılavuzları — 13. haftaya köprü.</w:t>
+      </w:r>
+    </w:p>
+    <w:p>
+      <w:pPr>
+        <w:pStyle w:val="Compact"/>
+        <w:numPr>
+          <w:ilvl w:val="0"/>
+          <w:numId w:val="1025"/>
+        </w:numPr>
+      </w:pPr>
+      <w:r>
+        <w:rPr>
+          <w:b/>
+          <w:bCs/>
+        </w:rPr>
+        <w:t xml:space="preserve">CVSS</w:t>
+      </w:r>
+      <w:r>
+        <w:t xml:space="preserve"> </w:t>
+      </w:r>
+      <w:r>
         <w:t xml:space="preserve">— zafiyet ciddiyet puanlaması.</w:t>
       </w:r>
     </w:p>
@@ -7756,8 +10821,8 @@
         <w:t xml:space="preserve">EMVCo, PCI, MASVS gereksinim setlerini ayrıntılı işleyeceğiz.</w:t>
       </w:r>
     </w:p>
-    <w:bookmarkEnd w:id="47"/>
-    <w:bookmarkEnd w:id="48"/>
+    <w:bookmarkEnd w:id="68"/>
+    <w:bookmarkEnd w:id="69"/>
     <w:sectPr>
       <w:headerReference r:id="rId9" w:type="default"/>
       <w:footerReference r:id="rId10" w:type="default"/>
@@ -8288,6 +11353,51 @@
     <w:abstractNumId w:val="991"/>
   </w:num>
   <w:num w:numId="1004">
+    <w:abstractNumId w:val="991"/>
+  </w:num>
+  <w:num w:numId="1005">
+    <w:abstractNumId w:val="991"/>
+  </w:num>
+  <w:num w:numId="1006">
+    <w:abstractNumId w:val="991"/>
+  </w:num>
+  <w:num w:numId="1007">
+    <w:abstractNumId w:val="991"/>
+  </w:num>
+  <w:num w:numId="1008">
+    <w:abstractNumId w:val="991"/>
+  </w:num>
+  <w:num w:numId="1009">
+    <w:abstractNumId w:val="991"/>
+  </w:num>
+  <w:num w:numId="1010">
+    <w:abstractNumId w:val="991"/>
+  </w:num>
+  <w:num w:numId="1011">
+    <w:abstractNumId w:val="991"/>
+  </w:num>
+  <w:num w:numId="1012">
+    <w:abstractNumId w:val="991"/>
+  </w:num>
+  <w:num w:numId="1013">
+    <w:abstractNumId w:val="991"/>
+  </w:num>
+  <w:num w:numId="1014">
+    <w:abstractNumId w:val="991"/>
+  </w:num>
+  <w:num w:numId="1015">
+    <w:abstractNumId w:val="991"/>
+  </w:num>
+  <w:num w:numId="1016">
+    <w:abstractNumId w:val="991"/>
+  </w:num>
+  <w:num w:numId="1017">
+    <w:abstractNumId w:val="991"/>
+  </w:num>
+  <w:num w:numId="1018">
+    <w:abstractNumId w:val="991"/>
+  </w:num>
+  <w:num w:numId="1019">
     <w:abstractNumId w:val="99411"/>
     <w:lvlOverride w:ilvl="0">
       <w:startOverride w:val="1"/>
@@ -8317,16 +11427,16 @@
       <w:startOverride w:val="1"/>
     </w:lvlOverride>
   </w:num>
-  <w:num w:numId="1005">
+  <w:num w:numId="1020">
     <w:abstractNumId w:val="991"/>
   </w:num>
-  <w:num w:numId="1006">
+  <w:num w:numId="1021">
     <w:abstractNumId w:val="991"/>
   </w:num>
-  <w:num w:numId="1007">
+  <w:num w:numId="1022">
     <w:abstractNumId w:val="991"/>
   </w:num>
-  <w:num w:numId="1008">
+  <w:num w:numId="1023">
     <w:abstractNumId w:val="99411"/>
     <w:lvlOverride w:ilvl="0">
       <w:startOverride w:val="1"/>
@@ -8356,7 +11466,7 @@
       <w:startOverride w:val="1"/>
     </w:lvlOverride>
   </w:num>
-  <w:num w:numId="1009">
+  <w:num w:numId="1024">
     <w:abstractNumId w:val="99431"/>
     <w:lvlOverride w:ilvl="0">
       <w:startOverride w:val="1"/>
@@ -8386,7 +11496,7 @@
       <w:startOverride w:val="1"/>
     </w:lvlOverride>
   </w:num>
-  <w:num w:numId="1010">
+  <w:num w:numId="1025">
     <w:abstractNumId w:val="991"/>
   </w:num>
 </w:numbering>

--- a/docs/week-12/cen429-week-12-ders-notu.en.docx
+++ b/docs/week-12/cen429-week-12-ders-notu.en.docx
@@ -3765,14 +3765,14 @@
       <w:r>
         <w:drawing>
           <wp:inline>
-            <wp:extent cx="5759999" cy="1115956"/>
+            <wp:extent cx="5759999" cy="2283460"/>
             <wp:effectExtent b="0" l="0" r="0" t="0"/>
-            <wp:docPr descr="" title="" id="42" name="Picture"/>
+            <wp:docPr descr="Değerlendirmenin üç aşaması ve 13 adımı" title="" id="42" name="Picture"/>
             <a:graphic>
               <a:graphicData uri="http://schemas.openxmlformats.org/drawingml/2006/picture">
                 <pic:pic>
                   <pic:nvPicPr>
-                    <pic:cNvPr descr="diyagram-1.png" id="43" name="Picture"/>
+                    <pic:cNvPr descr="h12-01-degerlendirme-sureci.png" id="43" name="Picture"/>
                     <pic:cNvPicPr>
                       <a:picLocks noChangeArrowheads="1" noChangeAspect="1"/>
                     </pic:cNvPicPr>
@@ -3786,7 +3786,7 @@
                   <pic:spPr bwMode="auto">
                     <a:xfrm>
                       <a:off x="0" y="0"/>
-                      <a:ext cx="5759999" cy="1115956"/>
+                      <a:ext cx="5759999" cy="2283460"/>
                     </a:xfrm>
                     <a:prstGeom prst="rect">
                       <a:avLst/>
@@ -3812,14 +3812,14 @@
       <w:r>
         <w:drawing>
           <wp:inline>
-            <wp:extent cx="5759999" cy="2100194"/>
+            <wp:extent cx="5759999" cy="2748610"/>
             <wp:effectExtent b="0" l="0" r="0" t="0"/>
-            <wp:docPr descr="" title="" id="45" name="Picture"/>
+            <wp:docPr descr="Hazırlık aşamasının dört adımı" title="" id="45" name="Picture"/>
             <a:graphic>
               <a:graphicData uri="http://schemas.openxmlformats.org/drawingml/2006/picture">
                 <pic:pic>
                   <pic:nvPicPr>
-                    <pic:cNvPr descr="diyagram-2.png" id="46" name="Picture"/>
+                    <pic:cNvPr descr="h12-02-hazirlik-adimlari.png" id="46" name="Picture"/>
                     <pic:cNvPicPr>
                       <a:picLocks noChangeArrowheads="1" noChangeAspect="1"/>
                     </pic:cNvPicPr>
@@ -3833,7 +3833,7 @@
                   <pic:spPr bwMode="auto">
                     <a:xfrm>
                       <a:off x="0" y="0"/>
-                      <a:ext cx="5759999" cy="2100194"/>
+                      <a:ext cx="5759999" cy="2748610"/>
                     </a:xfrm>
                     <a:prstGeom prst="rect">
                       <a:avLst/>

--- a/docs/week-12/cen429-week-12-ders-notu.en.docx
+++ b/docs/week-12/cen429-week-12-ders-notu.en.docx
@@ -2,7 +2,7 @@
 <file path=word/document.xml><?xml version="1.0" encoding="utf-8"?>
 <w:document xmlns:w="http://schemas.openxmlformats.org/wordprocessingml/2006/main" xmlns:m="http://schemas.openxmlformats.org/officeDocument/2006/math" xmlns:r="http://schemas.openxmlformats.org/officeDocument/2006/relationships" xmlns:o="urn:schemas-microsoft-com:office:office" xmlns:v="urn:schemas-microsoft-com:vml" xmlns:w10="urn:schemas-microsoft-com:office:word" xmlns:a="http://schemas.openxmlformats.org/drawingml/2006/main" xmlns:pic="http://schemas.openxmlformats.org/drawingml/2006/picture" xmlns:wp="http://schemas.openxmlformats.org/drawingml/2006/wordprocessingDrawing">
   <w:body>
-    <w:bookmarkStart w:id="69" w:name="X3a110c4cd234bc6fa63419f9408234c73f9f53f"/>
+    <w:bookmarkStart w:id="96" w:name="X3a110c4cd234bc6fa63419f9408234c73f9f53f"/>
     <w:p>
       <w:pPr>
         <w:pStyle w:val="Heading1"/>
@@ -2709,7 +2709,7 @@
     </w:p>
     <w:bookmarkEnd w:id="37"/>
     <w:bookmarkEnd w:id="38"/>
-    <w:bookmarkStart w:id="40" w:name="neden-bağımsız-değerlendirme"/>
+    <w:bookmarkStart w:id="43" w:name="neden-bağımsız-değerlendirme"/>
     <w:p>
       <w:pPr>
         <w:pStyle w:val="Heading2"/>
@@ -2782,6 +2782,53 @@
       </w:r>
       <w:r>
         <w:t xml:space="preserve">der.</w:t>
+      </w:r>
+    </w:p>
+    <w:p>
+      <w:pPr>
+        <w:pStyle w:val="BodyText"/>
+      </w:pPr>
+      <w:r>
+        <w:drawing>
+          <wp:inline>
+            <wp:extent cx="5759999" cy="2470728"/>
+            <wp:effectExtent b="0" l="0" r="0" t="0"/>
+            <wp:docPr descr="Geliştiricinin sözü ile bağımsız değerlendirme" title="" id="40" name="Picture"/>
+            <a:graphic>
+              <a:graphicData uri="http://schemas.openxmlformats.org/drawingml/2006/picture">
+                <pic:pic>
+                  <pic:nvPicPr>
+                    <pic:cNvPr descr="h12-04-bagimsiz-degerlendirme.png" id="41" name="Picture"/>
+                    <pic:cNvPicPr>
+                      <a:picLocks noChangeArrowheads="1" noChangeAspect="1"/>
+                    </pic:cNvPicPr>
+                  </pic:nvPicPr>
+                  <pic:blipFill>
+                    <a:blip r:embed="rId39"/>
+                    <a:stretch>
+                      <a:fillRect/>
+                    </a:stretch>
+                  </pic:blipFill>
+                  <pic:spPr bwMode="auto">
+                    <a:xfrm>
+                      <a:off x="0" y="0"/>
+                      <a:ext cx="5759999" cy="2470728"/>
+                    </a:xfrm>
+                    <a:prstGeom prst="rect">
+                      <a:avLst/>
+                    </a:prstGeom>
+                    <a:noFill/>
+                    <a:ln w="9525">
+                      <a:noFill/>
+                      <a:headEnd/>
+                      <a:tailEnd/>
+                    </a:ln>
+                  </pic:spPr>
+                </pic:pic>
+              </a:graphicData>
+            </a:graphic>
+          </wp:inline>
+        </w:drawing>
       </w:r>
     </w:p>
     <w:p>
@@ -3151,7 +3198,7 @@
         <w:t xml:space="preserve">değerlendiricinin gözünden, adım adım işliyoruz.</w:t>
       </w:r>
     </w:p>
-    <w:bookmarkStart w:id="39" w:name="standartlar-ve-sertifikasyon-manzarası"/>
+    <w:bookmarkStart w:id="42" w:name="standartlar-ve-sertifikasyon-manzarası"/>
     <w:p>
       <w:pPr>
         <w:pStyle w:val="Heading3"/>
@@ -3727,9 +3774,9 @@
         </w:pict>
       </w:r>
     </w:p>
-    <w:bookmarkEnd w:id="39"/>
-    <w:bookmarkEnd w:id="40"/>
-    <w:bookmarkStart w:id="48" w:name="değerlendirme-süreci-13-adım"/>
+    <w:bookmarkEnd w:id="42"/>
+    <w:bookmarkEnd w:id="43"/>
+    <w:bookmarkStart w:id="54" w:name="değerlendirme-süreci-13-adım"/>
     <w:p>
       <w:pPr>
         <w:pStyle w:val="Heading2"/>
@@ -3767,18 +3814,18 @@
           <wp:inline>
             <wp:extent cx="5759999" cy="2283460"/>
             <wp:effectExtent b="0" l="0" r="0" t="0"/>
-            <wp:docPr descr="Değerlendirmenin üç aşaması ve 13 adımı" title="" id="42" name="Picture"/>
+            <wp:docPr descr="TOE kimliğinin bileşenleri" title="" id="45" name="Picture"/>
             <a:graphic>
               <a:graphicData uri="http://schemas.openxmlformats.org/drawingml/2006/picture">
                 <pic:pic>
                   <pic:nvPicPr>
-                    <pic:cNvPr descr="h12-01-degerlendirme-sureci.png" id="43" name="Picture"/>
+                    <pic:cNvPr descr="h12-06-toe.png" id="46" name="Picture"/>
                     <pic:cNvPicPr>
                       <a:picLocks noChangeArrowheads="1" noChangeAspect="1"/>
                     </pic:cNvPicPr>
                   </pic:nvPicPr>
                   <pic:blipFill>
-                    <a:blip r:embed="rId41"/>
+                    <a:blip r:embed="rId44"/>
                     <a:stretch>
                       <a:fillRect/>
                     </a:stretch>
@@ -3812,20 +3859,67 @@
       <w:r>
         <w:drawing>
           <wp:inline>
-            <wp:extent cx="5759999" cy="2748610"/>
+            <wp:extent cx="5759999" cy="2283460"/>
             <wp:effectExtent b="0" l="0" r="0" t="0"/>
-            <wp:docPr descr="Hazırlık aşamasının dört adımı" title="" id="45" name="Picture"/>
+            <wp:docPr descr="Değerlendirmenin üç aşaması ve 13 adımı" title="" id="48" name="Picture"/>
             <a:graphic>
               <a:graphicData uri="http://schemas.openxmlformats.org/drawingml/2006/picture">
                 <pic:pic>
                   <pic:nvPicPr>
-                    <pic:cNvPr descr="h12-02-hazirlik-adimlari.png" id="46" name="Picture"/>
+                    <pic:cNvPr descr="h12-01-degerlendirme-sureci.png" id="49" name="Picture"/>
                     <pic:cNvPicPr>
                       <a:picLocks noChangeArrowheads="1" noChangeAspect="1"/>
                     </pic:cNvPicPr>
                   </pic:nvPicPr>
                   <pic:blipFill>
-                    <a:blip r:embed="rId44"/>
+                    <a:blip r:embed="rId47"/>
+                    <a:stretch>
+                      <a:fillRect/>
+                    </a:stretch>
+                  </pic:blipFill>
+                  <pic:spPr bwMode="auto">
+                    <a:xfrm>
+                      <a:off x="0" y="0"/>
+                      <a:ext cx="5759999" cy="2283460"/>
+                    </a:xfrm>
+                    <a:prstGeom prst="rect">
+                      <a:avLst/>
+                    </a:prstGeom>
+                    <a:noFill/>
+                    <a:ln w="9525">
+                      <a:noFill/>
+                      <a:headEnd/>
+                      <a:tailEnd/>
+                    </a:ln>
+                  </pic:spPr>
+                </pic:pic>
+              </a:graphicData>
+            </a:graphic>
+          </wp:inline>
+        </w:drawing>
+      </w:r>
+    </w:p>
+    <w:p>
+      <w:pPr>
+        <w:pStyle w:val="BodyText"/>
+      </w:pPr>
+      <w:r>
+        <w:drawing>
+          <wp:inline>
+            <wp:extent cx="5759999" cy="2748610"/>
+            <wp:effectExtent b="0" l="0" r="0" t="0"/>
+            <wp:docPr descr="Hazırlık aşamasının dört adımı" title="" id="51" name="Picture"/>
+            <a:graphic>
+              <a:graphicData uri="http://schemas.openxmlformats.org/drawingml/2006/picture">
+                <pic:pic>
+                  <pic:nvPicPr>
+                    <pic:cNvPr descr="h12-02-hazirlik-adimlari.png" id="52" name="Picture"/>
+                    <pic:cNvPicPr>
+                      <a:picLocks noChangeArrowheads="1" noChangeAspect="1"/>
+                    </pic:cNvPicPr>
+                  </pic:nvPicPr>
+                  <pic:blipFill>
+                    <a:blip r:embed="rId50"/>
                     <a:stretch>
                       <a:fillRect/>
                     </a:stretch>
@@ -4765,7 +4859,7 @@
         <w:t xml:space="preserve">projenizde yazdığınız kılavuz, bu belgenin küçültülmüş halidir.</w:t>
       </w:r>
     </w:p>
-    <w:bookmarkStart w:id="47" w:name="değerlendiricinin-temel-tutumu"/>
+    <w:bookmarkStart w:id="53" w:name="değerlendiricinin-temel-tutumu"/>
     <w:p>
       <w:pPr>
         <w:pStyle w:val="Heading3"/>
@@ -4878,9 +4972,9 @@
         </w:pict>
       </w:r>
     </w:p>
-    <w:bookmarkEnd w:id="47"/>
-    <w:bookmarkEnd w:id="48"/>
-    <w:bookmarkStart w:id="51" w:name="zafiyet-değerlendirmesinin-yöntemleri"/>
+    <w:bookmarkEnd w:id="53"/>
+    <w:bookmarkEnd w:id="54"/>
+    <w:bookmarkStart w:id="60" w:name="zafiyet-değerlendirmesinin-yöntemleri"/>
     <w:p>
       <w:pPr>
         <w:pStyle w:val="Heading2"/>
@@ -4929,6 +5023,53 @@
       </w:r>
       <w:r>
         <w:t xml:space="preserve">alıyoruz. Sıralama önemlidir: ucuz ve geniş kapsamlı yöntemlerle başlanır, pahalı ve derin yöntemlere doğru gidilir.</w:t>
+      </w:r>
+    </w:p>
+    <w:p>
+      <w:pPr>
+        <w:pStyle w:val="BodyText"/>
+      </w:pPr>
+      <w:r>
+        <w:drawing>
+          <wp:inline>
+            <wp:extent cx="5759999" cy="2748610"/>
+            <wp:effectExtent b="0" l="0" r="0" t="0"/>
+            <wp:docPr descr="Zafiyet değerlendirme yöntemlerinin sırası" title="" id="56" name="Picture"/>
+            <a:graphic>
+              <a:graphicData uri="http://schemas.openxmlformats.org/drawingml/2006/picture">
+                <pic:pic>
+                  <pic:nvPicPr>
+                    <pic:cNvPr descr="h12-07-yontemler.png" id="57" name="Picture"/>
+                    <pic:cNvPicPr>
+                      <a:picLocks noChangeArrowheads="1" noChangeAspect="1"/>
+                    </pic:cNvPicPr>
+                  </pic:nvPicPr>
+                  <pic:blipFill>
+                    <a:blip r:embed="rId55"/>
+                    <a:stretch>
+                      <a:fillRect/>
+                    </a:stretch>
+                  </pic:blipFill>
+                  <pic:spPr bwMode="auto">
+                    <a:xfrm>
+                      <a:off x="0" y="0"/>
+                      <a:ext cx="5759999" cy="2748610"/>
+                    </a:xfrm>
+                    <a:prstGeom prst="rect">
+                      <a:avLst/>
+                    </a:prstGeom>
+                    <a:noFill/>
+                    <a:ln w="9525">
+                      <a:noFill/>
+                      <a:headEnd/>
+                      <a:tailEnd/>
+                    </a:ln>
+                  </pic:spPr>
+                </pic:pic>
+              </a:graphicData>
+            </a:graphic>
+          </wp:inline>
+        </w:drawing>
       </w:r>
     </w:p>
     <w:tbl>
@@ -5325,7 +5466,7 @@
         <w:t xml:space="preserve">nın (CI’da SAST + sanitizer + fuzz) değerlendirmedeki karşılığıdır.</w:t>
       </w:r>
     </w:p>
-    <w:bookmarkStart w:id="49" w:name="Xf53c6f958001aa0a99d6000a332bcb3e05c48ca"/>
+    <w:bookmarkStart w:id="58" w:name="Xf53c6f958001aa0a99d6000a332bcb3e05c48ca"/>
     <w:p>
       <w:pPr>
         <w:pStyle w:val="Heading3"/>
@@ -5464,8 +5605,8 @@
         <w:t xml:space="preserve">(9. hafta opak boolean, rastgele çıkış).</w:t>
       </w:r>
     </w:p>
-    <w:bookmarkEnd w:id="49"/>
-    <w:bookmarkStart w:id="50" w:name="statik-ve-dinamik-analiz-fuzzing"/>
+    <w:bookmarkEnd w:id="58"/>
+    <w:bookmarkStart w:id="59" w:name="statik-ve-dinamik-analiz-fuzzing"/>
     <w:p>
       <w:pPr>
         <w:pStyle w:val="Heading3"/>
@@ -5550,9 +5691,9 @@
         <w:t xml:space="preserve">arasında büyük fark görür.</w:t>
       </w:r>
     </w:p>
-    <w:bookmarkEnd w:id="50"/>
-    <w:bookmarkEnd w:id="51"/>
-    <w:bookmarkStart w:id="52" w:name="standartların-istediği-testler"/>
+    <w:bookmarkEnd w:id="59"/>
+    <w:bookmarkEnd w:id="60"/>
+    <w:bookmarkStart w:id="64" w:name="standartların-istediği-testler"/>
     <w:p>
       <w:pPr>
         <w:pStyle w:val="Heading2"/>
@@ -5573,6 +5714,53 @@
       </w:r>
       <w:r>
         <w:t xml:space="preserve">testleri önceliklendireceğinizi belirler.</w:t>
+      </w:r>
+    </w:p>
+    <w:p>
+      <w:pPr>
+        <w:pStyle w:val="BodyText"/>
+      </w:pPr>
+      <w:r>
+        <w:drawing>
+          <wp:inline>
+            <wp:extent cx="5759999" cy="2786354"/>
+            <wp:effectExtent b="0" l="0" r="0" t="0"/>
+            <wp:docPr descr="Standartlar: hangisi neyi sertifikalar" title="" id="62" name="Picture"/>
+            <a:graphic>
+              <a:graphicData uri="http://schemas.openxmlformats.org/drawingml/2006/picture">
+                <pic:pic>
+                  <pic:nvPicPr>
+                    <pic:cNvPr descr="h12-05-standartlar.png" id="63" name="Picture"/>
+                    <pic:cNvPicPr>
+                      <a:picLocks noChangeArrowheads="1" noChangeAspect="1"/>
+                    </pic:cNvPicPr>
+                  </pic:nvPicPr>
+                  <pic:blipFill>
+                    <a:blip r:embed="rId61"/>
+                    <a:stretch>
+                      <a:fillRect/>
+                    </a:stretch>
+                  </pic:blipFill>
+                  <pic:spPr bwMode="auto">
+                    <a:xfrm>
+                      <a:off x="0" y="0"/>
+                      <a:ext cx="5759999" cy="2786354"/>
+                    </a:xfrm>
+                    <a:prstGeom prst="rect">
+                      <a:avLst/>
+                    </a:prstGeom>
+                    <a:noFill/>
+                    <a:ln w="9525">
+                      <a:noFill/>
+                      <a:headEnd/>
+                      <a:tailEnd/>
+                    </a:ln>
+                  </pic:spPr>
+                </pic:pic>
+              </a:graphicData>
+            </a:graphic>
+          </wp:inline>
+        </w:drawing>
       </w:r>
     </w:p>
     <w:tbl>
@@ -6027,8 +6215,8 @@
         </w:pict>
       </w:r>
     </w:p>
-    <w:bookmarkEnd w:id="52"/>
-    <w:bookmarkStart w:id="57" w:name="Xd3d906c58774463637bcc369177bfca839a3606"/>
+    <w:bookmarkEnd w:id="64"/>
+    <w:bookmarkStart w:id="75" w:name="Xd3d906c58774463637bcc369177bfca839a3606"/>
     <w:p>
       <w:pPr>
         <w:pStyle w:val="Heading2"/>
@@ -6121,7 +6309,101 @@
         <w:t xml:space="preserve">(güç, dayanıklılık) çerçevesinin değerlendirmedeki resmî halidir.</w:t>
       </w:r>
     </w:p>
-    <w:bookmarkStart w:id="53" w:name="saldırı-potansiyeli-faktörleri"/>
+    <w:p>
+      <w:pPr>
+        <w:pStyle w:val="BodyText"/>
+      </w:pPr>
+      <w:r>
+        <w:drawing>
+          <wp:inline>
+            <wp:extent cx="5759999" cy="2669114"/>
+            <wp:effectExtent b="0" l="0" r="0" t="0"/>
+            <wp:docPr descr="Saldırı potansiyelinin beş faktörü ve düzeyleri" title="" id="66" name="Picture"/>
+            <a:graphic>
+              <a:graphicData uri="http://schemas.openxmlformats.org/drawingml/2006/picture">
+                <pic:pic>
+                  <pic:nvPicPr>
+                    <pic:cNvPr descr="h12-03-saldiri-potansiyeli.png" id="67" name="Picture"/>
+                    <pic:cNvPicPr>
+                      <a:picLocks noChangeArrowheads="1" noChangeAspect="1"/>
+                    </pic:cNvPicPr>
+                  </pic:nvPicPr>
+                  <pic:blipFill>
+                    <a:blip r:embed="rId65"/>
+                    <a:stretch>
+                      <a:fillRect/>
+                    </a:stretch>
+                  </pic:blipFill>
+                  <pic:spPr bwMode="auto">
+                    <a:xfrm>
+                      <a:off x="0" y="0"/>
+                      <a:ext cx="5759999" cy="2669114"/>
+                    </a:xfrm>
+                    <a:prstGeom prst="rect">
+                      <a:avLst/>
+                    </a:prstGeom>
+                    <a:noFill/>
+                    <a:ln w="9525">
+                      <a:noFill/>
+                      <a:headEnd/>
+                      <a:tailEnd/>
+                    </a:ln>
+                  </pic:spPr>
+                </pic:pic>
+              </a:graphicData>
+            </a:graphic>
+          </wp:inline>
+        </w:drawing>
+      </w:r>
+    </w:p>
+    <w:p>
+      <w:pPr>
+        <w:pStyle w:val="BodyText"/>
+      </w:pPr>
+      <w:r>
+        <w:drawing>
+          <wp:inline>
+            <wp:extent cx="5759999" cy="2470728"/>
+            <wp:effectExtent b="0" l="0" r="0" t="0"/>
+            <wp:docPr descr="Saldırı potansiyeli ile CVSS’in farkı" title="" id="69" name="Picture"/>
+            <a:graphic>
+              <a:graphicData uri="http://schemas.openxmlformats.org/drawingml/2006/picture">
+                <pic:pic>
+                  <pic:nvPicPr>
+                    <pic:cNvPr descr="h12-08-potansiyel-cvss.png" id="70" name="Picture"/>
+                    <pic:cNvPicPr>
+                      <a:picLocks noChangeArrowheads="1" noChangeAspect="1"/>
+                    </pic:cNvPicPr>
+                  </pic:nvPicPr>
+                  <pic:blipFill>
+                    <a:blip r:embed="rId68"/>
+                    <a:stretch>
+                      <a:fillRect/>
+                    </a:stretch>
+                  </pic:blipFill>
+                  <pic:spPr bwMode="auto">
+                    <a:xfrm>
+                      <a:off x="0" y="0"/>
+                      <a:ext cx="5759999" cy="2470728"/>
+                    </a:xfrm>
+                    <a:prstGeom prst="rect">
+                      <a:avLst/>
+                    </a:prstGeom>
+                    <a:noFill/>
+                    <a:ln w="9525">
+                      <a:noFill/>
+                      <a:headEnd/>
+                      <a:tailEnd/>
+                    </a:ln>
+                  </pic:spPr>
+                </pic:pic>
+              </a:graphicData>
+            </a:graphic>
+          </wp:inline>
+        </w:drawing>
+      </w:r>
+    </w:p>
+    <w:bookmarkStart w:id="71" w:name="saldırı-potansiyeli-faktörleri"/>
     <w:p>
       <w:pPr>
         <w:pStyle w:val="Heading3"/>
@@ -6585,8 +6867,8 @@
         <w:t xml:space="preserve">(9. hafta) ve sunucu tarafı denetim.</w:t>
       </w:r>
     </w:p>
-    <w:bookmarkEnd w:id="53"/>
-    <w:bookmarkStart w:id="55" w:name="X72d8b3d2ed9de894b19f7c7f5d16391b259d88d"/>
+    <w:bookmarkEnd w:id="71"/>
+    <w:bookmarkStart w:id="73" w:name="X72d8b3d2ed9de894b19f7c7f5d16391b259d88d"/>
     <w:p>
       <w:pPr>
         <w:pStyle w:val="Heading3"/>
@@ -7387,7 +7669,7 @@
         </w:tc>
       </w:tr>
     </w:tbl>
-    <w:bookmarkStart w:id="54" w:name="Xc9cbfa254cda3c93864d5ba02cb059f9063d6f3"/>
+    <w:bookmarkStart w:id="72" w:name="Xc9cbfa254cda3c93864d5ba02cb059f9063d6f3"/>
     <w:p>
       <w:pPr>
         <w:pStyle w:val="Heading4"/>
@@ -8177,9 +8459,9 @@
         <w:t xml:space="preserve">bulguyu (lisans yaması · WBC anahtar çıkarma · güvenli öğe kırma) puanlar.</w:t>
       </w:r>
     </w:p>
-    <w:bookmarkEnd w:id="54"/>
-    <w:bookmarkEnd w:id="55"/>
-    <w:bookmarkStart w:id="56" w:name="cvss-ile-derecelendirme"/>
+    <w:bookmarkEnd w:id="72"/>
+    <w:bookmarkEnd w:id="73"/>
+    <w:bookmarkStart w:id="74" w:name="cvss-ile-derecelendirme"/>
     <w:p>
       <w:pPr>
         <w:pStyle w:val="Heading3"/>
@@ -8280,9 +8562,9 @@
         <w:t xml:space="preserve">çoğunlukla ikisi birden verilir; önceliklendirme buna göre yapılır.</w:t>
       </w:r>
     </w:p>
-    <w:bookmarkEnd w:id="56"/>
-    <w:bookmarkEnd w:id="57"/>
-    <w:bookmarkStart w:id="59" w:name="bulgu-öneri-aksiyon-ve-etki-analizi"/>
+    <w:bookmarkEnd w:id="74"/>
+    <w:bookmarkEnd w:id="75"/>
+    <w:bookmarkStart w:id="83" w:name="bulgu-öneri-aksiyon-ve-etki-analizi"/>
     <w:p>
       <w:pPr>
         <w:pStyle w:val="Heading2"/>
@@ -8322,6 +8604,100 @@
       </w:r>
       <w:r>
         <w:t xml:space="preserve">. Her bulgu için:</w:t>
+      </w:r>
+    </w:p>
+    <w:p>
+      <w:pPr>
+        <w:pStyle w:val="BodyText"/>
+      </w:pPr>
+      <w:r>
+        <w:drawing>
+          <wp:inline>
+            <wp:extent cx="5759999" cy="2470728"/>
+            <wp:effectExtent b="0" l="0" r="0" t="0"/>
+            <wp:docPr descr="Etki analizi ile delta değerlendirme farkı" title="" id="77" name="Picture"/>
+            <a:graphic>
+              <a:graphicData uri="http://schemas.openxmlformats.org/drawingml/2006/picture">
+                <pic:pic>
+                  <pic:nvPicPr>
+                    <pic:cNvPr descr="h12-10-etki-delta.png" id="78" name="Picture"/>
+                    <pic:cNvPicPr>
+                      <a:picLocks noChangeArrowheads="1" noChangeAspect="1"/>
+                    </pic:cNvPicPr>
+                  </pic:nvPicPr>
+                  <pic:blipFill>
+                    <a:blip r:embed="rId76"/>
+                    <a:stretch>
+                      <a:fillRect/>
+                    </a:stretch>
+                  </pic:blipFill>
+                  <pic:spPr bwMode="auto">
+                    <a:xfrm>
+                      <a:off x="0" y="0"/>
+                      <a:ext cx="5759999" cy="2470728"/>
+                    </a:xfrm>
+                    <a:prstGeom prst="rect">
+                      <a:avLst/>
+                    </a:prstGeom>
+                    <a:noFill/>
+                    <a:ln w="9525">
+                      <a:noFill/>
+                      <a:headEnd/>
+                      <a:tailEnd/>
+                    </a:ln>
+                  </pic:spPr>
+                </pic:pic>
+              </a:graphicData>
+            </a:graphic>
+          </wp:inline>
+        </w:drawing>
+      </w:r>
+    </w:p>
+    <w:p>
+      <w:pPr>
+        <w:pStyle w:val="BodyText"/>
+      </w:pPr>
+      <w:r>
+        <w:drawing>
+          <wp:inline>
+            <wp:extent cx="5759999" cy="2283460"/>
+            <wp:effectExtent b="0" l="0" r="0" t="0"/>
+            <wp:docPr descr="Bulgu, öneri, aksiyon döngüsü" title="" id="80" name="Picture"/>
+            <a:graphic>
+              <a:graphicData uri="http://schemas.openxmlformats.org/drawingml/2006/picture">
+                <pic:pic>
+                  <pic:nvPicPr>
+                    <pic:cNvPr descr="h12-09-bulgu-dongusu.png" id="81" name="Picture"/>
+                    <pic:cNvPicPr>
+                      <a:picLocks noChangeArrowheads="1" noChangeAspect="1"/>
+                    </pic:cNvPicPr>
+                  </pic:nvPicPr>
+                  <pic:blipFill>
+                    <a:blip r:embed="rId79"/>
+                    <a:stretch>
+                      <a:fillRect/>
+                    </a:stretch>
+                  </pic:blipFill>
+                  <pic:spPr bwMode="auto">
+                    <a:xfrm>
+                      <a:off x="0" y="0"/>
+                      <a:ext cx="5759999" cy="2283460"/>
+                    </a:xfrm>
+                    <a:prstGeom prst="rect">
+                      <a:avLst/>
+                    </a:prstGeom>
+                    <a:noFill/>
+                    <a:ln w="9525">
+                      <a:noFill/>
+                      <a:headEnd/>
+                      <a:tailEnd/>
+                    </a:ln>
+                  </pic:spPr>
+                </pic:pic>
+              </a:graphicData>
+            </a:graphic>
+          </wp:inline>
+        </w:drawing>
       </w:r>
     </w:p>
     <w:p>
@@ -8448,7 +8824,7 @@
         <w:t xml:space="preserve">(7. hafta) kaynağıdır.</w:t>
       </w:r>
     </w:p>
-    <w:bookmarkStart w:id="58" w:name="X0ebbba240bf6730cfb505e597d49bc8b2c60efc"/>
+    <w:bookmarkStart w:id="82" w:name="X0ebbba240bf6730cfb505e597d49bc8b2c60efc"/>
     <w:p>
       <w:pPr>
         <w:pStyle w:val="Heading3"/>
@@ -8674,9 +9050,9 @@
         </w:pict>
       </w:r>
     </w:p>
-    <w:bookmarkEnd w:id="58"/>
-    <w:bookmarkEnd w:id="59"/>
-    <w:bookmarkStart w:id="64" w:name="sızma-testi-planı"/>
+    <w:bookmarkEnd w:id="82"/>
+    <w:bookmarkEnd w:id="83"/>
+    <w:bookmarkStart w:id="91" w:name="sızma-testi-planı"/>
     <w:p>
       <w:pPr>
         <w:pStyle w:val="Heading2"/>
@@ -8755,7 +9131,54 @@
         <w:t xml:space="preserve">güvenlik çalışması değildir. Bir plan en az şu dört başlığı içerir.</w:t>
       </w:r>
     </w:p>
-    <w:bookmarkStart w:id="60" w:name="kapsam-scope"/>
+    <w:p>
+      <w:pPr>
+        <w:pStyle w:val="BodyText"/>
+      </w:pPr>
+      <w:r>
+        <w:drawing>
+          <wp:inline>
+            <wp:extent cx="5759999" cy="2748610"/>
+            <wp:effectExtent b="0" l="0" r="0" t="0"/>
+            <wp:docPr descr="Sızma testi planının dört başlığı" title="" id="85" name="Picture"/>
+            <a:graphic>
+              <a:graphicData uri="http://schemas.openxmlformats.org/drawingml/2006/picture">
+                <pic:pic>
+                  <pic:nvPicPr>
+                    <pic:cNvPr descr="h12-11-pentest-plani.png" id="86" name="Picture"/>
+                    <pic:cNvPicPr>
+                      <a:picLocks noChangeArrowheads="1" noChangeAspect="1"/>
+                    </pic:cNvPicPr>
+                  </pic:nvPicPr>
+                  <pic:blipFill>
+                    <a:blip r:embed="rId84"/>
+                    <a:stretch>
+                      <a:fillRect/>
+                    </a:stretch>
+                  </pic:blipFill>
+                  <pic:spPr bwMode="auto">
+                    <a:xfrm>
+                      <a:off x="0" y="0"/>
+                      <a:ext cx="5759999" cy="2748610"/>
+                    </a:xfrm>
+                    <a:prstGeom prst="rect">
+                      <a:avLst/>
+                    </a:prstGeom>
+                    <a:noFill/>
+                    <a:ln w="9525">
+                      <a:noFill/>
+                      <a:headEnd/>
+                      <a:tailEnd/>
+                    </a:ln>
+                  </pic:spPr>
+                </pic:pic>
+              </a:graphicData>
+            </a:graphic>
+          </wp:inline>
+        </w:drawing>
+      </w:r>
+    </w:p>
+    <w:bookmarkStart w:id="87" w:name="kapsam-scope"/>
     <w:p>
       <w:pPr>
         <w:pStyle w:val="Heading3"/>
@@ -8800,8 +9223,8 @@
         <w:t xml:space="preserve">taraf sunucular, gerçek kullanıcı verisi).</w:t>
       </w:r>
     </w:p>
-    <w:bookmarkEnd w:id="60"/>
-    <w:bookmarkStart w:id="61" w:name="angajman-kuralları-rules-of-engagement"/>
+    <w:bookmarkEnd w:id="87"/>
+    <w:bookmarkStart w:id="88" w:name="angajman-kuralları-rules-of-engagement"/>
     <w:p>
       <w:pPr>
         <w:pStyle w:val="Heading3"/>
@@ -8896,8 +9319,8 @@
         <w:t xml:space="preserve">İletişim ve yükseltme (escalation) noktaları.</w:t>
       </w:r>
     </w:p>
-    <w:bookmarkEnd w:id="61"/>
-    <w:bookmarkStart w:id="62" w:name="yöntem-methodology"/>
+    <w:bookmarkEnd w:id="88"/>
+    <w:bookmarkStart w:id="89" w:name="yöntem-methodology"/>
     <w:p>
       <w:pPr>
         <w:pStyle w:val="Heading3"/>
@@ -9007,8 +9430,8 @@
         <w:t xml:space="preserve">olmasını sağlar.</w:t>
       </w:r>
     </w:p>
-    <w:bookmarkEnd w:id="62"/>
-    <w:bookmarkStart w:id="63" w:name="test-şablonu-sekiz-başlık"/>
+    <w:bookmarkEnd w:id="89"/>
+    <w:bookmarkStart w:id="90" w:name="test-şablonu-sekiz-başlık"/>
     <w:p>
       <w:pPr>
         <w:pStyle w:val="Heading3"/>
@@ -9313,9 +9736,9 @@
         <w:t xml:space="preserve">öğrenmektir.</w:t>
       </w:r>
     </w:p>
-    <w:bookmarkEnd w:id="63"/>
-    <w:bookmarkEnd w:id="64"/>
-    <w:bookmarkStart w:id="65" w:name="raporlama"/>
+    <w:bookmarkEnd w:id="90"/>
+    <w:bookmarkEnd w:id="91"/>
+    <w:bookmarkStart w:id="92" w:name="raporlama"/>
     <w:p>
       <w:pPr>
         <w:pStyle w:val="Heading2"/>
@@ -9514,8 +9937,8 @@
         <w:t xml:space="preserve">okumasının provasıdır.</w:t>
       </w:r>
     </w:p>
-    <w:bookmarkEnd w:id="65"/>
-    <w:bookmarkStart w:id="66" w:name="X01faa71bf369c6e4f364494165b0a152f22fa5f"/>
+    <w:bookmarkEnd w:id="92"/>
+    <w:bookmarkStart w:id="93" w:name="X01faa71bf369c6e4f364494165b0a152f22fa5f"/>
     <w:p>
       <w:pPr>
         <w:pStyle w:val="Heading2"/>
@@ -9714,8 +10137,8 @@
         <w:t xml:space="preserve">bulunmamalıdır.</w:t>
       </w:r>
     </w:p>
-    <w:bookmarkEnd w:id="66"/>
-    <w:bookmarkStart w:id="67" w:name="kendini-sınama"/>
+    <w:bookmarkEnd w:id="93"/>
+    <w:bookmarkStart w:id="94" w:name="kendini-sınama"/>
     <w:p>
       <w:pPr>
         <w:pStyle w:val="Heading2"/>
@@ -10572,8 +10995,8 @@
         <w:t xml:space="preserve">teslim edilir.</w:t>
       </w:r>
     </w:p>
-    <w:bookmarkEnd w:id="67"/>
-    <w:bookmarkStart w:id="68" w:name="kaynaklar-ve-ileri-okuma"/>
+    <w:bookmarkEnd w:id="94"/>
+    <w:bookmarkStart w:id="95" w:name="kaynaklar-ve-ileri-okuma"/>
     <w:p>
       <w:pPr>
         <w:pStyle w:val="Heading2"/>
@@ -10821,8 +11244,8 @@
         <w:t xml:space="preserve">EMVCo, PCI, MASVS gereksinim setlerini ayrıntılı işleyeceğiz.</w:t>
       </w:r>
     </w:p>
-    <w:bookmarkEnd w:id="68"/>
-    <w:bookmarkEnd w:id="69"/>
+    <w:bookmarkEnd w:id="95"/>
+    <w:bookmarkEnd w:id="96"/>
     <w:sectPr>
       <w:headerReference r:id="rId9" w:type="default"/>
       <w:footerReference r:id="rId10" w:type="default"/>

--- a/docs/week-12/cen429-week-12-ders-notu.en.docx
+++ b/docs/week-12/cen429-week-12-ders-notu.en.docx
@@ -170,13 +170,13 @@
         <w:rPr>
           <w:rStyle w:val="VerbatimChar"/>
         </w:rPr>
-        <w:t xml:space="preserve">sh demo.sh</w:t>
-      </w:r>
-      <w:r>
-        <w:t xml:space="preserve"> </w:t>
-      </w:r>
-      <w:r>
-        <w:t xml:space="preserve">(Linux/WSL) ya da CMake ile derleyip</w:t>
+        <w:t xml:space="preserve">code</w:t>
+      </w:r>
+      <w:r>
+        <w:t xml:space="preserve"> </w:t>
+      </w:r>
+      <w:r>
+        <w:t xml:space="preserve">klasöründe bir kez</w:t>
       </w:r>
       <w:r>
         <w:t xml:space="preserve"> </w:t>
@@ -185,13 +185,52 @@
         <w:rPr>
           <w:rStyle w:val="VerbatimChar"/>
         </w:rPr>
-        <w:t xml:space="preserve">bin/</w:t>
-      </w:r>
-      <w:r>
-        <w:t xml:space="preserve"> </w:t>
-      </w:r>
-      <w:r>
-        <w:t xml:space="preserve">altından. Tümüyle sentetik ve güvenlidir; öğrenci bilgisayarına zarar vermez.</w:t>
+        <w:t xml:space="preserve">./build.sh</w:t>
+      </w:r>
+      <w:r>
+        <w:t xml:space="preserve"> </w:t>
+      </w:r>
+      <w:r>
+        <w:t xml:space="preserve">(Windows’ta</w:t>
+      </w:r>
+      <w:r>
+        <w:t xml:space="preserve"> </w:t>
+      </w:r>
+      <w:r>
+        <w:rPr>
+          <w:rStyle w:val="VerbatimChar"/>
+        </w:rPr>
+        <w:t xml:space="preserve">.\build.ps1</w:t>
+      </w:r>
+      <w:r>
+        <w:t xml:space="preserve">), sonra demo klasöründeki</w:t>
+      </w:r>
+      <w:r>
+        <w:t xml:space="preserve"> </w:t>
+      </w:r>
+      <w:r>
+        <w:rPr>
+          <w:rStyle w:val="VerbatimChar"/>
+        </w:rPr>
+        <w:t xml:space="preserve">bin/linux</w:t>
+      </w:r>
+      <w:r>
+        <w:t xml:space="preserve"> </w:t>
+      </w:r>
+      <w:r>
+        <w:t xml:space="preserve">(Windows’ta</w:t>
+      </w:r>
+      <w:r>
+        <w:t xml:space="preserve"> </w:t>
+      </w:r>
+      <w:r>
+        <w:rPr>
+          <w:rStyle w:val="VerbatimChar"/>
+        </w:rPr>
+        <w:t xml:space="preserve">bin\windows</w:t>
+      </w:r>
+      <w:r>
+        <w:t xml:space="preserve">) altından. Adım adım komutlar aşağıdaki kutuda. Tümüyle sentetik ve güvenlidir; öğrenci bilgisayarına zarar vermez.</w:t>
       </w:r>
     </w:p>
     <w:p>

--- a/docs/week-12/cen429-week-12-ders-notu.en.docx
+++ b/docs/week-12/cen429-week-12-ders-notu.en.docx
@@ -2,7 +2,7 @@
 <file path=word/document.xml><?xml version="1.0" encoding="utf-8"?>
 <w:document xmlns:w="http://schemas.openxmlformats.org/wordprocessingml/2006/main" xmlns:m="http://schemas.openxmlformats.org/officeDocument/2006/math" xmlns:r="http://schemas.openxmlformats.org/officeDocument/2006/relationships" xmlns:o="urn:schemas-microsoft-com:office:office" xmlns:v="urn:schemas-microsoft-com:vml" xmlns:w10="urn:schemas-microsoft-com:office:word" xmlns:a="http://schemas.openxmlformats.org/drawingml/2006/main" xmlns:pic="http://schemas.openxmlformats.org/drawingml/2006/picture" xmlns:wp="http://schemas.openxmlformats.org/drawingml/2006/wordprocessingDrawing">
   <w:body>
-    <w:bookmarkStart w:id="151" w:name="Xa065db44b76033a401341b19ca1339be08561cc"/>
+    <w:bookmarkStart w:id="175" w:name="Xa065db44b76033a401341b19ca1339be08561cc"/>
     <w:p>
       <w:pPr>
         <w:pStyle w:val="Heading1"/>
@@ -264,7 +264,7 @@
         <w:rPr>
           <w:rStyle w:val="VerbatimChar"/>
         </w:rPr>
-        <w:t xml:space="preserve">code/week-12/01-birim-test</w:t>
+        <w:t xml:space="preserve">code/week-12/01-unit-test</w:t>
       </w:r>
       <w:r>
         <w:t xml:space="preserve"> </w:t>
@@ -285,7 +285,7 @@
         <w:rPr>
           <w:rStyle w:val="VerbatimChar"/>
         </w:rPr>
-        <w:t xml:space="preserve">code/week-12/02-saldiri-potansiyeli</w:t>
+        <w:t xml:space="preserve">code/week-12/02-attack-potential</w:t>
       </w:r>
       <w:r>
         <w:t xml:space="preserve"> </w:t>
@@ -374,13 +374,7 @@
         <w:t xml:space="preserve"> </w:t>
       </w:r>
       <w:r>
-        <w:t xml:space="preserve">Windows) inside the demo folder. Step-by-step commands are in the box below. Fully synthetic and safe; it will not</w:t>
-      </w:r>
-      <w:r>
-        <w:t xml:space="preserve"> </w:t>
-      </w:r>
-      <w:r>
-        <w:t xml:space="preserve">harm a student’s computer.</w:t>
+        <w:t xml:space="preserve">Windows) inside the demo folder. Step-by-step commands are in the box below.</w:t>
       </w:r>
     </w:p>
     <w:p>
@@ -500,7 +494,7 @@
         <w:rPr>
           <w:rStyle w:val="NormalTok"/>
         </w:rPr>
-        <w:t xml:space="preserve">birim-test</w:t>
+        <w:t xml:space="preserve">unit-test</w:t>
       </w:r>
       <w:r>
         <w:br/>
@@ -515,7 +509,7 @@
         <w:rPr>
           <w:rStyle w:val="NormalTok"/>
         </w:rPr>
-        <w:t xml:space="preserve">\bin\windows\birim_test</w:t>
+        <w:t xml:space="preserve">\bin\windows\unit_test</w:t>
       </w:r>
       <w:r>
         <w:rPr>
@@ -572,7 +566,7 @@
         <w:rPr>
           <w:rStyle w:val="NormalTok"/>
         </w:rPr>
-        <w:t xml:space="preserve">saldiri-potansiyeli</w:t>
+        <w:t xml:space="preserve">attack-potential</w:t>
       </w:r>
       <w:r>
         <w:br/>
@@ -587,7 +581,7 @@
         <w:rPr>
           <w:rStyle w:val="NormalTok"/>
         </w:rPr>
-        <w:t xml:space="preserve">\bin\windows\saldiri_potansiyeli</w:t>
+        <w:t xml:space="preserve">\bin\windows\attack_potential</w:t>
       </w:r>
       <w:r>
         <w:rPr>
@@ -634,7 +628,7 @@
         <w:rPr>
           <w:rStyle w:val="NormalTok"/>
         </w:rPr>
-        <w:t xml:space="preserve"> week-12/01-birim-test </w:t>
+        <w:t xml:space="preserve"> week-12/01-unit-test </w:t>
       </w:r>
       <w:r>
         <w:rPr>
@@ -652,7 +646,7 @@
         <w:rPr>
           <w:rStyle w:val="ExtensionTok"/>
         </w:rPr>
-        <w:t xml:space="preserve">./bin/linux/birim_test</w:t>
+        <w:t xml:space="preserve">./bin/linux/unit_test</w:t>
       </w:r>
       <w:r>
         <w:br/>
@@ -667,7 +661,7 @@
         <w:rPr>
           <w:rStyle w:val="NormalTok"/>
         </w:rPr>
-        <w:t xml:space="preserve"> ../02-saldiri-potansiyeli </w:t>
+        <w:t xml:space="preserve"> ../02-attack-potential </w:t>
       </w:r>
       <w:r>
         <w:rPr>
@@ -685,7 +679,7 @@
         <w:rPr>
           <w:rStyle w:val="ExtensionTok"/>
         </w:rPr>
-        <w:t xml:space="preserve">./bin/linux/saldiri_potansiyeli</w:t>
+        <w:t xml:space="preserve">./bin/linux/attack_potential</w:t>
       </w:r>
     </w:p>
     <w:p>
@@ -4847,7 +4841,7 @@
           <w:b/>
           <w:bCs/>
         </w:rPr>
-        <w:t xml:space="preserve">1985</w:t>
+        <w:t xml:space="preserve">1983 → 1985</w:t>
       </w:r>
       <w:r>
         <w:t xml:space="preserve"> </w:t>
@@ -4875,7 +4869,13 @@
         <w:t xml:space="preserve">“Orange Book”</w:t>
       </w:r>
       <w:r>
-        <w:t xml:space="preserve">): the first formal security-evaluation criteria.</w:t>
+        <w:t xml:space="preserve">): the first formal security-evaluation criteria</w:t>
+      </w:r>
+      <w:r>
+        <w:t xml:space="preserve"> </w:t>
+      </w:r>
+      <w:r>
+        <w:t xml:space="preserve">(published 1983, revised 1985).</w:t>
       </w:r>
     </w:p>
     <w:p>
@@ -4942,13 +4942,54 @@
           <w:b/>
           <w:bCs/>
         </w:rPr>
+        <w:t xml:space="preserve">1994</w:t>
+      </w:r>
+      <w:r>
+        <w:t xml:space="preserve"> </w:t>
+      </w:r>
+      <w:r>
+        <w:t xml:space="preserve">— the US</w:t>
+      </w:r>
+      <w:r>
+        <w:t xml:space="preserve"> </w:t>
+      </w:r>
+      <w:r>
+        <w:rPr>
+          <w:b/>
+          <w:bCs/>
+        </w:rPr>
+        <w:t xml:space="preserve">FIPS 140-1</w:t>
+      </w:r>
+      <w:r>
+        <w:t xml:space="preserve">: the first formal evaluation standard for cryptographic modules (FIPS</w:t>
+      </w:r>
+      <w:r>
+        <w:t xml:space="preserve"> </w:t>
+      </w:r>
+      <w:r>
+        <w:t xml:space="preserve">140-3, in section 1’s table, continues this line).</w:t>
+      </w:r>
+    </w:p>
+    <w:p>
+      <w:pPr>
+        <w:pStyle w:val="Compact"/>
+        <w:numPr>
+          <w:ilvl w:val="0"/>
+          <w:numId w:val="1005"/>
+        </w:numPr>
+      </w:pPr>
+      <w:r>
+        <w:rPr>
+          <w:b/>
+          <w:bCs/>
+        </w:rPr>
         <w:t xml:space="preserve">1999</w:t>
       </w:r>
       <w:r>
         <w:t xml:space="preserve"> </w:t>
       </w:r>
       <w:r>
-        <w:t xml:space="preserve">— these merge under</w:t>
+        <w:t xml:space="preserve">— TCSEC/ITSEC/CTCPEC merge under</w:t>
       </w:r>
       <w:r>
         <w:t xml:space="preserve"> </w:t>
@@ -4977,13 +5018,13 @@
         <w:t xml:space="preserve"> </w:t>
       </w:r>
       <w:r>
-        <w:t xml:space="preserve">assurance scale comes from here</w:t>
-      </w:r>
-      <w:r>
-        <w:t xml:space="preserve"> </w:t>
-      </w:r>
-      <w:r>
-        <w:t xml:space="preserve">(</w:t>
+        <w:t xml:space="preserve">assurance scale</w:t>
+      </w:r>
+      <w:r>
+        <w:t xml:space="preserve"> </w:t>
+      </w:r>
+      <w:r>
+        <w:t xml:space="preserve">comes from here (</w:t>
       </w:r>
       <w:hyperlink r:id="rId39">
         <w:r>
@@ -5032,39 +5073,7 @@
         <w:t xml:space="preserve"> </w:t>
       </w:r>
       <w:r>
-        <w:t xml:space="preserve">is founded (application security testing culture);</w:t>
-      </w:r>
-      <w:r>
-        <w:t xml:space="preserve"> </w:t>
-      </w:r>
-      <w:r>
-        <w:rPr>
-          <w:b/>
-          <w:bCs/>
-        </w:rPr>
-        <w:t xml:space="preserve">PTES</w:t>
-      </w:r>
-      <w:r>
-        <w:t xml:space="preserve"> </w:t>
-      </w:r>
-      <w:r>
-        <w:t xml:space="preserve">and</w:t>
-      </w:r>
-      <w:r>
-        <w:t xml:space="preserve"> </w:t>
-      </w:r>
-      <w:r>
-        <w:rPr>
-          <w:b/>
-          <w:bCs/>
-        </w:rPr>
-        <w:t xml:space="preserve">NIST SP 800-115</w:t>
-      </w:r>
-      <w:r>
-        <w:t xml:space="preserve"> </w:t>
-      </w:r>
-      <w:r>
-        <w:t xml:space="preserve">later standardize penetration-testing methodologies.</w:t>
+        <w:t xml:space="preserve">is founded (application security testing culture).</w:t>
       </w:r>
     </w:p>
     <w:p>
@@ -5080,6 +5089,79 @@
           <w:b/>
           <w:bCs/>
         </w:rPr>
+        <w:t xml:space="preserve">2004</w:t>
+      </w:r>
+      <w:r>
+        <w:t xml:space="preserve"> </w:t>
+      </w:r>
+      <w:r>
+        <w:t xml:space="preserve">—</w:t>
+      </w:r>
+      <w:r>
+        <w:t xml:space="preserve"> </w:t>
+      </w:r>
+      <w:r>
+        <w:rPr>
+          <w:b/>
+          <w:bCs/>
+        </w:rPr>
+        <w:t xml:space="preserve">PCI DSS</w:t>
+      </w:r>
+      <w:r>
+        <w:t xml:space="preserve"> </w:t>
+      </w:r>
+      <w:r>
+        <w:t xml:space="preserve">version 1.0 is published (for organizations and software that handle card data).</w:t>
+      </w:r>
+    </w:p>
+    <w:p>
+      <w:pPr>
+        <w:pStyle w:val="Compact"/>
+        <w:numPr>
+          <w:ilvl w:val="0"/>
+          <w:numId w:val="1005"/>
+        </w:numPr>
+      </w:pPr>
+      <w:r>
+        <w:rPr>
+          <w:b/>
+          <w:bCs/>
+        </w:rPr>
+        <w:t xml:space="preserve">2005</w:t>
+      </w:r>
+      <w:r>
+        <w:t xml:space="preserve"> </w:t>
+      </w:r>
+      <w:r>
+        <w:t xml:space="preserve">— Common Criteria’s shared evaluation methodology,</w:t>
+      </w:r>
+      <w:r>
+        <w:t xml:space="preserve"> </w:t>
+      </w:r>
+      <w:r>
+        <w:rPr>
+          <w:b/>
+          <w:bCs/>
+        </w:rPr>
+        <w:t xml:space="preserve">CEM (ISO/IEC 18045)</w:t>
+      </w:r>
+      <w:r>
+        <w:t xml:space="preserve">, is published.</w:t>
+      </w:r>
+    </w:p>
+    <w:p>
+      <w:pPr>
+        <w:pStyle w:val="Compact"/>
+        <w:numPr>
+          <w:ilvl w:val="0"/>
+          <w:numId w:val="1005"/>
+        </w:numPr>
+      </w:pPr>
+      <w:r>
+        <w:rPr>
+          <w:b/>
+          <w:bCs/>
+        </w:rPr>
         <w:t xml:space="preserve">2005 → 2023</w:t>
       </w:r>
       <w:r>
@@ -5102,7 +5184,95 @@
         <w:t xml:space="preserve"> </w:t>
       </w:r>
       <w:r>
-        <w:t xml:space="preserve">vulnerability severity score (v2 → v3.1 → v4.0).</w:t>
+        <w:t xml:space="preserve">vulnerability severity score (v1 → v2 → v3.1 → v4.0).</w:t>
+      </w:r>
+    </w:p>
+    <w:p>
+      <w:pPr>
+        <w:pStyle w:val="Compact"/>
+        <w:numPr>
+          <w:ilvl w:val="0"/>
+          <w:numId w:val="1005"/>
+        </w:numPr>
+      </w:pPr>
+      <w:r>
+        <w:rPr>
+          <w:b/>
+          <w:bCs/>
+        </w:rPr>
+        <w:t xml:space="preserve">2008</w:t>
+      </w:r>
+      <w:r>
+        <w:t xml:space="preserve"> </w:t>
+      </w:r>
+      <w:r>
+        <w:t xml:space="preserve">—</w:t>
+      </w:r>
+      <w:r>
+        <w:t xml:space="preserve"> </w:t>
+      </w:r>
+      <w:r>
+        <w:rPr>
+          <w:b/>
+          <w:bCs/>
+        </w:rPr>
+        <w:t xml:space="preserve">NIST SP 800-115</w:t>
+      </w:r>
+      <w:r>
+        <w:t xml:space="preserve"> </w:t>
+      </w:r>
+      <w:r>
+        <w:t xml:space="preserve">(</w:t>
+      </w:r>
+      <w:r>
+        <w:t xml:space="preserve">“Technical Guide to Information Security Testing and Assessment”</w:t>
+      </w:r>
+      <w:r>
+        <w:t xml:space="preserve">) is</w:t>
+      </w:r>
+      <w:r>
+        <w:t xml:space="preserve"> </w:t>
+      </w:r>
+      <w:r>
+        <w:t xml:space="preserve">published.</w:t>
+      </w:r>
+    </w:p>
+    <w:p>
+      <w:pPr>
+        <w:pStyle w:val="Compact"/>
+        <w:numPr>
+          <w:ilvl w:val="0"/>
+          <w:numId w:val="1005"/>
+        </w:numPr>
+      </w:pPr>
+      <w:r>
+        <w:rPr>
+          <w:b/>
+          <w:bCs/>
+        </w:rPr>
+        <w:t xml:space="preserve">2009</w:t>
+      </w:r>
+      <w:r>
+        <w:t xml:space="preserve"> </w:t>
+      </w:r>
+      <w:r>
+        <w:t xml:space="preserve">—</w:t>
+      </w:r>
+      <w:r>
+        <w:t xml:space="preserve"> </w:t>
+      </w:r>
+      <w:r>
+        <w:rPr>
+          <w:b/>
+          <w:bCs/>
+        </w:rPr>
+        <w:t xml:space="preserve">PTES</w:t>
+      </w:r>
+      <w:r>
+        <w:t xml:space="preserve"> </w:t>
+      </w:r>
+      <w:r>
+        <w:t xml:space="preserve">(Penetration Testing Execution Standard) begins.</w:t>
       </w:r>
     </w:p>
     <w:p>
@@ -7085,7 +7255,7 @@
         </w:numPr>
       </w:pPr>
       <w:r>
-        <w:t xml:space="preserve">Before TCSEC (1985), the US government could not find a</w:t>
+        <w:t xml:space="preserve">Before TCSEC (1983/1985), the US government could not find a</w:t>
       </w:r>
       <w:r>
         <w:t xml:space="preserve"> </w:t>
@@ -7583,7 +7753,7 @@
     </w:p>
     <w:bookmarkEnd w:id="47"/>
     <w:bookmarkEnd w:id="48"/>
-    <w:bookmarkStart w:id="70" w:name="the-evaluation-process-13-steps"/>
+    <w:bookmarkStart w:id="73" w:name="the-evaluation-process-13-steps"/>
     <w:p>
       <w:pPr>
         <w:pStyle w:val="Heading2"/>
@@ -7659,7 +7829,7 @@
         </w:drawing>
       </w:r>
     </w:p>
-    <w:bookmarkStart w:id="60" w:name="Xd32b7a6f64bb413cf92509821d8703251d7054d"/>
+    <w:bookmarkStart w:id="63" w:name="Xd32b7a6f64bb413cf92509821d8703251d7054d"/>
     <w:p>
       <w:pPr>
         <w:pStyle w:val="Heading3"/>
@@ -9041,6 +9211,124 @@
     </w:tbl>
     <w:p>
       <w:pPr>
+        <w:pStyle w:val="BodyText"/>
+      </w:pPr>
+      <w:r>
+        <w:t xml:space="preserve">Walk the 13 steps yourself, changing the finding count to see whether the Continuity phase runs or is skipped.</w:t>
+      </w:r>
+    </w:p>
+    <w:p>
+      <w:pPr>
+        <w:pStyle w:val="BodyText"/>
+      </w:pPr>
+      <w:r>
+        <w:drawing>
+          <wp:inline>
+            <wp:extent cx="5111999" cy="18053531"/>
+            <wp:effectExtent b="0" l="0" r="0" t="0"/>
+            <wp:docPr descr="The evaluation process — step by step" title="" id="61" name="Picture"/>
+            <a:graphic>
+              <a:graphicData uri="http://schemas.openxmlformats.org/drawingml/2006/picture">
+                <pic:pic>
+                  <pic:nvPicPr>
+                    <pic:cNvPr descr="evaluation-process-pipeline.en.png" id="62" name="Picture"/>
+                    <pic:cNvPicPr>
+                      <a:picLocks noChangeArrowheads="1" noChangeAspect="1"/>
+                    </pic:cNvPicPr>
+                  </pic:nvPicPr>
+                  <pic:blipFill>
+                    <a:blip r:embed="rId60"/>
+                    <a:stretch>
+                      <a:fillRect/>
+                    </a:stretch>
+                  </pic:blipFill>
+                  <pic:spPr bwMode="auto">
+                    <a:xfrm>
+                      <a:off x="0" y="0"/>
+                      <a:ext cx="5111999" cy="18053531"/>
+                    </a:xfrm>
+                    <a:prstGeom prst="rect">
+                      <a:avLst/>
+                    </a:prstGeom>
+                    <a:noFill/>
+                    <a:ln w="9525">
+                      <a:noFill/>
+                      <a:headEnd/>
+                      <a:tailEnd/>
+                    </a:ln>
+                  </pic:spPr>
+                </pic:pic>
+              </a:graphicData>
+            </a:graphic>
+          </wp:inline>
+        </w:drawing>
+      </w:r>
+    </w:p>
+    <w:p>
+      <w:pPr>
+        <w:pStyle w:val="BodyText"/>
+      </w:pPr>
+      <w:r>
+        <w:t xml:space="preserve">Try</w:t>
+      </w:r>
+      <w:r>
+        <w:t xml:space="preserve"> </w:t>
+      </w:r>
+      <w:r>
+        <w:rPr>
+          <w:b/>
+          <w:bCs/>
+        </w:rPr>
+        <w:t xml:space="preserve">Normal</w:t>
+      </w:r>
+      <w:r>
+        <w:t xml:space="preserve"> </w:t>
+      </w:r>
+      <w:r>
+        <w:t xml:space="preserve">(no findings at all),</w:t>
+      </w:r>
+      <w:r>
+        <w:t xml:space="preserve"> </w:t>
+      </w:r>
+      <w:r>
+        <w:rPr>
+          <w:b/>
+          <w:bCs/>
+        </w:rPr>
+        <w:t xml:space="preserve">Hard</w:t>
+      </w:r>
+      <w:r>
+        <w:t xml:space="preserve"> </w:t>
+      </w:r>
+      <w:r>
+        <w:t xml:space="preserve">(several findings) and the two edge cases (</w:t>
+      </w:r>
+      <w:r>
+        <w:rPr>
+          <w:b/>
+          <w:bCs/>
+        </w:rPr>
+        <w:t xml:space="preserve">exactly one finding</w:t>
+      </w:r>
+      <w:r>
+        <w:t xml:space="preserve">,</w:t>
+      </w:r>
+      <w:r>
+        <w:t xml:space="preserve"> </w:t>
+      </w:r>
+      <w:r>
+        <w:rPr>
+          <w:b/>
+          <w:bCs/>
+        </w:rPr>
+        <w:t xml:space="preserve">the most findings</w:t>
+      </w:r>
+      <w:r>
+        <w:t xml:space="preserve">); 🎲 lets you pick your own finding count.</w:t>
+      </w:r>
+    </w:p>
+    <w:p>
+      <w:pPr>
         <w:pStyle w:val="BlockText"/>
       </w:pPr>
       <w:r>
@@ -9111,8 +9399,8 @@
         <w:t xml:space="preserve">that requirement. The guide you write for your term project is a scaled-down version of this document.</w:t>
       </w:r>
     </w:p>
-    <w:bookmarkEnd w:id="60"/>
-    <w:bookmarkStart w:id="63" w:name="Xa50b0417864a710197a4d8abd42642af5276439"/>
+    <w:bookmarkEnd w:id="63"/>
+    <w:bookmarkStart w:id="66" w:name="Xa50b0417864a710197a4d8abd42642af5276439"/>
     <w:p>
       <w:pPr>
         <w:pStyle w:val="Heading3"/>
@@ -9348,7 +9636,7 @@
       <w:r>
         <w:t xml:space="preserve"> </w:t>
       </w:r>
-      <w:hyperlink r:id="rId61">
+      <w:hyperlink r:id="rId64">
         <w:r>
           <w:rPr>
             <w:rStyle w:val="Hyperlink"/>
@@ -9365,7 +9653,7 @@
       <w:r>
         <w:t xml:space="preserve"> </w:t>
       </w:r>
-      <w:hyperlink r:id="rId62">
+      <w:hyperlink r:id="rId65">
         <w:r>
           <w:rPr>
             <w:rStyle w:val="Hyperlink"/>
@@ -9377,8 +9665,8 @@
         <w:t xml:space="preserve">), is the course-scale counterpart of the same principle.</w:t>
       </w:r>
     </w:p>
-    <w:bookmarkEnd w:id="63"/>
-    <w:bookmarkStart w:id="66" w:name="X0b4122c837e063a15ddff07596a9e01f73ed2b2"/>
+    <w:bookmarkEnd w:id="66"/>
+    <w:bookmarkStart w:id="69" w:name="X0b4122c837e063a15ddff07596a9e01f73ed2b2"/>
     <w:p>
       <w:pPr>
         <w:pStyle w:val="Heading3"/>
@@ -9863,7 +10151,7 @@
       <w:r>
         <w:t xml:space="preserve"> </w:t>
       </w:r>
-      <w:hyperlink r:id="rId64">
+      <w:hyperlink r:id="rId67">
         <w:r>
           <w:rPr>
             <w:rStyle w:val="Hyperlink"/>
@@ -10094,7 +10382,7 @@
       <w:r>
         <w:t xml:space="preserve"> </w:t>
       </w:r>
-      <w:hyperlink r:id="rId65">
+      <w:hyperlink r:id="rId68">
         <w:r>
           <w:rPr>
             <w:rStyle w:val="Hyperlink"/>
@@ -10484,8 +10772,8 @@
         <w:t xml:space="preserve">one.</w:t>
       </w:r>
     </w:p>
-    <w:bookmarkEnd w:id="66"/>
-    <w:bookmarkStart w:id="67" w:name="the-evaluators-basic-stance"/>
+    <w:bookmarkEnd w:id="69"/>
+    <w:bookmarkStart w:id="70" w:name="the-evaluators-basic-stance"/>
     <w:p>
       <w:pPr>
         <w:pStyle w:val="Heading3"/>
@@ -10591,8 +10879,8 @@
         <w:t xml:space="preserve">several controls.</w:t>
       </w:r>
     </w:p>
-    <w:bookmarkEnd w:id="67"/>
-    <w:bookmarkStart w:id="68" w:name="roles-in-the-process-who-is-who"/>
+    <w:bookmarkEnd w:id="70"/>
+    <w:bookmarkStart w:id="71" w:name="roles-in-the-process-who-is-who"/>
     <w:p>
       <w:pPr>
         <w:pStyle w:val="Heading3"/>
@@ -11072,8 +11360,8 @@
         <w:t xml:space="preserve">in a project report is common but technically wrong.</w:t>
       </w:r>
     </w:p>
-    <w:bookmarkEnd w:id="68"/>
-    <w:bookmarkStart w:id="69" w:name="X63153cc12a11ccb12ad05839f9c788f3491dc1b"/>
+    <w:bookmarkEnd w:id="71"/>
+    <w:bookmarkStart w:id="72" w:name="X63153cc12a11ccb12ad05839f9c788f3491dc1b"/>
     <w:p>
       <w:pPr>
         <w:pStyle w:val="Heading3"/>
@@ -11345,9 +11633,9 @@
         </w:pict>
       </w:r>
     </w:p>
-    <w:bookmarkEnd w:id="69"/>
-    <w:bookmarkEnd w:id="70"/>
-    <w:bookmarkStart w:id="84" w:name="vulnerability-assessment-methods"/>
+    <w:bookmarkEnd w:id="72"/>
+    <w:bookmarkEnd w:id="73"/>
+    <w:bookmarkStart w:id="90" w:name="vulnerability-assessment-methods"/>
     <w:p>
       <w:pPr>
         <w:pStyle w:val="Heading2"/>
@@ -11404,18 +11692,18 @@
           <wp:inline>
             <wp:extent cx="5759999" cy="1598665"/>
             <wp:effectExtent b="0" l="0" r="0" t="0"/>
-            <wp:docPr descr="The order of vulnerability-assessment methods" title="" id="72" name="Picture"/>
+            <wp:docPr descr="The order of vulnerability-assessment methods" title="" id="75" name="Picture"/>
             <a:graphic>
               <a:graphicData uri="http://schemas.openxmlformats.org/drawingml/2006/picture">
                 <pic:pic>
                   <pic:nvPicPr>
-                    <pic:cNvPr descr="h12-07-yontemler.png" id="73" name="Picture"/>
+                    <pic:cNvPr descr="h12-07-yontemler.png" id="76" name="Picture"/>
                     <pic:cNvPicPr>
                       <a:picLocks noChangeArrowheads="1" noChangeAspect="1"/>
                     </pic:cNvPicPr>
                   </pic:nvPicPr>
                   <pic:blipFill>
-                    <a:blip r:embed="rId71"/>
+                    <a:blip r:embed="rId74"/>
                     <a:stretch>
                       <a:fillRect/>
                     </a:stretch>
@@ -11846,7 +12134,7 @@
       <w:r>
         <w:t xml:space="preserve"> </w:t>
       </w:r>
-      <w:hyperlink r:id="rId74">
+      <w:hyperlink r:id="rId77">
         <w:r>
           <w:rPr>
             <w:rStyle w:val="Hyperlink"/>
@@ -11870,7 +12158,7 @@
         <w:t xml:space="preserve">(SAST + sanitizer + fuzz in CI).</w:t>
       </w:r>
     </w:p>
-    <w:bookmarkStart w:id="78" w:name="code-review-where-the-evaluator-looks"/>
+    <w:bookmarkStart w:id="81" w:name="code-review-where-the-evaluator-looks"/>
     <w:p>
       <w:pPr>
         <w:pStyle w:val="Heading3"/>
@@ -12019,7 +12307,7 @@
       <w:r>
         <w:t xml:space="preserve">(</w:t>
       </w:r>
-      <w:hyperlink r:id="rId75">
+      <w:hyperlink r:id="rId78">
         <w:r>
           <w:rPr>
             <w:rStyle w:val="Hyperlink"/>
@@ -12036,7 +12324,7 @@
       <w:r>
         <w:t xml:space="preserve"> </w:t>
       </w:r>
-      <w:hyperlink r:id="rId76">
+      <w:hyperlink r:id="rId79">
         <w:r>
           <w:rPr>
             <w:rStyle w:val="Hyperlink"/>
@@ -12135,7 +12423,7 @@
       <w:r>
         <w:t xml:space="preserve"> </w:t>
       </w:r>
-      <w:hyperlink r:id="rId77">
+      <w:hyperlink r:id="rId80">
         <w:r>
           <w:rPr>
             <w:rStyle w:val="Hyperlink"/>
@@ -12207,7 +12495,7 @@
       <w:r>
         <w:t xml:space="preserve"> </w:t>
       </w:r>
-      <w:hyperlink r:id="rId74">
+      <w:hyperlink r:id="rId77">
         <w:r>
           <w:rPr>
             <w:rStyle w:val="Hyperlink"/>
@@ -12257,8 +12545,8 @@
         <w:t xml:space="preserve">is inconsistency (the laboratory finds something the CI never found), the CI configuration is questioned.</w:t>
       </w:r>
     </w:p>
-    <w:bookmarkEnd w:id="78"/>
-    <w:bookmarkStart w:id="79" w:name="static-and-dynamic-analysis-fuzzing"/>
+    <w:bookmarkEnd w:id="81"/>
+    <w:bookmarkStart w:id="82" w:name="static-and-dynamic-analysis-fuzzing"/>
     <w:p>
       <w:pPr>
         <w:pStyle w:val="Heading3"/>
@@ -12331,8 +12619,8 @@
         <w:t xml:space="preserve">“the developer ran these tools, closed these findings.”</w:t>
       </w:r>
     </w:p>
-    <w:bookmarkEnd w:id="79"/>
-    <w:bookmarkStart w:id="80" w:name="tracking-a-memory-bug-with-five-methods"/>
+    <w:bookmarkEnd w:id="82"/>
+    <w:bookmarkStart w:id="86" w:name="tracking-a-memory-bug-with-five-methods"/>
     <w:p>
       <w:pPr>
         <w:pStyle w:val="Heading3"/>
@@ -13239,6 +13527,108 @@
     </w:p>
     <w:p>
       <w:pPr>
+        <w:pStyle w:val="BodyText"/>
+      </w:pPr>
+      <w:r>
+        <w:t xml:space="preserve">Run the five methods side by side over a mixed sample of memory- and logic-class findings and watch how many each one catches.</w:t>
+      </w:r>
+    </w:p>
+    <w:p>
+      <w:pPr>
+        <w:pStyle w:val="BodyText"/>
+      </w:pPr>
+      <w:r>
+        <w:drawing>
+          <wp:inline>
+            <wp:extent cx="5111999" cy="5986171"/>
+            <wp:effectExtent b="0" l="0" r="0" t="0"/>
+            <wp:docPr descr="Vulnerability-assessment methods — step by step" title="" id="84" name="Picture"/>
+            <a:graphic>
+              <a:graphicData uri="http://schemas.openxmlformats.org/drawingml/2006/picture">
+                <pic:pic>
+                  <pic:nvPicPr>
+                    <pic:cNvPr descr="vulnerability-assessment-methods.en.png" id="85" name="Picture"/>
+                    <pic:cNvPicPr>
+                      <a:picLocks noChangeArrowheads="1" noChangeAspect="1"/>
+                    </pic:cNvPicPr>
+                  </pic:nvPicPr>
+                  <pic:blipFill>
+                    <a:blip r:embed="rId83"/>
+                    <a:stretch>
+                      <a:fillRect/>
+                    </a:stretch>
+                  </pic:blipFill>
+                  <pic:spPr bwMode="auto">
+                    <a:xfrm>
+                      <a:off x="0" y="0"/>
+                      <a:ext cx="5111999" cy="5986171"/>
+                    </a:xfrm>
+                    <a:prstGeom prst="rect">
+                      <a:avLst/>
+                    </a:prstGeom>
+                    <a:noFill/>
+                    <a:ln w="9525">
+                      <a:noFill/>
+                      <a:headEnd/>
+                      <a:tailEnd/>
+                    </a:ln>
+                  </pic:spPr>
+                </pic:pic>
+              </a:graphicData>
+            </a:graphic>
+          </wp:inline>
+        </w:drawing>
+      </w:r>
+    </w:p>
+    <w:p>
+      <w:pPr>
+        <w:pStyle w:val="BodyText"/>
+      </w:pPr>
+      <w:r>
+        <w:t xml:space="preserve">Compare</w:t>
+      </w:r>
+      <w:r>
+        <w:t xml:space="preserve"> </w:t>
+      </w:r>
+      <w:r>
+        <w:rPr>
+          <w:b/>
+          <w:bCs/>
+        </w:rPr>
+        <w:t xml:space="preserve">Normal</w:t>
+      </w:r>
+      <w:r>
+        <w:t xml:space="preserve"> </w:t>
+      </w:r>
+      <w:r>
+        <w:t xml:space="preserve">(a mixed sample) against the two edge cases (</w:t>
+      </w:r>
+      <w:r>
+        <w:rPr>
+          <w:b/>
+          <w:bCs/>
+        </w:rPr>
+        <w:t xml:space="preserve">all memory bugs</w:t>
+      </w:r>
+      <w:r>
+        <w:t xml:space="preserve">,</w:t>
+      </w:r>
+      <w:r>
+        <w:t xml:space="preserve"> </w:t>
+      </w:r>
+      <w:r>
+        <w:rPr>
+          <w:b/>
+          <w:bCs/>
+        </w:rPr>
+        <w:t xml:space="preserve">all logic bugs</w:t>
+      </w:r>
+      <w:r>
+        <w:t xml:space="preserve">); the difference is immediate.</w:t>
+      </w:r>
+    </w:p>
+    <w:p>
+      <w:pPr>
         <w:pStyle w:val="BlockText"/>
       </w:pPr>
       <w:r>
@@ -13426,8 +13816,8 @@
         <w:t xml:space="preserve">bug?”</w:t>
       </w:r>
     </w:p>
-    <w:bookmarkEnd w:id="80"/>
-    <w:bookmarkStart w:id="81" w:name="X7ad316094304296ab6e09d5e35891db18b2c69a"/>
+    <w:bookmarkEnd w:id="86"/>
+    <w:bookmarkStart w:id="87" w:name="X7ad316094304296ab6e09d5e35891db18b2c69a"/>
     <w:p>
       <w:pPr>
         <w:pStyle w:val="Heading3"/>
@@ -13697,8 +14087,8 @@
         <w:t xml:space="preserve">layer of checking.</w:t>
       </w:r>
     </w:p>
-    <w:bookmarkEnd w:id="81"/>
-    <w:bookmarkStart w:id="82" w:name="Xaf121b525b94e57fa5422f860ce5e79ddfeec3f"/>
+    <w:bookmarkEnd w:id="87"/>
+    <w:bookmarkStart w:id="88" w:name="Xaf121b525b94e57fa5422f860ce5e79ddfeec3f"/>
     <w:p>
       <w:pPr>
         <w:pStyle w:val="Heading3"/>
@@ -14099,8 +14489,8 @@
         <w:t xml:space="preserve">principle, not the numbers in the table.</w:t>
       </w:r>
     </w:p>
-    <w:bookmarkEnd w:id="82"/>
-    <w:bookmarkStart w:id="83" w:name="Xca7159a3f21f806aa8083cea5e68236b1d2444a"/>
+    <w:bookmarkEnd w:id="88"/>
+    <w:bookmarkStart w:id="89" w:name="Xca7159a3f21f806aa8083cea5e68236b1d2444a"/>
     <w:p>
       <w:pPr>
         <w:pStyle w:val="Heading3"/>
@@ -14481,9 +14871,9 @@
         <w:t xml:space="preserve">test?</w:t>
       </w:r>
     </w:p>
-    <w:bookmarkEnd w:id="83"/>
-    <w:bookmarkEnd w:id="84"/>
-    <w:bookmarkStart w:id="94" w:name="the-tests-the-standards-demand"/>
+    <w:bookmarkEnd w:id="89"/>
+    <w:bookmarkEnd w:id="90"/>
+    <w:bookmarkStart w:id="100" w:name="the-tests-the-standards-demand"/>
     <w:p>
       <w:pPr>
         <w:pStyle w:val="Heading2"/>
@@ -14515,18 +14905,18 @@
           <wp:inline>
             <wp:extent cx="5759999" cy="2889066"/>
             <wp:effectExtent b="0" l="0" r="0" t="0"/>
-            <wp:docPr descr="Standards: which certifies what" title="" id="86" name="Picture"/>
+            <wp:docPr descr="Standards: which certifies what" title="" id="92" name="Picture"/>
             <a:graphic>
               <a:graphicData uri="http://schemas.openxmlformats.org/drawingml/2006/picture">
                 <pic:pic>
                   <pic:nvPicPr>
-                    <pic:cNvPr descr="h12-05-standartlar.png" id="87" name="Picture"/>
+                    <pic:cNvPr descr="h12-05-standartlar.png" id="93" name="Picture"/>
                     <pic:cNvPicPr>
                       <a:picLocks noChangeArrowheads="1" noChangeAspect="1"/>
                     </pic:cNvPicPr>
                   </pic:nvPicPr>
                   <pic:blipFill>
-                    <a:blip r:embed="rId85"/>
+                    <a:blip r:embed="rId91"/>
                     <a:stretch>
                       <a:fillRect/>
                     </a:stretch>
@@ -15023,7 +15413,7 @@
         <w:t xml:space="preserve">that standardize scope and method, making a finding repeatable and comparable.</w:t>
       </w:r>
     </w:p>
-    <w:bookmarkStart w:id="88" w:name="Xc0dcb4d3cc3e06428029574189350cfdec0598a"/>
+    <w:bookmarkStart w:id="94" w:name="Xc0dcb4d3cc3e06428029574189350cfdec0598a"/>
     <w:p>
       <w:pPr>
         <w:pStyle w:val="Heading3"/>
@@ -15496,8 +15886,8 @@
         <w:t xml:space="preserve">tradition.</w:t>
       </w:r>
     </w:p>
-    <w:bookmarkEnd w:id="88"/>
-    <w:bookmarkStart w:id="89" w:name="X1c90027e47f9b2a2c4f759c0cdecf615a86f338"/>
+    <w:bookmarkEnd w:id="94"/>
+    <w:bookmarkStart w:id="95" w:name="X1c90027e47f9b2a2c4f759c0cdecf615a86f338"/>
     <w:p>
       <w:pPr>
         <w:pStyle w:val="Heading3"/>
@@ -15831,8 +16221,8 @@
         <w:t xml:space="preserve">close to.</w:t>
       </w:r>
     </w:p>
-    <w:bookmarkEnd w:id="89"/>
-    <w:bookmarkStart w:id="90" w:name="Xecc207a558cec179d30d0778d18aa7175b74a3b"/>
+    <w:bookmarkEnd w:id="95"/>
+    <w:bookmarkStart w:id="96" w:name="Xecc207a558cec179d30d0778d18aa7175b74a3b"/>
     <w:p>
       <w:pPr>
         <w:pStyle w:val="Heading3"/>
@@ -16170,8 +16560,8 @@
         <w:t xml:space="preserve">is a corporate-environment standard — says nothing about the SDK itself.</w:t>
       </w:r>
     </w:p>
-    <w:bookmarkEnd w:id="90"/>
-    <w:bookmarkStart w:id="91" w:name="X0a9a1008f84dc782d28a355b4db002927e96d62"/>
+    <w:bookmarkEnd w:id="96"/>
+    <w:bookmarkStart w:id="97" w:name="X0a9a1008f84dc782d28a355b4db002927e96d62"/>
     <w:p>
       <w:pPr>
         <w:pStyle w:val="Heading3"/>
@@ -16474,8 +16864,8 @@
         <w:t xml:space="preserve">is the groundwork for week 13’s discussion of assurance levels.</w:t>
       </w:r>
     </w:p>
-    <w:bookmarkEnd w:id="91"/>
-    <w:bookmarkStart w:id="92" w:name="X8ae521b64039c9b3f0bfd9ded334da146c27bff"/>
+    <w:bookmarkEnd w:id="97"/>
+    <w:bookmarkStart w:id="98" w:name="X8ae521b64039c9b3f0bfd9ded334da146c27bff"/>
     <w:p>
       <w:pPr>
         <w:pStyle w:val="Heading3"/>
@@ -16887,8 +17277,8 @@
         <w:t xml:space="preserve">filling in a requirement template, is far more durable than memorizing.</w:t>
       </w:r>
     </w:p>
-    <w:bookmarkEnd w:id="92"/>
-    <w:bookmarkStart w:id="93" w:name="who-writes-and-updates-the-standards"/>
+    <w:bookmarkEnd w:id="98"/>
+    <w:bookmarkStart w:id="99" w:name="who-writes-and-updates-the-standards"/>
     <w:p>
       <w:pPr>
         <w:pStyle w:val="Heading3"/>
@@ -17040,9 +17430,9 @@
         </w:pict>
       </w:r>
     </w:p>
-    <w:bookmarkEnd w:id="93"/>
-    <w:bookmarkEnd w:id="94"/>
-    <w:bookmarkStart w:id="111" w:name="attack-potential-and-finding-rating"/>
+    <w:bookmarkEnd w:id="99"/>
+    <w:bookmarkEnd w:id="100"/>
+    <w:bookmarkStart w:id="123" w:name="attack-potential-and-finding-rating"/>
     <w:p>
       <w:pPr>
         <w:pStyle w:val="Heading2"/>
@@ -17131,7 +17521,7 @@
       <w:r>
         <w:t xml:space="preserve"> </w:t>
       </w:r>
-      <w:hyperlink r:id="rId95">
+      <w:hyperlink r:id="rId101">
         <w:r>
           <w:rPr>
             <w:rStyle w:val="Hyperlink"/>
@@ -17164,18 +17554,18 @@
           <wp:inline>
             <wp:extent cx="5759999" cy="3498404"/>
             <wp:effectExtent b="0" l="0" r="0" t="0"/>
-            <wp:docPr descr="The five factors and levels of attack potential" title="" id="97" name="Picture"/>
+            <wp:docPr descr="The five factors and levels of attack potential" title="" id="103" name="Picture"/>
             <a:graphic>
               <a:graphicData uri="http://schemas.openxmlformats.org/drawingml/2006/picture">
                 <pic:pic>
                   <pic:nvPicPr>
-                    <pic:cNvPr descr="h12-03-saldiri-potansiyeli.png" id="98" name="Picture"/>
+                    <pic:cNvPr descr="h12-03-saldiri-potansiyeli.png" id="104" name="Picture"/>
                     <pic:cNvPicPr>
                       <a:picLocks noChangeArrowheads="1" noChangeAspect="1"/>
                     </pic:cNvPicPr>
                   </pic:nvPicPr>
                   <pic:blipFill>
-                    <a:blip r:embed="rId96"/>
+                    <a:blip r:embed="rId102"/>
                     <a:stretch>
                       <a:fillRect/>
                     </a:stretch>
@@ -17211,18 +17601,18 @@
           <wp:inline>
             <wp:extent cx="5759999" cy="2428518"/>
             <wp:effectExtent b="0" l="0" r="0" t="0"/>
-            <wp:docPr descr="The difference between attack potential and CVSS" title="" id="100" name="Picture"/>
+            <wp:docPr descr="The difference between attack potential and CVSS" title="" id="106" name="Picture"/>
             <a:graphic>
               <a:graphicData uri="http://schemas.openxmlformats.org/drawingml/2006/picture">
                 <pic:pic>
                   <pic:nvPicPr>
-                    <pic:cNvPr descr="h12-08-potansiyel-cvss.png" id="101" name="Picture"/>
+                    <pic:cNvPr descr="h12-08-potansiyel-cvss.png" id="107" name="Picture"/>
                     <pic:cNvPicPr>
                       <a:picLocks noChangeArrowheads="1" noChangeAspect="1"/>
                     </pic:cNvPicPr>
                   </pic:nvPicPr>
                   <pic:blipFill>
-                    <a:blip r:embed="rId99"/>
+                    <a:blip r:embed="rId105"/>
                     <a:stretch>
                       <a:fillRect/>
                     </a:stretch>
@@ -17249,7 +17639,7 @@
         </w:drawing>
       </w:r>
     </w:p>
-    <w:bookmarkStart w:id="102" w:name="attack-potential-factors"/>
+    <w:bookmarkStart w:id="108" w:name="attack-potential-factors"/>
     <w:p>
       <w:pPr>
         <w:pStyle w:val="Heading3"/>
@@ -17643,7 +18033,7 @@
       <w:r>
         <w:t xml:space="preserve"> </w:t>
       </w:r>
-      <w:hyperlink r:id="rId95">
+      <w:hyperlink r:id="rId101">
         <w:r>
           <w:rPr>
             <w:rStyle w:val="Hyperlink"/>
@@ -17655,8 +18045,8 @@
         <w:t xml:space="preserve">’s four criteria: the strength of a defence is measured by the cost of overcoming it.</w:t>
       </w:r>
     </w:p>
-    <w:bookmarkEnd w:id="102"/>
-    <w:bookmarkStart w:id="103" w:name="X0eeffcb068ca1fc428484cf4586fecf7b8b544b"/>
+    <w:bookmarkEnd w:id="108"/>
+    <w:bookmarkStart w:id="109" w:name="X0eeffcb068ca1fc428484cf4586fecf7b8b544b"/>
     <w:p>
       <w:pPr>
         <w:pStyle w:val="Heading3"/>
@@ -18171,8 +18561,8 @@
         <w:t xml:space="preserve">random exit (week 9) and a server-side check.</w:t>
       </w:r>
     </w:p>
-    <w:bookmarkEnd w:id="103"/>
-    <w:bookmarkStart w:id="107" w:name="Xc54e1a16b5005278d3952a4369196b5a1005c77"/>
+    <w:bookmarkEnd w:id="109"/>
+    <w:bookmarkStart w:id="116" w:name="Xc54e1a16b5005278d3952a4369196b5a1005c77"/>
     <w:p>
       <w:pPr>
         <w:pStyle w:val="Heading3"/>
@@ -18967,7 +19357,134 @@
         </w:tc>
       </w:tr>
     </w:tbl>
-    <w:bookmarkStart w:id="104" w:name="X70daa38a0961f14a4389e045b7d75c97dd8ac69"/>
+    <w:p>
+      <w:pPr>
+        <w:pStyle w:val="BodyText"/>
+      </w:pPr>
+      <w:r>
+        <w:t xml:space="preserve">Pick the five factors’ levels and follow the program’s real code (</w:t>
+      </w:r>
+      <w:r>
+        <w:rPr>
+          <w:rStyle w:val="VerbatimChar"/>
+        </w:rPr>
+        <w:t xml:space="preserve">rating()</w:t>
+      </w:r>
+      <w:r>
+        <w:t xml:space="preserve">) step by step to see which branch the total score falls into.</w:t>
+      </w:r>
+    </w:p>
+    <w:p>
+      <w:pPr>
+        <w:pStyle w:val="BodyText"/>
+      </w:pPr>
+      <w:r>
+        <w:drawing>
+          <wp:inline>
+            <wp:extent cx="5111999" cy="6632297"/>
+            <wp:effectExtent b="0" l="0" r="0" t="0"/>
+            <wp:docPr descr="Attack potential calculator — step by step" title="" id="111" name="Picture"/>
+            <a:graphic>
+              <a:graphicData uri="http://schemas.openxmlformats.org/drawingml/2006/picture">
+                <pic:pic>
+                  <pic:nvPicPr>
+                    <pic:cNvPr descr="attack-potential-calculator.en.png" id="112" name="Picture"/>
+                    <pic:cNvPicPr>
+                      <a:picLocks noChangeArrowheads="1" noChangeAspect="1"/>
+                    </pic:cNvPicPr>
+                  </pic:nvPicPr>
+                  <pic:blipFill>
+                    <a:blip r:embed="rId110"/>
+                    <a:stretch>
+                      <a:fillRect/>
+                    </a:stretch>
+                  </pic:blipFill>
+                  <pic:spPr bwMode="auto">
+                    <a:xfrm>
+                      <a:off x="0" y="0"/>
+                      <a:ext cx="5111999" cy="6632297"/>
+                    </a:xfrm>
+                    <a:prstGeom prst="rect">
+                      <a:avLst/>
+                    </a:prstGeom>
+                    <a:noFill/>
+                    <a:ln w="9525">
+                      <a:noFill/>
+                      <a:headEnd/>
+                      <a:tailEnd/>
+                    </a:ln>
+                  </pic:spPr>
+                </pic:pic>
+              </a:graphicData>
+            </a:graphic>
+          </wp:inline>
+        </w:drawing>
+      </w:r>
+    </w:p>
+    <w:p>
+      <w:pPr>
+        <w:pStyle w:val="BodyText"/>
+      </w:pPr>
+      <w:r>
+        <w:t xml:space="preserve">Try</w:t>
+      </w:r>
+      <w:r>
+        <w:t xml:space="preserve"> </w:t>
+      </w:r>
+      <w:r>
+        <w:rPr>
+          <w:b/>
+          <w:bCs/>
+        </w:rPr>
+        <w:t xml:space="preserve">Normal</w:t>
+      </w:r>
+      <w:r>
+        <w:t xml:space="preserve"> </w:t>
+      </w:r>
+      <w:r>
+        <w:t xml:space="preserve">(license check, unprotected),</w:t>
+      </w:r>
+      <w:r>
+        <w:t xml:space="preserve"> </w:t>
+      </w:r>
+      <w:r>
+        <w:rPr>
+          <w:b/>
+          <w:bCs/>
+        </w:rPr>
+        <w:t xml:space="preserve">Hard</w:t>
+      </w:r>
+      <w:r>
+        <w:t xml:space="preserve"> </w:t>
+      </w:r>
+      <w:r>
+        <w:t xml:space="preserve">(the same check, protected) and the two edge cases (</w:t>
+      </w:r>
+      <w:r>
+        <w:rPr>
+          <w:b/>
+          <w:bCs/>
+        </w:rPr>
+        <w:t xml:space="preserve">every factor at level 0</w:t>
+      </w:r>
+      <w:r>
+        <w:t xml:space="preserve">,</w:t>
+      </w:r>
+      <w:r>
+        <w:t xml:space="preserve"> </w:t>
+      </w:r>
+      <w:r>
+        <w:rPr>
+          <w:b/>
+          <w:bCs/>
+        </w:rPr>
+        <w:t xml:space="preserve">secure-element extraction</w:t>
+      </w:r>
+      <w:r>
+        <w:t xml:space="preserve">); 🎲 lets you enter your own five levels.</w:t>
+      </w:r>
+    </w:p>
+    <w:bookmarkStart w:id="113" w:name="X70daa38a0961f14a4389e045b7d75c97dd8ac69"/>
     <w:p>
       <w:pPr>
         <w:pStyle w:val="Heading4"/>
@@ -19438,7 +19955,7 @@
         <w:rPr>
           <w:rStyle w:val="VerbatimChar"/>
         </w:rPr>
-        <w:t xml:space="preserve">Toplam = 0 + 3 + 0 + 0 + 0 = 3        →  3 ≤ 9  →  TEMEL</w:t>
+        <w:t xml:space="preserve">Total = 0 + 3 + 0 + 0 + 0 = 3        →  3 ≤ 9  →  BASIC</w:t>
       </w:r>
     </w:p>
     <w:p>
@@ -19545,7 +20062,7 @@
         <w:rPr>
           <w:rStyle w:val="VerbatimChar"/>
         </w:rPr>
-        <w:t xml:space="preserve">Toplam = 4 + 6 + 3 + 4 + 0 = 17       →  14 ≤ 17 ≤ 19  →  YÜKSEK</w:t>
+        <w:t xml:space="preserve">Total = 4 + 6 + 3 + 4 + 0 = 17       →  14 ≤ 17 ≤ 19  →  HIGH</w:t>
       </w:r>
     </w:p>
     <w:p>
@@ -19645,7 +20162,7 @@
         <w:rPr>
           <w:rStyle w:val="VerbatimChar"/>
         </w:rPr>
-        <w:t xml:space="preserve">code/week-12/02-saldiri-potansiyeli</w:t>
+        <w:t xml:space="preserve">code/week-12/02-attack-potential</w:t>
       </w:r>
       <w:r>
         <w:t xml:space="preserve"> </w:t>
@@ -19668,7 +20185,7 @@
         <w:rPr>
           <w:rStyle w:val="ExtensionTok"/>
         </w:rPr>
-        <w:t xml:space="preserve">./bin/linux/saldiri_potansiyeli</w:t>
+        <w:t xml:space="preserve">./bin/linux/attack_potential</w:t>
       </w:r>
       <w:r>
         <w:rPr>
@@ -19680,7 +20197,7 @@
         <w:rPr>
           <w:rStyle w:val="CommentTok"/>
         </w:rPr>
-        <w:t xml:space="preserve"># korumasız hâl  -&gt; puan 3  (TEMEL)</w:t>
+        <w:t xml:space="preserve"># unprotected -&gt; score 3  (BASIC)</w:t>
       </w:r>
       <w:r>
         <w:br/>
@@ -19689,7 +20206,7 @@
         <w:rPr>
           <w:rStyle w:val="ExtensionTok"/>
         </w:rPr>
-        <w:t xml:space="preserve">./bin/linux/saldiri_potansiyeli</w:t>
+        <w:t xml:space="preserve">./bin/linux/attack_potential</w:t>
       </w:r>
       <w:r>
         <w:rPr>
@@ -19701,7 +20218,7 @@
         <w:rPr>
           <w:rStyle w:val="CommentTok"/>
         </w:rPr>
-        <w:t xml:space="preserve"># korumalı hâl   -&gt; puan 17 (YÜKSEK)</w:t>
+        <w:t xml:space="preserve"># protected   -&gt; score 17 (HIGH)</w:t>
       </w:r>
     </w:p>
     <w:p>
@@ -19718,7 +20235,7 @@
         <w:rPr>
           <w:rStyle w:val="VerbatimChar"/>
         </w:rPr>
-        <w:t xml:space="preserve">.\bin\windows\saldiri_potansiyeli.exe 0 1 0 0 0</w:t>
+        <w:t xml:space="preserve">.\bin\windows\attack_potential.exe 0 1 0 0 0</w:t>
       </w:r>
       <w:r>
         <w:t xml:space="preserve">. Run it with no arguments and it scores three</w:t>
@@ -19730,8 +20247,8 @@
         <w:t xml:space="preserve">built-in example findings (license patch · WBC key extraction · secure-element cracking).</w:t>
       </w:r>
     </w:p>
-    <w:bookmarkEnd w:id="104"/>
-    <w:bookmarkStart w:id="105" w:name="X993a946d6b2f676d52d1c4a77b33accfc323064"/>
+    <w:bookmarkEnd w:id="113"/>
+    <w:bookmarkStart w:id="114" w:name="X993a946d6b2f676d52d1c4a77b33accfc323064"/>
     <w:p>
       <w:pPr>
         <w:pStyle w:val="Heading4"/>
@@ -20265,7 +20782,7 @@
         <w:rPr>
           <w:rStyle w:val="VerbatimChar"/>
         </w:rPr>
-        <w:t xml:space="preserve">Toplam = 19 + 8 + 11 + 10 + 7 = 55        →  55 &gt;= 25  →  OTESI (yalniz cok yetenekli saldirgan)</w:t>
+        <w:t xml:space="preserve">Total = 19 + 8 + 11 + 10 + 7 = 55        →  55 &gt;= 25  →  BEYOND (only a highly capable attacker)</w:t>
       </w:r>
     </w:p>
     <w:p>
@@ -20330,7 +20847,7 @@
         <w:rPr>
           <w:rStyle w:val="VerbatimChar"/>
         </w:rPr>
-        <w:t xml:space="preserve">code/week-12/02-saldiri-potansiyeli</w:t>
+        <w:t xml:space="preserve">code/week-12/02-attack-potential</w:t>
       </w:r>
       <w:r>
         <w:t xml:space="preserve"> </w:t>
@@ -20352,13 +20869,13 @@
         <w:t xml:space="preserve">; the third built-in example (</w:t>
       </w:r>
       <w:r>
-        <w:t xml:space="preserve">“Guvenli</w:t>
-      </w:r>
-      <w:r>
-        <w:t xml:space="preserve"> </w:t>
-      </w:r>
-      <w:r>
-        <w:t xml:space="preserve">oge (SE) kirma”</w:t>
+        <w:t xml:space="preserve">“Secure</w:t>
+      </w:r>
+      <w:r>
+        <w:t xml:space="preserve"> </w:t>
+      </w:r>
+      <w:r>
+        <w:t xml:space="preserve">element key extraction”</w:t>
       </w:r>
       <w:r>
         <w:t xml:space="preserve">) computes exactly</w:t>
@@ -20370,7 +20887,7 @@
         <w:rPr>
           <w:rStyle w:val="VerbatimChar"/>
         </w:rPr>
-        <w:t xml:space="preserve">SURE[3] + UZMAN[3] + BILGI[3] + FIRSAT[2] + EKIPMAN[2] = 19+8+11+10+7 = 55</w:t>
+        <w:t xml:space="preserve">ELAPSED_TIME[3] + EXPERTISE[3] + KNOWLEDGE[3] + OPPORTUNITY[2] + EQUIPMENT[2] = 19+8+11+10+7 = 55</w:t>
       </w:r>
       <w:r>
         <w:t xml:space="preserve"> </w:t>
@@ -20385,7 +20902,7 @@
         <w:rPr>
           <w:rStyle w:val="VerbatimChar"/>
         </w:rPr>
-        <w:t xml:space="preserve">puan=55 -&gt; OTESI</w:t>
+        <w:t xml:space="preserve">score=55 -&gt; BEYOND</w:t>
       </w:r>
       <w:r>
         <w:t xml:space="preserve"> </w:t>
@@ -20626,8 +21143,8 @@
         </w:tc>
       </w:tr>
     </w:tbl>
-    <w:bookmarkEnd w:id="105"/>
-    <w:bookmarkStart w:id="106" w:name="X132b9ade076c2575774d4c54501c0632bafe262"/>
+    <w:bookmarkEnd w:id="114"/>
+    <w:bookmarkStart w:id="115" w:name="X132b9ade076c2575774d4c54501c0632bafe262"/>
     <w:p>
       <w:pPr>
         <w:pStyle w:val="Heading4"/>
@@ -20644,7 +21161,7 @@
         <w:t xml:space="preserve">We saw the two extreme examples (3 and 55); let’s also hand-calculate the demo’s second built-in finding (</w:t>
       </w:r>
       <w:r>
-        <w:t xml:space="preserve">“WBC key</w:t>
+        <w:t xml:space="preserve">“White-box key</w:t>
       </w:r>
       <w:r>
         <w:t xml:space="preserve"> </w:t>
@@ -21073,7 +21590,7 @@
         <w:rPr>
           <w:rStyle w:val="VerbatimChar"/>
         </w:rPr>
-        <w:t xml:space="preserve">Toplam = 10 + 8 + 7 + 4 + 4 = 33        -&gt;  33 &gt;= 25  -&gt;  OTESI</w:t>
+        <w:t xml:space="preserve">Total = 10 + 8 + 7 + 4 + 4 = 33        -&gt;  33 &gt;= 25  -&gt;  BEYOND</w:t>
       </w:r>
     </w:p>
     <w:p>
@@ -21090,7 +21607,7 @@
         <w:rPr>
           <w:rStyle w:val="VerbatimChar"/>
         </w:rPr>
-        <w:t xml:space="preserve">./bin/linux/saldiri_potansiyeli 2 3 2 1 1</w:t>
+        <w:t xml:space="preserve">./bin/linux/attack_potential 2 3 2 1 1</w:t>
       </w:r>
       <w:r>
         <w:t xml:space="preserve"> </w:t>
@@ -21108,7 +21625,7 @@
         <w:rPr>
           <w:rStyle w:val="VerbatimChar"/>
         </w:rPr>
-        <w:t xml:space="preserve">puan=33 -&gt; OTESI</w:t>
+        <w:t xml:space="preserve">score=33 -&gt; BEYOND</w:t>
       </w:r>
       <w:r>
         <w:t xml:space="preserve">) — matching exactly the</w:t>
@@ -21117,7 +21634,7 @@
         <w:t xml:space="preserve"> </w:t>
       </w:r>
       <w:r>
-        <w:t xml:space="preserve">“WBC anahtar cikarma (DCA)”</w:t>
+        <w:t xml:space="preserve">“White-box key extraction (DCA)”</w:t>
       </w:r>
       <w:r>
         <w:t xml:space="preserve"> </w:t>
@@ -21206,9 +21723,9 @@
         <w:t xml:space="preserve">this needs calculation, not guessing.</w:t>
       </w:r>
     </w:p>
-    <w:bookmarkEnd w:id="106"/>
-    <w:bookmarkEnd w:id="107"/>
-    <w:bookmarkStart w:id="109" w:name="rating-with-cvss"/>
+    <w:bookmarkEnd w:id="115"/>
+    <w:bookmarkEnd w:id="116"/>
+    <w:bookmarkStart w:id="121" w:name="rating-with-cvss"/>
     <w:p>
       <w:pPr>
         <w:pStyle w:val="Heading3"/>
@@ -21312,7 +21829,7 @@
         <w:t xml:space="preserve">availability). A finding report usually gives both; prioritization is done accordingly.</w:t>
       </w:r>
     </w:p>
-    <w:bookmarkStart w:id="108" w:name="X62efab41adfe75b4bdb3219454b73e7cc2ae636"/>
+    <w:bookmarkStart w:id="120" w:name="X62efab41adfe75b4bdb3219454b73e7cc2ae636"/>
     <w:p>
       <w:pPr>
         <w:pStyle w:val="Heading4"/>
@@ -22538,339 +23055,27 @@
         <w:t xml:space="preserve">situation (they answer different questions).</w:t>
       </w:r>
     </w:p>
-    <w:bookmarkEnd w:id="108"/>
-    <w:bookmarkEnd w:id="109"/>
-    <w:bookmarkStart w:id="110" w:name="X0b238757fe2a160f852c94c47ac0fc4814c0a32"/>
-    <w:p>
-      <w:pPr>
-        <w:pStyle w:val="Heading3"/>
-      </w:pPr>
-      <w:r>
-        <w:t xml:space="preserve">Chained attacks: combining multiple vulnerabilities</w:t>
-      </w:r>
-    </w:p>
     <w:p>
       <w:pPr>
         <w:pStyle w:val="FirstParagraph"/>
       </w:pPr>
       <w:r>
-        <w:t xml:space="preserve">At the end of section 2 we said</w:t>
-      </w:r>
-      <w:r>
-        <w:t xml:space="preserve"> </w:t>
-      </w:r>
-      <w:r>
-        <w:t xml:space="preserve">“in a well-designed product, the attacker is forced to</w:t>
-      </w:r>
-      <w:r>
-        <w:t xml:space="preserve"> </w:t>
-      </w:r>
-      <w:r>
-        <w:rPr>
-          <w:b/>
-          <w:bCs/>
-        </w:rPr>
-        <w:t xml:space="preserve">chain</w:t>
-      </w:r>
-      <w:r>
-        <w:t xml:space="preserve"> </w:t>
-      </w:r>
-      <w:r>
-        <w:t xml:space="preserve">several controls”</w:t>
-      </w:r>
-      <w:r>
-        <w:t xml:space="preserve">;</w:t>
-      </w:r>
-      <w:r>
-        <w:t xml:space="preserve"> </w:t>
-      </w:r>
-      <w:r>
-        <w:t xml:space="preserve">let’s unpack this in the language of attack potential. Even a control with</w:t>
-      </w:r>
-      <w:r>
-        <w:t xml:space="preserve"> </w:t>
-      </w:r>
-      <w:r>
-        <w:rPr>
-          <w:b/>
-          <w:bCs/>
-        </w:rPr>
-        <w:t xml:space="preserve">very high</w:t>
-      </w:r>
-      <w:r>
-        <w:t xml:space="preserve"> </w:t>
-      </w:r>
-      <w:r>
-        <w:t xml:space="preserve">resistance on its own</w:t>
-      </w:r>
-      <w:r>
-        <w:t xml:space="preserve"> </w:t>
-      </w:r>
-      <w:r>
-        <w:t xml:space="preserve">(e.g., BEYOND) can see its total resistance drop once it’s</w:t>
-      </w:r>
-      <w:r>
-        <w:t xml:space="preserve"> </w:t>
-      </w:r>
-      <w:r>
-        <w:rPr>
-          <w:b/>
-          <w:bCs/>
-        </w:rPr>
-        <w:t xml:space="preserve">combined</w:t>
-      </w:r>
-      <w:r>
-        <w:t xml:space="preserve"> </w:t>
-      </w:r>
-      <w:r>
-        <w:t xml:space="preserve">with</w:t>
-      </w:r>
-      <w:r>
-        <w:t xml:space="preserve"> </w:t>
-      </w:r>
-      <w:r>
-        <w:rPr>
-          <w:b/>
-          <w:bCs/>
-        </w:rPr>
-        <w:t xml:space="preserve">another</w:t>
-      </w:r>
-      <w:r>
-        <w:t xml:space="preserve"> </w:t>
-      </w:r>
-      <w:r>
-        <w:t xml:space="preserve">vulnerability. Example:</w:t>
-      </w:r>
-      <w:r>
-        <w:t xml:space="preserve"> </w:t>
-      </w:r>
-      <w:r>
-        <w:t xml:space="preserve">Scenario B’s secure element (BEYOND, score 55) is nearly unexploitable on its own; but if the device’s operating</w:t>
-      </w:r>
-      <w:r>
-        <w:t xml:space="preserve"> </w:t>
-      </w:r>
-      <w:r>
-        <w:t xml:space="preserve">system is also an old version with a known root exploit, the attacker can first gain full access to the device</w:t>
-      </w:r>
-      <w:r>
-        <w:t xml:space="preserve"> </w:t>
-      </w:r>
-      <w:r>
-        <w:t xml:space="preserve">through that</w:t>
-      </w:r>
-      <w:r>
-        <w:t xml:space="preserve"> </w:t>
-      </w:r>
-      <w:r>
-        <w:rPr>
-          <w:b/>
-          <w:bCs/>
-        </w:rPr>
-        <w:t xml:space="preserve">easier</w:t>
-      </w:r>
-      <w:r>
-        <w:t xml:space="preserve"> </w:t>
-      </w:r>
-      <w:r>
-        <w:t xml:space="preserve">flaw, then turn the</w:t>
-      </w:r>
-      <w:r>
-        <w:t xml:space="preserve"> </w:t>
-      </w:r>
-      <w:r>
-        <w:t xml:space="preserve">“very restricted”</w:t>
-      </w:r>
-      <w:r>
-        <w:t xml:space="preserve"> </w:t>
-      </w:r>
-      <w:r>
-        <w:t xml:space="preserve">opportunity needed for the hardware attack into</w:t>
-      </w:r>
-      <w:r>
-        <w:t xml:space="preserve"> </w:t>
-      </w:r>
-      <w:r>
-        <w:t xml:space="preserve">“unlimited”</w:t>
-      </w:r>
-      <w:r>
-        <w:t xml:space="preserve"> </w:t>
-      </w:r>
-      <w:r>
-        <w:t xml:space="preserve">— which drops the opportunity factor from 10 to 0 and brings the total score down from</w:t>
-      </w:r>
-      <w:r>
-        <w:t xml:space="preserve"> </w:t>
-      </w:r>
-      <w:r>
-        <w:rPr>
-          <w:b/>
-          <w:bCs/>
-        </w:rPr>
-        <w:t xml:space="preserve">55 to 45</w:t>
-      </w:r>
-      <w:r>
-        <w:t xml:space="preserve"> </w:t>
-      </w:r>
-      <w:r>
-        <w:t xml:space="preserve">(still BEYOND, but an easier BEYOND).</w:t>
-      </w:r>
-    </w:p>
-    <w:p>
-      <w:pPr>
-        <w:pStyle w:val="BlockText"/>
-      </w:pPr>
-      <w:r>
-        <w:rPr>
-          <w:b/>
-          <w:bCs/>
-        </w:rPr>
-        <w:t xml:space="preserve">Common mistake: assessing every finding alone, in isolation</w:t>
-      </w:r>
-    </w:p>
-    <w:p>
-      <w:pPr>
-        <w:pStyle w:val="BlockText"/>
-      </w:pPr>
-      <w:r>
-        <w:t xml:space="preserve">Scoring a vulnerability only on its own overlooks what happens when it’s</w:t>
-      </w:r>
-      <w:r>
-        <w:t xml:space="preserve"> </w:t>
-      </w:r>
-      <w:r>
-        <w:rPr>
-          <w:b/>
-          <w:bCs/>
-        </w:rPr>
-        <w:t xml:space="preserve">combined</w:t>
-      </w:r>
-      <w:r>
-        <w:t xml:space="preserve"> </w:t>
-      </w:r>
-      <w:r>
-        <w:t xml:space="preserve">with another</w:t>
-      </w:r>
-      <w:r>
-        <w:t xml:space="preserve"> </w:t>
-      </w:r>
-      <w:r>
-        <w:t xml:space="preserve">vulnerability.</w:t>
-      </w:r>
-      <w:r>
-        <w:t xml:space="preserve"> </w:t>
-      </w:r>
-      <w:r>
-        <w:rPr>
-          <w:b/>
-          <w:bCs/>
-        </w:rPr>
-        <w:t xml:space="preserve">Rule:</w:t>
-      </w:r>
-      <w:r>
-        <w:t xml:space="preserve"> </w:t>
-      </w:r>
-      <w:r>
-        <w:t xml:space="preserve">at the vulnerability-analysis step (step 6), the evaluator looks not only at individual</w:t>
-      </w:r>
-      <w:r>
-        <w:t xml:space="preserve"> </w:t>
-      </w:r>
-      <w:r>
-        <w:t xml:space="preserve">vulnerabilities but also at possible</w:t>
-      </w:r>
-      <w:r>
-        <w:t xml:space="preserve"> </w:t>
-      </w:r>
-      <w:r>
-        <w:rPr>
-          <w:b/>
-          <w:bCs/>
-        </w:rPr>
-        <w:t xml:space="preserve">chains</w:t>
-      </w:r>
-      <w:r>
-        <w:t xml:space="preserve">; a finding report sometimes also includes a</w:t>
-      </w:r>
-      <w:r>
-        <w:t xml:space="preserve"> </w:t>
-      </w:r>
-      <w:r>
-        <w:rPr>
-          <w:b/>
-          <w:bCs/>
-        </w:rPr>
-        <w:t xml:space="preserve">combined</w:t>
-      </w:r>
-      <w:r>
-        <w:rPr>
-          <w:b/>
-          <w:bCs/>
-        </w:rPr>
-        <w:t xml:space="preserve"> </w:t>
-      </w:r>
-      <w:r>
-        <w:rPr>
-          <w:b/>
-          <w:bCs/>
-        </w:rPr>
-        <w:t xml:space="preserve">scenario</w:t>
-      </w:r>
-      <w:r>
-        <w:t xml:space="preserve"> </w:t>
-      </w:r>
-      <w:r>
-        <w:t xml:space="preserve">such as</w:t>
-      </w:r>
-      <w:r>
-        <w:t xml:space="preserve"> </w:t>
-      </w:r>
-      <w:r>
-        <w:t xml:space="preserve">“if F-04 and F-09 are used together…”</w:t>
-      </w:r>
-    </w:p>
-    <w:bookmarkEnd w:id="110"/>
-    <w:bookmarkEnd w:id="111"/>
-    <w:bookmarkStart w:id="125" w:name="X932b7d8b419ab0d525cd7a1233cc481d80769a2"/>
-    <w:p>
-      <w:pPr>
-        <w:pStyle w:val="Heading2"/>
-      </w:pPr>
-      <w:r>
-        <w:t xml:space="preserve">6. Finding → recommendation → action, and impact analysis</w:t>
-      </w:r>
-    </w:p>
-    <w:p>
-      <w:pPr>
-        <w:pStyle w:val="FirstParagraph"/>
-      </w:pPr>
-      <w:r>
-        <w:t xml:space="preserve">Evaluation is not a</w:t>
-      </w:r>
-      <w:r>
-        <w:t xml:space="preserve"> </w:t>
-      </w:r>
-      <w:r>
-        <w:t xml:space="preserve">“pass/fail”</w:t>
-      </w:r>
-      <w:r>
-        <w:t xml:space="preserve"> </w:t>
-      </w:r>
-      <w:r>
-        <w:t xml:space="preserve">stamp, it’s an</w:t>
-      </w:r>
-      <w:r>
-        <w:t xml:space="preserve"> </w:t>
-      </w:r>
-      <w:r>
-        <w:rPr>
-          <w:b/>
-          <w:bCs/>
-        </w:rPr>
-        <w:t xml:space="preserve">improvement cycle</w:t>
-      </w:r>
-      <w:r>
-        <w:t xml:space="preserve">. For every finding:</w:t>
+        <w:t xml:space="preserve">Score the same finding on both axes (a simplified CVSS-style score and the real</w:t>
+      </w:r>
+      <w:r>
+        <w:t xml:space="preserve"> </w:t>
+      </w:r>
+      <w:r>
+        <w:rPr>
+          <w:rStyle w:val="VerbatimChar"/>
+        </w:rPr>
+        <w:t xml:space="preserve">attack_potential.c</w:t>
+      </w:r>
+      <w:r>
+        <w:t xml:space="preserve"> </w:t>
+      </w:r>
+      <w:r>
+        <w:t xml:space="preserve">code) and see how the priority comes out.</w:t>
       </w:r>
     </w:p>
     <w:p>
@@ -22880,20 +23085,465 @@
       <w:r>
         <w:drawing>
           <wp:inline>
-            <wp:extent cx="5759999" cy="2321317"/>
+            <wp:extent cx="5111999" cy="5287784"/>
             <wp:effectExtent b="0" l="0" r="0" t="0"/>
-            <wp:docPr descr="The difference between impact analysis and delta assessment" title="" id="113" name="Picture"/>
+            <wp:docPr descr="CVSS-style score vs. attack potential — step by step" title="" id="118" name="Picture"/>
             <a:graphic>
               <a:graphicData uri="http://schemas.openxmlformats.org/drawingml/2006/picture">
                 <pic:pic>
                   <pic:nvPicPr>
-                    <pic:cNvPr descr="h12-10-etki-delta.png" id="114" name="Picture"/>
+                    <pic:cNvPr descr="cvss-vs-attack-potential.en.png" id="119" name="Picture"/>
                     <pic:cNvPicPr>
                       <a:picLocks noChangeArrowheads="1" noChangeAspect="1"/>
                     </pic:cNvPicPr>
                   </pic:nvPicPr>
                   <pic:blipFill>
-                    <a:blip r:embed="rId112"/>
+                    <a:blip r:embed="rId117"/>
+                    <a:stretch>
+                      <a:fillRect/>
+                    </a:stretch>
+                  </pic:blipFill>
+                  <pic:spPr bwMode="auto">
+                    <a:xfrm>
+                      <a:off x="0" y="0"/>
+                      <a:ext cx="5111999" cy="5287784"/>
+                    </a:xfrm>
+                    <a:prstGeom prst="rect">
+                      <a:avLst/>
+                    </a:prstGeom>
+                    <a:noFill/>
+                    <a:ln w="9525">
+                      <a:noFill/>
+                      <a:headEnd/>
+                      <a:tailEnd/>
+                    </a:ln>
+                  </pic:spPr>
+                </pic:pic>
+              </a:graphicData>
+            </a:graphic>
+          </wp:inline>
+        </w:drawing>
+      </w:r>
+    </w:p>
+    <w:p>
+      <w:pPr>
+        <w:pStyle w:val="BodyText"/>
+      </w:pPr>
+      <w:r>
+        <w:t xml:space="preserve">Compare</w:t>
+      </w:r>
+      <w:r>
+        <w:t xml:space="preserve"> </w:t>
+      </w:r>
+      <w:r>
+        <w:rPr>
+          <w:b/>
+          <w:bCs/>
+        </w:rPr>
+        <w:t xml:space="preserve">Normal</w:t>
+      </w:r>
+      <w:r>
+        <w:t xml:space="preserve"> </w:t>
+      </w:r>
+      <w:r>
+        <w:t xml:space="preserve">(both agree: URGENT),</w:t>
+      </w:r>
+      <w:r>
+        <w:t xml:space="preserve"> </w:t>
+      </w:r>
+      <w:r>
+        <w:rPr>
+          <w:b/>
+          <w:bCs/>
+        </w:rPr>
+        <w:t xml:space="preserve">Hard</w:t>
+      </w:r>
+      <w:r>
+        <w:t xml:space="preserve"> </w:t>
+      </w:r>
+      <w:r>
+        <w:t xml:space="preserve">(large impact but a very hard attack: monitored) and the two edge cases (</w:t>
+      </w:r>
+      <w:r>
+        <w:rPr>
+          <w:b/>
+          <w:bCs/>
+        </w:rPr>
+        <w:t xml:space="preserve">lowest on both axes</w:t>
+      </w:r>
+      <w:r>
+        <w:t xml:space="preserve">,</w:t>
+      </w:r>
+      <w:r>
+        <w:t xml:space="preserve"> </w:t>
+      </w:r>
+      <w:r>
+        <w:rPr>
+          <w:b/>
+          <w:bCs/>
+        </w:rPr>
+        <w:t xml:space="preserve">highest on both axes</w:t>
+      </w:r>
+      <w:r>
+        <w:t xml:space="preserve">).</w:t>
+      </w:r>
+    </w:p>
+    <w:bookmarkEnd w:id="120"/>
+    <w:bookmarkEnd w:id="121"/>
+    <w:bookmarkStart w:id="122" w:name="X0b238757fe2a160f852c94c47ac0fc4814c0a32"/>
+    <w:p>
+      <w:pPr>
+        <w:pStyle w:val="Heading3"/>
+      </w:pPr>
+      <w:r>
+        <w:t xml:space="preserve">Chained attacks: combining multiple vulnerabilities</w:t>
+      </w:r>
+    </w:p>
+    <w:p>
+      <w:pPr>
+        <w:pStyle w:val="FirstParagraph"/>
+      </w:pPr>
+      <w:r>
+        <w:t xml:space="preserve">At the end of section 2 we said</w:t>
+      </w:r>
+      <w:r>
+        <w:t xml:space="preserve"> </w:t>
+      </w:r>
+      <w:r>
+        <w:t xml:space="preserve">“in a well-designed product, the attacker is forced to</w:t>
+      </w:r>
+      <w:r>
+        <w:t xml:space="preserve"> </w:t>
+      </w:r>
+      <w:r>
+        <w:rPr>
+          <w:b/>
+          <w:bCs/>
+        </w:rPr>
+        <w:t xml:space="preserve">chain</w:t>
+      </w:r>
+      <w:r>
+        <w:t xml:space="preserve"> </w:t>
+      </w:r>
+      <w:r>
+        <w:t xml:space="preserve">several controls”</w:t>
+      </w:r>
+      <w:r>
+        <w:t xml:space="preserve">;</w:t>
+      </w:r>
+      <w:r>
+        <w:t xml:space="preserve"> </w:t>
+      </w:r>
+      <w:r>
+        <w:t xml:space="preserve">let’s unpack this in the language of attack potential. Even a control with</w:t>
+      </w:r>
+      <w:r>
+        <w:t xml:space="preserve"> </w:t>
+      </w:r>
+      <w:r>
+        <w:rPr>
+          <w:b/>
+          <w:bCs/>
+        </w:rPr>
+        <w:t xml:space="preserve">very high</w:t>
+      </w:r>
+      <w:r>
+        <w:t xml:space="preserve"> </w:t>
+      </w:r>
+      <w:r>
+        <w:t xml:space="preserve">resistance on its own</w:t>
+      </w:r>
+      <w:r>
+        <w:t xml:space="preserve"> </w:t>
+      </w:r>
+      <w:r>
+        <w:t xml:space="preserve">(e.g., BEYOND) can see its total resistance drop once it’s</w:t>
+      </w:r>
+      <w:r>
+        <w:t xml:space="preserve"> </w:t>
+      </w:r>
+      <w:r>
+        <w:rPr>
+          <w:b/>
+          <w:bCs/>
+        </w:rPr>
+        <w:t xml:space="preserve">combined</w:t>
+      </w:r>
+      <w:r>
+        <w:t xml:space="preserve"> </w:t>
+      </w:r>
+      <w:r>
+        <w:t xml:space="preserve">with</w:t>
+      </w:r>
+      <w:r>
+        <w:t xml:space="preserve"> </w:t>
+      </w:r>
+      <w:r>
+        <w:rPr>
+          <w:b/>
+          <w:bCs/>
+        </w:rPr>
+        <w:t xml:space="preserve">another</w:t>
+      </w:r>
+      <w:r>
+        <w:t xml:space="preserve"> </w:t>
+      </w:r>
+      <w:r>
+        <w:t xml:space="preserve">vulnerability. Example:</w:t>
+      </w:r>
+      <w:r>
+        <w:t xml:space="preserve"> </w:t>
+      </w:r>
+      <w:r>
+        <w:t xml:space="preserve">Scenario B’s secure element (BEYOND, score 55) is nearly unexploitable on its own; but if the device’s operating</w:t>
+      </w:r>
+      <w:r>
+        <w:t xml:space="preserve"> </w:t>
+      </w:r>
+      <w:r>
+        <w:t xml:space="preserve">system is also an old version with a known root exploit, the attacker can first gain full access to the device</w:t>
+      </w:r>
+      <w:r>
+        <w:t xml:space="preserve"> </w:t>
+      </w:r>
+      <w:r>
+        <w:t xml:space="preserve">through that</w:t>
+      </w:r>
+      <w:r>
+        <w:t xml:space="preserve"> </w:t>
+      </w:r>
+      <w:r>
+        <w:rPr>
+          <w:b/>
+          <w:bCs/>
+        </w:rPr>
+        <w:t xml:space="preserve">easier</w:t>
+      </w:r>
+      <w:r>
+        <w:t xml:space="preserve"> </w:t>
+      </w:r>
+      <w:r>
+        <w:t xml:space="preserve">flaw, then turn the</w:t>
+      </w:r>
+      <w:r>
+        <w:t xml:space="preserve"> </w:t>
+      </w:r>
+      <w:r>
+        <w:t xml:space="preserve">“very restricted”</w:t>
+      </w:r>
+      <w:r>
+        <w:t xml:space="preserve"> </w:t>
+      </w:r>
+      <w:r>
+        <w:t xml:space="preserve">opportunity needed for the hardware attack into</w:t>
+      </w:r>
+      <w:r>
+        <w:t xml:space="preserve"> </w:t>
+      </w:r>
+      <w:r>
+        <w:t xml:space="preserve">“unlimited”</w:t>
+      </w:r>
+      <w:r>
+        <w:t xml:space="preserve"> </w:t>
+      </w:r>
+      <w:r>
+        <w:t xml:space="preserve">— which drops the opportunity factor from 10 to 0 and brings the total score down from</w:t>
+      </w:r>
+      <w:r>
+        <w:t xml:space="preserve"> </w:t>
+      </w:r>
+      <w:r>
+        <w:rPr>
+          <w:b/>
+          <w:bCs/>
+        </w:rPr>
+        <w:t xml:space="preserve">55 to 45</w:t>
+      </w:r>
+      <w:r>
+        <w:t xml:space="preserve"> </w:t>
+      </w:r>
+      <w:r>
+        <w:t xml:space="preserve">(still BEYOND, but an easier BEYOND).</w:t>
+      </w:r>
+    </w:p>
+    <w:p>
+      <w:pPr>
+        <w:pStyle w:val="BlockText"/>
+      </w:pPr>
+      <w:r>
+        <w:rPr>
+          <w:b/>
+          <w:bCs/>
+        </w:rPr>
+        <w:t xml:space="preserve">Common mistake: assessing every finding alone, in isolation</w:t>
+      </w:r>
+    </w:p>
+    <w:p>
+      <w:pPr>
+        <w:pStyle w:val="BlockText"/>
+      </w:pPr>
+      <w:r>
+        <w:t xml:space="preserve">Scoring a vulnerability only on its own overlooks what happens when it’s</w:t>
+      </w:r>
+      <w:r>
+        <w:t xml:space="preserve"> </w:t>
+      </w:r>
+      <w:r>
+        <w:rPr>
+          <w:b/>
+          <w:bCs/>
+        </w:rPr>
+        <w:t xml:space="preserve">combined</w:t>
+      </w:r>
+      <w:r>
+        <w:t xml:space="preserve"> </w:t>
+      </w:r>
+      <w:r>
+        <w:t xml:space="preserve">with another</w:t>
+      </w:r>
+      <w:r>
+        <w:t xml:space="preserve"> </w:t>
+      </w:r>
+      <w:r>
+        <w:t xml:space="preserve">vulnerability.</w:t>
+      </w:r>
+      <w:r>
+        <w:t xml:space="preserve"> </w:t>
+      </w:r>
+      <w:r>
+        <w:rPr>
+          <w:b/>
+          <w:bCs/>
+        </w:rPr>
+        <w:t xml:space="preserve">Rule:</w:t>
+      </w:r>
+      <w:r>
+        <w:t xml:space="preserve"> </w:t>
+      </w:r>
+      <w:r>
+        <w:t xml:space="preserve">at the vulnerability-analysis step (step 6), the evaluator looks not only at individual</w:t>
+      </w:r>
+      <w:r>
+        <w:t xml:space="preserve"> </w:t>
+      </w:r>
+      <w:r>
+        <w:t xml:space="preserve">vulnerabilities but also at possible</w:t>
+      </w:r>
+      <w:r>
+        <w:t xml:space="preserve"> </w:t>
+      </w:r>
+      <w:r>
+        <w:rPr>
+          <w:b/>
+          <w:bCs/>
+        </w:rPr>
+        <w:t xml:space="preserve">chains</w:t>
+      </w:r>
+      <w:r>
+        <w:t xml:space="preserve">; a finding report sometimes also includes a</w:t>
+      </w:r>
+      <w:r>
+        <w:t xml:space="preserve"> </w:t>
+      </w:r>
+      <w:r>
+        <w:rPr>
+          <w:b/>
+          <w:bCs/>
+        </w:rPr>
+        <w:t xml:space="preserve">combined</w:t>
+      </w:r>
+      <w:r>
+        <w:rPr>
+          <w:b/>
+          <w:bCs/>
+        </w:rPr>
+        <w:t xml:space="preserve"> </w:t>
+      </w:r>
+      <w:r>
+        <w:rPr>
+          <w:b/>
+          <w:bCs/>
+        </w:rPr>
+        <w:t xml:space="preserve">scenario</w:t>
+      </w:r>
+      <w:r>
+        <w:t xml:space="preserve"> </w:t>
+      </w:r>
+      <w:r>
+        <w:t xml:space="preserve">such as</w:t>
+      </w:r>
+      <w:r>
+        <w:t xml:space="preserve"> </w:t>
+      </w:r>
+      <w:r>
+        <w:t xml:space="preserve">“if F-04 and F-09 are used together…”</w:t>
+      </w:r>
+    </w:p>
+    <w:bookmarkEnd w:id="122"/>
+    <w:bookmarkEnd w:id="123"/>
+    <w:bookmarkStart w:id="140" w:name="X932b7d8b419ab0d525cd7a1233cc481d80769a2"/>
+    <w:p>
+      <w:pPr>
+        <w:pStyle w:val="Heading2"/>
+      </w:pPr>
+      <w:r>
+        <w:t xml:space="preserve">6. Finding → recommendation → action, and impact analysis</w:t>
+      </w:r>
+    </w:p>
+    <w:p>
+      <w:pPr>
+        <w:pStyle w:val="FirstParagraph"/>
+      </w:pPr>
+      <w:r>
+        <w:t xml:space="preserve">Evaluation is not a</w:t>
+      </w:r>
+      <w:r>
+        <w:t xml:space="preserve"> </w:t>
+      </w:r>
+      <w:r>
+        <w:t xml:space="preserve">“pass/fail”</w:t>
+      </w:r>
+      <w:r>
+        <w:t xml:space="preserve"> </w:t>
+      </w:r>
+      <w:r>
+        <w:t xml:space="preserve">stamp, it’s an</w:t>
+      </w:r>
+      <w:r>
+        <w:t xml:space="preserve"> </w:t>
+      </w:r>
+      <w:r>
+        <w:rPr>
+          <w:b/>
+          <w:bCs/>
+        </w:rPr>
+        <w:t xml:space="preserve">improvement cycle</w:t>
+      </w:r>
+      <w:r>
+        <w:t xml:space="preserve">. For every finding:</w:t>
+      </w:r>
+    </w:p>
+    <w:p>
+      <w:pPr>
+        <w:pStyle w:val="BodyText"/>
+      </w:pPr>
+      <w:r>
+        <w:drawing>
+          <wp:inline>
+            <wp:extent cx="5759999" cy="2321317"/>
+            <wp:effectExtent b="0" l="0" r="0" t="0"/>
+            <wp:docPr descr="The difference between impact analysis and delta assessment" title="" id="125" name="Picture"/>
+            <a:graphic>
+              <a:graphicData uri="http://schemas.openxmlformats.org/drawingml/2006/picture">
+                <pic:pic>
+                  <pic:nvPicPr>
+                    <pic:cNvPr descr="h12-10-etki-delta.png" id="126" name="Picture"/>
+                    <pic:cNvPicPr>
+                      <a:picLocks noChangeArrowheads="1" noChangeAspect="1"/>
+                    </pic:cNvPicPr>
+                  </pic:nvPicPr>
+                  <pic:blipFill>
+                    <a:blip r:embed="rId124"/>
                     <a:stretch>
                       <a:fillRect/>
                     </a:stretch>
@@ -22929,18 +23579,18 @@
           <wp:inline>
             <wp:extent cx="5759999" cy="1570600"/>
             <wp:effectExtent b="0" l="0" r="0" t="0"/>
-            <wp:docPr descr="The finding, recommendation, action cycle" title="" id="116" name="Picture"/>
+            <wp:docPr descr="The finding, recommendation, action cycle" title="" id="128" name="Picture"/>
             <a:graphic>
               <a:graphicData uri="http://schemas.openxmlformats.org/drawingml/2006/picture">
                 <pic:pic>
                   <pic:nvPicPr>
-                    <pic:cNvPr descr="h12-09-bulgu-dongusu.png" id="117" name="Picture"/>
+                    <pic:cNvPr descr="h12-09-bulgu-dongusu.png" id="129" name="Picture"/>
                     <pic:cNvPicPr>
                       <a:picLocks noChangeArrowheads="1" noChangeAspect="1"/>
                     </pic:cNvPicPr>
                   </pic:nvPicPr>
                   <pic:blipFill>
-                    <a:blip r:embed="rId115"/>
+                    <a:blip r:embed="rId127"/>
                     <a:stretch>
                       <a:fillRect/>
                     </a:stretch>
@@ -23096,7 +23746,125 @@
         <w:t xml:space="preserve">) expected in your post-midterm project.</w:t>
       </w:r>
     </w:p>
-    <w:bookmarkStart w:id="118" w:name="Xd62055e2bc1618c27cb5528a38ddf3c0c649470"/>
+    <w:p>
+      <w:pPr>
+        <w:pStyle w:val="BodyText"/>
+      </w:pPr>
+      <w:r>
+        <w:t xml:space="preserve">Watch several findings go through the same four stages and end up closed, accepted, not-applicable, or still open.</w:t>
+      </w:r>
+    </w:p>
+    <w:p>
+      <w:pPr>
+        <w:pStyle w:val="BodyText"/>
+      </w:pPr>
+      <w:r>
+        <w:drawing>
+          <wp:inline>
+            <wp:extent cx="5111999" cy="5663107"/>
+            <wp:effectExtent b="0" l="0" r="0" t="0"/>
+            <wp:docPr descr="Finding-recommendation-action-closure cycle — step by step" title="" id="131" name="Picture"/>
+            <a:graphic>
+              <a:graphicData uri="http://schemas.openxmlformats.org/drawingml/2006/picture">
+                <pic:pic>
+                  <pic:nvPicPr>
+                    <pic:cNvPr descr="finding-recommendation-action-impact.en.png" id="132" name="Picture"/>
+                    <pic:cNvPicPr>
+                      <a:picLocks noChangeArrowheads="1" noChangeAspect="1"/>
+                    </pic:cNvPicPr>
+                  </pic:nvPicPr>
+                  <pic:blipFill>
+                    <a:blip r:embed="rId130"/>
+                    <a:stretch>
+                      <a:fillRect/>
+                    </a:stretch>
+                  </pic:blipFill>
+                  <pic:spPr bwMode="auto">
+                    <a:xfrm>
+                      <a:off x="0" y="0"/>
+                      <a:ext cx="5111999" cy="5663107"/>
+                    </a:xfrm>
+                    <a:prstGeom prst="rect">
+                      <a:avLst/>
+                    </a:prstGeom>
+                    <a:noFill/>
+                    <a:ln w="9525">
+                      <a:noFill/>
+                      <a:headEnd/>
+                      <a:tailEnd/>
+                    </a:ln>
+                  </pic:spPr>
+                </pic:pic>
+              </a:graphicData>
+            </a:graphic>
+          </wp:inline>
+        </w:drawing>
+      </w:r>
+    </w:p>
+    <w:p>
+      <w:pPr>
+        <w:pStyle w:val="BodyText"/>
+      </w:pPr>
+      <w:r>
+        <w:t xml:space="preserve">Compare</w:t>
+      </w:r>
+      <w:r>
+        <w:t xml:space="preserve"> </w:t>
+      </w:r>
+      <w:r>
+        <w:rPr>
+          <w:b/>
+          <w:bCs/>
+        </w:rPr>
+        <w:t xml:space="preserve">Normal</w:t>
+      </w:r>
+      <w:r>
+        <w:t xml:space="preserve"> </w:t>
+      </w:r>
+      <w:r>
+        <w:t xml:space="preserve">(most closed) against</w:t>
+      </w:r>
+      <w:r>
+        <w:t xml:space="preserve"> </w:t>
+      </w:r>
+      <w:r>
+        <w:rPr>
+          <w:b/>
+          <w:bCs/>
+        </w:rPr>
+        <w:t xml:space="preserve">Hard</w:t>
+      </w:r>
+      <w:r>
+        <w:t xml:space="preserve"> </w:t>
+      </w:r>
+      <w:r>
+        <w:t xml:space="preserve">(many still open) and the two edge cases (</w:t>
+      </w:r>
+      <w:r>
+        <w:rPr>
+          <w:b/>
+          <w:bCs/>
+        </w:rPr>
+        <w:t xml:space="preserve">all closed</w:t>
+      </w:r>
+      <w:r>
+        <w:t xml:space="preserve">,</w:t>
+      </w:r>
+      <w:r>
+        <w:t xml:space="preserve"> </w:t>
+      </w:r>
+      <w:r>
+        <w:rPr>
+          <w:b/>
+          <w:bCs/>
+        </w:rPr>
+        <w:t xml:space="preserve">none closed</w:t>
+      </w:r>
+      <w:r>
+        <w:t xml:space="preserve">).</w:t>
+      </w:r>
+    </w:p>
+    <w:bookmarkStart w:id="133" w:name="Xd62055e2bc1618c27cb5528a38ddf3c0c649470"/>
     <w:p>
       <w:pPr>
         <w:pStyle w:val="Heading3"/>
@@ -23306,8 +24074,8 @@
         <w:t xml:space="preserve">evaluated becomes ambiguous).</w:t>
       </w:r>
     </w:p>
-    <w:bookmarkEnd w:id="118"/>
-    <w:bookmarkStart w:id="119" w:name="Xfe0c7fdf8b63cbe180384e08463f431e63e7935"/>
+    <w:bookmarkEnd w:id="133"/>
+    <w:bookmarkStart w:id="134" w:name="Xfe0c7fdf8b63cbe180384e08463f431e63e7935"/>
     <w:p>
       <w:pPr>
         <w:pStyle w:val="Heading3"/>
@@ -23481,7 +24249,7 @@
       <w:r>
         <w:t xml:space="preserve">“Use a unique salt generated from a CSPRNG (</w:t>
       </w:r>
-      <w:hyperlink r:id="rId77">
+      <w:hyperlink r:id="rId80">
         <w:r>
           <w:rPr>
             <w:rStyle w:val="Hyperlink"/>
@@ -23819,8 +24587,8 @@
         <w:t xml:space="preserve">at the final, section 9).</w:t>
       </w:r>
     </w:p>
-    <w:bookmarkEnd w:id="119"/>
-    <w:bookmarkStart w:id="120" w:name="X07558d8a2952fcfc8cc8d3796fe20ad7c36ad4b"/>
+    <w:bookmarkEnd w:id="134"/>
+    <w:bookmarkStart w:id="135" w:name="X07558d8a2952fcfc8cc8d3796fe20ad7c36ad4b"/>
     <w:p>
       <w:pPr>
         <w:pStyle w:val="Heading3"/>
@@ -24214,8 +24982,8 @@
         <w:t xml:space="preserve">vulnerability — impact analysis’s job is exactly to catch this early.</w:t>
       </w:r>
     </w:p>
-    <w:bookmarkEnd w:id="120"/>
-    <w:bookmarkStart w:id="121" w:name="X51ee468e199812edb869d85503a1394c8802d3d"/>
+    <w:bookmarkEnd w:id="135"/>
+    <w:bookmarkStart w:id="136" w:name="X51ee468e199812edb869d85503a1394c8802d3d"/>
     <w:p>
       <w:pPr>
         <w:pStyle w:val="Heading3"/>
@@ -24403,8 +25171,8 @@
         <w:t xml:space="preserve">together with its justification; your final project (section 9, item 5) explicitly asks for this list.</w:t>
       </w:r>
     </w:p>
-    <w:bookmarkEnd w:id="121"/>
-    <w:bookmarkStart w:id="122" w:name="f-03s-full-life-cycle-on-a-timeline"/>
+    <w:bookmarkEnd w:id="136"/>
+    <w:bookmarkStart w:id="137" w:name="f-03s-full-life-cycle-on-a-timeline"/>
     <w:p>
       <w:pPr>
         <w:pStyle w:val="Heading3"/>
@@ -24963,8 +25731,8 @@
         <w:t xml:space="preserve">generalized.</w:t>
       </w:r>
     </w:p>
-    <w:bookmarkEnd w:id="122"/>
-    <w:bookmarkStart w:id="123" w:name="scope-creep-in-delta-assessment"/>
+    <w:bookmarkEnd w:id="137"/>
+    <w:bookmarkStart w:id="138" w:name="scope-creep-in-delta-assessment"/>
     <w:p>
       <w:pPr>
         <w:pStyle w:val="Heading3"/>
@@ -25138,8 +25906,8 @@
         <w:t xml:space="preserve">scope of delta assessment and open the door to a vulnerability going unnoticed.</w:t>
       </w:r>
     </w:p>
-    <w:bookmarkEnd w:id="123"/>
-    <w:bookmarkStart w:id="124" w:name="X28b898f40648d3c55f90c41dc20d786bdb8718e"/>
+    <w:bookmarkEnd w:id="138"/>
+    <w:bookmarkStart w:id="139" w:name="X28b898f40648d3c55f90c41dc20d786bdb8718e"/>
     <w:p>
       <w:pPr>
         <w:pStyle w:val="Heading3"/>
@@ -25420,9 +26188,9 @@
         </w:pict>
       </w:r>
     </w:p>
-    <w:bookmarkEnd w:id="124"/>
-    <w:bookmarkEnd w:id="125"/>
-    <w:bookmarkStart w:id="135" w:name="penetration-test-plan"/>
+    <w:bookmarkEnd w:id="139"/>
+    <w:bookmarkEnd w:id="140"/>
+    <w:bookmarkStart w:id="153" w:name="penetration-test-plan"/>
     <w:p>
       <w:pPr>
         <w:pStyle w:val="Heading2"/>
@@ -25516,18 +26284,18 @@
           <wp:inline>
             <wp:extent cx="5759999" cy="1655394"/>
             <wp:effectExtent b="0" l="0" r="0" t="0"/>
-            <wp:docPr descr="The four headings of a penetration test plan" title="" id="127" name="Picture"/>
+            <wp:docPr descr="The four headings of a penetration test plan" title="" id="142" name="Picture"/>
             <a:graphic>
               <a:graphicData uri="http://schemas.openxmlformats.org/drawingml/2006/picture">
                 <pic:pic>
                   <pic:nvPicPr>
-                    <pic:cNvPr descr="h12-11-pentest-plani.png" id="128" name="Picture"/>
+                    <pic:cNvPr descr="h12-11-pentest-plani.png" id="143" name="Picture"/>
                     <pic:cNvPicPr>
                       <a:picLocks noChangeArrowheads="1" noChangeAspect="1"/>
                     </pic:cNvPicPr>
                   </pic:nvPicPr>
                   <pic:blipFill>
-                    <a:blip r:embed="rId126"/>
+                    <a:blip r:embed="rId141"/>
                     <a:stretch>
                       <a:fillRect/>
                     </a:stretch>
@@ -25554,7 +26322,7 @@
         </w:drawing>
       </w:r>
     </w:p>
-    <w:bookmarkStart w:id="129" w:name="scope"/>
+    <w:bookmarkStart w:id="144" w:name="scope"/>
     <w:p>
       <w:pPr>
         <w:pStyle w:val="Heading3"/>
@@ -25638,8 +26406,8 @@
         <w:t xml:space="preserve">the operating system kernel, the third-party payment gateway, real user accounts.”</w:t>
       </w:r>
     </w:p>
-    <w:bookmarkEnd w:id="129"/>
-    <w:bookmarkStart w:id="130" w:name="rules-of-engagement"/>
+    <w:bookmarkEnd w:id="144"/>
+    <w:bookmarkStart w:id="145" w:name="rules-of-engagement"/>
     <w:p>
       <w:pPr>
         <w:pStyle w:val="Heading3"/>
@@ -25782,8 +26550,8 @@
         <w:t xml:space="preserve">team is notified. Point of contact: the security team lead.”</w:t>
       </w:r>
     </w:p>
-    <w:bookmarkEnd w:id="130"/>
-    <w:bookmarkStart w:id="131" w:name="methodology"/>
+    <w:bookmarkEnd w:id="145"/>
+    <w:bookmarkStart w:id="146" w:name="methodology"/>
     <w:p>
       <w:pPr>
         <w:pStyle w:val="Heading3"/>
@@ -25913,8 +26681,8 @@
         <w:t xml:space="preserve">“Methodology: based on OWASP MASTG’s storage and cryptography test categories.”</w:t>
       </w:r>
     </w:p>
-    <w:bookmarkEnd w:id="131"/>
-    <w:bookmarkStart w:id="132" w:name="test-template-eight-fields"/>
+    <w:bookmarkEnd w:id="146"/>
+    <w:bookmarkStart w:id="150" w:name="test-template-eight-fields"/>
     <w:p>
       <w:pPr>
         <w:pStyle w:val="Heading3"/>
@@ -26641,8 +27409,126 @@
         <w:t xml:space="preserve">.</w:t>
       </w:r>
     </w:p>
-    <w:bookmarkEnd w:id="132"/>
-    <w:bookmarkStart w:id="133" w:name="an-example-of-a-filled-in-test-card"/>
+    <w:p>
+      <w:pPr>
+        <w:pStyle w:val="FirstParagraph"/>
+      </w:pPr>
+      <w:r>
+        <w:t xml:space="preserve">See the whole plan as a tree: scope is the root, each threat is its own branch, each test case a leaf; coverage is computed automatically.</w:t>
+      </w:r>
+    </w:p>
+    <w:p>
+      <w:pPr>
+        <w:pStyle w:val="BodyText"/>
+      </w:pPr>
+      <w:r>
+        <w:drawing>
+          <wp:inline>
+            <wp:extent cx="5111999" cy="2465732"/>
+            <wp:effectExtent b="0" l="0" r="0" t="0"/>
+            <wp:docPr descr="Penetration-test plan tree — step by step" title="" id="148" name="Picture"/>
+            <a:graphic>
+              <a:graphicData uri="http://schemas.openxmlformats.org/drawingml/2006/picture">
+                <pic:pic>
+                  <pic:nvPicPr>
+                    <pic:cNvPr descr="pentest-plan-tree.en.png" id="149" name="Picture"/>
+                    <pic:cNvPicPr>
+                      <a:picLocks noChangeArrowheads="1" noChangeAspect="1"/>
+                    </pic:cNvPicPr>
+                  </pic:nvPicPr>
+                  <pic:blipFill>
+                    <a:blip r:embed="rId147"/>
+                    <a:stretch>
+                      <a:fillRect/>
+                    </a:stretch>
+                  </pic:blipFill>
+                  <pic:spPr bwMode="auto">
+                    <a:xfrm>
+                      <a:off x="0" y="0"/>
+                      <a:ext cx="5111999" cy="2465732"/>
+                    </a:xfrm>
+                    <a:prstGeom prst="rect">
+                      <a:avLst/>
+                    </a:prstGeom>
+                    <a:noFill/>
+                    <a:ln w="9525">
+                      <a:noFill/>
+                      <a:headEnd/>
+                      <a:tailEnd/>
+                    </a:ln>
+                  </pic:spPr>
+                </pic:pic>
+              </a:graphicData>
+            </a:graphic>
+          </wp:inline>
+        </w:drawing>
+      </w:r>
+    </w:p>
+    <w:p>
+      <w:pPr>
+        <w:pStyle w:val="BodyText"/>
+      </w:pPr>
+      <w:r>
+        <w:t xml:space="preserve">Try</w:t>
+      </w:r>
+      <w:r>
+        <w:t xml:space="preserve"> </w:t>
+      </w:r>
+      <w:r>
+        <w:rPr>
+          <w:b/>
+          <w:bCs/>
+        </w:rPr>
+        <w:t xml:space="preserve">Normal</w:t>
+      </w:r>
+      <w:r>
+        <w:t xml:space="preserve"> </w:t>
+      </w:r>
+      <w:r>
+        <w:t xml:space="preserve">(most test cases ran, one FAILED),</w:t>
+      </w:r>
+      <w:r>
+        <w:t xml:space="preserve"> </w:t>
+      </w:r>
+      <w:r>
+        <w:rPr>
+          <w:b/>
+          <w:bCs/>
+        </w:rPr>
+        <w:t xml:space="preserve">Hard</w:t>
+      </w:r>
+      <w:r>
+        <w:t xml:space="preserve"> </w:t>
+      </w:r>
+      <w:r>
+        <w:t xml:space="preserve">(many not run yet) and the two edge cases (</w:t>
+      </w:r>
+      <w:r>
+        <w:rPr>
+          <w:b/>
+          <w:bCs/>
+        </w:rPr>
+        <w:t xml:space="preserve">nothing run</w:t>
+      </w:r>
+      <w:r>
+        <w:t xml:space="preserve">,</w:t>
+      </w:r>
+      <w:r>
+        <w:t xml:space="preserve"> </w:t>
+      </w:r>
+      <w:r>
+        <w:rPr>
+          <w:b/>
+          <w:bCs/>
+        </w:rPr>
+        <w:t xml:space="preserve">100% coverage</w:t>
+      </w:r>
+      <w:r>
+        <w:t xml:space="preserve">).</w:t>
+      </w:r>
+    </w:p>
+    <w:bookmarkEnd w:id="150"/>
+    <w:bookmarkStart w:id="151" w:name="an-example-of-a-filled-in-test-card"/>
     <w:p>
       <w:pPr>
         <w:pStyle w:val="Heading3"/>
@@ -27151,8 +28037,8 @@
         <w:t xml:space="preserve">not a plan, but a result.</w:t>
       </w:r>
     </w:p>
-    <w:bookmarkEnd w:id="133"/>
-    <w:bookmarkStart w:id="134" w:name="lets-also-see-a-fail-failed-example"/>
+    <w:bookmarkEnd w:id="151"/>
+    <w:bookmarkStart w:id="152" w:name="lets-also-see-a-fail-failed-example"/>
     <w:p>
       <w:pPr>
         <w:pStyle w:val="Heading3"/>
@@ -27732,9 +28618,9 @@
         <w:t xml:space="preserve">project only (see the ethics-and-legal-framework box above).</w:t>
       </w:r>
     </w:p>
-    <w:bookmarkEnd w:id="134"/>
-    <w:bookmarkEnd w:id="135"/>
-    <w:bookmarkStart w:id="144" w:name="reporting"/>
+    <w:bookmarkEnd w:id="152"/>
+    <w:bookmarkEnd w:id="153"/>
+    <w:bookmarkStart w:id="165" w:name="reporting"/>
     <w:p>
       <w:pPr>
         <w:pStyle w:val="Heading2"/>
@@ -27788,18 +28674,18 @@
           <wp:inline>
             <wp:extent cx="5759999" cy="2567191"/>
             <wp:effectExtent b="0" l="0" r="0" t="0"/>
-            <wp:docPr descr="The four parts of the report and their readers" title="" id="137" name="Picture"/>
+            <wp:docPr descr="The four parts of the report and their readers" title="" id="155" name="Picture"/>
             <a:graphic>
               <a:graphicData uri="http://schemas.openxmlformats.org/drawingml/2006/picture">
                 <pic:pic>
                   <pic:nvPicPr>
-                    <pic:cNvPr descr="h12-12-raporlama.png" id="138" name="Picture"/>
+                    <pic:cNvPr descr="h12-12-raporlama.png" id="156" name="Picture"/>
                     <pic:cNvPicPr>
                       <a:picLocks noChangeArrowheads="1" noChangeAspect="1"/>
                     </pic:cNvPicPr>
                   </pic:nvPicPr>
                   <pic:blipFill>
-                    <a:blip r:embed="rId136"/>
+                    <a:blip r:embed="rId154"/>
                     <a:stretch>
                       <a:fillRect/>
                     </a:stretch>
@@ -28078,6 +28964,136 @@
     </w:p>
     <w:p>
       <w:pPr>
+        <w:pStyle w:val="FirstParagraph"/>
+      </w:pPr>
+      <w:r>
+        <w:t xml:space="preserve">Fill in the five sections and watch how the</w:t>
+      </w:r>
+      <w:r>
+        <w:t xml:space="preserve"> </w:t>
+      </w:r>
+      <w:r>
+        <w:t xml:space="preserve">“ready for production”</w:t>
+      </w:r>
+      <w:r>
+        <w:t xml:space="preserve"> </w:t>
+      </w:r>
+      <w:r>
+        <w:t xml:space="preserve">verdict follows from whether any open URGENT finding remains.</w:t>
+      </w:r>
+    </w:p>
+    <w:p>
+      <w:pPr>
+        <w:pStyle w:val="BodyText"/>
+      </w:pPr>
+      <w:r>
+        <w:drawing>
+          <wp:inline>
+            <wp:extent cx="5111999" cy="10912884"/>
+            <wp:effectExtent b="0" l="0" r="0" t="0"/>
+            <wp:docPr descr="Report structure — step by step" title="" id="158" name="Picture"/>
+            <a:graphic>
+              <a:graphicData uri="http://schemas.openxmlformats.org/drawingml/2006/picture">
+                <pic:pic>
+                  <pic:nvPicPr>
+                    <pic:cNvPr descr="report-structure.en.png" id="159" name="Picture"/>
+                    <pic:cNvPicPr>
+                      <a:picLocks noChangeArrowheads="1" noChangeAspect="1"/>
+                    </pic:cNvPicPr>
+                  </pic:nvPicPr>
+                  <pic:blipFill>
+                    <a:blip r:embed="rId157"/>
+                    <a:stretch>
+                      <a:fillRect/>
+                    </a:stretch>
+                  </pic:blipFill>
+                  <pic:spPr bwMode="auto">
+                    <a:xfrm>
+                      <a:off x="0" y="0"/>
+                      <a:ext cx="5111999" cy="10912884"/>
+                    </a:xfrm>
+                    <a:prstGeom prst="rect">
+                      <a:avLst/>
+                    </a:prstGeom>
+                    <a:noFill/>
+                    <a:ln w="9525">
+                      <a:noFill/>
+                      <a:headEnd/>
+                      <a:tailEnd/>
+                    </a:ln>
+                  </pic:spPr>
+                </pic:pic>
+              </a:graphicData>
+            </a:graphic>
+          </wp:inline>
+        </w:drawing>
+      </w:r>
+    </w:p>
+    <w:p>
+      <w:pPr>
+        <w:pStyle w:val="BodyText"/>
+      </w:pPr>
+      <w:r>
+        <w:t xml:space="preserve">Compare</w:t>
+      </w:r>
+      <w:r>
+        <w:t xml:space="preserve"> </w:t>
+      </w:r>
+      <w:r>
+        <w:rPr>
+          <w:b/>
+          <w:bCs/>
+        </w:rPr>
+        <w:t xml:space="preserve">Normal</w:t>
+      </w:r>
+      <w:r>
+        <w:t xml:space="preserve"> </w:t>
+      </w:r>
+      <w:r>
+        <w:t xml:space="preserve">(no open urgent findings → READY) with</w:t>
+      </w:r>
+      <w:r>
+        <w:t xml:space="preserve"> </w:t>
+      </w:r>
+      <w:r>
+        <w:rPr>
+          <w:b/>
+          <w:bCs/>
+        </w:rPr>
+        <w:t xml:space="preserve">Hard</w:t>
+      </w:r>
+      <w:r>
+        <w:t xml:space="preserve"> </w:t>
+      </w:r>
+      <w:r>
+        <w:t xml:space="preserve">(one open urgent finding → NOT READY) and the two edge cases (</w:t>
+      </w:r>
+      <w:r>
+        <w:rPr>
+          <w:b/>
+          <w:bCs/>
+        </w:rPr>
+        <w:t xml:space="preserve">all closed</w:t>
+      </w:r>
+      <w:r>
+        <w:t xml:space="preserve">,</w:t>
+      </w:r>
+      <w:r>
+        <w:t xml:space="preserve"> </w:t>
+      </w:r>
+      <w:r>
+        <w:rPr>
+          <w:b/>
+          <w:bCs/>
+        </w:rPr>
+        <w:t xml:space="preserve">all open and urgent</w:t>
+      </w:r>
+      <w:r>
+        <w:t xml:space="preserve">).</w:t>
+      </w:r>
+    </w:p>
+    <w:p>
+      <w:pPr>
         <w:pStyle w:val="BlockText"/>
       </w:pPr>
       <w:r>
@@ -28134,7 +29150,7 @@
         <w:t xml:space="preserve">’s compliance-matrix reading.</w:t>
       </w:r>
     </w:p>
-    <w:bookmarkStart w:id="139" w:name="a-report-serves-multiple-readers"/>
+    <w:bookmarkStart w:id="160" w:name="a-report-serves-multiple-readers"/>
     <w:p>
       <w:pPr>
         <w:pStyle w:val="Heading3"/>
@@ -28457,8 +29473,8 @@
         <w:t xml:space="preserve">report for a single reader (only the manager, or only the engineer) fails to meet the other readers’ needs.</w:t>
       </w:r>
     </w:p>
-    <w:bookmarkEnd w:id="139"/>
-    <w:bookmarkStart w:id="140" w:name="example-an-executive-summary-paragraph"/>
+    <w:bookmarkEnd w:id="160"/>
+    <w:bookmarkStart w:id="161" w:name="example-an-executive-summary-paragraph"/>
     <w:p>
       <w:pPr>
         <w:pStyle w:val="Heading3"/>
@@ -28540,8 +29556,8 @@
         <w:t xml:space="preserve">for production.”</w:t>
       </w:r>
     </w:p>
-    <w:bookmarkEnd w:id="140"/>
-    <w:bookmarkStart w:id="141" w:name="example-a-finding-row-report-format"/>
+    <w:bookmarkEnd w:id="161"/>
+    <w:bookmarkStart w:id="162" w:name="example-a-finding-row-report-format"/>
     <w:p>
       <w:pPr>
         <w:pStyle w:val="Heading3"/>
@@ -28972,8 +29988,8 @@
         <w:t xml:space="preserve">).</w:t>
       </w:r>
     </w:p>
-    <w:bookmarkEnd w:id="141"/>
-    <w:bookmarkStart w:id="142" w:name="X161d203752ab347917fd42ac872467030a7c78a"/>
+    <w:bookmarkEnd w:id="162"/>
+    <w:bookmarkStart w:id="163" w:name="X161d203752ab347917fd42ac872467030a7c78a"/>
     <w:p>
       <w:pPr>
         <w:pStyle w:val="Heading3"/>
@@ -29404,8 +30420,8 @@
         <w:t xml:space="preserve">.</w:t>
       </w:r>
     </w:p>
-    <w:bookmarkEnd w:id="142"/>
-    <w:bookmarkStart w:id="143" w:name="how-long-should-a-report-be"/>
+    <w:bookmarkEnd w:id="163"/>
+    <w:bookmarkStart w:id="164" w:name="how-long-should-a-report-be"/>
     <w:p>
       <w:pPr>
         <w:pStyle w:val="Heading3"/>
@@ -29616,9 +30632,9 @@
         <w:t xml:space="preserve">.</w:t>
       </w:r>
     </w:p>
-    <w:bookmarkEnd w:id="143"/>
-    <w:bookmarkEnd w:id="144"/>
-    <w:bookmarkStart w:id="146" w:name="X8c7127e4fdf512c11a20a201ee6156d1c4763d7"/>
+    <w:bookmarkEnd w:id="164"/>
+    <w:bookmarkEnd w:id="165"/>
+    <w:bookmarkStart w:id="170" w:name="X8c7127e4fdf512c11a20a201ee6156d1c4763d7"/>
     <w:p>
       <w:pPr>
         <w:pStyle w:val="Heading2"/>
@@ -29775,7 +30791,155 @@
         <w:t xml:space="preserve">write down the risks you haven’t closed and why.</w:t>
       </w:r>
     </w:p>
-    <w:bookmarkStart w:id="145" w:name="X4cbb98661e0513451b1f070ff06830840e12210"/>
+    <w:p>
+      <w:pPr>
+        <w:pStyle w:val="FirstParagraph"/>
+      </w:pPr>
+      <w:r>
+        <w:t xml:space="preserve">Follow the</w:t>
+      </w:r>
+      <w:r>
+        <w:t xml:space="preserve"> </w:t>
+      </w:r>
+      <w:r>
+        <w:rPr>
+          <w:rStyle w:val="VerbatimChar"/>
+        </w:rPr>
+        <w:t xml:space="preserve">code/week-12/01-unit-test</w:t>
+      </w:r>
+      <w:r>
+        <w:t xml:space="preserve"> </w:t>
+      </w:r>
+      <w:r>
+        <w:t xml:space="preserve">demo’s real</w:t>
+      </w:r>
+      <w:r>
+        <w:t xml:space="preserve"> </w:t>
+      </w:r>
+      <w:r>
+        <w:rPr>
+          <w:rStyle w:val="VerbatimChar"/>
+        </w:rPr>
+        <w:t xml:space="preserve">card()</w:t>
+      </w:r>
+      <w:r>
+        <w:t xml:space="preserve"> </w:t>
+      </w:r>
+      <w:r>
+        <w:t xml:space="preserve">code: every test card is marked PASS/FAIL, and the exit code equals the number failed — exactly the table S16 asks for.</w:t>
+      </w:r>
+    </w:p>
+    <w:p>
+      <w:pPr>
+        <w:pStyle w:val="BodyText"/>
+      </w:pPr>
+      <w:r>
+        <w:drawing>
+          <wp:inline>
+            <wp:extent cx="5111999" cy="11031657"/>
+            <wp:effectExtent b="0" l="0" r="0" t="0"/>
+            <wp:docPr descr="Unit test runner — step by step" title="" id="167" name="Picture"/>
+            <a:graphic>
+              <a:graphicData uri="http://schemas.openxmlformats.org/drawingml/2006/picture">
+                <pic:pic>
+                  <pic:nvPicPr>
+                    <pic:cNvPr descr="unit-test-runner.en.png" id="168" name="Picture"/>
+                    <pic:cNvPicPr>
+                      <a:picLocks noChangeArrowheads="1" noChangeAspect="1"/>
+                    </pic:cNvPicPr>
+                  </pic:nvPicPr>
+                  <pic:blipFill>
+                    <a:blip r:embed="rId166"/>
+                    <a:stretch>
+                      <a:fillRect/>
+                    </a:stretch>
+                  </pic:blipFill>
+                  <pic:spPr bwMode="auto">
+                    <a:xfrm>
+                      <a:off x="0" y="0"/>
+                      <a:ext cx="5111999" cy="11031657"/>
+                    </a:xfrm>
+                    <a:prstGeom prst="rect">
+                      <a:avLst/>
+                    </a:prstGeom>
+                    <a:noFill/>
+                    <a:ln w="9525">
+                      <a:noFill/>
+                      <a:headEnd/>
+                      <a:tailEnd/>
+                    </a:ln>
+                  </pic:spPr>
+                </pic:pic>
+              </a:graphicData>
+            </a:graphic>
+          </wp:inline>
+        </w:drawing>
+      </w:r>
+    </w:p>
+    <w:p>
+      <w:pPr>
+        <w:pStyle w:val="BodyText"/>
+      </w:pPr>
+      <w:r>
+        <w:t xml:space="preserve">Try</w:t>
+      </w:r>
+      <w:r>
+        <w:t xml:space="preserve"> </w:t>
+      </w:r>
+      <w:r>
+        <w:rPr>
+          <w:b/>
+          <w:bCs/>
+        </w:rPr>
+        <w:t xml:space="preserve">Normal</w:t>
+      </w:r>
+      <w:r>
+        <w:t xml:space="preserve"> </w:t>
+      </w:r>
+      <w:r>
+        <w:t xml:space="preserve">(the real program — all six cards PASS),</w:t>
+      </w:r>
+      <w:r>
+        <w:t xml:space="preserve"> </w:t>
+      </w:r>
+      <w:r>
+        <w:rPr>
+          <w:b/>
+          <w:bCs/>
+        </w:rPr>
+        <w:t xml:space="preserve">Hard</w:t>
+      </w:r>
+      <w:r>
+        <w:t xml:space="preserve"> </w:t>
+      </w:r>
+      <w:r>
+        <w:t xml:space="preserve">(an extended card set, a mixed result) and the two edge cases (</w:t>
+      </w:r>
+      <w:r>
+        <w:rPr>
+          <w:b/>
+          <w:bCs/>
+        </w:rPr>
+        <w:t xml:space="preserve">exactly one card FAILS</w:t>
+      </w:r>
+      <w:r>
+        <w:t xml:space="preserve">,</w:t>
+      </w:r>
+      <w:r>
+        <w:t xml:space="preserve"> </w:t>
+      </w:r>
+      <w:r>
+        <w:rPr>
+          <w:b/>
+          <w:bCs/>
+        </w:rPr>
+        <w:t xml:space="preserve">every card FAILS</w:t>
+      </w:r>
+      <w:r>
+        <w:t xml:space="preserve">).</w:t>
+      </w:r>
+    </w:p>
+    <w:bookmarkStart w:id="169" w:name="X4cbb98661e0513451b1f070ff06830840e12210"/>
     <w:p>
       <w:pPr>
         <w:pStyle w:val="Heading3"/>
@@ -30226,9 +31390,9 @@
         <w:t xml:space="preserve">Is the methodology used (MASTG/WSTG/PTES/NIST SP 800-115) explicitly stated?</w:t>
       </w:r>
     </w:p>
-    <w:bookmarkEnd w:id="145"/>
-    <w:bookmarkEnd w:id="146"/>
-    <w:bookmarkStart w:id="148" w:name="self-check"/>
+    <w:bookmarkEnd w:id="169"/>
+    <w:bookmarkEnd w:id="170"/>
+    <w:bookmarkStart w:id="172" w:name="self-check"/>
     <w:p>
       <w:pPr>
         <w:pStyle w:val="Heading2"/>
@@ -32162,7 +33326,7 @@
         <w:t xml:space="preserve">— because once the product is updated the certificate remains valid for that old version, and the new version must go through delta assessment.</w:t>
       </w:r>
     </w:p>
-    <w:bookmarkStart w:id="147" w:name="this-weeks-terms-side-by-side-comparison"/>
+    <w:bookmarkStart w:id="171" w:name="this-weeks-terms-side-by-side-comparison"/>
     <w:p>
       <w:pPr>
         <w:pStyle w:val="Heading3"/>
@@ -32638,9 +33802,9 @@
         <w:t xml:space="preserve">both sides of every pair, you have built this week’s conceptual skeleton.</w:t>
       </w:r>
     </w:p>
-    <w:bookmarkEnd w:id="147"/>
-    <w:bookmarkEnd w:id="148"/>
-    <w:bookmarkStart w:id="150" w:name="resources-and-further-reading"/>
+    <w:bookmarkEnd w:id="171"/>
+    <w:bookmarkEnd w:id="172"/>
+    <w:bookmarkStart w:id="174" w:name="resources-and-further-reading"/>
     <w:p>
       <w:pPr>
         <w:pStyle w:val="Heading2"/>
@@ -32851,7 +34015,7 @@
         <w:t xml:space="preserve">in the CVSS v3.1 Specification (FIRST.org).</w:t>
       </w:r>
     </w:p>
-    <w:bookmarkStart w:id="149" w:name="this-week-in-one-paragraph"/>
+    <w:bookmarkStart w:id="173" w:name="this-week-in-one-paragraph"/>
     <w:p>
       <w:pPr>
         <w:pStyle w:val="Heading3"/>
@@ -33103,9 +34267,9 @@
         <w:t xml:space="preserve">MASVS.</w:t>
       </w:r>
     </w:p>
-    <w:bookmarkEnd w:id="149"/>
-    <w:bookmarkEnd w:id="150"/>
-    <w:bookmarkEnd w:id="151"/>
+    <w:bookmarkEnd w:id="173"/>
+    <w:bookmarkEnd w:id="174"/>
+    <w:bookmarkEnd w:id="175"/>
     <w:sectPr>
       <w:headerReference r:id="rId9" w:type="default"/>
       <w:footerReference r:id="rId10" w:type="default"/>
